--- a/TỔNG HỢP KANJI JPD316.docx
+++ b/TỔNG HỢP KANJI JPD316.docx
@@ -142,7 +142,6 @@
             <w:pPr>
               <w:jc w:val="center"/>
               <w:rPr>
-                <w:rFonts w:hint="eastAsia"/>
                 <w:b/>
                 <w:bCs/>
                 <w:sz w:val="24"/>
@@ -235,7 +234,6 @@
           <w:p>
             <w:pPr>
               <w:rPr>
-                <w:rFonts w:hint="eastAsia"/>
                 <w:b/>
                 <w:bCs/>
                 <w:sz w:val="22"/>
@@ -274,7 +272,29 @@
                 <w:szCs w:val="20"/>
                 <w:lang w:val="en-US"/>
               </w:rPr>
-              <w:t>まいる</w:t>
+              <w:t>まい</w:t>
+            </w:r>
+            <w:r>
+              <w:rPr>
+                <w:rFonts w:hint="eastAsia"/>
+                <w:b/>
+                <w:bCs/>
+                <w:sz w:val="22"/>
+                <w:szCs w:val="20"/>
+                <w:lang w:val="en-US"/>
+              </w:rPr>
+              <w:t>・</w:t>
+            </w:r>
+            <w:r>
+              <w:rPr>
+                <w:rFonts w:hint="eastAsia"/>
+                <w:b/>
+                <w:bCs/>
+                <w:sz w:val="22"/>
+                <w:szCs w:val="20"/>
+                <w:lang w:val="en-US"/>
+              </w:rPr>
+              <w:t>る</w:t>
             </w:r>
           </w:p>
         </w:tc>
@@ -365,7 +385,6 @@
           <w:p>
             <w:pPr>
               <w:rPr>
-                <w:rFonts w:hint="eastAsia"/>
                 <w:sz w:val="22"/>
                 <w:szCs w:val="20"/>
                 <w:lang w:val="en-US"/>
@@ -419,7 +438,6 @@
           <w:p>
             <w:pPr>
               <w:rPr>
-                <w:rFonts w:hint="eastAsia"/>
                 <w:sz w:val="22"/>
                 <w:szCs w:val="20"/>
                 <w:lang w:val="en-US"/>
@@ -467,7 +485,6 @@
           <w:p>
             <w:pPr>
               <w:rPr>
-                <w:rFonts w:hint="eastAsia"/>
                 <w:sz w:val="22"/>
                 <w:szCs w:val="20"/>
                 <w:lang w:val="en-US"/>
@@ -502,7 +519,6 @@
             <w:pPr>
               <w:jc w:val="center"/>
               <w:rPr>
-                <w:rFonts w:hint="eastAsia"/>
                 <w:b/>
                 <w:bCs/>
                 <w:sz w:val="48"/>
@@ -635,7 +651,6 @@
           <w:p>
             <w:pPr>
               <w:rPr>
-                <w:rFonts w:hint="eastAsia"/>
                 <w:sz w:val="22"/>
                 <w:szCs w:val="20"/>
                 <w:lang w:val="en-US"/>
@@ -702,7 +717,6 @@
             <w:pPr>
               <w:jc w:val="center"/>
               <w:rPr>
-                <w:rFonts w:hint="eastAsia"/>
                 <w:b/>
                 <w:bCs/>
                 <w:sz w:val="48"/>
@@ -766,7 +780,6 @@
           <w:p>
             <w:pPr>
               <w:rPr>
-                <w:rFonts w:hint="eastAsia"/>
                 <w:sz w:val="22"/>
                 <w:szCs w:val="20"/>
                 <w:lang w:val="en-US"/>
@@ -832,34 +845,7 @@
                 <w:szCs w:val="20"/>
                 <w:lang w:val="en-US"/>
               </w:rPr>
-              <w:t>加入</w:t>
-            </w:r>
-            <w:r>
-              <w:rPr>
-                <w:rFonts w:hint="eastAsia"/>
-                <w:sz w:val="22"/>
-                <w:szCs w:val="20"/>
-                <w:lang w:val="en-US"/>
-              </w:rPr>
-              <w:t>（</w:t>
-            </w:r>
-            <w:r>
-              <w:rPr>
-                <w:rFonts w:hint="eastAsia"/>
-                <w:sz w:val="22"/>
-                <w:szCs w:val="20"/>
-                <w:lang w:val="en-US"/>
-              </w:rPr>
-              <w:t>かにゅう</w:t>
-            </w:r>
-            <w:r>
-              <w:rPr>
-                <w:rFonts w:hint="eastAsia"/>
-                <w:sz w:val="22"/>
-                <w:szCs w:val="20"/>
-                <w:lang w:val="en-US"/>
-              </w:rPr>
-              <w:t>）</w:t>
+              <w:t>加入（かにゅう）</w:t>
             </w:r>
             <w:r>
               <w:rPr>
@@ -963,27 +949,7 @@
                 <w:szCs w:val="24"/>
                 <w:lang w:val="en-US"/>
               </w:rPr>
-              <w:t>(</w:t>
-            </w:r>
-            <w:r>
-              <w:rPr>
-                <w:b/>
-                <w:bCs/>
-                <w:sz w:val="24"/>
-                <w:szCs w:val="24"/>
-                <w:lang w:val="en-US"/>
-              </w:rPr>
-              <w:t>LƯU</w:t>
-            </w:r>
-            <w:r>
-              <w:rPr>
-                <w:b/>
-                <w:bCs/>
-                <w:sz w:val="24"/>
-                <w:szCs w:val="24"/>
-                <w:lang w:val="en-US"/>
-              </w:rPr>
-              <w:t>)</w:t>
+              <w:t>(LƯU)</w:t>
             </w:r>
           </w:p>
         </w:tc>
@@ -1124,7 +1090,6 @@
             <w:pPr>
               <w:jc w:val="center"/>
               <w:rPr>
-                <w:rFonts w:hint="eastAsia"/>
                 <w:b/>
                 <w:bCs/>
                 <w:sz w:val="48"/>
@@ -1196,7 +1161,6 @@
           <w:p>
             <w:pPr>
               <w:rPr>
-                <w:rFonts w:hint="eastAsia"/>
                 <w:sz w:val="22"/>
                 <w:szCs w:val="20"/>
                 <w:lang w:val="en-US"/>
@@ -1279,15 +1243,7 @@
                 <w:szCs w:val="20"/>
                 <w:lang w:val="en-US"/>
               </w:rPr>
-              <w:t>gia</w:t>
-            </w:r>
-            <w:r>
-              <w:rPr>
-                <w:sz w:val="22"/>
-                <w:szCs w:val="20"/>
-                <w:lang w:val="en-US"/>
-              </w:rPr>
-              <w:t>o lưu</w:t>
+              <w:t>giao lưu</w:t>
             </w:r>
           </w:p>
         </w:tc>
@@ -1366,7 +1322,6 @@
             <w:pPr>
               <w:jc w:val="center"/>
               <w:rPr>
-                <w:rFonts w:hint="eastAsia"/>
                 <w:b/>
                 <w:bCs/>
                 <w:sz w:val="48"/>
@@ -1403,27 +1358,7 @@
                 <w:szCs w:val="24"/>
                 <w:lang w:val="en-US"/>
               </w:rPr>
-              <w:t>(</w:t>
-            </w:r>
-            <w:r>
-              <w:rPr>
-                <w:b/>
-                <w:bCs/>
-                <w:sz w:val="24"/>
-                <w:szCs w:val="24"/>
-                <w:lang w:val="en-US"/>
-              </w:rPr>
-              <w:t>HIỆP</w:t>
-            </w:r>
-            <w:r>
-              <w:rPr>
-                <w:b/>
-                <w:bCs/>
-                <w:sz w:val="24"/>
-                <w:szCs w:val="24"/>
-                <w:lang w:val="en-US"/>
-              </w:rPr>
-              <w:t>)</w:t>
+              <w:t>(HIỆP)</w:t>
             </w:r>
           </w:p>
         </w:tc>
@@ -1516,7 +1451,6 @@
             <w:pPr>
               <w:jc w:val="center"/>
               <w:rPr>
-                <w:rFonts w:hint="eastAsia"/>
                 <w:b/>
                 <w:bCs/>
                 <w:sz w:val="48"/>
@@ -1590,7 +1524,6 @@
           <w:p>
             <w:pPr>
               <w:rPr>
-                <w:rFonts w:hint="eastAsia"/>
                 <w:sz w:val="22"/>
                 <w:szCs w:val="20"/>
                 <w:lang w:val="en-US"/>
@@ -1728,27 +1661,7 @@
                 <w:szCs w:val="24"/>
                 <w:lang w:val="en-US"/>
               </w:rPr>
-              <w:t>(</w:t>
-            </w:r>
-            <w:r>
-              <w:rPr>
-                <w:b/>
-                <w:bCs/>
-                <w:sz w:val="24"/>
-                <w:szCs w:val="24"/>
-                <w:lang w:val="en-US"/>
-              </w:rPr>
-              <w:t>PHÍ</w:t>
-            </w:r>
-            <w:r>
-              <w:rPr>
-                <w:b/>
-                <w:bCs/>
-                <w:sz w:val="24"/>
-                <w:szCs w:val="24"/>
-                <w:lang w:val="en-US"/>
-              </w:rPr>
-              <w:t>)</w:t>
+              <w:t>(PHÍ)</w:t>
             </w:r>
           </w:p>
         </w:tc>
@@ -1889,7 +1802,6 @@
             <w:pPr>
               <w:jc w:val="center"/>
               <w:rPr>
-                <w:rFonts w:hint="eastAsia"/>
                 <w:b/>
                 <w:bCs/>
                 <w:sz w:val="48"/>
@@ -1961,7 +1873,6 @@
           <w:p>
             <w:pPr>
               <w:rPr>
-                <w:rFonts w:hint="eastAsia"/>
                 <w:sz w:val="22"/>
                 <w:szCs w:val="20"/>
                 <w:lang w:val="en-US"/>
@@ -2000,15 +1911,7 @@
                 <w:szCs w:val="20"/>
                 <w:lang w:val="en-US"/>
               </w:rPr>
-              <w:t>h</w:t>
-            </w:r>
-            <w:r>
-              <w:rPr>
-                <w:sz w:val="22"/>
-                <w:szCs w:val="20"/>
-                <w:lang w:val="en-US"/>
-              </w:rPr>
-              <w:t>ọc phí</w:t>
+              <w:t>học phí</w:t>
             </w:r>
           </w:p>
           <w:p>
@@ -2154,7 +2057,7 @@
                 <w:szCs w:val="40"/>
                 <w:lang w:val="en-US"/>
               </w:rPr>
-              <w:t>費</w:t>
+              <w:t>報</w:t>
             </w:r>
             <w:r>
               <w:rPr>
@@ -2164,27 +2067,7 @@
                 <w:szCs w:val="24"/>
                 <w:lang w:val="en-US"/>
               </w:rPr>
-              <w:t>(</w:t>
-            </w:r>
-            <w:r>
-              <w:rPr>
-                <w:b/>
-                <w:bCs/>
-                <w:sz w:val="24"/>
-                <w:szCs w:val="24"/>
-                <w:lang w:val="en-US"/>
-              </w:rPr>
-              <w:t>BÁO</w:t>
-            </w:r>
-            <w:r>
-              <w:rPr>
-                <w:b/>
-                <w:bCs/>
-                <w:sz w:val="24"/>
-                <w:szCs w:val="24"/>
-                <w:lang w:val="en-US"/>
-              </w:rPr>
-              <w:t>)</w:t>
+              <w:t>(BÁO)</w:t>
             </w:r>
           </w:p>
         </w:tc>
@@ -2347,7 +2230,6 @@
           <w:p>
             <w:pPr>
               <w:rPr>
-                <w:rFonts w:hint="eastAsia"/>
                 <w:sz w:val="22"/>
                 <w:szCs w:val="20"/>
                 <w:lang w:val="en-US"/>
@@ -2504,7 +2386,6 @@
             <w:pPr>
               <w:jc w:val="center"/>
               <w:rPr>
-                <w:rFonts w:hint="eastAsia"/>
                 <w:sz w:val="22"/>
                 <w:szCs w:val="20"/>
                 <w:lang w:val="en-US"/>
@@ -2529,27 +2410,7 @@
                 <w:szCs w:val="24"/>
                 <w:lang w:val="en-US"/>
               </w:rPr>
-              <w:t>(</w:t>
-            </w:r>
-            <w:r>
-              <w:rPr>
-                <w:b/>
-                <w:bCs/>
-                <w:sz w:val="24"/>
-                <w:szCs w:val="24"/>
-                <w:lang w:val="en-US"/>
-              </w:rPr>
-              <w:t>GIÁC</w:t>
-            </w:r>
-            <w:r>
-              <w:rPr>
-                <w:b/>
-                <w:bCs/>
-                <w:sz w:val="24"/>
-                <w:szCs w:val="24"/>
-                <w:lang w:val="en-US"/>
-              </w:rPr>
-              <w:t>)</w:t>
+              <w:t>(GIÁC)</w:t>
             </w:r>
           </w:p>
         </w:tc>
@@ -2876,27 +2737,7 @@
                 <w:szCs w:val="24"/>
                 <w:lang w:val="en-US"/>
               </w:rPr>
-              <w:t>(</w:t>
-            </w:r>
-            <w:r>
-              <w:rPr>
-                <w:b/>
-                <w:bCs/>
-                <w:sz w:val="24"/>
-                <w:szCs w:val="24"/>
-                <w:lang w:val="en-US"/>
-              </w:rPr>
-              <w:t>TỰU</w:t>
-            </w:r>
-            <w:r>
-              <w:rPr>
-                <w:b/>
-                <w:bCs/>
-                <w:sz w:val="24"/>
-                <w:szCs w:val="24"/>
-                <w:lang w:val="en-US"/>
-              </w:rPr>
-              <w:t>)</w:t>
+              <w:t>(TỰU)</w:t>
             </w:r>
           </w:p>
         </w:tc>
@@ -3106,7 +2947,6 @@
           <w:p>
             <w:pPr>
               <w:rPr>
-                <w:rFonts w:hint="eastAsia"/>
                 <w:sz w:val="22"/>
                 <w:szCs w:val="20"/>
                 <w:lang w:val="en-US"/>
@@ -3265,27 +3105,7 @@
                 <w:szCs w:val="24"/>
                 <w:lang w:val="en-US"/>
               </w:rPr>
-              <w:t>(</w:t>
-            </w:r>
-            <w:r>
-              <w:rPr>
-                <w:b/>
-                <w:bCs/>
-                <w:sz w:val="24"/>
-                <w:szCs w:val="24"/>
-                <w:lang w:val="en-US"/>
-              </w:rPr>
-              <w:t>CHỨC</w:t>
-            </w:r>
-            <w:r>
-              <w:rPr>
-                <w:b/>
-                <w:bCs/>
-                <w:sz w:val="24"/>
-                <w:szCs w:val="24"/>
-                <w:lang w:val="en-US"/>
-              </w:rPr>
-              <w:t>)</w:t>
+              <w:t>(CHỨC)</w:t>
             </w:r>
           </w:p>
         </w:tc>
@@ -3447,7 +3267,6 @@
           <w:p>
             <w:pPr>
               <w:rPr>
-                <w:rFonts w:hint="eastAsia"/>
                 <w:sz w:val="22"/>
                 <w:szCs w:val="20"/>
                 <w:lang w:val="en-US"/>
@@ -3503,7 +3322,6 @@
           <w:p>
             <w:pPr>
               <w:rPr>
-                <w:rFonts w:hint="eastAsia"/>
                 <w:sz w:val="22"/>
                 <w:szCs w:val="20"/>
                 <w:lang w:val="en-US"/>
@@ -3598,27 +3416,7 @@
                 <w:szCs w:val="24"/>
                 <w:lang w:val="en-US"/>
               </w:rPr>
-              <w:t>(</w:t>
-            </w:r>
-            <w:r>
-              <w:rPr>
-                <w:b/>
-                <w:bCs/>
-                <w:sz w:val="24"/>
-                <w:szCs w:val="24"/>
-                <w:lang w:val="en-US"/>
-              </w:rPr>
-              <w:t>TẤT</w:t>
-            </w:r>
-            <w:r>
-              <w:rPr>
-                <w:b/>
-                <w:bCs/>
-                <w:sz w:val="24"/>
-                <w:szCs w:val="24"/>
-                <w:lang w:val="en-US"/>
-              </w:rPr>
-              <w:t>)</w:t>
+              <w:t>(TẤT)</w:t>
             </w:r>
           </w:p>
         </w:tc>
@@ -3829,7 +3627,6 @@
           <w:p>
             <w:pPr>
               <w:rPr>
-                <w:rFonts w:hint="eastAsia"/>
                 <w:sz w:val="22"/>
                 <w:szCs w:val="20"/>
                 <w:lang w:val="en-US"/>
@@ -3919,7 +3716,6 @@
             <w:pPr>
               <w:jc w:val="center"/>
               <w:rPr>
-                <w:rFonts w:hint="eastAsia"/>
                 <w:sz w:val="22"/>
                 <w:szCs w:val="20"/>
                 <w:lang w:val="en-US"/>
@@ -3944,27 +3740,7 @@
                 <w:szCs w:val="24"/>
                 <w:lang w:val="en-US"/>
               </w:rPr>
-              <w:t>(</w:t>
-            </w:r>
-            <w:r>
-              <w:rPr>
-                <w:b/>
-                <w:bCs/>
-                <w:sz w:val="24"/>
-                <w:szCs w:val="24"/>
-                <w:lang w:val="en-US"/>
-              </w:rPr>
-              <w:t>YẾU</w:t>
-            </w:r>
-            <w:r>
-              <w:rPr>
-                <w:b/>
-                <w:bCs/>
-                <w:sz w:val="24"/>
-                <w:szCs w:val="24"/>
-                <w:lang w:val="en-US"/>
-              </w:rPr>
-              <w:t>)</w:t>
+              <w:t>(YẾU)</w:t>
             </w:r>
           </w:p>
         </w:tc>
@@ -4106,7 +3882,6 @@
             <w:pPr>
               <w:jc w:val="center"/>
               <w:rPr>
-                <w:rFonts w:hint="eastAsia"/>
                 <w:sz w:val="22"/>
                 <w:szCs w:val="20"/>
                 <w:lang w:val="en-US"/>
@@ -4176,7 +3951,6 @@
           <w:p>
             <w:pPr>
               <w:rPr>
-                <w:rFonts w:hint="eastAsia"/>
                 <w:sz w:val="22"/>
                 <w:szCs w:val="20"/>
                 <w:lang w:val="en-US"/>
@@ -4271,7 +4045,6 @@
           <w:p>
             <w:pPr>
               <w:rPr>
-                <w:rFonts w:hint="eastAsia"/>
                 <w:sz w:val="22"/>
                 <w:szCs w:val="20"/>
                 <w:lang w:val="en-US"/>
@@ -4710,27 +4483,7 @@
                 <w:szCs w:val="24"/>
                 <w:lang w:val="en-US"/>
               </w:rPr>
-              <w:t>(</w:t>
-            </w:r>
-            <w:r>
-              <w:rPr>
-                <w:b/>
-                <w:bCs/>
-                <w:sz w:val="24"/>
-                <w:szCs w:val="24"/>
-                <w:lang w:val="en-US"/>
-              </w:rPr>
-              <w:t>HOÀN</w:t>
-            </w:r>
-            <w:r>
-              <w:rPr>
-                <w:b/>
-                <w:bCs/>
-                <w:sz w:val="24"/>
-                <w:szCs w:val="24"/>
-                <w:lang w:val="en-US"/>
-              </w:rPr>
-              <w:t>)</w:t>
+              <w:t>(HOÀN)</w:t>
             </w:r>
           </w:p>
         </w:tc>
@@ -4914,16 +4667,7 @@
                 <w:szCs w:val="20"/>
                 <w:lang w:val="en-US"/>
               </w:rPr>
-              <w:t>完全（かんぜん</w:t>
-            </w:r>
-            <w:r>
-              <w:rPr>
-                <w:rFonts w:hint="eastAsia"/>
-                <w:sz w:val="22"/>
-                <w:szCs w:val="20"/>
-                <w:lang w:val="en-US"/>
-              </w:rPr>
-              <w:t>）</w:t>
+              <w:t>完全（かんぜん）</w:t>
             </w:r>
             <w:r>
               <w:rPr>
@@ -4995,27 +4739,7 @@
                 <w:szCs w:val="24"/>
                 <w:lang w:val="en-US"/>
               </w:rPr>
-              <w:t>(</w:t>
-            </w:r>
-            <w:r>
-              <w:rPr>
-                <w:b/>
-                <w:bCs/>
-                <w:sz w:val="24"/>
-                <w:szCs w:val="24"/>
-                <w:lang w:val="en-US"/>
-              </w:rPr>
-              <w:t>THÀNH</w:t>
-            </w:r>
-            <w:r>
-              <w:rPr>
-                <w:b/>
-                <w:bCs/>
-                <w:sz w:val="24"/>
-                <w:szCs w:val="24"/>
-                <w:lang w:val="en-US"/>
-              </w:rPr>
-              <w:t>)</w:t>
+              <w:t>(THÀNH)</w:t>
             </w:r>
           </w:p>
         </w:tc>
@@ -5289,7 +5013,6 @@
           <w:p>
             <w:pPr>
               <w:rPr>
-                <w:rFonts w:hint="eastAsia"/>
                 <w:sz w:val="22"/>
                 <w:szCs w:val="20"/>
                 <w:lang w:val="en-US"/>
@@ -5392,17 +5115,7 @@
                 <w:szCs w:val="24"/>
                 <w:lang w:val="en-US"/>
               </w:rPr>
-              <w:t>(NIỆM</w:t>
-            </w:r>
-            <w:r>
-              <w:rPr>
-                <w:b/>
-                <w:bCs/>
-                <w:sz w:val="24"/>
-                <w:szCs w:val="24"/>
-                <w:lang w:val="en-US"/>
-              </w:rPr>
-              <w:t>)</w:t>
+              <w:t>(NIỆM)</w:t>
             </w:r>
           </w:p>
         </w:tc>
@@ -5660,7 +5373,6 @@
           <w:p>
             <w:pPr>
               <w:rPr>
-                <w:rFonts w:hint="eastAsia"/>
                 <w:sz w:val="22"/>
                 <w:szCs w:val="20"/>
                 <w:lang w:val="en-US"/>
@@ -5765,27 +5477,7 @@
                 <w:szCs w:val="24"/>
                 <w:lang w:val="en-US"/>
               </w:rPr>
-              <w:t>(</w:t>
-            </w:r>
-            <w:r>
-              <w:rPr>
-                <w:b/>
-                <w:bCs/>
-                <w:sz w:val="24"/>
-                <w:szCs w:val="24"/>
-                <w:lang w:val="en-US"/>
-              </w:rPr>
-              <w:t>ÔN</w:t>
-            </w:r>
-            <w:r>
-              <w:rPr>
-                <w:b/>
-                <w:bCs/>
-                <w:sz w:val="24"/>
-                <w:szCs w:val="24"/>
-                <w:lang w:val="en-US"/>
-              </w:rPr>
-              <w:t>)</w:t>
+              <w:t>(ÔN)</w:t>
             </w:r>
           </w:p>
         </w:tc>
@@ -6757,6 +6449,7 @@
   <w:style w:type="character" w:default="1" w:styleId="DefaultParagraphFont">
     <w:name w:val="Default Paragraph Font"/>
     <w:uiPriority w:val="1"/>
+    <w:semiHidden/>
     <w:unhideWhenUsed/>
   </w:style>
   <w:style w:type="table" w:default="1" w:styleId="TableNormal">

--- a/TỔNG HỢP KANJI JPD316.docx
+++ b/TỔNG HỢP KANJI JPD316.docx
@@ -163,7 +163,7 @@
         </w:tc>
         <w:tc>
           <w:tcPr>
-            <w:tcW w:w="4458" w:type="dxa"/>
+            <w:tcW w:w="4459" w:type="dxa"/>
             <w:tcBorders>
               <w:top w:val="single" w:sz="12" w:space="0" w:color="auto"/>
               <w:left w:val="single" w:sz="12" w:space="0" w:color="auto"/>
@@ -223,7 +223,7 @@
         </w:tc>
         <w:tc>
           <w:tcPr>
-            <w:tcW w:w="4472" w:type="dxa"/>
+            <w:tcW w:w="4471" w:type="dxa"/>
             <w:gridSpan w:val="2"/>
             <w:tcBorders>
               <w:top w:val="single" w:sz="12" w:space="0" w:color="auto"/>
@@ -333,7 +333,7 @@
         </w:tc>
         <w:tc>
           <w:tcPr>
-            <w:tcW w:w="4458" w:type="dxa"/>
+            <w:tcW w:w="4459" w:type="dxa"/>
             <w:tcBorders>
               <w:left w:val="single" w:sz="12" w:space="0" w:color="auto"/>
               <w:bottom w:val="single" w:sz="12" w:space="0" w:color="auto"/>
@@ -474,7 +474,7 @@
         </w:tc>
         <w:tc>
           <w:tcPr>
-            <w:tcW w:w="4472" w:type="dxa"/>
+            <w:tcW w:w="4471" w:type="dxa"/>
             <w:gridSpan w:val="2"/>
             <w:tcBorders>
               <w:bottom w:val="single" w:sz="12" w:space="0" w:color="auto"/>
@@ -582,7 +582,7 @@
         </w:tc>
         <w:tc>
           <w:tcPr>
-            <w:tcW w:w="4458" w:type="dxa"/>
+            <w:tcW w:w="4459" w:type="dxa"/>
             <w:tcBorders>
               <w:top w:val="single" w:sz="12" w:space="0" w:color="auto"/>
               <w:left w:val="single" w:sz="12" w:space="0" w:color="auto"/>
@@ -640,7 +640,7 @@
         </w:tc>
         <w:tc>
           <w:tcPr>
-            <w:tcW w:w="4472" w:type="dxa"/>
+            <w:tcW w:w="4471" w:type="dxa"/>
             <w:gridSpan w:val="2"/>
             <w:tcBorders>
               <w:top w:val="single" w:sz="12" w:space="0" w:color="auto"/>
@@ -728,7 +728,7 @@
         </w:tc>
         <w:tc>
           <w:tcPr>
-            <w:tcW w:w="4458" w:type="dxa"/>
+            <w:tcW w:w="4459" w:type="dxa"/>
             <w:tcBorders>
               <w:left w:val="single" w:sz="12" w:space="0" w:color="auto"/>
               <w:bottom w:val="single" w:sz="12" w:space="0" w:color="auto"/>
@@ -868,7 +868,7 @@
         </w:tc>
         <w:tc>
           <w:tcPr>
-            <w:tcW w:w="4472" w:type="dxa"/>
+            <w:tcW w:w="4471" w:type="dxa"/>
             <w:gridSpan w:val="2"/>
             <w:tcBorders>
               <w:bottom w:val="single" w:sz="12" w:space="0" w:color="auto"/>
@@ -955,7 +955,7 @@
         </w:tc>
         <w:tc>
           <w:tcPr>
-            <w:tcW w:w="4458" w:type="dxa"/>
+            <w:tcW w:w="4459" w:type="dxa"/>
             <w:tcBorders>
               <w:top w:val="single" w:sz="12" w:space="0" w:color="auto"/>
               <w:left w:val="single" w:sz="12" w:space="0" w:color="auto"/>
@@ -1013,7 +1013,7 @@
         </w:tc>
         <w:tc>
           <w:tcPr>
-            <w:tcW w:w="4472" w:type="dxa"/>
+            <w:tcW w:w="4471" w:type="dxa"/>
             <w:gridSpan w:val="2"/>
             <w:tcBorders>
               <w:top w:val="single" w:sz="12" w:space="0" w:color="auto"/>
@@ -1101,7 +1101,7 @@
         </w:tc>
         <w:tc>
           <w:tcPr>
-            <w:tcW w:w="4458" w:type="dxa"/>
+            <w:tcW w:w="4459" w:type="dxa"/>
             <w:tcBorders>
               <w:left w:val="single" w:sz="12" w:space="0" w:color="auto"/>
               <w:bottom w:val="single" w:sz="12" w:space="0" w:color="auto"/>
@@ -1249,7 +1249,7 @@
         </w:tc>
         <w:tc>
           <w:tcPr>
-            <w:tcW w:w="4472" w:type="dxa"/>
+            <w:tcW w:w="4471" w:type="dxa"/>
             <w:gridSpan w:val="2"/>
             <w:tcBorders>
               <w:bottom w:val="single" w:sz="12" w:space="0" w:color="auto"/>
@@ -1667,7 +1667,7 @@
         </w:tc>
         <w:tc>
           <w:tcPr>
-            <w:tcW w:w="4458" w:type="dxa"/>
+            <w:tcW w:w="4459" w:type="dxa"/>
             <w:tcBorders>
               <w:top w:val="single" w:sz="12" w:space="0" w:color="auto"/>
               <w:left w:val="single" w:sz="12" w:space="0" w:color="auto"/>
@@ -1725,7 +1725,7 @@
         </w:tc>
         <w:tc>
           <w:tcPr>
-            <w:tcW w:w="4472" w:type="dxa"/>
+            <w:tcW w:w="4471" w:type="dxa"/>
             <w:gridSpan w:val="2"/>
             <w:tcBorders>
               <w:top w:val="single" w:sz="12" w:space="0" w:color="auto"/>
@@ -1813,7 +1813,7 @@
         </w:tc>
         <w:tc>
           <w:tcPr>
-            <w:tcW w:w="4458" w:type="dxa"/>
+            <w:tcW w:w="4459" w:type="dxa"/>
             <w:tcBorders>
               <w:left w:val="single" w:sz="12" w:space="0" w:color="auto"/>
               <w:bottom w:val="single" w:sz="12" w:space="0" w:color="auto"/>
@@ -1996,7 +1996,7 @@
         </w:tc>
         <w:tc>
           <w:tcPr>
-            <w:tcW w:w="4472" w:type="dxa"/>
+            <w:tcW w:w="4471" w:type="dxa"/>
             <w:gridSpan w:val="2"/>
             <w:tcBorders>
               <w:bottom w:val="single" w:sz="12" w:space="0" w:color="auto"/>
@@ -2416,7 +2416,7 @@
         </w:tc>
         <w:tc>
           <w:tcPr>
-            <w:tcW w:w="4458" w:type="dxa"/>
+            <w:tcW w:w="4459" w:type="dxa"/>
             <w:tcBorders>
               <w:top w:val="single" w:sz="12" w:space="0" w:color="auto"/>
               <w:left w:val="single" w:sz="12" w:space="0" w:color="auto"/>
@@ -2475,7 +2475,7 @@
         </w:tc>
         <w:tc>
           <w:tcPr>
-            <w:tcW w:w="4472" w:type="dxa"/>
+            <w:tcW w:w="4471" w:type="dxa"/>
             <w:gridSpan w:val="2"/>
             <w:tcBorders>
               <w:top w:val="single" w:sz="12" w:space="0" w:color="auto"/>
@@ -2562,7 +2562,7 @@
         </w:tc>
         <w:tc>
           <w:tcPr>
-            <w:tcW w:w="4458" w:type="dxa"/>
+            <w:tcW w:w="4459" w:type="dxa"/>
             <w:tcBorders>
               <w:top w:val="single" w:sz="2" w:space="0" w:color="auto"/>
               <w:left w:val="single" w:sz="12" w:space="0" w:color="auto"/>
@@ -2649,7 +2649,7 @@
         </w:tc>
         <w:tc>
           <w:tcPr>
-            <w:tcW w:w="4472" w:type="dxa"/>
+            <w:tcW w:w="4471" w:type="dxa"/>
             <w:gridSpan w:val="2"/>
             <w:tcBorders>
               <w:top w:val="single" w:sz="2" w:space="0" w:color="auto"/>
@@ -2743,7 +2743,7 @@
         </w:tc>
         <w:tc>
           <w:tcPr>
-            <w:tcW w:w="4458" w:type="dxa"/>
+            <w:tcW w:w="4459" w:type="dxa"/>
             <w:tcBorders>
               <w:top w:val="single" w:sz="12" w:space="0" w:color="auto"/>
               <w:left w:val="single" w:sz="12" w:space="0" w:color="auto"/>
@@ -2801,7 +2801,7 @@
         </w:tc>
         <w:tc>
           <w:tcPr>
-            <w:tcW w:w="4472" w:type="dxa"/>
+            <w:tcW w:w="4471" w:type="dxa"/>
             <w:gridSpan w:val="2"/>
             <w:tcBorders>
               <w:top w:val="single" w:sz="12" w:space="0" w:color="auto"/>
@@ -2887,7 +2887,7 @@
         </w:tc>
         <w:tc>
           <w:tcPr>
-            <w:tcW w:w="4458" w:type="dxa"/>
+            <w:tcW w:w="4459" w:type="dxa"/>
             <w:tcBorders>
               <w:left w:val="single" w:sz="12" w:space="0" w:color="auto"/>
               <w:bottom w:val="single" w:sz="12" w:space="0" w:color="auto"/>
@@ -3035,7 +3035,7 @@
         </w:tc>
         <w:tc>
           <w:tcPr>
-            <w:tcW w:w="4472" w:type="dxa"/>
+            <w:tcW w:w="4471" w:type="dxa"/>
             <w:gridSpan w:val="2"/>
             <w:tcBorders>
               <w:bottom w:val="single" w:sz="12" w:space="0" w:color="auto"/>
@@ -3422,7 +3422,7 @@
         </w:tc>
         <w:tc>
           <w:tcPr>
-            <w:tcW w:w="4458" w:type="dxa"/>
+            <w:tcW w:w="4459" w:type="dxa"/>
             <w:tcBorders>
               <w:top w:val="single" w:sz="12" w:space="0" w:color="auto"/>
               <w:left w:val="single" w:sz="12" w:space="0" w:color="auto"/>
@@ -3480,7 +3480,7 @@
         </w:tc>
         <w:tc>
           <w:tcPr>
-            <w:tcW w:w="4460" w:type="dxa"/>
+            <w:tcW w:w="4459" w:type="dxa"/>
             <w:tcBorders>
               <w:top w:val="single" w:sz="12" w:space="0" w:color="auto"/>
               <w:right w:val="single" w:sz="12" w:space="0" w:color="auto"/>
@@ -3567,7 +3567,7 @@
         </w:tc>
         <w:tc>
           <w:tcPr>
-            <w:tcW w:w="4458" w:type="dxa"/>
+            <w:tcW w:w="4459" w:type="dxa"/>
             <w:tcBorders>
               <w:left w:val="single" w:sz="12" w:space="0" w:color="auto"/>
               <w:bottom w:val="single" w:sz="12" w:space="0" w:color="auto"/>
@@ -3671,7 +3671,7 @@
         </w:tc>
         <w:tc>
           <w:tcPr>
-            <w:tcW w:w="4460" w:type="dxa"/>
+            <w:tcW w:w="4459" w:type="dxa"/>
             <w:tcBorders>
               <w:bottom w:val="single" w:sz="12" w:space="0" w:color="auto"/>
               <w:right w:val="single" w:sz="12" w:space="0" w:color="auto"/>
@@ -3746,7 +3746,7 @@
         </w:tc>
         <w:tc>
           <w:tcPr>
-            <w:tcW w:w="4458" w:type="dxa"/>
+            <w:tcW w:w="4459" w:type="dxa"/>
             <w:tcBorders>
               <w:top w:val="single" w:sz="12" w:space="0" w:color="auto"/>
               <w:left w:val="single" w:sz="12" w:space="0" w:color="auto"/>
@@ -3804,7 +3804,7 @@
         </w:tc>
         <w:tc>
           <w:tcPr>
-            <w:tcW w:w="4460" w:type="dxa"/>
+            <w:tcW w:w="4459" w:type="dxa"/>
             <w:tcBorders>
               <w:top w:val="single" w:sz="12" w:space="0" w:color="auto"/>
               <w:right w:val="single" w:sz="12" w:space="0" w:color="auto"/>
@@ -3891,7 +3891,7 @@
         </w:tc>
         <w:tc>
           <w:tcPr>
-            <w:tcW w:w="4458" w:type="dxa"/>
+            <w:tcW w:w="4459" w:type="dxa"/>
             <w:tcBorders>
               <w:left w:val="single" w:sz="12" w:space="0" w:color="auto"/>
               <w:bottom w:val="single" w:sz="12" w:space="0" w:color="auto"/>
@@ -4115,7 +4115,7 @@
         </w:tc>
         <w:tc>
           <w:tcPr>
-            <w:tcW w:w="4460" w:type="dxa"/>
+            <w:tcW w:w="4459" w:type="dxa"/>
             <w:tcBorders>
               <w:bottom w:val="single" w:sz="12" w:space="0" w:color="auto"/>
               <w:right w:val="single" w:sz="12" w:space="0" w:color="auto"/>
@@ -4210,7 +4210,7 @@
         </w:tc>
         <w:tc>
           <w:tcPr>
-            <w:tcW w:w="4458" w:type="dxa"/>
+            <w:tcW w:w="4459" w:type="dxa"/>
             <w:tcBorders>
               <w:top w:val="single" w:sz="12" w:space="0" w:color="auto"/>
               <w:left w:val="single" w:sz="12" w:space="0" w:color="auto"/>
@@ -4268,7 +4268,7 @@
         </w:tc>
         <w:tc>
           <w:tcPr>
-            <w:tcW w:w="4460" w:type="dxa"/>
+            <w:tcW w:w="4459" w:type="dxa"/>
             <w:tcBorders>
               <w:top w:val="single" w:sz="12" w:space="0" w:color="auto"/>
               <w:right w:val="single" w:sz="12" w:space="0" w:color="auto"/>
@@ -4355,7 +4355,7 @@
         </w:tc>
         <w:tc>
           <w:tcPr>
-            <w:tcW w:w="4458" w:type="dxa"/>
+            <w:tcW w:w="4459" w:type="dxa"/>
             <w:tcBorders>
               <w:left w:val="single" w:sz="12" w:space="0" w:color="auto"/>
               <w:bottom w:val="single" w:sz="12" w:space="0" w:color="auto"/>
@@ -4397,7 +4397,7 @@
         </w:tc>
         <w:tc>
           <w:tcPr>
-            <w:tcW w:w="4460" w:type="dxa"/>
+            <w:tcW w:w="4459" w:type="dxa"/>
             <w:tcBorders>
               <w:bottom w:val="single" w:sz="12" w:space="0" w:color="auto"/>
               <w:right w:val="single" w:sz="12" w:space="0" w:color="auto"/>
@@ -4745,7 +4745,7 @@
         </w:tc>
         <w:tc>
           <w:tcPr>
-            <w:tcW w:w="4458" w:type="dxa"/>
+            <w:tcW w:w="4459" w:type="dxa"/>
             <w:tcBorders>
               <w:top w:val="single" w:sz="12" w:space="0" w:color="auto"/>
               <w:left w:val="single" w:sz="12" w:space="0" w:color="auto"/>
@@ -4803,7 +4803,7 @@
         </w:tc>
         <w:tc>
           <w:tcPr>
-            <w:tcW w:w="4460" w:type="dxa"/>
+            <w:tcW w:w="4459" w:type="dxa"/>
             <w:tcBorders>
               <w:top w:val="single" w:sz="12" w:space="0" w:color="auto"/>
               <w:right w:val="single" w:sz="12" w:space="0" w:color="auto"/>
@@ -4890,7 +4890,7 @@
         </w:tc>
         <w:tc>
           <w:tcPr>
-            <w:tcW w:w="4458" w:type="dxa"/>
+            <w:tcW w:w="4459" w:type="dxa"/>
             <w:tcBorders>
               <w:left w:val="single" w:sz="12" w:space="0" w:color="auto"/>
               <w:bottom w:val="single" w:sz="12" w:space="0" w:color="auto"/>
@@ -5003,7 +5003,7 @@
         </w:tc>
         <w:tc>
           <w:tcPr>
-            <w:tcW w:w="4460" w:type="dxa"/>
+            <w:tcW w:w="4459" w:type="dxa"/>
             <w:tcBorders>
               <w:bottom w:val="single" w:sz="12" w:space="0" w:color="auto"/>
               <w:right w:val="single" w:sz="12" w:space="0" w:color="auto"/>
@@ -5216,7 +5216,7 @@
         </w:tc>
         <w:tc>
           <w:tcPr>
-            <w:tcW w:w="4458" w:type="dxa"/>
+            <w:tcW w:w="4459" w:type="dxa"/>
             <w:tcBorders>
               <w:left w:val="single" w:sz="12" w:space="0" w:color="auto"/>
               <w:bottom w:val="single" w:sz="12" w:space="0" w:color="auto"/>
@@ -5329,7 +5329,7 @@
         </w:tc>
         <w:tc>
           <w:tcPr>
-            <w:tcW w:w="4460" w:type="dxa"/>
+            <w:tcW w:w="4459" w:type="dxa"/>
             <w:tcBorders>
               <w:bottom w:val="single" w:sz="12" w:space="0" w:color="auto"/>
               <w:right w:val="single" w:sz="12" w:space="0" w:color="auto"/>
@@ -5483,7 +5483,7 @@
         </w:tc>
         <w:tc>
           <w:tcPr>
-            <w:tcW w:w="4458" w:type="dxa"/>
+            <w:tcW w:w="4459" w:type="dxa"/>
             <w:tcBorders>
               <w:top w:val="single" w:sz="12" w:space="0" w:color="auto"/>
               <w:left w:val="single" w:sz="12" w:space="0" w:color="auto"/>
@@ -5541,7 +5541,7 @@
         </w:tc>
         <w:tc>
           <w:tcPr>
-            <w:tcW w:w="4460" w:type="dxa"/>
+            <w:tcW w:w="4459" w:type="dxa"/>
             <w:tcBorders>
               <w:top w:val="single" w:sz="12" w:space="0" w:color="auto"/>
               <w:right w:val="single" w:sz="12" w:space="0" w:color="auto"/>
@@ -5628,7 +5628,7 @@
         </w:tc>
         <w:tc>
           <w:tcPr>
-            <w:tcW w:w="4458" w:type="dxa"/>
+            <w:tcW w:w="4459" w:type="dxa"/>
             <w:tcBorders>
               <w:left w:val="single" w:sz="12" w:space="0" w:color="auto"/>
               <w:bottom w:val="single" w:sz="12" w:space="0" w:color="auto"/>
@@ -5809,7 +5809,7 @@
         </w:tc>
         <w:tc>
           <w:tcPr>
-            <w:tcW w:w="4460" w:type="dxa"/>
+            <w:tcW w:w="4459" w:type="dxa"/>
             <w:tcBorders>
               <w:bottom w:val="single" w:sz="12" w:space="0" w:color="auto"/>
               <w:right w:val="single" w:sz="12" w:space="0" w:color="auto"/>
@@ -5824,6 +5824,7921 @@
                 <w:lang w:val="en-US"/>
               </w:rPr>
             </w:pPr>
+          </w:p>
+        </w:tc>
+      </w:tr>
+    </w:tbl>
+    <w:p>
+      <w:pPr>
+        <w:jc w:val="center"/>
+        <w:rPr>
+          <w:b/>
+          <w:bCs/>
+          <w:color w:val="EE0000"/>
+          <w:lang w:val="en-US"/>
+        </w:rPr>
+      </w:pPr>
+      <w:r>
+        <w:rPr>
+          <w:rFonts w:hint="eastAsia"/>
+          <w:b/>
+          <w:bCs/>
+          <w:color w:val="EE0000"/>
+          <w:lang w:val="en-US"/>
+        </w:rPr>
+        <w:lastRenderedPageBreak/>
+        <w:t>第</w:t>
+      </w:r>
+      <w:r>
+        <w:rPr>
+          <w:b/>
+          <w:bCs/>
+          <w:color w:val="EE0000"/>
+          <w:lang w:val="en-US"/>
+        </w:rPr>
+        <w:t>2</w:t>
+      </w:r>
+      <w:r>
+        <w:rPr>
+          <w:rFonts w:hint="eastAsia"/>
+          <w:b/>
+          <w:bCs/>
+          <w:color w:val="EE0000"/>
+          <w:lang w:val="en-US"/>
+        </w:rPr>
+        <w:t>課</w:t>
+      </w:r>
+    </w:p>
+    <w:tbl>
+      <w:tblPr>
+        <w:tblStyle w:val="TableGrid"/>
+        <w:tblW w:w="10200" w:type="dxa"/>
+        <w:tblLook w:val="04A0" w:firstRow="1" w:lastRow="0" w:firstColumn="1" w:lastColumn="0" w:noHBand="0" w:noVBand="1"/>
+      </w:tblPr>
+      <w:tblGrid>
+        <w:gridCol w:w="1475"/>
+        <w:gridCol w:w="4357"/>
+        <w:gridCol w:w="4356"/>
+        <w:gridCol w:w="12"/>
+      </w:tblGrid>
+      <w:tr>
+        <w:trPr>
+          <w:trHeight w:val="508"/>
+        </w:trPr>
+        <w:tc>
+          <w:tcPr>
+            <w:tcW w:w="1475" w:type="dxa"/>
+            <w:vMerge w:val="restart"/>
+            <w:tcBorders>
+              <w:top w:val="single" w:sz="12" w:space="0" w:color="auto"/>
+              <w:left w:val="single" w:sz="12" w:space="0" w:color="auto"/>
+              <w:bottom w:val="single" w:sz="12" w:space="0" w:color="auto"/>
+              <w:right w:val="single" w:sz="12" w:space="0" w:color="auto"/>
+            </w:tcBorders>
+            <w:tcMar>
+              <w:top w:w="72" w:type="dxa"/>
+              <w:left w:w="115" w:type="dxa"/>
+              <w:bottom w:w="72" w:type="dxa"/>
+              <w:right w:w="115" w:type="dxa"/>
+            </w:tcMar>
+            <w:vAlign w:val="center"/>
+          </w:tcPr>
+          <w:p>
+            <w:pPr>
+              <w:jc w:val="center"/>
+              <w:rPr>
+                <w:b/>
+                <w:bCs/>
+                <w:sz w:val="24"/>
+                <w:szCs w:val="24"/>
+                <w:lang w:val="en-US"/>
+              </w:rPr>
+            </w:pPr>
+            <w:r>
+              <w:rPr>
+                <w:b/>
+                <w:bCs/>
+                <w:sz w:val="48"/>
+                <w:szCs w:val="40"/>
+              </w:rPr>
+              <w:t>情</w:t>
+            </w:r>
+            <w:r>
+              <w:rPr>
+                <w:b/>
+                <w:bCs/>
+                <w:sz w:val="24"/>
+                <w:szCs w:val="24"/>
+                <w:lang w:val="en-US"/>
+              </w:rPr>
+              <w:t>(</w:t>
+            </w:r>
+            <w:r>
+              <w:rPr>
+                <w:rFonts w:hint="eastAsia"/>
+                <w:b/>
+                <w:bCs/>
+                <w:sz w:val="24"/>
+                <w:szCs w:val="24"/>
+                <w:lang w:val="en-US"/>
+              </w:rPr>
+              <w:t>TÌNH</w:t>
+            </w:r>
+            <w:r>
+              <w:rPr>
+                <w:b/>
+                <w:bCs/>
+                <w:sz w:val="24"/>
+                <w:szCs w:val="24"/>
+                <w:lang w:val="en-US"/>
+              </w:rPr>
+              <w:t>)</w:t>
+            </w:r>
+          </w:p>
+        </w:tc>
+        <w:tc>
+          <w:tcPr>
+            <w:tcW w:w="8725" w:type="dxa"/>
+            <w:gridSpan w:val="3"/>
+            <w:tcBorders>
+              <w:top w:val="single" w:sz="12" w:space="0" w:color="auto"/>
+              <w:left w:val="single" w:sz="12" w:space="0" w:color="auto"/>
+              <w:right w:val="single" w:sz="12" w:space="0" w:color="auto"/>
+            </w:tcBorders>
+            <w:tcMar>
+              <w:top w:w="72" w:type="dxa"/>
+              <w:left w:w="115" w:type="dxa"/>
+              <w:bottom w:w="72" w:type="dxa"/>
+              <w:right w:w="115" w:type="dxa"/>
+            </w:tcMar>
+            <w:vAlign w:val="center"/>
+          </w:tcPr>
+          <w:p>
+            <w:pPr>
+              <w:rPr>
+                <w:b/>
+                <w:bCs/>
+                <w:sz w:val="22"/>
+                <w:szCs w:val="20"/>
+                <w:lang w:val="en-US"/>
+              </w:rPr>
+            </w:pPr>
+            <w:r>
+              <w:rPr>
+                <w:rFonts w:hint="eastAsia"/>
+                <w:b/>
+                <w:bCs/>
+                <w:sz w:val="22"/>
+                <w:szCs w:val="20"/>
+                <w:lang w:val="en-US"/>
+              </w:rPr>
+              <w:t>音</w:t>
+            </w:r>
+            <w:r>
+              <w:rPr>
+                <w:rFonts w:hint="eastAsia"/>
+                <w:b/>
+                <w:bCs/>
+                <w:sz w:val="22"/>
+                <w:szCs w:val="20"/>
+                <w:lang w:val="en-US"/>
+              </w:rPr>
+              <w:t xml:space="preserve">: </w:t>
+            </w:r>
+            <w:r>
+              <w:rPr>
+                <w:b/>
+                <w:bCs/>
+                <w:sz w:val="22"/>
+                <w:szCs w:val="20"/>
+              </w:rPr>
+              <w:t>ジョウ</w:t>
+            </w:r>
+          </w:p>
+        </w:tc>
+      </w:tr>
+      <w:tr>
+        <w:trPr>
+          <w:trHeight w:val="507"/>
+        </w:trPr>
+        <w:tc>
+          <w:tcPr>
+            <w:tcW w:w="1475" w:type="dxa"/>
+            <w:vMerge/>
+            <w:tcBorders>
+              <w:left w:val="single" w:sz="12" w:space="0" w:color="auto"/>
+              <w:bottom w:val="single" w:sz="12" w:space="0" w:color="auto"/>
+              <w:right w:val="single" w:sz="12" w:space="0" w:color="auto"/>
+            </w:tcBorders>
+            <w:tcMar>
+              <w:top w:w="72" w:type="dxa"/>
+              <w:left w:w="115" w:type="dxa"/>
+              <w:bottom w:w="72" w:type="dxa"/>
+              <w:right w:w="115" w:type="dxa"/>
+            </w:tcMar>
+            <w:vAlign w:val="center"/>
+          </w:tcPr>
+          <w:p>
+            <w:pPr>
+              <w:jc w:val="left"/>
+              <w:rPr>
+                <w:sz w:val="22"/>
+                <w:szCs w:val="20"/>
+                <w:lang w:val="en-US"/>
+              </w:rPr>
+            </w:pPr>
+          </w:p>
+        </w:tc>
+        <w:tc>
+          <w:tcPr>
+            <w:tcW w:w="8725" w:type="dxa"/>
+            <w:gridSpan w:val="3"/>
+            <w:tcBorders>
+              <w:left w:val="single" w:sz="12" w:space="0" w:color="auto"/>
+              <w:bottom w:val="single" w:sz="12" w:space="0" w:color="auto"/>
+              <w:right w:val="single" w:sz="12" w:space="0" w:color="auto"/>
+            </w:tcBorders>
+            <w:tcMar>
+              <w:top w:w="72" w:type="dxa"/>
+              <w:left w:w="115" w:type="dxa"/>
+              <w:bottom w:w="72" w:type="dxa"/>
+              <w:right w:w="115" w:type="dxa"/>
+            </w:tcMar>
+            <w:vAlign w:val="center"/>
+          </w:tcPr>
+          <w:p>
+            <w:pPr>
+              <w:rPr>
+                <w:rFonts w:hint="eastAsia"/>
+                <w:sz w:val="22"/>
+                <w:szCs w:val="20"/>
+              </w:rPr>
+            </w:pPr>
+            <w:r>
+              <w:rPr>
+                <w:rFonts w:hint="eastAsia"/>
+                <w:sz w:val="22"/>
+                <w:szCs w:val="20"/>
+                <w:lang w:val="en-US"/>
+              </w:rPr>
+              <w:t xml:space="preserve">1. </w:t>
+            </w:r>
+            <w:r>
+              <w:rPr>
+                <w:sz w:val="22"/>
+                <w:szCs w:val="20"/>
+              </w:rPr>
+              <w:t>情報</w:t>
+            </w:r>
+            <w:r>
+              <w:rPr>
+                <w:rFonts w:hint="eastAsia"/>
+                <w:sz w:val="22"/>
+                <w:szCs w:val="20"/>
+                <w:lang w:val="en-US"/>
+              </w:rPr>
+              <w:t>（</w:t>
+            </w:r>
+            <w:r>
+              <w:rPr>
+                <w:sz w:val="22"/>
+                <w:szCs w:val="20"/>
+                <w:lang w:val="en-US"/>
+              </w:rPr>
+              <w:t>じょうほう</w:t>
+            </w:r>
+            <w:r>
+              <w:rPr>
+                <w:rFonts w:hint="eastAsia"/>
+                <w:sz w:val="22"/>
+                <w:szCs w:val="20"/>
+                <w:lang w:val="en-US"/>
+              </w:rPr>
+              <w:t>）</w:t>
+            </w:r>
+            <w:r>
+              <w:rPr>
+                <w:rFonts w:hint="eastAsia"/>
+                <w:sz w:val="22"/>
+                <w:szCs w:val="20"/>
+                <w:lang w:val="en-US"/>
+              </w:rPr>
+              <w:t xml:space="preserve">: </w:t>
+            </w:r>
+            <w:r>
+              <w:rPr>
+                <w:sz w:val="22"/>
+                <w:szCs w:val="20"/>
+                <w:lang w:val="en-US"/>
+              </w:rPr>
+              <w:t>thông tin</w:t>
+            </w:r>
+          </w:p>
+          <w:p>
+            <w:pPr>
+              <w:rPr>
+                <w:sz w:val="22"/>
+                <w:szCs w:val="20"/>
+                <w:lang w:val="en-US"/>
+              </w:rPr>
+            </w:pPr>
+            <w:r>
+              <w:rPr>
+                <w:rFonts w:hint="eastAsia"/>
+                <w:sz w:val="22"/>
+                <w:szCs w:val="20"/>
+                <w:lang w:val="en-US"/>
+              </w:rPr>
+              <w:t xml:space="preserve">2. </w:t>
+            </w:r>
+            <w:r>
+              <w:rPr>
+                <w:sz w:val="22"/>
+                <w:szCs w:val="20"/>
+                <w:lang w:val="en-US"/>
+              </w:rPr>
+              <w:t>情意</w:t>
+            </w:r>
+            <w:r>
+              <w:rPr>
+                <w:rFonts w:hint="eastAsia"/>
+                <w:sz w:val="22"/>
+                <w:szCs w:val="20"/>
+                <w:lang w:val="en-US"/>
+              </w:rPr>
+              <w:t>（</w:t>
+            </w:r>
+            <w:r>
+              <w:rPr>
+                <w:sz w:val="22"/>
+                <w:szCs w:val="20"/>
+                <w:lang w:val="en-US"/>
+              </w:rPr>
+              <w:t>じょうい</w:t>
+            </w:r>
+            <w:r>
+              <w:rPr>
+                <w:rFonts w:hint="eastAsia"/>
+                <w:sz w:val="22"/>
+                <w:szCs w:val="20"/>
+                <w:lang w:val="en-US"/>
+              </w:rPr>
+              <w:t>）</w:t>
+            </w:r>
+            <w:r>
+              <w:rPr>
+                <w:rFonts w:hint="eastAsia"/>
+                <w:sz w:val="22"/>
+                <w:szCs w:val="20"/>
+                <w:lang w:val="en-US"/>
+              </w:rPr>
+              <w:t xml:space="preserve">: </w:t>
+            </w:r>
+            <w:r>
+              <w:rPr>
+                <w:rFonts w:hint="eastAsia"/>
+                <w:sz w:val="22"/>
+                <w:szCs w:val="20"/>
+                <w:lang w:val="en-US"/>
+              </w:rPr>
+              <w:t>tình c</w:t>
+            </w:r>
+            <w:r>
+              <w:rPr>
+                <w:sz w:val="22"/>
+                <w:szCs w:val="20"/>
+                <w:lang w:val="en-US"/>
+              </w:rPr>
+              <w:t>ả</w:t>
+            </w:r>
+            <w:r>
+              <w:rPr>
+                <w:rFonts w:hint="eastAsia"/>
+                <w:sz w:val="22"/>
+                <w:szCs w:val="20"/>
+                <w:lang w:val="en-US"/>
+              </w:rPr>
+              <w:t>m</w:t>
+            </w:r>
+          </w:p>
+          <w:p>
+            <w:pPr>
+              <w:rPr>
+                <w:sz w:val="22"/>
+                <w:szCs w:val="20"/>
+                <w:lang w:val="en-US"/>
+              </w:rPr>
+            </w:pPr>
+            <w:r>
+              <w:rPr>
+                <w:sz w:val="22"/>
+                <w:szCs w:val="20"/>
+                <w:lang w:val="en-US"/>
+              </w:rPr>
+              <w:t xml:space="preserve">3. </w:t>
+            </w:r>
+            <w:r>
+              <w:rPr>
+                <w:rFonts w:hint="eastAsia"/>
+                <w:sz w:val="22"/>
+                <w:szCs w:val="20"/>
+                <w:lang w:val="en-US"/>
+              </w:rPr>
+              <w:t>友情（ゆうじょう）</w:t>
+            </w:r>
+            <w:r>
+              <w:rPr>
+                <w:sz w:val="22"/>
+                <w:szCs w:val="20"/>
+                <w:lang w:val="en-US"/>
+              </w:rPr>
+              <w:t>: tình bạn</w:t>
+            </w:r>
+          </w:p>
+          <w:p>
+            <w:pPr>
+              <w:rPr>
+                <w:sz w:val="22"/>
+                <w:szCs w:val="20"/>
+                <w:lang w:val="en-US"/>
+              </w:rPr>
+            </w:pPr>
+            <w:r>
+              <w:rPr>
+                <w:sz w:val="22"/>
+                <w:szCs w:val="20"/>
+                <w:lang w:val="en-US"/>
+              </w:rPr>
+              <w:t xml:space="preserve">4. </w:t>
+            </w:r>
+            <w:r>
+              <w:rPr>
+                <w:rFonts w:hint="eastAsia"/>
+                <w:sz w:val="22"/>
+                <w:szCs w:val="20"/>
+                <w:lang w:val="en-US"/>
+              </w:rPr>
+              <w:t>同情（どうじょう）</w:t>
+            </w:r>
+            <w:r>
+              <w:rPr>
+                <w:sz w:val="22"/>
+                <w:szCs w:val="20"/>
+                <w:lang w:val="en-US"/>
+              </w:rPr>
+              <w:t>: đồng cảm</w:t>
+            </w:r>
+          </w:p>
+        </w:tc>
+      </w:tr>
+      <w:tr>
+        <w:trPr>
+          <w:trHeight w:val="412"/>
+        </w:trPr>
+        <w:tc>
+          <w:tcPr>
+            <w:tcW w:w="1475" w:type="dxa"/>
+            <w:vMerge w:val="restart"/>
+            <w:tcBorders>
+              <w:top w:val="single" w:sz="12" w:space="0" w:color="auto"/>
+              <w:left w:val="single" w:sz="12" w:space="0" w:color="auto"/>
+              <w:bottom w:val="single" w:sz="12" w:space="0" w:color="auto"/>
+              <w:right w:val="single" w:sz="12" w:space="0" w:color="auto"/>
+            </w:tcBorders>
+            <w:tcMar>
+              <w:top w:w="72" w:type="dxa"/>
+              <w:left w:w="115" w:type="dxa"/>
+              <w:bottom w:w="72" w:type="dxa"/>
+              <w:right w:w="115" w:type="dxa"/>
+            </w:tcMar>
+            <w:vAlign w:val="center"/>
+          </w:tcPr>
+          <w:p>
+            <w:pPr>
+              <w:jc w:val="center"/>
+              <w:rPr>
+                <w:sz w:val="22"/>
+                <w:szCs w:val="20"/>
+                <w:lang w:val="en-US"/>
+              </w:rPr>
+            </w:pPr>
+            <w:r>
+              <w:rPr>
+                <w:b/>
+                <w:bCs/>
+                <w:sz w:val="48"/>
+                <w:szCs w:val="40"/>
+                <w:lang w:val="en-US"/>
+              </w:rPr>
+              <w:t>算</w:t>
+            </w:r>
+            <w:r>
+              <w:rPr>
+                <w:b/>
+                <w:bCs/>
+                <w:sz w:val="24"/>
+                <w:szCs w:val="24"/>
+                <w:lang w:val="en-US"/>
+              </w:rPr>
+              <w:t>(</w:t>
+            </w:r>
+            <w:r>
+              <w:rPr>
+                <w:b/>
+                <w:bCs/>
+                <w:sz w:val="24"/>
+                <w:szCs w:val="24"/>
+                <w:lang w:val="en-US"/>
+              </w:rPr>
+              <w:t>TOÁN</w:t>
+            </w:r>
+            <w:r>
+              <w:rPr>
+                <w:b/>
+                <w:bCs/>
+                <w:sz w:val="24"/>
+                <w:szCs w:val="24"/>
+                <w:lang w:val="en-US"/>
+              </w:rPr>
+              <w:t>)</w:t>
+            </w:r>
+          </w:p>
+        </w:tc>
+        <w:tc>
+          <w:tcPr>
+            <w:tcW w:w="8725" w:type="dxa"/>
+            <w:gridSpan w:val="3"/>
+            <w:tcBorders>
+              <w:top w:val="single" w:sz="12" w:space="0" w:color="auto"/>
+              <w:left w:val="single" w:sz="12" w:space="0" w:color="auto"/>
+              <w:right w:val="single" w:sz="12" w:space="0" w:color="auto"/>
+            </w:tcBorders>
+            <w:tcMar>
+              <w:top w:w="72" w:type="dxa"/>
+              <w:left w:w="115" w:type="dxa"/>
+              <w:bottom w:w="72" w:type="dxa"/>
+              <w:right w:w="115" w:type="dxa"/>
+            </w:tcMar>
+            <w:vAlign w:val="center"/>
+          </w:tcPr>
+          <w:p>
+            <w:pPr>
+              <w:rPr>
+                <w:sz w:val="22"/>
+                <w:szCs w:val="20"/>
+                <w:lang w:val="en-US"/>
+              </w:rPr>
+            </w:pPr>
+            <w:r>
+              <w:rPr>
+                <w:rFonts w:hint="eastAsia"/>
+                <w:b/>
+                <w:bCs/>
+                <w:sz w:val="22"/>
+                <w:szCs w:val="20"/>
+                <w:lang w:val="en-US"/>
+              </w:rPr>
+              <w:t>音</w:t>
+            </w:r>
+            <w:r>
+              <w:rPr>
+                <w:rFonts w:hint="eastAsia"/>
+                <w:b/>
+                <w:bCs/>
+                <w:sz w:val="22"/>
+                <w:szCs w:val="20"/>
+                <w:lang w:val="en-US"/>
+              </w:rPr>
+              <w:t xml:space="preserve">: </w:t>
+            </w:r>
+            <w:r>
+              <w:rPr>
+                <w:b/>
+                <w:bCs/>
+                <w:sz w:val="22"/>
+                <w:szCs w:val="20"/>
+                <w:lang w:val="en-US"/>
+              </w:rPr>
+              <w:t>サン</w:t>
+            </w:r>
+          </w:p>
+        </w:tc>
+      </w:tr>
+      <w:tr>
+        <w:trPr>
+          <w:trHeight w:val="411"/>
+        </w:trPr>
+        <w:tc>
+          <w:tcPr>
+            <w:tcW w:w="1475" w:type="dxa"/>
+            <w:vMerge/>
+            <w:tcBorders>
+              <w:left w:val="single" w:sz="12" w:space="0" w:color="auto"/>
+              <w:bottom w:val="single" w:sz="12" w:space="0" w:color="auto"/>
+              <w:right w:val="single" w:sz="12" w:space="0" w:color="auto"/>
+            </w:tcBorders>
+            <w:tcMar>
+              <w:top w:w="72" w:type="dxa"/>
+              <w:left w:w="115" w:type="dxa"/>
+              <w:bottom w:w="72" w:type="dxa"/>
+              <w:right w:w="115" w:type="dxa"/>
+            </w:tcMar>
+            <w:vAlign w:val="center"/>
+          </w:tcPr>
+          <w:p>
+            <w:pPr>
+              <w:jc w:val="center"/>
+              <w:rPr>
+                <w:b/>
+                <w:bCs/>
+                <w:sz w:val="48"/>
+                <w:szCs w:val="40"/>
+                <w:lang w:val="en-US"/>
+              </w:rPr>
+            </w:pPr>
+          </w:p>
+        </w:tc>
+        <w:tc>
+          <w:tcPr>
+            <w:tcW w:w="4357" w:type="dxa"/>
+            <w:tcBorders>
+              <w:left w:val="single" w:sz="12" w:space="0" w:color="auto"/>
+              <w:bottom w:val="single" w:sz="12" w:space="0" w:color="auto"/>
+            </w:tcBorders>
+            <w:tcMar>
+              <w:top w:w="72" w:type="dxa"/>
+              <w:left w:w="115" w:type="dxa"/>
+              <w:bottom w:w="72" w:type="dxa"/>
+              <w:right w:w="115" w:type="dxa"/>
+            </w:tcMar>
+            <w:vAlign w:val="center"/>
+          </w:tcPr>
+          <w:p>
+            <w:pPr>
+              <w:rPr>
+                <w:sz w:val="22"/>
+                <w:szCs w:val="20"/>
+                <w:lang w:val="en-US"/>
+              </w:rPr>
+            </w:pPr>
+            <w:r>
+              <w:rPr>
+                <w:rFonts w:hint="eastAsia"/>
+                <w:sz w:val="22"/>
+                <w:szCs w:val="20"/>
+                <w:lang w:val="en-US"/>
+              </w:rPr>
+              <w:t xml:space="preserve">1. </w:t>
+            </w:r>
+            <w:r>
+              <w:rPr>
+                <w:sz w:val="22"/>
+                <w:szCs w:val="20"/>
+                <w:lang w:val="en-US"/>
+              </w:rPr>
+              <w:t>算術</w:t>
+            </w:r>
+            <w:r>
+              <w:rPr>
+                <w:rFonts w:hint="eastAsia"/>
+                <w:sz w:val="22"/>
+                <w:szCs w:val="20"/>
+                <w:lang w:val="en-US"/>
+              </w:rPr>
+              <w:t>（</w:t>
+            </w:r>
+            <w:r>
+              <w:rPr>
+                <w:sz w:val="22"/>
+                <w:szCs w:val="20"/>
+                <w:lang w:val="en-US"/>
+              </w:rPr>
+              <w:t>さんじゅつ</w:t>
+            </w:r>
+            <w:r>
+              <w:rPr>
+                <w:rFonts w:hint="eastAsia"/>
+                <w:sz w:val="22"/>
+                <w:szCs w:val="20"/>
+                <w:lang w:val="en-US"/>
+              </w:rPr>
+              <w:t>）</w:t>
+            </w:r>
+            <w:r>
+              <w:rPr>
+                <w:rFonts w:hint="eastAsia"/>
+                <w:sz w:val="22"/>
+                <w:szCs w:val="20"/>
+                <w:lang w:val="en-US"/>
+              </w:rPr>
+              <w:t xml:space="preserve">: </w:t>
+            </w:r>
+            <w:r>
+              <w:rPr>
+                <w:sz w:val="22"/>
+                <w:szCs w:val="20"/>
+                <w:lang w:val="en-US"/>
+              </w:rPr>
+              <w:t>số học</w:t>
+            </w:r>
+          </w:p>
+          <w:p>
+            <w:pPr>
+              <w:rPr>
+                <w:sz w:val="22"/>
+                <w:szCs w:val="20"/>
+                <w:lang w:val="en-US"/>
+              </w:rPr>
+            </w:pPr>
+            <w:r>
+              <w:rPr>
+                <w:rFonts w:hint="eastAsia"/>
+                <w:sz w:val="22"/>
+                <w:szCs w:val="20"/>
+                <w:lang w:val="en-US"/>
+              </w:rPr>
+              <w:t xml:space="preserve">2. </w:t>
+            </w:r>
+            <w:r>
+              <w:rPr>
+                <w:sz w:val="22"/>
+                <w:szCs w:val="20"/>
+                <w:lang w:val="en-US"/>
+              </w:rPr>
+              <w:t>算出</w:t>
+            </w:r>
+            <w:r>
+              <w:rPr>
+                <w:rFonts w:hint="eastAsia"/>
+                <w:sz w:val="22"/>
+                <w:szCs w:val="20"/>
+                <w:lang w:val="en-US"/>
+              </w:rPr>
+              <w:t>（</w:t>
+            </w:r>
+            <w:r>
+              <w:rPr>
+                <w:sz w:val="22"/>
+                <w:szCs w:val="20"/>
+                <w:lang w:val="en-US"/>
+              </w:rPr>
+              <w:t>さんしゅつ</w:t>
+            </w:r>
+            <w:r>
+              <w:rPr>
+                <w:rFonts w:hint="eastAsia"/>
+                <w:sz w:val="22"/>
+                <w:szCs w:val="20"/>
+                <w:lang w:val="en-US"/>
+              </w:rPr>
+              <w:t>）</w:t>
+            </w:r>
+            <w:r>
+              <w:rPr>
+                <w:rFonts w:hint="eastAsia"/>
+                <w:sz w:val="22"/>
+                <w:szCs w:val="20"/>
+                <w:lang w:val="en-US"/>
+              </w:rPr>
+              <w:t xml:space="preserve">: </w:t>
+            </w:r>
+            <w:r>
+              <w:rPr>
+                <w:sz w:val="22"/>
+                <w:szCs w:val="20"/>
+                <w:lang w:val="en-US"/>
+              </w:rPr>
+              <w:t>tính ra</w:t>
+            </w:r>
+          </w:p>
+          <w:p>
+            <w:pPr>
+              <w:rPr>
+                <w:sz w:val="22"/>
+                <w:szCs w:val="20"/>
+                <w:lang w:val="en-US"/>
+              </w:rPr>
+            </w:pPr>
+            <w:r>
+              <w:rPr>
+                <w:rFonts w:hint="eastAsia"/>
+                <w:sz w:val="22"/>
+                <w:szCs w:val="20"/>
+                <w:lang w:val="en-US"/>
+              </w:rPr>
+              <w:t xml:space="preserve">3. </w:t>
+            </w:r>
+            <w:r>
+              <w:rPr>
+                <w:sz w:val="22"/>
+                <w:szCs w:val="20"/>
+                <w:lang w:val="en-US"/>
+              </w:rPr>
+              <w:t>算定</w:t>
+            </w:r>
+            <w:r>
+              <w:rPr>
+                <w:rFonts w:hint="eastAsia"/>
+                <w:sz w:val="22"/>
+                <w:szCs w:val="20"/>
+                <w:lang w:val="en-US"/>
+              </w:rPr>
+              <w:t>（</w:t>
+            </w:r>
+            <w:r>
+              <w:rPr>
+                <w:sz w:val="22"/>
+                <w:szCs w:val="20"/>
+                <w:lang w:val="en-US"/>
+              </w:rPr>
+              <w:t>さんてい</w:t>
+            </w:r>
+            <w:r>
+              <w:rPr>
+                <w:rFonts w:hint="eastAsia"/>
+                <w:sz w:val="22"/>
+                <w:szCs w:val="20"/>
+                <w:lang w:val="en-US"/>
+              </w:rPr>
+              <w:t>）</w:t>
+            </w:r>
+            <w:r>
+              <w:rPr>
+                <w:rFonts w:hint="eastAsia"/>
+                <w:sz w:val="22"/>
+                <w:szCs w:val="20"/>
+                <w:lang w:val="en-US"/>
+              </w:rPr>
+              <w:t xml:space="preserve">: </w:t>
+            </w:r>
+            <w:r>
+              <w:rPr>
+                <w:sz w:val="22"/>
+                <w:szCs w:val="20"/>
+                <w:lang w:val="en-US"/>
+              </w:rPr>
+              <w:t>ước tính</w:t>
+            </w:r>
+          </w:p>
+        </w:tc>
+        <w:tc>
+          <w:tcPr>
+            <w:tcW w:w="4368" w:type="dxa"/>
+            <w:gridSpan w:val="2"/>
+            <w:tcBorders>
+              <w:bottom w:val="single" w:sz="12" w:space="0" w:color="auto"/>
+              <w:right w:val="single" w:sz="12" w:space="0" w:color="auto"/>
+            </w:tcBorders>
+            <w:vAlign w:val="center"/>
+          </w:tcPr>
+          <w:p>
+            <w:pPr>
+              <w:rPr>
+                <w:rFonts w:ascii="Calibri" w:hAnsi="Calibri" w:cs="Calibri" w:hint="eastAsia"/>
+                <w:sz w:val="22"/>
+                <w:szCs w:val="20"/>
+              </w:rPr>
+            </w:pPr>
+            <w:r>
+              <w:rPr>
+                <w:rFonts w:hint="eastAsia"/>
+                <w:sz w:val="22"/>
+                <w:szCs w:val="20"/>
+                <w:lang w:val="en-US"/>
+              </w:rPr>
+              <w:t>4.</w:t>
+            </w:r>
+            <w:r>
+              <w:rPr>
+                <w:sz w:val="22"/>
+                <w:szCs w:val="20"/>
+                <w:lang w:val="en-US"/>
+              </w:rPr>
+              <w:t xml:space="preserve"> </w:t>
+            </w:r>
+            <w:r>
+              <w:rPr>
+                <w:sz w:val="22"/>
+                <w:szCs w:val="20"/>
+                <w:lang w:val="en-US"/>
+              </w:rPr>
+              <w:t>予算</w:t>
+            </w:r>
+            <w:r>
+              <w:rPr>
+                <w:rFonts w:hint="eastAsia"/>
+                <w:sz w:val="22"/>
+                <w:szCs w:val="20"/>
+                <w:lang w:val="en-US"/>
+              </w:rPr>
+              <w:t>（</w:t>
+            </w:r>
+            <w:r>
+              <w:rPr>
+                <w:sz w:val="22"/>
+                <w:szCs w:val="20"/>
+                <w:lang w:val="en-US"/>
+              </w:rPr>
+              <w:t>よさん</w:t>
+            </w:r>
+            <w:r>
+              <w:rPr>
+                <w:rFonts w:hint="eastAsia"/>
+                <w:sz w:val="22"/>
+                <w:szCs w:val="20"/>
+                <w:lang w:val="en-US"/>
+              </w:rPr>
+              <w:t>）</w:t>
+            </w:r>
+            <w:r>
+              <w:rPr>
+                <w:rFonts w:hint="eastAsia"/>
+                <w:sz w:val="22"/>
+                <w:szCs w:val="20"/>
+                <w:lang w:val="en-US"/>
+              </w:rPr>
+              <w:t xml:space="preserve">: </w:t>
+            </w:r>
+            <w:r>
+              <w:rPr>
+                <w:rFonts w:hint="eastAsia"/>
+                <w:sz w:val="22"/>
+                <w:szCs w:val="20"/>
+                <w:lang w:val="en-US"/>
+              </w:rPr>
+              <w:t>ngân sách</w:t>
+            </w:r>
+          </w:p>
+          <w:p>
+            <w:pPr>
+              <w:rPr>
+                <w:rFonts w:hint="eastAsia"/>
+                <w:sz w:val="22"/>
+                <w:szCs w:val="20"/>
+                <w:lang w:val="en-US"/>
+              </w:rPr>
+            </w:pPr>
+            <w:r>
+              <w:rPr>
+                <w:rFonts w:hint="eastAsia"/>
+                <w:sz w:val="22"/>
+                <w:szCs w:val="20"/>
+                <w:lang w:val="en-US"/>
+              </w:rPr>
+              <w:t>5.</w:t>
+            </w:r>
+            <w:r>
+              <w:rPr>
+                <w:sz w:val="22"/>
+                <w:szCs w:val="20"/>
+                <w:lang w:val="en-US"/>
+              </w:rPr>
+              <w:t xml:space="preserve"> </w:t>
+            </w:r>
+            <w:r>
+              <w:rPr>
+                <w:sz w:val="22"/>
+                <w:szCs w:val="20"/>
+                <w:lang w:val="en-US"/>
+              </w:rPr>
+              <w:t>計算</w:t>
+            </w:r>
+            <w:r>
+              <w:rPr>
+                <w:rFonts w:hint="eastAsia"/>
+                <w:sz w:val="22"/>
+                <w:szCs w:val="20"/>
+                <w:lang w:val="en-US"/>
+              </w:rPr>
+              <w:t>（</w:t>
+            </w:r>
+            <w:r>
+              <w:rPr>
+                <w:sz w:val="22"/>
+                <w:szCs w:val="20"/>
+                <w:lang w:val="en-US"/>
+              </w:rPr>
+              <w:t>けいさん</w:t>
+            </w:r>
+            <w:r>
+              <w:rPr>
+                <w:rFonts w:hint="eastAsia"/>
+                <w:sz w:val="22"/>
+                <w:szCs w:val="20"/>
+                <w:lang w:val="en-US"/>
+              </w:rPr>
+              <w:t>）</w:t>
+            </w:r>
+            <w:r>
+              <w:rPr>
+                <w:rFonts w:hint="eastAsia"/>
+                <w:sz w:val="22"/>
+                <w:szCs w:val="20"/>
+                <w:lang w:val="en-US"/>
+              </w:rPr>
+              <w:t>: tính toán</w:t>
+            </w:r>
+          </w:p>
+        </w:tc>
+      </w:tr>
+      <w:tr>
+        <w:trPr>
+          <w:trHeight w:val="473"/>
+        </w:trPr>
+        <w:tc>
+          <w:tcPr>
+            <w:tcW w:w="1475" w:type="dxa"/>
+            <w:vMerge w:val="restart"/>
+            <w:tcBorders>
+              <w:top w:val="single" w:sz="12" w:space="0" w:color="auto"/>
+              <w:left w:val="single" w:sz="12" w:space="0" w:color="auto"/>
+              <w:bottom w:val="single" w:sz="12" w:space="0" w:color="auto"/>
+              <w:right w:val="single" w:sz="12" w:space="0" w:color="auto"/>
+            </w:tcBorders>
+            <w:tcMar>
+              <w:top w:w="72" w:type="dxa"/>
+              <w:left w:w="115" w:type="dxa"/>
+              <w:bottom w:w="72" w:type="dxa"/>
+              <w:right w:w="115" w:type="dxa"/>
+            </w:tcMar>
+            <w:vAlign w:val="center"/>
+          </w:tcPr>
+          <w:p>
+            <w:pPr>
+              <w:jc w:val="center"/>
+              <w:rPr>
+                <w:sz w:val="22"/>
+                <w:szCs w:val="20"/>
+                <w:lang w:val="en-US"/>
+              </w:rPr>
+            </w:pPr>
+            <w:r>
+              <w:rPr>
+                <w:b/>
+                <w:bCs/>
+                <w:sz w:val="48"/>
+                <w:szCs w:val="40"/>
+                <w:lang w:val="en-US"/>
+              </w:rPr>
+              <w:t>放</w:t>
+            </w:r>
+            <w:r>
+              <w:rPr>
+                <w:b/>
+                <w:bCs/>
+                <w:sz w:val="24"/>
+                <w:szCs w:val="24"/>
+                <w:lang w:val="en-US"/>
+              </w:rPr>
+              <w:t>(</w:t>
+            </w:r>
+            <w:r>
+              <w:rPr>
+                <w:rFonts w:hint="eastAsia"/>
+                <w:b/>
+                <w:bCs/>
+                <w:sz w:val="24"/>
+                <w:szCs w:val="24"/>
+                <w:lang w:val="en-US"/>
+              </w:rPr>
+              <w:t>PHÓNG</w:t>
+            </w:r>
+            <w:r>
+              <w:rPr>
+                <w:b/>
+                <w:bCs/>
+                <w:sz w:val="24"/>
+                <w:szCs w:val="24"/>
+                <w:lang w:val="en-US"/>
+              </w:rPr>
+              <w:t>)</w:t>
+            </w:r>
+          </w:p>
+        </w:tc>
+        <w:tc>
+          <w:tcPr>
+            <w:tcW w:w="4357" w:type="dxa"/>
+            <w:tcBorders>
+              <w:top w:val="single" w:sz="12" w:space="0" w:color="auto"/>
+              <w:left w:val="single" w:sz="12" w:space="0" w:color="auto"/>
+            </w:tcBorders>
+            <w:tcMar>
+              <w:top w:w="72" w:type="dxa"/>
+              <w:left w:w="115" w:type="dxa"/>
+              <w:bottom w:w="72" w:type="dxa"/>
+              <w:right w:w="115" w:type="dxa"/>
+            </w:tcMar>
+            <w:vAlign w:val="center"/>
+          </w:tcPr>
+          <w:p>
+            <w:pPr>
+              <w:rPr>
+                <w:sz w:val="22"/>
+                <w:szCs w:val="20"/>
+                <w:lang w:val="en-US"/>
+              </w:rPr>
+            </w:pPr>
+            <w:r>
+              <w:rPr>
+                <w:rFonts w:hint="eastAsia"/>
+                <w:b/>
+                <w:bCs/>
+                <w:sz w:val="22"/>
+                <w:szCs w:val="20"/>
+                <w:lang w:val="en-US"/>
+              </w:rPr>
+              <w:t>音</w:t>
+            </w:r>
+            <w:r>
+              <w:rPr>
+                <w:rFonts w:hint="eastAsia"/>
+                <w:b/>
+                <w:bCs/>
+                <w:sz w:val="22"/>
+                <w:szCs w:val="20"/>
+                <w:lang w:val="en-US"/>
+              </w:rPr>
+              <w:t xml:space="preserve">: </w:t>
+            </w:r>
+            <w:r>
+              <w:rPr>
+                <w:b/>
+                <w:bCs/>
+                <w:sz w:val="22"/>
+                <w:szCs w:val="20"/>
+                <w:lang w:val="en-US"/>
+              </w:rPr>
+              <w:t>ホウ</w:t>
+            </w:r>
+          </w:p>
+        </w:tc>
+        <w:tc>
+          <w:tcPr>
+            <w:tcW w:w="4368" w:type="dxa"/>
+            <w:gridSpan w:val="2"/>
+            <w:tcBorders>
+              <w:top w:val="single" w:sz="12" w:space="0" w:color="auto"/>
+              <w:right w:val="single" w:sz="12" w:space="0" w:color="auto"/>
+            </w:tcBorders>
+            <w:vAlign w:val="center"/>
+          </w:tcPr>
+          <w:p>
+            <w:pPr>
+              <w:rPr>
+                <w:rFonts w:hint="eastAsia"/>
+                <w:sz w:val="22"/>
+                <w:szCs w:val="20"/>
+                <w:lang w:val="en-US"/>
+              </w:rPr>
+            </w:pPr>
+            <w:r>
+              <w:rPr>
+                <w:rFonts w:hint="eastAsia"/>
+                <w:b/>
+                <w:bCs/>
+                <w:sz w:val="22"/>
+                <w:szCs w:val="20"/>
+                <w:lang w:val="en-US"/>
+              </w:rPr>
+              <w:t>訓</w:t>
+            </w:r>
+            <w:r>
+              <w:rPr>
+                <w:rFonts w:hint="eastAsia"/>
+                <w:b/>
+                <w:bCs/>
+                <w:sz w:val="22"/>
+                <w:szCs w:val="20"/>
+                <w:lang w:val="en-US"/>
+              </w:rPr>
+              <w:t xml:space="preserve">: </w:t>
+            </w:r>
+            <w:r>
+              <w:rPr>
+                <w:b/>
+                <w:bCs/>
+                <w:sz w:val="22"/>
+                <w:szCs w:val="20"/>
+                <w:lang w:val="en-US"/>
+              </w:rPr>
+              <w:t>はな・れる</w:t>
+            </w:r>
+            <w:r>
+              <w:rPr>
+                <w:rFonts w:hint="eastAsia"/>
+                <w:b/>
+                <w:bCs/>
+                <w:sz w:val="22"/>
+                <w:szCs w:val="20"/>
+                <w:lang w:val="en-US"/>
+              </w:rPr>
+              <w:t xml:space="preserve">, </w:t>
+            </w:r>
+            <w:r>
+              <w:rPr>
+                <w:b/>
+                <w:bCs/>
+                <w:sz w:val="22"/>
+                <w:szCs w:val="20"/>
+                <w:lang w:val="en-US"/>
+              </w:rPr>
+              <w:t>はな・す</w:t>
+            </w:r>
+            <w:r>
+              <w:rPr>
+                <w:rFonts w:hint="eastAsia"/>
+                <w:b/>
+                <w:bCs/>
+                <w:sz w:val="22"/>
+                <w:szCs w:val="20"/>
+                <w:lang w:val="en-US"/>
+              </w:rPr>
+              <w:t xml:space="preserve">, </w:t>
+            </w:r>
+            <w:r>
+              <w:rPr>
+                <w:b/>
+                <w:bCs/>
+                <w:sz w:val="22"/>
+                <w:szCs w:val="20"/>
+                <w:lang w:val="en-US"/>
+              </w:rPr>
+              <w:t>はな・つ</w:t>
+            </w:r>
+          </w:p>
+        </w:tc>
+      </w:tr>
+      <w:tr>
+        <w:trPr>
+          <w:trHeight w:val="473"/>
+        </w:trPr>
+        <w:tc>
+          <w:tcPr>
+            <w:tcW w:w="1475" w:type="dxa"/>
+            <w:vMerge/>
+            <w:tcBorders>
+              <w:left w:val="single" w:sz="12" w:space="0" w:color="auto"/>
+              <w:bottom w:val="single" w:sz="12" w:space="0" w:color="auto"/>
+              <w:right w:val="single" w:sz="12" w:space="0" w:color="auto"/>
+            </w:tcBorders>
+            <w:tcMar>
+              <w:top w:w="72" w:type="dxa"/>
+              <w:left w:w="115" w:type="dxa"/>
+              <w:bottom w:w="72" w:type="dxa"/>
+              <w:right w:w="115" w:type="dxa"/>
+            </w:tcMar>
+            <w:vAlign w:val="center"/>
+          </w:tcPr>
+          <w:p>
+            <w:pPr>
+              <w:jc w:val="center"/>
+              <w:rPr>
+                <w:b/>
+                <w:bCs/>
+                <w:sz w:val="48"/>
+                <w:szCs w:val="40"/>
+                <w:lang w:val="en-US"/>
+              </w:rPr>
+            </w:pPr>
+          </w:p>
+        </w:tc>
+        <w:tc>
+          <w:tcPr>
+            <w:tcW w:w="4357" w:type="dxa"/>
+            <w:tcBorders>
+              <w:left w:val="single" w:sz="12" w:space="0" w:color="auto"/>
+              <w:bottom w:val="single" w:sz="12" w:space="0" w:color="auto"/>
+            </w:tcBorders>
+            <w:tcMar>
+              <w:top w:w="72" w:type="dxa"/>
+              <w:left w:w="115" w:type="dxa"/>
+              <w:bottom w:w="72" w:type="dxa"/>
+              <w:right w:w="115" w:type="dxa"/>
+            </w:tcMar>
+            <w:vAlign w:val="center"/>
+          </w:tcPr>
+          <w:p>
+            <w:pPr>
+              <w:rPr>
+                <w:rFonts w:hint="eastAsia"/>
+                <w:sz w:val="22"/>
+                <w:szCs w:val="20"/>
+                <w:lang w:val="en-US"/>
+              </w:rPr>
+            </w:pPr>
+            <w:r>
+              <w:rPr>
+                <w:rFonts w:hint="eastAsia"/>
+                <w:sz w:val="22"/>
+                <w:szCs w:val="20"/>
+                <w:lang w:val="en-US"/>
+              </w:rPr>
+              <w:t xml:space="preserve">1. </w:t>
+            </w:r>
+            <w:r>
+              <w:rPr>
+                <w:sz w:val="22"/>
+                <w:szCs w:val="20"/>
+                <w:lang w:val="en-US"/>
+              </w:rPr>
+              <w:t>放送</w:t>
+            </w:r>
+            <w:r>
+              <w:rPr>
+                <w:rFonts w:hint="eastAsia"/>
+                <w:sz w:val="22"/>
+                <w:szCs w:val="20"/>
+                <w:lang w:val="en-US"/>
+              </w:rPr>
+              <w:t>（</w:t>
+            </w:r>
+            <w:r>
+              <w:rPr>
+                <w:sz w:val="22"/>
+                <w:szCs w:val="20"/>
+                <w:lang w:val="en-US"/>
+              </w:rPr>
+              <w:t>ほうそう</w:t>
+            </w:r>
+            <w:r>
+              <w:rPr>
+                <w:rFonts w:hint="eastAsia"/>
+                <w:sz w:val="22"/>
+                <w:szCs w:val="20"/>
+                <w:lang w:val="en-US"/>
+              </w:rPr>
+              <w:t>）</w:t>
+            </w:r>
+            <w:r>
+              <w:rPr>
+                <w:rFonts w:hint="eastAsia"/>
+                <w:sz w:val="22"/>
+                <w:szCs w:val="20"/>
+                <w:lang w:val="en-US"/>
+              </w:rPr>
+              <w:t xml:space="preserve">: </w:t>
+            </w:r>
+            <w:r>
+              <w:rPr>
+                <w:rFonts w:hint="eastAsia"/>
+                <w:sz w:val="22"/>
+                <w:szCs w:val="20"/>
+                <w:lang w:val="en-US"/>
+              </w:rPr>
+              <w:t>phát sóng</w:t>
+            </w:r>
+          </w:p>
+          <w:p>
+            <w:pPr>
+              <w:rPr>
+                <w:sz w:val="22"/>
+                <w:szCs w:val="20"/>
+                <w:lang w:val="en-US"/>
+              </w:rPr>
+            </w:pPr>
+            <w:r>
+              <w:rPr>
+                <w:rFonts w:hint="eastAsia"/>
+                <w:sz w:val="22"/>
+                <w:szCs w:val="20"/>
+                <w:lang w:val="en-US"/>
+              </w:rPr>
+              <w:t xml:space="preserve">2. </w:t>
+            </w:r>
+            <w:r>
+              <w:rPr>
+                <w:sz w:val="22"/>
+                <w:szCs w:val="20"/>
+                <w:lang w:val="en-US"/>
+              </w:rPr>
+              <w:t>放火</w:t>
+            </w:r>
+            <w:r>
+              <w:rPr>
+                <w:rFonts w:hint="eastAsia"/>
+                <w:sz w:val="22"/>
+                <w:szCs w:val="20"/>
+                <w:lang w:val="en-US"/>
+              </w:rPr>
+              <w:t>（</w:t>
+            </w:r>
+            <w:r>
+              <w:rPr>
+                <w:sz w:val="22"/>
+                <w:szCs w:val="20"/>
+                <w:lang w:val="en-US"/>
+              </w:rPr>
+              <w:t>ほうか</w:t>
+            </w:r>
+            <w:r>
+              <w:rPr>
+                <w:rFonts w:hint="eastAsia"/>
+                <w:sz w:val="22"/>
+                <w:szCs w:val="20"/>
+                <w:lang w:val="en-US"/>
+              </w:rPr>
+              <w:t>）</w:t>
+            </w:r>
+            <w:r>
+              <w:rPr>
+                <w:rFonts w:hint="eastAsia"/>
+                <w:sz w:val="22"/>
+                <w:szCs w:val="20"/>
+                <w:lang w:val="en-US"/>
+              </w:rPr>
+              <w:t xml:space="preserve">: </w:t>
+            </w:r>
+            <w:r>
+              <w:rPr>
+                <w:rFonts w:hint="eastAsia"/>
+                <w:sz w:val="22"/>
+                <w:szCs w:val="20"/>
+                <w:lang w:val="en-US"/>
+              </w:rPr>
+              <w:t>gây h</w:t>
+            </w:r>
+            <w:r>
+              <w:rPr>
+                <w:sz w:val="22"/>
+                <w:szCs w:val="20"/>
+                <w:lang w:val="en-US"/>
+              </w:rPr>
+              <w:t>ỏ</w:t>
+            </w:r>
+            <w:r>
+              <w:rPr>
+                <w:rFonts w:hint="eastAsia"/>
+                <w:sz w:val="22"/>
+                <w:szCs w:val="20"/>
+                <w:lang w:val="en-US"/>
+              </w:rPr>
+              <w:t>a ho</w:t>
+            </w:r>
+            <w:r>
+              <w:rPr>
+                <w:sz w:val="22"/>
+                <w:szCs w:val="20"/>
+                <w:lang w:val="en-US"/>
+              </w:rPr>
+              <w:t>ạ</w:t>
+            </w:r>
+            <w:r>
+              <w:rPr>
+                <w:rFonts w:hint="eastAsia"/>
+                <w:sz w:val="22"/>
+                <w:szCs w:val="20"/>
+                <w:lang w:val="en-US"/>
+              </w:rPr>
+              <w:t>n</w:t>
+            </w:r>
+          </w:p>
+          <w:p>
+            <w:pPr>
+              <w:rPr>
+                <w:sz w:val="22"/>
+                <w:szCs w:val="20"/>
+                <w:lang w:val="en-US"/>
+              </w:rPr>
+            </w:pPr>
+            <w:r>
+              <w:rPr>
+                <w:sz w:val="22"/>
+                <w:szCs w:val="20"/>
+                <w:lang w:val="en-US"/>
+              </w:rPr>
+              <w:t xml:space="preserve">3. </w:t>
+            </w:r>
+            <w:r>
+              <w:rPr>
+                <w:rFonts w:hint="eastAsia"/>
+                <w:sz w:val="22"/>
+                <w:szCs w:val="20"/>
+                <w:lang w:val="en-US"/>
+              </w:rPr>
+              <w:t>放課後（ほうかご）</w:t>
+            </w:r>
+            <w:r>
+              <w:rPr>
+                <w:sz w:val="22"/>
+                <w:szCs w:val="20"/>
+                <w:lang w:val="en-US"/>
+              </w:rPr>
+              <w:t>: tan trường</w:t>
+            </w:r>
+          </w:p>
+          <w:p>
+            <w:pPr>
+              <w:rPr>
+                <w:rFonts w:hint="eastAsia"/>
+                <w:sz w:val="22"/>
+                <w:szCs w:val="20"/>
+                <w:lang w:val="en-US"/>
+              </w:rPr>
+            </w:pPr>
+            <w:r>
+              <w:rPr>
+                <w:sz w:val="22"/>
+                <w:szCs w:val="20"/>
+                <w:lang w:val="en-US"/>
+              </w:rPr>
+              <w:t xml:space="preserve">4. </w:t>
+            </w:r>
+            <w:r>
+              <w:rPr>
+                <w:rFonts w:hint="eastAsia"/>
+                <w:sz w:val="22"/>
+                <w:szCs w:val="20"/>
+                <w:lang w:val="en-US"/>
+              </w:rPr>
+              <w:t>開放（かいほう）</w:t>
+            </w:r>
+            <w:r>
+              <w:rPr>
+                <w:sz w:val="22"/>
+                <w:szCs w:val="20"/>
+                <w:lang w:val="en-US"/>
+              </w:rPr>
+              <w:t>: mở ra</w:t>
+            </w:r>
+          </w:p>
+        </w:tc>
+        <w:tc>
+          <w:tcPr>
+            <w:tcW w:w="4368" w:type="dxa"/>
+            <w:gridSpan w:val="2"/>
+            <w:tcBorders>
+              <w:bottom w:val="single" w:sz="12" w:space="0" w:color="auto"/>
+              <w:right w:val="single" w:sz="12" w:space="0" w:color="auto"/>
+            </w:tcBorders>
+            <w:vAlign w:val="center"/>
+          </w:tcPr>
+          <w:p>
+            <w:pPr>
+              <w:rPr>
+                <w:rFonts w:ascii="Calibri" w:hAnsi="Calibri" w:cs="Calibri" w:hint="eastAsia"/>
+                <w:sz w:val="22"/>
+                <w:szCs w:val="20"/>
+              </w:rPr>
+            </w:pPr>
+          </w:p>
+        </w:tc>
+      </w:tr>
+      <w:tr>
+        <w:trPr>
+          <w:gridAfter w:val="1"/>
+          <w:wAfter w:w="12" w:type="dxa"/>
+          <w:trHeight w:val="473"/>
+        </w:trPr>
+        <w:tc>
+          <w:tcPr>
+            <w:tcW w:w="1475" w:type="dxa"/>
+            <w:vMerge w:val="restart"/>
+            <w:tcBorders>
+              <w:top w:val="single" w:sz="12" w:space="0" w:color="auto"/>
+              <w:left w:val="single" w:sz="12" w:space="0" w:color="auto"/>
+              <w:bottom w:val="single" w:sz="12" w:space="0" w:color="auto"/>
+              <w:right w:val="single" w:sz="12" w:space="0" w:color="auto"/>
+            </w:tcBorders>
+            <w:tcMar>
+              <w:top w:w="72" w:type="dxa"/>
+              <w:left w:w="115" w:type="dxa"/>
+              <w:bottom w:w="72" w:type="dxa"/>
+              <w:right w:w="115" w:type="dxa"/>
+            </w:tcMar>
+            <w:vAlign w:val="center"/>
+          </w:tcPr>
+          <w:p>
+            <w:pPr>
+              <w:jc w:val="center"/>
+              <w:rPr>
+                <w:b/>
+                <w:bCs/>
+                <w:sz w:val="48"/>
+                <w:szCs w:val="40"/>
+                <w:lang w:val="en-US"/>
+              </w:rPr>
+            </w:pPr>
+            <w:r>
+              <w:rPr>
+                <w:b/>
+                <w:bCs/>
+                <w:sz w:val="48"/>
+                <w:szCs w:val="40"/>
+                <w:lang w:val="en-US"/>
+              </w:rPr>
+              <w:t>達</w:t>
+            </w:r>
+          </w:p>
+          <w:p>
+            <w:pPr>
+              <w:jc w:val="center"/>
+              <w:rPr>
+                <w:sz w:val="22"/>
+                <w:szCs w:val="20"/>
+                <w:lang w:val="en-US"/>
+              </w:rPr>
+            </w:pPr>
+            <w:r>
+              <w:rPr>
+                <w:b/>
+                <w:bCs/>
+                <w:sz w:val="24"/>
+                <w:szCs w:val="24"/>
+                <w:lang w:val="en-US"/>
+              </w:rPr>
+              <w:t>(</w:t>
+            </w:r>
+            <w:r>
+              <w:rPr>
+                <w:rFonts w:hint="eastAsia"/>
+                <w:b/>
+                <w:bCs/>
+                <w:sz w:val="24"/>
+                <w:szCs w:val="24"/>
+                <w:lang w:val="en-US"/>
+              </w:rPr>
+              <w:t>Đ</w:t>
+            </w:r>
+            <w:r>
+              <w:rPr>
+                <w:b/>
+                <w:bCs/>
+                <w:sz w:val="24"/>
+                <w:szCs w:val="24"/>
+                <w:lang w:val="en-US"/>
+              </w:rPr>
+              <w:t>Ạ</w:t>
+            </w:r>
+            <w:r>
+              <w:rPr>
+                <w:rFonts w:hint="eastAsia"/>
+                <w:b/>
+                <w:bCs/>
+                <w:sz w:val="24"/>
+                <w:szCs w:val="24"/>
+                <w:lang w:val="en-US"/>
+              </w:rPr>
+              <w:t>T</w:t>
+            </w:r>
+            <w:r>
+              <w:rPr>
+                <w:b/>
+                <w:bCs/>
+                <w:sz w:val="24"/>
+                <w:szCs w:val="24"/>
+                <w:lang w:val="en-US"/>
+              </w:rPr>
+              <w:t>)</w:t>
+            </w:r>
+          </w:p>
+        </w:tc>
+        <w:tc>
+          <w:tcPr>
+            <w:tcW w:w="8713" w:type="dxa"/>
+            <w:gridSpan w:val="2"/>
+            <w:tcBorders>
+              <w:top w:val="single" w:sz="12" w:space="0" w:color="auto"/>
+              <w:left w:val="single" w:sz="12" w:space="0" w:color="auto"/>
+              <w:bottom w:val="single" w:sz="4" w:space="0" w:color="auto"/>
+              <w:right w:val="single" w:sz="12" w:space="0" w:color="auto"/>
+            </w:tcBorders>
+            <w:tcMar>
+              <w:top w:w="72" w:type="dxa"/>
+              <w:left w:w="115" w:type="dxa"/>
+              <w:bottom w:w="72" w:type="dxa"/>
+              <w:right w:w="115" w:type="dxa"/>
+            </w:tcMar>
+            <w:vAlign w:val="center"/>
+          </w:tcPr>
+          <w:p>
+            <w:pPr>
+              <w:rPr>
+                <w:rFonts w:hint="eastAsia"/>
+                <w:sz w:val="22"/>
+                <w:szCs w:val="20"/>
+                <w:lang w:val="en-US"/>
+              </w:rPr>
+            </w:pPr>
+            <w:r>
+              <w:rPr>
+                <w:rFonts w:hint="eastAsia"/>
+                <w:b/>
+                <w:bCs/>
+                <w:sz w:val="22"/>
+                <w:szCs w:val="20"/>
+                <w:lang w:val="en-US"/>
+              </w:rPr>
+              <w:t>音</w:t>
+            </w:r>
+            <w:r>
+              <w:rPr>
+                <w:rFonts w:hint="eastAsia"/>
+                <w:b/>
+                <w:bCs/>
+                <w:sz w:val="22"/>
+                <w:szCs w:val="20"/>
+                <w:lang w:val="en-US"/>
+              </w:rPr>
+              <w:t xml:space="preserve">: </w:t>
+            </w:r>
+            <w:r>
+              <w:rPr>
+                <w:b/>
+                <w:bCs/>
+                <w:sz w:val="22"/>
+                <w:szCs w:val="20"/>
+                <w:lang w:val="en-US"/>
+              </w:rPr>
+              <w:t>タツ</w:t>
+            </w:r>
+          </w:p>
+        </w:tc>
+      </w:tr>
+      <w:tr>
+        <w:trPr>
+          <w:gridAfter w:val="1"/>
+          <w:wAfter w:w="12" w:type="dxa"/>
+          <w:trHeight w:val="473"/>
+        </w:trPr>
+        <w:tc>
+          <w:tcPr>
+            <w:tcW w:w="1475" w:type="dxa"/>
+            <w:vMerge/>
+            <w:tcBorders>
+              <w:left w:val="single" w:sz="12" w:space="0" w:color="auto"/>
+              <w:bottom w:val="single" w:sz="12" w:space="0" w:color="auto"/>
+              <w:right w:val="single" w:sz="12" w:space="0" w:color="auto"/>
+            </w:tcBorders>
+            <w:tcMar>
+              <w:top w:w="72" w:type="dxa"/>
+              <w:left w:w="115" w:type="dxa"/>
+              <w:bottom w:w="72" w:type="dxa"/>
+              <w:right w:w="115" w:type="dxa"/>
+            </w:tcMar>
+            <w:vAlign w:val="center"/>
+          </w:tcPr>
+          <w:p>
+            <w:pPr>
+              <w:jc w:val="center"/>
+              <w:rPr>
+                <w:b/>
+                <w:bCs/>
+                <w:sz w:val="48"/>
+                <w:szCs w:val="40"/>
+                <w:lang w:val="en-US"/>
+              </w:rPr>
+            </w:pPr>
+          </w:p>
+        </w:tc>
+        <w:tc>
+          <w:tcPr>
+            <w:tcW w:w="4357" w:type="dxa"/>
+            <w:tcBorders>
+              <w:left w:val="single" w:sz="12" w:space="0" w:color="auto"/>
+              <w:bottom w:val="single" w:sz="12" w:space="0" w:color="auto"/>
+              <w:right w:val="single" w:sz="4" w:space="0" w:color="auto"/>
+            </w:tcBorders>
+            <w:tcMar>
+              <w:top w:w="72" w:type="dxa"/>
+              <w:left w:w="115" w:type="dxa"/>
+              <w:bottom w:w="72" w:type="dxa"/>
+              <w:right w:w="115" w:type="dxa"/>
+            </w:tcMar>
+            <w:vAlign w:val="center"/>
+          </w:tcPr>
+          <w:p>
+            <w:pPr>
+              <w:rPr>
+                <w:sz w:val="22"/>
+                <w:szCs w:val="20"/>
+                <w:lang w:val="en-US"/>
+              </w:rPr>
+            </w:pPr>
+            <w:r>
+              <w:rPr>
+                <w:rFonts w:hint="eastAsia"/>
+                <w:sz w:val="22"/>
+                <w:szCs w:val="20"/>
+                <w:lang w:val="en-US"/>
+              </w:rPr>
+              <w:t xml:space="preserve">1. </w:t>
+            </w:r>
+            <w:r>
+              <w:rPr>
+                <w:sz w:val="22"/>
+                <w:szCs w:val="20"/>
+                <w:lang w:val="en-US"/>
+              </w:rPr>
+              <w:t>達成</w:t>
+            </w:r>
+            <w:r>
+              <w:rPr>
+                <w:rFonts w:hint="eastAsia"/>
+                <w:sz w:val="22"/>
+                <w:szCs w:val="20"/>
+                <w:lang w:val="en-US"/>
+              </w:rPr>
+              <w:t>（</w:t>
+            </w:r>
+            <w:r>
+              <w:rPr>
+                <w:sz w:val="22"/>
+                <w:szCs w:val="20"/>
+                <w:lang w:val="en-US"/>
+              </w:rPr>
+              <w:t>たっせい</w:t>
+            </w:r>
+            <w:r>
+              <w:rPr>
+                <w:rFonts w:hint="eastAsia"/>
+                <w:sz w:val="22"/>
+                <w:szCs w:val="20"/>
+                <w:lang w:val="en-US"/>
+              </w:rPr>
+              <w:t>）</w:t>
+            </w:r>
+            <w:r>
+              <w:rPr>
+                <w:rFonts w:hint="eastAsia"/>
+                <w:sz w:val="22"/>
+                <w:szCs w:val="20"/>
+                <w:lang w:val="en-US"/>
+              </w:rPr>
+              <w:t xml:space="preserve">: </w:t>
+            </w:r>
+            <w:r>
+              <w:rPr>
+                <w:sz w:val="22"/>
+                <w:szCs w:val="20"/>
+                <w:lang w:val="en-US"/>
+              </w:rPr>
+              <w:t>đạt được</w:t>
+            </w:r>
+          </w:p>
+          <w:p>
+            <w:pPr>
+              <w:rPr>
+                <w:sz w:val="22"/>
+                <w:szCs w:val="20"/>
+                <w:lang w:val="en-US"/>
+              </w:rPr>
+            </w:pPr>
+            <w:r>
+              <w:rPr>
+                <w:rFonts w:hint="eastAsia"/>
+                <w:sz w:val="22"/>
+                <w:szCs w:val="20"/>
+                <w:lang w:val="en-US"/>
+              </w:rPr>
+              <w:t xml:space="preserve">2. </w:t>
+            </w:r>
+            <w:r>
+              <w:rPr>
+                <w:sz w:val="22"/>
+                <w:szCs w:val="20"/>
+                <w:lang w:val="en-US"/>
+              </w:rPr>
+              <w:t>達者</w:t>
+            </w:r>
+            <w:r>
+              <w:rPr>
+                <w:rFonts w:hint="eastAsia"/>
+                <w:sz w:val="22"/>
+                <w:szCs w:val="20"/>
+                <w:lang w:val="en-US"/>
+              </w:rPr>
+              <w:t>（</w:t>
+            </w:r>
+            <w:r>
+              <w:rPr>
+                <w:sz w:val="22"/>
+                <w:szCs w:val="20"/>
+                <w:lang w:val="en-US"/>
+              </w:rPr>
+              <w:t>たっしゃ</w:t>
+            </w:r>
+            <w:r>
+              <w:rPr>
+                <w:rFonts w:hint="eastAsia"/>
+                <w:sz w:val="22"/>
+                <w:szCs w:val="20"/>
+                <w:lang w:val="en-US"/>
+              </w:rPr>
+              <w:t>）</w:t>
+            </w:r>
+            <w:r>
+              <w:rPr>
+                <w:rFonts w:hint="eastAsia"/>
+                <w:sz w:val="22"/>
+                <w:szCs w:val="20"/>
+                <w:lang w:val="en-US"/>
+              </w:rPr>
+              <w:t xml:space="preserve">: </w:t>
+            </w:r>
+            <w:r>
+              <w:rPr>
+                <w:sz w:val="22"/>
+                <w:szCs w:val="20"/>
+                <w:lang w:val="en-US"/>
+              </w:rPr>
+              <w:t>tiến bộ</w:t>
+            </w:r>
+          </w:p>
+          <w:p>
+            <w:pPr>
+              <w:rPr>
+                <w:sz w:val="22"/>
+                <w:szCs w:val="20"/>
+                <w:lang w:val="en-US"/>
+              </w:rPr>
+            </w:pPr>
+            <w:r>
+              <w:rPr>
+                <w:sz w:val="22"/>
+                <w:szCs w:val="20"/>
+                <w:lang w:val="en-US"/>
+              </w:rPr>
+              <w:t xml:space="preserve">3. </w:t>
+            </w:r>
+            <w:r>
+              <w:rPr>
+                <w:sz w:val="22"/>
+                <w:szCs w:val="20"/>
+                <w:lang w:val="en-US"/>
+              </w:rPr>
+              <w:t>達人（たつじん）</w:t>
+            </w:r>
+            <w:r>
+              <w:rPr>
+                <w:sz w:val="22"/>
+                <w:szCs w:val="20"/>
+                <w:lang w:val="en-US"/>
+              </w:rPr>
+              <w:t>:</w:t>
+            </w:r>
+            <w:r>
+              <w:rPr>
+                <w:sz w:val="22"/>
+                <w:szCs w:val="20"/>
+                <w:lang w:val="en-US"/>
+              </w:rPr>
+              <w:t xml:space="preserve"> tài giỏi, khéo léo</w:t>
+            </w:r>
+          </w:p>
+        </w:tc>
+        <w:tc>
+          <w:tcPr>
+            <w:tcW w:w="4356" w:type="dxa"/>
+            <w:tcBorders>
+              <w:left w:val="single" w:sz="4" w:space="0" w:color="auto"/>
+              <w:bottom w:val="single" w:sz="12" w:space="0" w:color="auto"/>
+              <w:right w:val="single" w:sz="12" w:space="0" w:color="auto"/>
+            </w:tcBorders>
+            <w:vAlign w:val="center"/>
+          </w:tcPr>
+          <w:p>
+            <w:pPr>
+              <w:rPr>
+                <w:sz w:val="22"/>
+                <w:szCs w:val="20"/>
+                <w:lang w:val="en-US"/>
+              </w:rPr>
+            </w:pPr>
+            <w:r>
+              <w:rPr>
+                <w:rFonts w:hint="eastAsia"/>
+                <w:sz w:val="22"/>
+                <w:szCs w:val="20"/>
+                <w:lang w:val="en-US"/>
+              </w:rPr>
+              <w:t xml:space="preserve">4. </w:t>
+            </w:r>
+            <w:r>
+              <w:rPr>
+                <w:sz w:val="22"/>
+                <w:szCs w:val="20"/>
+                <w:lang w:val="en-US"/>
+              </w:rPr>
+              <w:t>上達（じょうたつ）</w:t>
+            </w:r>
+            <w:r>
+              <w:rPr>
+                <w:rFonts w:hint="eastAsia"/>
+                <w:sz w:val="22"/>
+                <w:szCs w:val="20"/>
+                <w:lang w:val="en-US"/>
+              </w:rPr>
+              <w:t>:</w:t>
+            </w:r>
+            <w:r>
+              <w:rPr>
+                <w:sz w:val="22"/>
+                <w:szCs w:val="20"/>
+                <w:lang w:val="en-US"/>
+              </w:rPr>
+              <w:t xml:space="preserve"> cao thủ</w:t>
+            </w:r>
+          </w:p>
+          <w:p>
+            <w:pPr>
+              <w:rPr>
+                <w:sz w:val="22"/>
+                <w:szCs w:val="20"/>
+                <w:lang w:val="en-US"/>
+              </w:rPr>
+            </w:pPr>
+            <w:r>
+              <w:rPr>
+                <w:rFonts w:hint="eastAsia"/>
+                <w:sz w:val="22"/>
+                <w:szCs w:val="20"/>
+                <w:lang w:val="en-US"/>
+              </w:rPr>
+              <w:t xml:space="preserve">5. </w:t>
+            </w:r>
+            <w:r>
+              <w:rPr>
+                <w:sz w:val="22"/>
+                <w:szCs w:val="20"/>
+                <w:lang w:val="en-US"/>
+              </w:rPr>
+              <w:t>速達（そくたつ）</w:t>
+            </w:r>
+            <w:r>
+              <w:rPr>
+                <w:rFonts w:hint="eastAsia"/>
+                <w:sz w:val="22"/>
+                <w:szCs w:val="20"/>
+                <w:lang w:val="en-US"/>
+              </w:rPr>
+              <w:t>:</w:t>
+            </w:r>
+            <w:r>
+              <w:rPr>
+                <w:sz w:val="22"/>
+                <w:szCs w:val="20"/>
+                <w:lang w:val="en-US"/>
+              </w:rPr>
+              <w:t xml:space="preserve"> hỏa tốc</w:t>
+            </w:r>
+          </w:p>
+          <w:p>
+            <w:pPr>
+              <w:rPr>
+                <w:rFonts w:hint="eastAsia"/>
+                <w:sz w:val="22"/>
+                <w:szCs w:val="20"/>
+                <w:lang w:val="en-US"/>
+              </w:rPr>
+            </w:pPr>
+            <w:r>
+              <w:rPr>
+                <w:rFonts w:hint="eastAsia"/>
+                <w:sz w:val="22"/>
+                <w:szCs w:val="20"/>
+                <w:lang w:val="en-US"/>
+              </w:rPr>
+              <w:t xml:space="preserve">6. </w:t>
+            </w:r>
+            <w:r>
+              <w:rPr>
+                <w:sz w:val="22"/>
+                <w:szCs w:val="20"/>
+                <w:lang w:val="en-US"/>
+              </w:rPr>
+              <w:t>友達（ともだち）</w:t>
+            </w:r>
+            <w:r>
+              <w:rPr>
+                <w:rFonts w:hint="eastAsia"/>
+                <w:sz w:val="22"/>
+                <w:szCs w:val="20"/>
+                <w:lang w:val="en-US"/>
+              </w:rPr>
+              <w:t xml:space="preserve">: </w:t>
+            </w:r>
+            <w:r>
+              <w:rPr>
+                <w:sz w:val="22"/>
+                <w:szCs w:val="20"/>
+                <w:lang w:val="en-US"/>
+              </w:rPr>
+              <w:t>bạn bè</w:t>
+            </w:r>
+          </w:p>
+        </w:tc>
+      </w:tr>
+      <w:tr>
+        <w:trPr>
+          <w:trHeight w:val="473"/>
+        </w:trPr>
+        <w:tc>
+          <w:tcPr>
+            <w:tcW w:w="1475" w:type="dxa"/>
+            <w:vMerge w:val="restart"/>
+            <w:tcBorders>
+              <w:top w:val="single" w:sz="12" w:space="0" w:color="auto"/>
+              <w:left w:val="single" w:sz="12" w:space="0" w:color="auto"/>
+              <w:bottom w:val="single" w:sz="12" w:space="0" w:color="auto"/>
+              <w:right w:val="single" w:sz="12" w:space="0" w:color="auto"/>
+            </w:tcBorders>
+            <w:tcMar>
+              <w:top w:w="72" w:type="dxa"/>
+              <w:left w:w="115" w:type="dxa"/>
+              <w:bottom w:w="72" w:type="dxa"/>
+              <w:right w:w="115" w:type="dxa"/>
+            </w:tcMar>
+            <w:vAlign w:val="center"/>
+          </w:tcPr>
+          <w:p>
+            <w:pPr>
+              <w:jc w:val="center"/>
+              <w:rPr>
+                <w:sz w:val="22"/>
+                <w:szCs w:val="20"/>
+                <w:lang w:val="en-US"/>
+              </w:rPr>
+            </w:pPr>
+            <w:r>
+              <w:rPr>
+                <w:b/>
+                <w:bCs/>
+                <w:sz w:val="48"/>
+                <w:szCs w:val="40"/>
+                <w:lang w:val="en-US"/>
+              </w:rPr>
+              <w:t>直</w:t>
+            </w:r>
+            <w:r>
+              <w:rPr>
+                <w:b/>
+                <w:bCs/>
+                <w:sz w:val="24"/>
+                <w:szCs w:val="24"/>
+                <w:lang w:val="en-US"/>
+              </w:rPr>
+              <w:t>(</w:t>
+            </w:r>
+            <w:r>
+              <w:rPr>
+                <w:b/>
+                <w:bCs/>
+                <w:sz w:val="24"/>
+                <w:szCs w:val="24"/>
+                <w:lang w:val="en-US"/>
+              </w:rPr>
+              <w:t>TRỰC</w:t>
+            </w:r>
+            <w:r>
+              <w:rPr>
+                <w:b/>
+                <w:bCs/>
+                <w:sz w:val="24"/>
+                <w:szCs w:val="24"/>
+                <w:lang w:val="en-US"/>
+              </w:rPr>
+              <w:t>)</w:t>
+            </w:r>
+          </w:p>
+        </w:tc>
+        <w:tc>
+          <w:tcPr>
+            <w:tcW w:w="4357" w:type="dxa"/>
+            <w:tcBorders>
+              <w:top w:val="single" w:sz="12" w:space="0" w:color="auto"/>
+              <w:left w:val="single" w:sz="12" w:space="0" w:color="auto"/>
+            </w:tcBorders>
+            <w:tcMar>
+              <w:top w:w="72" w:type="dxa"/>
+              <w:left w:w="115" w:type="dxa"/>
+              <w:bottom w:w="72" w:type="dxa"/>
+              <w:right w:w="115" w:type="dxa"/>
+            </w:tcMar>
+            <w:vAlign w:val="center"/>
+          </w:tcPr>
+          <w:p>
+            <w:pPr>
+              <w:rPr>
+                <w:sz w:val="22"/>
+                <w:szCs w:val="20"/>
+                <w:lang w:val="en-US"/>
+              </w:rPr>
+            </w:pPr>
+            <w:r>
+              <w:rPr>
+                <w:rFonts w:hint="eastAsia"/>
+                <w:b/>
+                <w:bCs/>
+                <w:sz w:val="22"/>
+                <w:szCs w:val="20"/>
+                <w:lang w:val="en-US"/>
+              </w:rPr>
+              <w:t>音</w:t>
+            </w:r>
+            <w:r>
+              <w:rPr>
+                <w:rFonts w:hint="eastAsia"/>
+                <w:b/>
+                <w:bCs/>
+                <w:sz w:val="22"/>
+                <w:szCs w:val="20"/>
+                <w:lang w:val="en-US"/>
+              </w:rPr>
+              <w:t xml:space="preserve">: </w:t>
+            </w:r>
+            <w:r>
+              <w:rPr>
+                <w:b/>
+                <w:bCs/>
+                <w:sz w:val="22"/>
+                <w:szCs w:val="20"/>
+                <w:lang w:val="en-US"/>
+              </w:rPr>
+              <w:t>チョク</w:t>
+            </w:r>
+          </w:p>
+        </w:tc>
+        <w:tc>
+          <w:tcPr>
+            <w:tcW w:w="4368" w:type="dxa"/>
+            <w:gridSpan w:val="2"/>
+            <w:tcBorders>
+              <w:top w:val="single" w:sz="12" w:space="0" w:color="auto"/>
+              <w:right w:val="single" w:sz="12" w:space="0" w:color="auto"/>
+            </w:tcBorders>
+            <w:vAlign w:val="center"/>
+          </w:tcPr>
+          <w:p>
+            <w:pPr>
+              <w:rPr>
+                <w:sz w:val="22"/>
+                <w:szCs w:val="20"/>
+                <w:lang w:val="en-US"/>
+              </w:rPr>
+            </w:pPr>
+            <w:r>
+              <w:rPr>
+                <w:rFonts w:hint="eastAsia"/>
+                <w:b/>
+                <w:bCs/>
+                <w:sz w:val="22"/>
+                <w:szCs w:val="20"/>
+                <w:lang w:val="en-US"/>
+              </w:rPr>
+              <w:t>訓</w:t>
+            </w:r>
+            <w:r>
+              <w:rPr>
+                <w:rFonts w:hint="eastAsia"/>
+                <w:b/>
+                <w:bCs/>
+                <w:sz w:val="22"/>
+                <w:szCs w:val="20"/>
+                <w:lang w:val="en-US"/>
+              </w:rPr>
+              <w:t xml:space="preserve">: </w:t>
+            </w:r>
+            <w:r>
+              <w:rPr>
+                <w:b/>
+                <w:bCs/>
+                <w:sz w:val="22"/>
+                <w:szCs w:val="20"/>
+                <w:lang w:val="en-US"/>
+              </w:rPr>
+              <w:t>なお・る</w:t>
+            </w:r>
+            <w:r>
+              <w:rPr>
+                <w:rFonts w:hint="eastAsia"/>
+                <w:b/>
+                <w:bCs/>
+                <w:sz w:val="22"/>
+                <w:szCs w:val="20"/>
+                <w:lang w:val="en-US"/>
+              </w:rPr>
+              <w:t xml:space="preserve">, </w:t>
+            </w:r>
+            <w:r>
+              <w:rPr>
+                <w:b/>
+                <w:bCs/>
+                <w:sz w:val="22"/>
+                <w:szCs w:val="20"/>
+                <w:lang w:val="en-US"/>
+              </w:rPr>
+              <w:t>なお・す</w:t>
+            </w:r>
+          </w:p>
+        </w:tc>
+      </w:tr>
+      <w:tr>
+        <w:trPr>
+          <w:trHeight w:val="473"/>
+        </w:trPr>
+        <w:tc>
+          <w:tcPr>
+            <w:tcW w:w="1475" w:type="dxa"/>
+            <w:vMerge/>
+            <w:tcBorders>
+              <w:left w:val="single" w:sz="12" w:space="0" w:color="auto"/>
+              <w:bottom w:val="single" w:sz="12" w:space="0" w:color="auto"/>
+              <w:right w:val="single" w:sz="12" w:space="0" w:color="auto"/>
+            </w:tcBorders>
+            <w:tcMar>
+              <w:top w:w="72" w:type="dxa"/>
+              <w:left w:w="115" w:type="dxa"/>
+              <w:bottom w:w="72" w:type="dxa"/>
+              <w:right w:w="115" w:type="dxa"/>
+            </w:tcMar>
+            <w:vAlign w:val="center"/>
+          </w:tcPr>
+          <w:p>
+            <w:pPr>
+              <w:jc w:val="center"/>
+              <w:rPr>
+                <w:b/>
+                <w:bCs/>
+                <w:sz w:val="48"/>
+                <w:szCs w:val="40"/>
+                <w:lang w:val="en-US"/>
+              </w:rPr>
+            </w:pPr>
+          </w:p>
+        </w:tc>
+        <w:tc>
+          <w:tcPr>
+            <w:tcW w:w="4357" w:type="dxa"/>
+            <w:tcBorders>
+              <w:left w:val="single" w:sz="12" w:space="0" w:color="auto"/>
+              <w:bottom w:val="single" w:sz="12" w:space="0" w:color="auto"/>
+            </w:tcBorders>
+            <w:tcMar>
+              <w:top w:w="72" w:type="dxa"/>
+              <w:left w:w="115" w:type="dxa"/>
+              <w:bottom w:w="72" w:type="dxa"/>
+              <w:right w:w="115" w:type="dxa"/>
+            </w:tcMar>
+            <w:vAlign w:val="center"/>
+          </w:tcPr>
+          <w:p>
+            <w:pPr>
+              <w:rPr>
+                <w:sz w:val="22"/>
+                <w:szCs w:val="20"/>
+                <w:lang w:val="en-US"/>
+              </w:rPr>
+            </w:pPr>
+            <w:r>
+              <w:rPr>
+                <w:rFonts w:hint="eastAsia"/>
+                <w:sz w:val="22"/>
+                <w:szCs w:val="20"/>
+                <w:lang w:val="en-US"/>
+              </w:rPr>
+              <w:t xml:space="preserve">1. </w:t>
+            </w:r>
+            <w:r>
+              <w:rPr>
+                <w:sz w:val="22"/>
+                <w:szCs w:val="20"/>
+                <w:lang w:val="en-US"/>
+              </w:rPr>
+              <w:t>直覚</w:t>
+            </w:r>
+            <w:r>
+              <w:rPr>
+                <w:rFonts w:hint="eastAsia"/>
+                <w:sz w:val="22"/>
+                <w:szCs w:val="20"/>
+                <w:lang w:val="en-US"/>
+              </w:rPr>
+              <w:t>（</w:t>
+            </w:r>
+            <w:r>
+              <w:rPr>
+                <w:sz w:val="22"/>
+                <w:szCs w:val="20"/>
+                <w:lang w:val="en-US"/>
+              </w:rPr>
+              <w:t>ちょっかく</w:t>
+            </w:r>
+            <w:r>
+              <w:rPr>
+                <w:rFonts w:hint="eastAsia"/>
+                <w:sz w:val="22"/>
+                <w:szCs w:val="20"/>
+                <w:lang w:val="en-US"/>
+              </w:rPr>
+              <w:t>）</w:t>
+            </w:r>
+            <w:r>
+              <w:rPr>
+                <w:rFonts w:hint="eastAsia"/>
+                <w:sz w:val="22"/>
+                <w:szCs w:val="20"/>
+                <w:lang w:val="en-US"/>
+              </w:rPr>
+              <w:t xml:space="preserve">: </w:t>
+            </w:r>
+            <w:r>
+              <w:rPr>
+                <w:sz w:val="22"/>
+                <w:szCs w:val="20"/>
+                <w:lang w:val="en-US"/>
+              </w:rPr>
+              <w:t>trực giác</w:t>
+            </w:r>
+          </w:p>
+          <w:p>
+            <w:pPr>
+              <w:rPr>
+                <w:sz w:val="22"/>
+                <w:szCs w:val="20"/>
+                <w:lang w:val="en-US"/>
+              </w:rPr>
+            </w:pPr>
+            <w:r>
+              <w:rPr>
+                <w:rFonts w:hint="eastAsia"/>
+                <w:sz w:val="22"/>
+                <w:szCs w:val="20"/>
+                <w:lang w:val="en-US"/>
+              </w:rPr>
+              <w:t xml:space="preserve">2. </w:t>
+            </w:r>
+            <w:r>
+              <w:rPr>
+                <w:sz w:val="22"/>
+                <w:szCs w:val="20"/>
+                <w:lang w:val="en-US"/>
+              </w:rPr>
+              <w:t>直言</w:t>
+            </w:r>
+            <w:r>
+              <w:rPr>
+                <w:rFonts w:hint="eastAsia"/>
+                <w:sz w:val="22"/>
+                <w:szCs w:val="20"/>
+                <w:lang w:val="en-US"/>
+              </w:rPr>
+              <w:t>（</w:t>
+            </w:r>
+            <w:r>
+              <w:rPr>
+                <w:sz w:val="22"/>
+                <w:szCs w:val="20"/>
+                <w:lang w:val="en-US"/>
+              </w:rPr>
+              <w:t>ちょくげん</w:t>
+            </w:r>
+            <w:r>
+              <w:rPr>
+                <w:rFonts w:hint="eastAsia"/>
+                <w:sz w:val="22"/>
+                <w:szCs w:val="20"/>
+                <w:lang w:val="en-US"/>
+              </w:rPr>
+              <w:t>）</w:t>
+            </w:r>
+            <w:r>
+              <w:rPr>
+                <w:rFonts w:hint="eastAsia"/>
+                <w:sz w:val="22"/>
+                <w:szCs w:val="20"/>
+                <w:lang w:val="en-US"/>
+              </w:rPr>
+              <w:t xml:space="preserve">: </w:t>
+            </w:r>
+            <w:r>
+              <w:rPr>
+                <w:sz w:val="22"/>
+                <w:szCs w:val="20"/>
+                <w:lang w:val="en-US"/>
+              </w:rPr>
+              <w:t>nói thẳng</w:t>
+            </w:r>
+          </w:p>
+          <w:p>
+            <w:pPr>
+              <w:rPr>
+                <w:sz w:val="22"/>
+                <w:szCs w:val="20"/>
+                <w:lang w:val="en-US"/>
+              </w:rPr>
+            </w:pPr>
+            <w:r>
+              <w:rPr>
+                <w:rFonts w:hint="eastAsia"/>
+                <w:sz w:val="22"/>
+                <w:szCs w:val="20"/>
+                <w:lang w:val="en-US"/>
+              </w:rPr>
+              <w:t xml:space="preserve">3. </w:t>
+            </w:r>
+            <w:r>
+              <w:rPr>
+                <w:sz w:val="22"/>
+                <w:szCs w:val="20"/>
+                <w:lang w:val="en-US"/>
+              </w:rPr>
+              <w:t>直前</w:t>
+            </w:r>
+            <w:r>
+              <w:rPr>
+                <w:rFonts w:hint="eastAsia"/>
+                <w:sz w:val="22"/>
+                <w:szCs w:val="20"/>
+                <w:lang w:val="en-US"/>
+              </w:rPr>
+              <w:t>（</w:t>
+            </w:r>
+            <w:r>
+              <w:rPr>
+                <w:sz w:val="22"/>
+                <w:szCs w:val="20"/>
+                <w:lang w:val="en-US"/>
+              </w:rPr>
+              <w:t>ちょくぜん</w:t>
+            </w:r>
+            <w:r>
+              <w:rPr>
+                <w:rFonts w:hint="eastAsia"/>
+                <w:sz w:val="22"/>
+                <w:szCs w:val="20"/>
+                <w:lang w:val="en-US"/>
+              </w:rPr>
+              <w:t>）</w:t>
+            </w:r>
+            <w:r>
+              <w:rPr>
+                <w:rFonts w:hint="eastAsia"/>
+                <w:sz w:val="22"/>
+                <w:szCs w:val="20"/>
+                <w:lang w:val="en-US"/>
+              </w:rPr>
+              <w:t xml:space="preserve">: </w:t>
+            </w:r>
+            <w:r>
+              <w:rPr>
+                <w:sz w:val="22"/>
+                <w:szCs w:val="20"/>
+                <w:lang w:val="en-US"/>
+              </w:rPr>
+              <w:t>ngay trước</w:t>
+            </w:r>
+          </w:p>
+          <w:p>
+            <w:pPr>
+              <w:rPr>
+                <w:sz w:val="22"/>
+                <w:szCs w:val="20"/>
+                <w:lang w:val="en-US"/>
+              </w:rPr>
+            </w:pPr>
+            <w:r>
+              <w:rPr>
+                <w:rFonts w:hint="eastAsia"/>
+                <w:sz w:val="22"/>
+                <w:szCs w:val="20"/>
+                <w:lang w:val="en-US"/>
+              </w:rPr>
+              <w:t xml:space="preserve">4. </w:t>
+            </w:r>
+            <w:r>
+              <w:rPr>
+                <w:sz w:val="22"/>
+                <w:szCs w:val="20"/>
+                <w:lang w:val="en-US"/>
+              </w:rPr>
+              <w:t>直後</w:t>
+            </w:r>
+            <w:r>
+              <w:rPr>
+                <w:rFonts w:hint="eastAsia"/>
+                <w:sz w:val="22"/>
+                <w:szCs w:val="20"/>
+                <w:lang w:val="en-US"/>
+              </w:rPr>
+              <w:t>（</w:t>
+            </w:r>
+            <w:r>
+              <w:rPr>
+                <w:sz w:val="22"/>
+                <w:szCs w:val="20"/>
+                <w:lang w:val="en-US"/>
+              </w:rPr>
+              <w:t>ちょくご</w:t>
+            </w:r>
+            <w:r>
+              <w:rPr>
+                <w:rFonts w:hint="eastAsia"/>
+                <w:sz w:val="22"/>
+                <w:szCs w:val="20"/>
+                <w:lang w:val="en-US"/>
+              </w:rPr>
+              <w:t>）</w:t>
+            </w:r>
+            <w:r>
+              <w:rPr>
+                <w:sz w:val="22"/>
+                <w:szCs w:val="20"/>
+                <w:lang w:val="en-US"/>
+              </w:rPr>
+              <w:t>: ng</w:t>
+            </w:r>
+            <w:r>
+              <w:rPr>
+                <w:sz w:val="22"/>
+                <w:szCs w:val="20"/>
+                <w:lang w:val="en-US"/>
+              </w:rPr>
+              <w:t>ay sau</w:t>
+            </w:r>
+          </w:p>
+        </w:tc>
+        <w:tc>
+          <w:tcPr>
+            <w:tcW w:w="4368" w:type="dxa"/>
+            <w:gridSpan w:val="2"/>
+            <w:tcBorders>
+              <w:bottom w:val="single" w:sz="12" w:space="0" w:color="auto"/>
+              <w:right w:val="single" w:sz="12" w:space="0" w:color="auto"/>
+            </w:tcBorders>
+            <w:vAlign w:val="center"/>
+          </w:tcPr>
+          <w:p>
+            <w:pPr>
+              <w:rPr>
+                <w:rFonts w:hint="eastAsia"/>
+                <w:sz w:val="22"/>
+                <w:szCs w:val="20"/>
+                <w:lang w:val="en-US"/>
+              </w:rPr>
+            </w:pPr>
+          </w:p>
+        </w:tc>
+      </w:tr>
+      <w:tr>
+        <w:trPr>
+          <w:gridAfter w:val="1"/>
+          <w:wAfter w:w="12" w:type="dxa"/>
+          <w:trHeight w:val="111"/>
+        </w:trPr>
+        <w:tc>
+          <w:tcPr>
+            <w:tcW w:w="1475" w:type="dxa"/>
+            <w:vMerge w:val="restart"/>
+            <w:tcBorders>
+              <w:top w:val="single" w:sz="12" w:space="0" w:color="auto"/>
+              <w:left w:val="single" w:sz="12" w:space="0" w:color="auto"/>
+              <w:bottom w:val="single" w:sz="12" w:space="0" w:color="auto"/>
+              <w:right w:val="single" w:sz="12" w:space="0" w:color="auto"/>
+            </w:tcBorders>
+            <w:tcMar>
+              <w:top w:w="72" w:type="dxa"/>
+              <w:left w:w="115" w:type="dxa"/>
+              <w:bottom w:w="72" w:type="dxa"/>
+              <w:right w:w="115" w:type="dxa"/>
+            </w:tcMar>
+            <w:vAlign w:val="center"/>
+          </w:tcPr>
+          <w:p>
+            <w:pPr>
+              <w:jc w:val="center"/>
+              <w:rPr>
+                <w:b/>
+                <w:bCs/>
+                <w:sz w:val="48"/>
+                <w:szCs w:val="40"/>
+                <w:lang w:val="en-US"/>
+              </w:rPr>
+            </w:pPr>
+            <w:r>
+              <w:rPr>
+                <w:b/>
+                <w:bCs/>
+                <w:sz w:val="48"/>
+                <w:szCs w:val="40"/>
+                <w:lang w:val="en-US"/>
+              </w:rPr>
+              <w:t>値</w:t>
+            </w:r>
+          </w:p>
+          <w:p>
+            <w:pPr>
+              <w:jc w:val="center"/>
+              <w:rPr>
+                <w:sz w:val="22"/>
+                <w:szCs w:val="20"/>
+                <w:lang w:val="en-US"/>
+              </w:rPr>
+            </w:pPr>
+            <w:r>
+              <w:rPr>
+                <w:b/>
+                <w:bCs/>
+                <w:sz w:val="24"/>
+                <w:szCs w:val="24"/>
+                <w:lang w:val="en-US"/>
+              </w:rPr>
+              <w:t>(</w:t>
+            </w:r>
+            <w:r>
+              <w:rPr>
+                <w:rFonts w:hint="eastAsia"/>
+                <w:b/>
+                <w:bCs/>
+                <w:sz w:val="24"/>
+                <w:szCs w:val="24"/>
+                <w:lang w:val="en-US"/>
+              </w:rPr>
+              <w:t>TR</w:t>
+            </w:r>
+            <w:r>
+              <w:rPr>
+                <w:b/>
+                <w:bCs/>
+                <w:sz w:val="24"/>
+                <w:szCs w:val="24"/>
+                <w:lang w:val="en-US"/>
+              </w:rPr>
+              <w:t>Ị</w:t>
+            </w:r>
+            <w:r>
+              <w:rPr>
+                <w:b/>
+                <w:bCs/>
+                <w:sz w:val="24"/>
+                <w:szCs w:val="24"/>
+                <w:lang w:val="en-US"/>
+              </w:rPr>
+              <w:t>)</w:t>
+            </w:r>
+          </w:p>
+        </w:tc>
+        <w:tc>
+          <w:tcPr>
+            <w:tcW w:w="4357" w:type="dxa"/>
+            <w:tcBorders>
+              <w:top w:val="single" w:sz="12" w:space="0" w:color="auto"/>
+              <w:left w:val="single" w:sz="12" w:space="0" w:color="auto"/>
+              <w:right w:val="single" w:sz="4" w:space="0" w:color="auto"/>
+            </w:tcBorders>
+            <w:tcMar>
+              <w:top w:w="72" w:type="dxa"/>
+              <w:left w:w="115" w:type="dxa"/>
+              <w:bottom w:w="72" w:type="dxa"/>
+              <w:right w:w="115" w:type="dxa"/>
+            </w:tcMar>
+            <w:vAlign w:val="center"/>
+          </w:tcPr>
+          <w:p>
+            <w:pPr>
+              <w:rPr>
+                <w:sz w:val="22"/>
+                <w:szCs w:val="20"/>
+                <w:lang w:val="en-US"/>
+              </w:rPr>
+            </w:pPr>
+            <w:r>
+              <w:rPr>
+                <w:rFonts w:hint="eastAsia"/>
+                <w:b/>
+                <w:bCs/>
+                <w:sz w:val="22"/>
+                <w:szCs w:val="20"/>
+                <w:lang w:val="en-US"/>
+              </w:rPr>
+              <w:t>音</w:t>
+            </w:r>
+            <w:r>
+              <w:rPr>
+                <w:rFonts w:hint="eastAsia"/>
+                <w:b/>
+                <w:bCs/>
+                <w:sz w:val="22"/>
+                <w:szCs w:val="20"/>
+                <w:lang w:val="en-US"/>
+              </w:rPr>
+              <w:t xml:space="preserve">: </w:t>
+            </w:r>
+            <w:r>
+              <w:rPr>
+                <w:b/>
+                <w:bCs/>
+                <w:sz w:val="22"/>
+                <w:szCs w:val="20"/>
+                <w:lang w:val="en-US"/>
+              </w:rPr>
+              <w:t>チ</w:t>
+            </w:r>
+          </w:p>
+        </w:tc>
+        <w:tc>
+          <w:tcPr>
+            <w:tcW w:w="4356" w:type="dxa"/>
+            <w:tcBorders>
+              <w:top w:val="single" w:sz="12" w:space="0" w:color="auto"/>
+              <w:left w:val="single" w:sz="4" w:space="0" w:color="auto"/>
+              <w:right w:val="single" w:sz="12" w:space="0" w:color="auto"/>
+            </w:tcBorders>
+            <w:vAlign w:val="center"/>
+          </w:tcPr>
+          <w:p>
+            <w:pPr>
+              <w:rPr>
+                <w:sz w:val="22"/>
+                <w:szCs w:val="20"/>
+                <w:lang w:val="en-US"/>
+              </w:rPr>
+            </w:pPr>
+            <w:r>
+              <w:rPr>
+                <w:b/>
+                <w:bCs/>
+                <w:sz w:val="22"/>
+                <w:szCs w:val="20"/>
+                <w:lang w:val="en-US"/>
+              </w:rPr>
+              <w:t>訓</w:t>
+            </w:r>
+            <w:r>
+              <w:rPr>
+                <w:b/>
+                <w:bCs/>
+                <w:sz w:val="22"/>
+                <w:szCs w:val="20"/>
+                <w:lang w:val="en-US"/>
+              </w:rPr>
+              <w:t xml:space="preserve">: </w:t>
+            </w:r>
+            <w:r>
+              <w:rPr>
+                <w:b/>
+                <w:bCs/>
+                <w:sz w:val="22"/>
+                <w:szCs w:val="20"/>
+                <w:lang w:val="en-US"/>
+              </w:rPr>
+              <w:t>ね</w:t>
+            </w:r>
+          </w:p>
+        </w:tc>
+      </w:tr>
+      <w:tr>
+        <w:trPr>
+          <w:gridAfter w:val="1"/>
+          <w:wAfter w:w="12" w:type="dxa"/>
+          <w:trHeight w:val="110"/>
+        </w:trPr>
+        <w:tc>
+          <w:tcPr>
+            <w:tcW w:w="1475" w:type="dxa"/>
+            <w:vMerge/>
+            <w:tcBorders>
+              <w:left w:val="single" w:sz="12" w:space="0" w:color="auto"/>
+              <w:bottom w:val="single" w:sz="12" w:space="0" w:color="auto"/>
+              <w:right w:val="single" w:sz="12" w:space="0" w:color="auto"/>
+            </w:tcBorders>
+            <w:tcMar>
+              <w:top w:w="72" w:type="dxa"/>
+              <w:left w:w="115" w:type="dxa"/>
+              <w:bottom w:w="72" w:type="dxa"/>
+              <w:right w:w="115" w:type="dxa"/>
+            </w:tcMar>
+            <w:vAlign w:val="center"/>
+          </w:tcPr>
+          <w:p>
+            <w:pPr>
+              <w:jc w:val="center"/>
+              <w:rPr>
+                <w:sz w:val="22"/>
+                <w:szCs w:val="20"/>
+                <w:lang w:val="en-US"/>
+              </w:rPr>
+            </w:pPr>
+          </w:p>
+        </w:tc>
+        <w:tc>
+          <w:tcPr>
+            <w:tcW w:w="4357" w:type="dxa"/>
+            <w:tcBorders>
+              <w:left w:val="single" w:sz="12" w:space="0" w:color="auto"/>
+              <w:bottom w:val="single" w:sz="12" w:space="0" w:color="auto"/>
+              <w:right w:val="single" w:sz="4" w:space="0" w:color="auto"/>
+            </w:tcBorders>
+            <w:tcMar>
+              <w:top w:w="72" w:type="dxa"/>
+              <w:left w:w="115" w:type="dxa"/>
+              <w:bottom w:w="72" w:type="dxa"/>
+              <w:right w:w="115" w:type="dxa"/>
+            </w:tcMar>
+            <w:vAlign w:val="center"/>
+          </w:tcPr>
+          <w:p>
+            <w:pPr>
+              <w:rPr>
+                <w:rFonts w:hint="eastAsia"/>
+                <w:sz w:val="22"/>
+                <w:szCs w:val="20"/>
+                <w:lang w:val="en-US"/>
+              </w:rPr>
+            </w:pPr>
+            <w:r>
+              <w:rPr>
+                <w:rFonts w:hint="eastAsia"/>
+                <w:sz w:val="22"/>
+                <w:szCs w:val="20"/>
+                <w:lang w:val="en-US"/>
+              </w:rPr>
+              <w:t xml:space="preserve">1. </w:t>
+            </w:r>
+            <w:r>
+              <w:rPr>
+                <w:rFonts w:hint="eastAsia"/>
+                <w:sz w:val="22"/>
+                <w:szCs w:val="20"/>
+                <w:lang w:val="en-US"/>
+              </w:rPr>
+              <w:t>値引き（ねびき）</w:t>
+            </w:r>
+            <w:r>
+              <w:rPr>
+                <w:rFonts w:hint="eastAsia"/>
+                <w:sz w:val="22"/>
+                <w:szCs w:val="20"/>
+                <w:lang w:val="en-US"/>
+              </w:rPr>
+              <w:t xml:space="preserve">: </w:t>
+            </w:r>
+            <w:r>
+              <w:rPr>
+                <w:sz w:val="22"/>
+                <w:szCs w:val="20"/>
+                <w:lang w:val="en-US"/>
+              </w:rPr>
+              <w:t>hạ giá (mặc cả, trả giá)</w:t>
+            </w:r>
+          </w:p>
+          <w:p>
+            <w:pPr>
+              <w:rPr>
+                <w:sz w:val="22"/>
+                <w:szCs w:val="20"/>
+                <w:lang w:val="en-US"/>
+              </w:rPr>
+            </w:pPr>
+            <w:r>
+              <w:rPr>
+                <w:rFonts w:hint="eastAsia"/>
+                <w:sz w:val="22"/>
+                <w:szCs w:val="20"/>
+                <w:lang w:val="en-US"/>
+              </w:rPr>
+              <w:t xml:space="preserve">2. </w:t>
+            </w:r>
+            <w:r>
+              <w:rPr>
+                <w:rFonts w:hint="eastAsia"/>
+                <w:sz w:val="22"/>
+                <w:szCs w:val="20"/>
+                <w:lang w:val="en-US"/>
+              </w:rPr>
+              <w:t>値下げ（ねさげ）</w:t>
+            </w:r>
+            <w:r>
+              <w:rPr>
+                <w:rFonts w:hint="eastAsia"/>
+                <w:sz w:val="22"/>
+                <w:szCs w:val="20"/>
+                <w:lang w:val="en-US"/>
+              </w:rPr>
+              <w:t>:</w:t>
+            </w:r>
+            <w:r>
+              <w:rPr>
+                <w:sz w:val="22"/>
+                <w:szCs w:val="20"/>
+                <w:lang w:val="en-US"/>
+              </w:rPr>
+              <w:t xml:space="preserve"> hạ giá (giá mới thấp hơn giá cũ)</w:t>
+            </w:r>
+          </w:p>
+        </w:tc>
+        <w:tc>
+          <w:tcPr>
+            <w:tcW w:w="4356" w:type="dxa"/>
+            <w:tcBorders>
+              <w:left w:val="single" w:sz="4" w:space="0" w:color="auto"/>
+              <w:bottom w:val="single" w:sz="12" w:space="0" w:color="auto"/>
+              <w:right w:val="single" w:sz="12" w:space="0" w:color="auto"/>
+            </w:tcBorders>
+            <w:vAlign w:val="center"/>
+          </w:tcPr>
+          <w:p>
+            <w:pPr>
+              <w:rPr>
+                <w:sz w:val="22"/>
+                <w:szCs w:val="20"/>
+                <w:lang w:val="en-US"/>
+              </w:rPr>
+            </w:pPr>
+            <w:r>
+              <w:rPr>
+                <w:rFonts w:hint="eastAsia"/>
+                <w:sz w:val="22"/>
+                <w:szCs w:val="20"/>
+                <w:lang w:val="en-US"/>
+              </w:rPr>
+              <w:t xml:space="preserve">3. </w:t>
+            </w:r>
+            <w:r>
+              <w:rPr>
+                <w:sz w:val="22"/>
+                <w:szCs w:val="20"/>
+                <w:lang w:val="en-US"/>
+              </w:rPr>
+              <w:t>安値</w:t>
+            </w:r>
+            <w:r>
+              <w:rPr>
+                <w:rFonts w:hint="eastAsia"/>
+                <w:sz w:val="22"/>
+                <w:szCs w:val="20"/>
+                <w:lang w:val="en-US"/>
+              </w:rPr>
+              <w:t>（</w:t>
+            </w:r>
+            <w:r>
+              <w:rPr>
+                <w:sz w:val="22"/>
+                <w:szCs w:val="20"/>
+                <w:lang w:val="en-US"/>
+              </w:rPr>
+              <w:t>やすね</w:t>
+            </w:r>
+            <w:r>
+              <w:rPr>
+                <w:rFonts w:hint="eastAsia"/>
+                <w:sz w:val="22"/>
+                <w:szCs w:val="20"/>
+                <w:lang w:val="en-US"/>
+              </w:rPr>
+              <w:t>）</w:t>
+            </w:r>
+            <w:r>
+              <w:rPr>
+                <w:rFonts w:hint="eastAsia"/>
+                <w:sz w:val="22"/>
+                <w:szCs w:val="20"/>
+                <w:lang w:val="en-US"/>
+              </w:rPr>
+              <w:t xml:space="preserve">: </w:t>
+            </w:r>
+            <w:r>
+              <w:rPr>
+                <w:sz w:val="22"/>
+                <w:szCs w:val="20"/>
+                <w:lang w:val="en-US"/>
+              </w:rPr>
+              <w:t>giá rẻ</w:t>
+            </w:r>
+          </w:p>
+          <w:p>
+            <w:pPr>
+              <w:rPr>
+                <w:sz w:val="22"/>
+                <w:szCs w:val="20"/>
+                <w:lang w:val="en-US"/>
+              </w:rPr>
+            </w:pPr>
+            <w:r>
+              <w:rPr>
+                <w:rFonts w:hint="eastAsia"/>
+                <w:sz w:val="22"/>
+                <w:szCs w:val="20"/>
+                <w:lang w:val="en-US"/>
+              </w:rPr>
+              <w:t xml:space="preserve">4. </w:t>
+            </w:r>
+            <w:r>
+              <w:rPr>
+                <w:sz w:val="22"/>
+                <w:szCs w:val="20"/>
+                <w:lang w:val="en-US"/>
+              </w:rPr>
+              <w:t>高値</w:t>
+            </w:r>
+            <w:r>
+              <w:rPr>
+                <w:rFonts w:hint="eastAsia"/>
+                <w:sz w:val="22"/>
+                <w:szCs w:val="20"/>
+                <w:lang w:val="en-US"/>
+              </w:rPr>
+              <w:t>（</w:t>
+            </w:r>
+            <w:r>
+              <w:rPr>
+                <w:sz w:val="22"/>
+                <w:szCs w:val="20"/>
+                <w:lang w:val="en-US"/>
+              </w:rPr>
+              <w:t>たかね</w:t>
+            </w:r>
+            <w:r>
+              <w:rPr>
+                <w:rFonts w:hint="eastAsia"/>
+                <w:sz w:val="22"/>
+                <w:szCs w:val="20"/>
+                <w:lang w:val="en-US"/>
+              </w:rPr>
+              <w:t>）</w:t>
+            </w:r>
+            <w:r>
+              <w:rPr>
+                <w:sz w:val="22"/>
+                <w:szCs w:val="20"/>
+                <w:lang w:val="en-US"/>
+              </w:rPr>
+              <w:t xml:space="preserve">: </w:t>
+            </w:r>
+            <w:r>
+              <w:rPr>
+                <w:sz w:val="22"/>
+                <w:szCs w:val="20"/>
+                <w:lang w:val="en-US"/>
+              </w:rPr>
+              <w:t>giá cao</w:t>
+            </w:r>
+          </w:p>
+          <w:p>
+            <w:pPr>
+              <w:rPr>
+                <w:rFonts w:hint="eastAsia"/>
+                <w:sz w:val="22"/>
+                <w:szCs w:val="20"/>
+                <w:lang w:val="en-US"/>
+              </w:rPr>
+            </w:pPr>
+            <w:r>
+              <w:rPr>
+                <w:rFonts w:hint="eastAsia"/>
+                <w:sz w:val="22"/>
+                <w:szCs w:val="20"/>
+                <w:lang w:val="en-US"/>
+              </w:rPr>
+              <w:t xml:space="preserve">5. </w:t>
+            </w:r>
+            <w:r>
+              <w:rPr>
+                <w:sz w:val="22"/>
+                <w:szCs w:val="20"/>
+                <w:lang w:val="en-US"/>
+              </w:rPr>
+              <w:t>値段（ねだん）</w:t>
+            </w:r>
+            <w:r>
+              <w:rPr>
+                <w:rFonts w:hint="eastAsia"/>
+                <w:sz w:val="22"/>
+                <w:szCs w:val="20"/>
+                <w:lang w:val="en-US"/>
+              </w:rPr>
+              <w:t>:</w:t>
+            </w:r>
+            <w:r>
+              <w:rPr>
+                <w:sz w:val="22"/>
+                <w:szCs w:val="20"/>
+                <w:lang w:val="en-US"/>
+              </w:rPr>
+              <w:t xml:space="preserve"> giá cả</w:t>
+            </w:r>
+          </w:p>
+        </w:tc>
+      </w:tr>
+      <w:tr>
+        <w:trPr>
+          <w:trHeight w:val="111"/>
+        </w:trPr>
+        <w:tc>
+          <w:tcPr>
+            <w:tcW w:w="1475" w:type="dxa"/>
+            <w:vMerge w:val="restart"/>
+            <w:tcBorders>
+              <w:top w:val="single" w:sz="12" w:space="0" w:color="auto"/>
+              <w:left w:val="single" w:sz="12" w:space="0" w:color="auto"/>
+              <w:bottom w:val="single" w:sz="12" w:space="0" w:color="auto"/>
+              <w:right w:val="single" w:sz="12" w:space="0" w:color="auto"/>
+            </w:tcBorders>
+            <w:tcMar>
+              <w:top w:w="72" w:type="dxa"/>
+              <w:left w:w="115" w:type="dxa"/>
+              <w:bottom w:w="72" w:type="dxa"/>
+              <w:right w:w="115" w:type="dxa"/>
+            </w:tcMar>
+            <w:vAlign w:val="center"/>
+          </w:tcPr>
+          <w:p>
+            <w:pPr>
+              <w:jc w:val="center"/>
+              <w:rPr>
+                <w:sz w:val="22"/>
+                <w:szCs w:val="20"/>
+                <w:lang w:val="en-US"/>
+              </w:rPr>
+            </w:pPr>
+            <w:r>
+              <w:rPr>
+                <w:b/>
+                <w:bCs/>
+                <w:sz w:val="48"/>
+                <w:szCs w:val="40"/>
+                <w:lang w:val="en-US"/>
+              </w:rPr>
+              <w:t>段</w:t>
+            </w:r>
+            <w:r>
+              <w:rPr>
+                <w:b/>
+                <w:bCs/>
+                <w:sz w:val="24"/>
+                <w:szCs w:val="24"/>
+                <w:lang w:val="en-US"/>
+              </w:rPr>
+              <w:t>(</w:t>
+            </w:r>
+            <w:r>
+              <w:rPr>
+                <w:rFonts w:hint="eastAsia"/>
+                <w:b/>
+                <w:bCs/>
+                <w:sz w:val="24"/>
+                <w:szCs w:val="24"/>
+                <w:lang w:val="en-US"/>
+              </w:rPr>
+              <w:t>ĐO</w:t>
+            </w:r>
+            <w:r>
+              <w:rPr>
+                <w:b/>
+                <w:bCs/>
+                <w:sz w:val="24"/>
+                <w:szCs w:val="24"/>
+                <w:lang w:val="en-US"/>
+              </w:rPr>
+              <w:t>Ạ</w:t>
+            </w:r>
+            <w:r>
+              <w:rPr>
+                <w:rFonts w:hint="eastAsia"/>
+                <w:b/>
+                <w:bCs/>
+                <w:sz w:val="24"/>
+                <w:szCs w:val="24"/>
+                <w:lang w:val="en-US"/>
+              </w:rPr>
+              <w:t>N</w:t>
+            </w:r>
+            <w:r>
+              <w:rPr>
+                <w:b/>
+                <w:bCs/>
+                <w:sz w:val="24"/>
+                <w:szCs w:val="24"/>
+                <w:lang w:val="en-US"/>
+              </w:rPr>
+              <w:t>)</w:t>
+            </w:r>
+          </w:p>
+        </w:tc>
+        <w:tc>
+          <w:tcPr>
+            <w:tcW w:w="8725" w:type="dxa"/>
+            <w:gridSpan w:val="3"/>
+            <w:tcBorders>
+              <w:top w:val="single" w:sz="12" w:space="0" w:color="auto"/>
+              <w:left w:val="single" w:sz="12" w:space="0" w:color="auto"/>
+              <w:bottom w:val="single" w:sz="2" w:space="0" w:color="auto"/>
+              <w:right w:val="single" w:sz="12" w:space="0" w:color="auto"/>
+            </w:tcBorders>
+            <w:tcMar>
+              <w:top w:w="72" w:type="dxa"/>
+              <w:left w:w="115" w:type="dxa"/>
+              <w:bottom w:w="72" w:type="dxa"/>
+              <w:right w:w="115" w:type="dxa"/>
+            </w:tcMar>
+            <w:vAlign w:val="center"/>
+          </w:tcPr>
+          <w:p>
+            <w:pPr>
+              <w:rPr>
+                <w:rFonts w:hint="eastAsia"/>
+                <w:sz w:val="22"/>
+                <w:szCs w:val="20"/>
+                <w:lang w:val="en-US"/>
+              </w:rPr>
+            </w:pPr>
+            <w:r>
+              <w:rPr>
+                <w:rFonts w:hint="eastAsia"/>
+                <w:b/>
+                <w:bCs/>
+                <w:sz w:val="22"/>
+                <w:szCs w:val="20"/>
+                <w:lang w:val="en-US"/>
+              </w:rPr>
+              <w:t>音</w:t>
+            </w:r>
+            <w:r>
+              <w:rPr>
+                <w:rFonts w:hint="eastAsia"/>
+                <w:b/>
+                <w:bCs/>
+                <w:sz w:val="22"/>
+                <w:szCs w:val="20"/>
+                <w:lang w:val="en-US"/>
+              </w:rPr>
+              <w:t xml:space="preserve">: </w:t>
+            </w:r>
+            <w:r>
+              <w:rPr>
+                <w:b/>
+                <w:bCs/>
+                <w:sz w:val="22"/>
+                <w:szCs w:val="20"/>
+                <w:lang w:val="en-US"/>
+              </w:rPr>
+              <w:t>ダン</w:t>
+            </w:r>
+          </w:p>
+        </w:tc>
+      </w:tr>
+      <w:tr>
+        <w:trPr>
+          <w:trHeight w:val="110"/>
+        </w:trPr>
+        <w:tc>
+          <w:tcPr>
+            <w:tcW w:w="1475" w:type="dxa"/>
+            <w:vMerge/>
+            <w:tcBorders>
+              <w:left w:val="single" w:sz="12" w:space="0" w:color="auto"/>
+              <w:bottom w:val="single" w:sz="12" w:space="0" w:color="auto"/>
+              <w:right w:val="single" w:sz="12" w:space="0" w:color="auto"/>
+            </w:tcBorders>
+            <w:tcMar>
+              <w:top w:w="72" w:type="dxa"/>
+              <w:left w:w="115" w:type="dxa"/>
+              <w:bottom w:w="72" w:type="dxa"/>
+              <w:right w:w="115" w:type="dxa"/>
+            </w:tcMar>
+            <w:vAlign w:val="center"/>
+          </w:tcPr>
+          <w:p>
+            <w:pPr>
+              <w:jc w:val="center"/>
+              <w:rPr>
+                <w:sz w:val="22"/>
+                <w:szCs w:val="20"/>
+                <w:lang w:val="en-US"/>
+              </w:rPr>
+            </w:pPr>
+          </w:p>
+        </w:tc>
+        <w:tc>
+          <w:tcPr>
+            <w:tcW w:w="8725" w:type="dxa"/>
+            <w:gridSpan w:val="3"/>
+            <w:tcBorders>
+              <w:top w:val="single" w:sz="2" w:space="0" w:color="auto"/>
+              <w:left w:val="single" w:sz="12" w:space="0" w:color="auto"/>
+              <w:bottom w:val="single" w:sz="12" w:space="0" w:color="auto"/>
+              <w:right w:val="single" w:sz="12" w:space="0" w:color="auto"/>
+            </w:tcBorders>
+            <w:tcMar>
+              <w:top w:w="72" w:type="dxa"/>
+              <w:left w:w="115" w:type="dxa"/>
+              <w:bottom w:w="72" w:type="dxa"/>
+              <w:right w:w="115" w:type="dxa"/>
+            </w:tcMar>
+            <w:vAlign w:val="center"/>
+          </w:tcPr>
+          <w:p>
+            <w:pPr>
+              <w:rPr>
+                <w:rFonts w:hint="eastAsia"/>
+                <w:sz w:val="22"/>
+                <w:szCs w:val="20"/>
+                <w:lang w:val="en-US"/>
+              </w:rPr>
+            </w:pPr>
+            <w:r>
+              <w:rPr>
+                <w:rFonts w:hint="eastAsia"/>
+                <w:sz w:val="22"/>
+                <w:szCs w:val="20"/>
+                <w:lang w:val="en-US"/>
+              </w:rPr>
+              <w:t xml:space="preserve">1. </w:t>
+            </w:r>
+            <w:r>
+              <w:rPr>
+                <w:sz w:val="22"/>
+                <w:szCs w:val="20"/>
+                <w:lang w:val="en-US"/>
+              </w:rPr>
+              <w:t>段階</w:t>
+            </w:r>
+            <w:r>
+              <w:rPr>
+                <w:rFonts w:hint="eastAsia"/>
+                <w:sz w:val="22"/>
+                <w:szCs w:val="20"/>
+                <w:lang w:val="en-US"/>
+              </w:rPr>
+              <w:t>（</w:t>
+            </w:r>
+            <w:r>
+              <w:rPr>
+                <w:sz w:val="22"/>
+                <w:szCs w:val="20"/>
+                <w:lang w:val="en-US"/>
+              </w:rPr>
+              <w:t>だんかい</w:t>
+            </w:r>
+            <w:r>
+              <w:rPr>
+                <w:rFonts w:hint="eastAsia"/>
+                <w:sz w:val="22"/>
+                <w:szCs w:val="20"/>
+                <w:lang w:val="en-US"/>
+              </w:rPr>
+              <w:t>）</w:t>
+            </w:r>
+            <w:r>
+              <w:rPr>
+                <w:sz w:val="22"/>
+                <w:szCs w:val="20"/>
+                <w:lang w:val="en-US"/>
+              </w:rPr>
+              <w:t xml:space="preserve">: </w:t>
+            </w:r>
+            <w:r>
+              <w:rPr>
+                <w:rFonts w:hint="eastAsia"/>
+                <w:sz w:val="22"/>
+                <w:szCs w:val="20"/>
+                <w:lang w:val="en-US"/>
+              </w:rPr>
+              <w:t>giai đo</w:t>
+            </w:r>
+            <w:r>
+              <w:rPr>
+                <w:sz w:val="22"/>
+                <w:szCs w:val="20"/>
+                <w:lang w:val="en-US"/>
+              </w:rPr>
+              <w:t>ạ</w:t>
+            </w:r>
+            <w:r>
+              <w:rPr>
+                <w:rFonts w:hint="eastAsia"/>
+                <w:sz w:val="22"/>
+                <w:szCs w:val="20"/>
+                <w:lang w:val="en-US"/>
+              </w:rPr>
+              <w:t xml:space="preserve">n </w:t>
+            </w:r>
+          </w:p>
+          <w:p>
+            <w:pPr>
+              <w:rPr>
+                <w:rFonts w:hint="eastAsia"/>
+                <w:sz w:val="22"/>
+                <w:szCs w:val="20"/>
+                <w:lang w:val="en-US"/>
+              </w:rPr>
+            </w:pPr>
+            <w:r>
+              <w:rPr>
+                <w:rFonts w:hint="eastAsia"/>
+                <w:sz w:val="22"/>
+                <w:szCs w:val="20"/>
+                <w:lang w:val="en-US"/>
+              </w:rPr>
+              <w:t xml:space="preserve">2. </w:t>
+            </w:r>
+            <w:r>
+              <w:rPr>
+                <w:sz w:val="22"/>
+                <w:szCs w:val="20"/>
+                <w:lang w:val="en-US"/>
+              </w:rPr>
+              <w:t>階段</w:t>
+            </w:r>
+            <w:r>
+              <w:rPr>
+                <w:rFonts w:hint="eastAsia"/>
+                <w:sz w:val="22"/>
+                <w:szCs w:val="20"/>
+                <w:lang w:val="en-US"/>
+              </w:rPr>
+              <w:t>（</w:t>
+            </w:r>
+            <w:r>
+              <w:rPr>
+                <w:sz w:val="22"/>
+                <w:szCs w:val="20"/>
+                <w:lang w:val="en-US"/>
+              </w:rPr>
+              <w:t>かいだん</w:t>
+            </w:r>
+            <w:r>
+              <w:rPr>
+                <w:rFonts w:hint="eastAsia"/>
+                <w:sz w:val="22"/>
+                <w:szCs w:val="20"/>
+                <w:lang w:val="en-US"/>
+              </w:rPr>
+              <w:t>）</w:t>
+            </w:r>
+            <w:r>
+              <w:rPr>
+                <w:sz w:val="22"/>
+                <w:szCs w:val="20"/>
+                <w:lang w:val="en-US"/>
+              </w:rPr>
+              <w:t xml:space="preserve">: </w:t>
+            </w:r>
+            <w:r>
+              <w:rPr>
+                <w:rFonts w:hint="eastAsia"/>
+                <w:sz w:val="22"/>
+                <w:szCs w:val="20"/>
+                <w:lang w:val="en-US"/>
+              </w:rPr>
+              <w:t>c</w:t>
+            </w:r>
+            <w:r>
+              <w:rPr>
+                <w:sz w:val="22"/>
+                <w:szCs w:val="20"/>
+                <w:lang w:val="en-US"/>
+              </w:rPr>
+              <w:t>ầ</w:t>
+            </w:r>
+            <w:r>
+              <w:rPr>
+                <w:rFonts w:hint="eastAsia"/>
+                <w:sz w:val="22"/>
+                <w:szCs w:val="20"/>
+                <w:lang w:val="en-US"/>
+              </w:rPr>
+              <w:t>u thang</w:t>
+            </w:r>
+          </w:p>
+        </w:tc>
+      </w:tr>
+      <w:tr>
+        <w:trPr>
+          <w:trHeight w:val="111"/>
+        </w:trPr>
+        <w:tc>
+          <w:tcPr>
+            <w:tcW w:w="1475" w:type="dxa"/>
+            <w:vMerge w:val="restart"/>
+            <w:tcBorders>
+              <w:top w:val="single" w:sz="12" w:space="0" w:color="auto"/>
+              <w:left w:val="single" w:sz="12" w:space="0" w:color="auto"/>
+              <w:bottom w:val="single" w:sz="12" w:space="0" w:color="auto"/>
+              <w:right w:val="single" w:sz="12" w:space="0" w:color="auto"/>
+            </w:tcBorders>
+            <w:tcMar>
+              <w:top w:w="72" w:type="dxa"/>
+              <w:left w:w="115" w:type="dxa"/>
+              <w:bottom w:w="72" w:type="dxa"/>
+              <w:right w:w="115" w:type="dxa"/>
+            </w:tcMar>
+            <w:vAlign w:val="center"/>
+          </w:tcPr>
+          <w:p>
+            <w:pPr>
+              <w:jc w:val="center"/>
+              <w:rPr>
+                <w:b/>
+                <w:bCs/>
+                <w:sz w:val="48"/>
+                <w:szCs w:val="40"/>
+                <w:lang w:val="en-US"/>
+              </w:rPr>
+            </w:pPr>
+            <w:r>
+              <w:rPr>
+                <w:b/>
+                <w:bCs/>
+                <w:sz w:val="48"/>
+                <w:szCs w:val="40"/>
+                <w:lang w:val="en-US"/>
+              </w:rPr>
+              <w:lastRenderedPageBreak/>
+              <w:t>異</w:t>
+            </w:r>
+          </w:p>
+          <w:p>
+            <w:pPr>
+              <w:jc w:val="center"/>
+              <w:rPr>
+                <w:sz w:val="22"/>
+                <w:szCs w:val="20"/>
+                <w:lang w:val="en-US"/>
+              </w:rPr>
+            </w:pPr>
+            <w:r>
+              <w:rPr>
+                <w:b/>
+                <w:bCs/>
+                <w:sz w:val="24"/>
+                <w:szCs w:val="24"/>
+                <w:lang w:val="en-US"/>
+              </w:rPr>
+              <w:t>(</w:t>
+            </w:r>
+            <w:r>
+              <w:rPr>
+                <w:rFonts w:hint="eastAsia"/>
+                <w:b/>
+                <w:bCs/>
+                <w:sz w:val="24"/>
+                <w:szCs w:val="24"/>
+                <w:lang w:val="en-US"/>
+              </w:rPr>
+              <w:t>D</w:t>
+            </w:r>
+            <w:r>
+              <w:rPr>
+                <w:b/>
+                <w:bCs/>
+                <w:sz w:val="24"/>
+                <w:szCs w:val="24"/>
+                <w:lang w:val="en-US"/>
+              </w:rPr>
+              <w:t>Ị</w:t>
+            </w:r>
+            <w:r>
+              <w:rPr>
+                <w:b/>
+                <w:bCs/>
+                <w:sz w:val="24"/>
+                <w:szCs w:val="24"/>
+                <w:lang w:val="en-US"/>
+              </w:rPr>
+              <w:t>)</w:t>
+            </w:r>
+          </w:p>
+        </w:tc>
+        <w:tc>
+          <w:tcPr>
+            <w:tcW w:w="4357" w:type="dxa"/>
+            <w:tcBorders>
+              <w:top w:val="single" w:sz="12" w:space="0" w:color="auto"/>
+              <w:left w:val="single" w:sz="12" w:space="0" w:color="auto"/>
+            </w:tcBorders>
+            <w:tcMar>
+              <w:top w:w="72" w:type="dxa"/>
+              <w:left w:w="115" w:type="dxa"/>
+              <w:bottom w:w="72" w:type="dxa"/>
+              <w:right w:w="115" w:type="dxa"/>
+            </w:tcMar>
+            <w:vAlign w:val="center"/>
+          </w:tcPr>
+          <w:p>
+            <w:pPr>
+              <w:rPr>
+                <w:sz w:val="22"/>
+                <w:szCs w:val="20"/>
+                <w:lang w:val="en-US"/>
+              </w:rPr>
+            </w:pPr>
+            <w:r>
+              <w:rPr>
+                <w:rFonts w:hint="eastAsia"/>
+                <w:b/>
+                <w:bCs/>
+                <w:sz w:val="22"/>
+                <w:szCs w:val="20"/>
+                <w:lang w:val="en-US"/>
+              </w:rPr>
+              <w:t>音</w:t>
+            </w:r>
+            <w:r>
+              <w:rPr>
+                <w:rFonts w:hint="eastAsia"/>
+                <w:b/>
+                <w:bCs/>
+                <w:sz w:val="22"/>
+                <w:szCs w:val="20"/>
+                <w:lang w:val="en-US"/>
+              </w:rPr>
+              <w:t xml:space="preserve">: </w:t>
+            </w:r>
+            <w:r>
+              <w:rPr>
+                <w:b/>
+                <w:bCs/>
+                <w:sz w:val="22"/>
+                <w:szCs w:val="20"/>
+                <w:lang w:val="en-US"/>
+              </w:rPr>
+              <w:t>イ</w:t>
+            </w:r>
+          </w:p>
+        </w:tc>
+        <w:tc>
+          <w:tcPr>
+            <w:tcW w:w="4368" w:type="dxa"/>
+            <w:gridSpan w:val="2"/>
+            <w:tcBorders>
+              <w:top w:val="single" w:sz="12" w:space="0" w:color="auto"/>
+              <w:right w:val="single" w:sz="12" w:space="0" w:color="auto"/>
+            </w:tcBorders>
+            <w:vAlign w:val="center"/>
+          </w:tcPr>
+          <w:p>
+            <w:pPr>
+              <w:rPr>
+                <w:sz w:val="22"/>
+                <w:szCs w:val="20"/>
+                <w:lang w:val="en-US"/>
+              </w:rPr>
+            </w:pPr>
+            <w:r>
+              <w:rPr>
+                <w:rFonts w:hint="eastAsia"/>
+                <w:b/>
+                <w:bCs/>
+                <w:sz w:val="22"/>
+                <w:szCs w:val="20"/>
+                <w:lang w:val="en-US"/>
+              </w:rPr>
+              <w:t>訓</w:t>
+            </w:r>
+            <w:r>
+              <w:rPr>
+                <w:rFonts w:hint="eastAsia"/>
+                <w:b/>
+                <w:bCs/>
+                <w:sz w:val="22"/>
+                <w:szCs w:val="20"/>
+                <w:lang w:val="en-US"/>
+              </w:rPr>
+              <w:t xml:space="preserve">: </w:t>
+            </w:r>
+            <w:r>
+              <w:rPr>
+                <w:b/>
+                <w:bCs/>
+                <w:sz w:val="22"/>
+                <w:szCs w:val="20"/>
+                <w:lang w:val="en-US"/>
+              </w:rPr>
+              <w:t>こと・なる</w:t>
+            </w:r>
+          </w:p>
+        </w:tc>
+      </w:tr>
+      <w:tr>
+        <w:trPr>
+          <w:trHeight w:val="110"/>
+        </w:trPr>
+        <w:tc>
+          <w:tcPr>
+            <w:tcW w:w="1475" w:type="dxa"/>
+            <w:vMerge/>
+            <w:tcBorders>
+              <w:left w:val="single" w:sz="12" w:space="0" w:color="auto"/>
+              <w:bottom w:val="single" w:sz="12" w:space="0" w:color="auto"/>
+              <w:right w:val="single" w:sz="12" w:space="0" w:color="auto"/>
+            </w:tcBorders>
+            <w:tcMar>
+              <w:top w:w="72" w:type="dxa"/>
+              <w:left w:w="115" w:type="dxa"/>
+              <w:bottom w:w="72" w:type="dxa"/>
+              <w:right w:w="115" w:type="dxa"/>
+            </w:tcMar>
+            <w:vAlign w:val="center"/>
+          </w:tcPr>
+          <w:p>
+            <w:pPr>
+              <w:jc w:val="center"/>
+              <w:rPr>
+                <w:sz w:val="22"/>
+                <w:szCs w:val="20"/>
+                <w:lang w:val="en-US"/>
+              </w:rPr>
+            </w:pPr>
+          </w:p>
+        </w:tc>
+        <w:tc>
+          <w:tcPr>
+            <w:tcW w:w="4357" w:type="dxa"/>
+            <w:tcBorders>
+              <w:left w:val="single" w:sz="12" w:space="0" w:color="auto"/>
+              <w:bottom w:val="single" w:sz="12" w:space="0" w:color="auto"/>
+            </w:tcBorders>
+            <w:tcMar>
+              <w:top w:w="72" w:type="dxa"/>
+              <w:left w:w="115" w:type="dxa"/>
+              <w:bottom w:w="72" w:type="dxa"/>
+              <w:right w:w="115" w:type="dxa"/>
+            </w:tcMar>
+            <w:vAlign w:val="center"/>
+          </w:tcPr>
+          <w:p>
+            <w:pPr>
+              <w:rPr>
+                <w:sz w:val="22"/>
+                <w:szCs w:val="20"/>
+                <w:lang w:val="en-US"/>
+              </w:rPr>
+            </w:pPr>
+            <w:r>
+              <w:rPr>
+                <w:rFonts w:hint="eastAsia"/>
+                <w:sz w:val="22"/>
+                <w:szCs w:val="20"/>
+                <w:lang w:val="en-US"/>
+              </w:rPr>
+              <w:t xml:space="preserve">1. </w:t>
+            </w:r>
+            <w:r>
+              <w:rPr>
+                <w:sz w:val="22"/>
+                <w:szCs w:val="20"/>
+                <w:lang w:val="en-US"/>
+              </w:rPr>
+              <w:t>異見</w:t>
+            </w:r>
+            <w:r>
+              <w:rPr>
+                <w:rFonts w:hint="eastAsia"/>
+                <w:sz w:val="22"/>
+                <w:szCs w:val="20"/>
+                <w:lang w:val="en-US"/>
+              </w:rPr>
+              <w:t>（</w:t>
+            </w:r>
+            <w:r>
+              <w:rPr>
+                <w:sz w:val="22"/>
+                <w:szCs w:val="20"/>
+                <w:lang w:val="en-US"/>
+              </w:rPr>
+              <w:t>いけん</w:t>
+            </w:r>
+            <w:r>
+              <w:rPr>
+                <w:rFonts w:hint="eastAsia"/>
+                <w:sz w:val="22"/>
+                <w:szCs w:val="20"/>
+                <w:lang w:val="en-US"/>
+              </w:rPr>
+              <w:t>）</w:t>
+            </w:r>
+            <w:r>
+              <w:rPr>
+                <w:rFonts w:hint="eastAsia"/>
+                <w:sz w:val="22"/>
+                <w:szCs w:val="20"/>
+                <w:lang w:val="en-US"/>
+              </w:rPr>
+              <w:t xml:space="preserve">: </w:t>
+            </w:r>
+            <w:r>
+              <w:rPr>
+                <w:sz w:val="22"/>
+                <w:szCs w:val="20"/>
+                <w:lang w:val="en-US"/>
+              </w:rPr>
+              <w:t>ý kiến khác</w:t>
+            </w:r>
+          </w:p>
+          <w:p>
+            <w:pPr>
+              <w:rPr>
+                <w:sz w:val="22"/>
+                <w:szCs w:val="20"/>
+                <w:lang w:val="en-US"/>
+              </w:rPr>
+            </w:pPr>
+            <w:r>
+              <w:rPr>
+                <w:rFonts w:hint="eastAsia"/>
+                <w:sz w:val="22"/>
+                <w:szCs w:val="20"/>
+                <w:lang w:val="en-US"/>
+              </w:rPr>
+              <w:t xml:space="preserve">2. </w:t>
+            </w:r>
+            <w:r>
+              <w:rPr>
+                <w:sz w:val="22"/>
+                <w:szCs w:val="20"/>
+                <w:lang w:val="en-US"/>
+              </w:rPr>
+              <w:t>異同</w:t>
+            </w:r>
+            <w:r>
+              <w:rPr>
+                <w:rFonts w:hint="eastAsia"/>
+                <w:sz w:val="22"/>
+                <w:szCs w:val="20"/>
+                <w:lang w:val="en-US"/>
+              </w:rPr>
+              <w:t>（</w:t>
+            </w:r>
+            <w:r>
+              <w:rPr>
+                <w:sz w:val="22"/>
+                <w:szCs w:val="20"/>
+                <w:lang w:val="en-US"/>
+              </w:rPr>
+              <w:t>いどう</w:t>
+            </w:r>
+            <w:r>
+              <w:rPr>
+                <w:rFonts w:hint="eastAsia"/>
+                <w:sz w:val="22"/>
+                <w:szCs w:val="20"/>
+                <w:lang w:val="en-US"/>
+              </w:rPr>
+              <w:t>）</w:t>
+            </w:r>
+            <w:r>
+              <w:rPr>
+                <w:rFonts w:hint="eastAsia"/>
+                <w:sz w:val="22"/>
+                <w:szCs w:val="20"/>
+                <w:lang w:val="en-US"/>
+              </w:rPr>
+              <w:t xml:space="preserve">: </w:t>
+            </w:r>
+            <w:r>
+              <w:rPr>
+                <w:sz w:val="22"/>
+                <w:szCs w:val="20"/>
+                <w:lang w:val="en-US"/>
+              </w:rPr>
+              <w:t>sự khác nhau</w:t>
+            </w:r>
+          </w:p>
+          <w:p>
+            <w:pPr>
+              <w:rPr>
+                <w:sz w:val="22"/>
+                <w:szCs w:val="20"/>
+                <w:lang w:val="en-US"/>
+              </w:rPr>
+            </w:pPr>
+            <w:r>
+              <w:rPr>
+                <w:rFonts w:hint="eastAsia"/>
+                <w:sz w:val="22"/>
+                <w:szCs w:val="20"/>
+                <w:lang w:val="en-US"/>
+              </w:rPr>
+              <w:t xml:space="preserve">3. </w:t>
+            </w:r>
+            <w:r>
+              <w:rPr>
+                <w:sz w:val="22"/>
+                <w:szCs w:val="20"/>
+                <w:lang w:val="en-US"/>
+              </w:rPr>
+              <w:t>異質</w:t>
+            </w:r>
+            <w:r>
+              <w:rPr>
+                <w:rFonts w:hint="eastAsia"/>
+                <w:sz w:val="22"/>
+                <w:szCs w:val="20"/>
+                <w:lang w:val="en-US"/>
+              </w:rPr>
+              <w:t>（</w:t>
+            </w:r>
+            <w:r>
+              <w:rPr>
+                <w:sz w:val="22"/>
+                <w:szCs w:val="20"/>
+                <w:lang w:val="en-US"/>
+              </w:rPr>
+              <w:t>いしつ</w:t>
+            </w:r>
+            <w:r>
+              <w:rPr>
+                <w:rFonts w:hint="eastAsia"/>
+                <w:sz w:val="22"/>
+                <w:szCs w:val="20"/>
+                <w:lang w:val="en-US"/>
+              </w:rPr>
+              <w:t>）</w:t>
+            </w:r>
+            <w:r>
+              <w:rPr>
+                <w:rFonts w:hint="eastAsia"/>
+                <w:sz w:val="22"/>
+                <w:szCs w:val="20"/>
+                <w:lang w:val="en-US"/>
+              </w:rPr>
+              <w:t xml:space="preserve">: </w:t>
+            </w:r>
+            <w:r>
+              <w:rPr>
+                <w:sz w:val="22"/>
+                <w:szCs w:val="20"/>
+                <w:lang w:val="en-US"/>
+              </w:rPr>
+              <w:t>khác bản chất</w:t>
+            </w:r>
+          </w:p>
+        </w:tc>
+        <w:tc>
+          <w:tcPr>
+            <w:tcW w:w="4368" w:type="dxa"/>
+            <w:gridSpan w:val="2"/>
+            <w:tcBorders>
+              <w:bottom w:val="single" w:sz="12" w:space="0" w:color="auto"/>
+              <w:right w:val="single" w:sz="12" w:space="0" w:color="auto"/>
+            </w:tcBorders>
+            <w:vAlign w:val="center"/>
+          </w:tcPr>
+          <w:p>
+            <w:pPr>
+              <w:rPr>
+                <w:sz w:val="22"/>
+                <w:szCs w:val="20"/>
+              </w:rPr>
+            </w:pPr>
+            <w:r>
+              <w:rPr>
+                <w:sz w:val="22"/>
+                <w:szCs w:val="20"/>
+                <w:lang w:val="en-US"/>
+              </w:rPr>
+              <w:t>異なる（ことなる）</w:t>
+            </w:r>
+            <w:r>
+              <w:rPr>
+                <w:rFonts w:hint="eastAsia"/>
+                <w:sz w:val="22"/>
+                <w:szCs w:val="20"/>
+                <w:lang w:val="en-US"/>
+              </w:rPr>
+              <w:t>: k</w:t>
+            </w:r>
+            <w:r>
+              <w:rPr>
+                <w:sz w:val="22"/>
+                <w:szCs w:val="20"/>
+                <w:lang w:val="en-US"/>
+              </w:rPr>
+              <w:t>hác nhau</w:t>
+            </w:r>
+          </w:p>
+        </w:tc>
+      </w:tr>
+      <w:tr>
+        <w:trPr>
+          <w:gridAfter w:val="1"/>
+          <w:wAfter w:w="12" w:type="dxa"/>
+          <w:trHeight w:val="121"/>
+        </w:trPr>
+        <w:tc>
+          <w:tcPr>
+            <w:tcW w:w="1475" w:type="dxa"/>
+            <w:vMerge w:val="restart"/>
+            <w:tcBorders>
+              <w:left w:val="single" w:sz="12" w:space="0" w:color="auto"/>
+              <w:bottom w:val="single" w:sz="12" w:space="0" w:color="auto"/>
+              <w:right w:val="single" w:sz="12" w:space="0" w:color="auto"/>
+            </w:tcBorders>
+            <w:tcMar>
+              <w:top w:w="72" w:type="dxa"/>
+              <w:left w:w="115" w:type="dxa"/>
+              <w:bottom w:w="72" w:type="dxa"/>
+              <w:right w:w="115" w:type="dxa"/>
+            </w:tcMar>
+            <w:vAlign w:val="center"/>
+          </w:tcPr>
+          <w:p>
+            <w:pPr>
+              <w:jc w:val="center"/>
+              <w:rPr>
+                <w:b/>
+                <w:bCs/>
+                <w:sz w:val="48"/>
+                <w:szCs w:val="40"/>
+                <w:lang w:val="en-US"/>
+              </w:rPr>
+            </w:pPr>
+            <w:r>
+              <w:rPr>
+                <w:b/>
+                <w:bCs/>
+                <w:sz w:val="48"/>
+                <w:szCs w:val="40"/>
+                <w:lang w:val="en-US"/>
+              </w:rPr>
+              <w:t>得</w:t>
+            </w:r>
+          </w:p>
+          <w:p>
+            <w:pPr>
+              <w:jc w:val="center"/>
+              <w:rPr>
+                <w:sz w:val="22"/>
+                <w:szCs w:val="20"/>
+                <w:lang w:val="en-US"/>
+              </w:rPr>
+            </w:pPr>
+            <w:r>
+              <w:rPr>
+                <w:b/>
+                <w:bCs/>
+                <w:sz w:val="24"/>
+                <w:szCs w:val="24"/>
+                <w:lang w:val="en-US"/>
+              </w:rPr>
+              <w:t>(</w:t>
+            </w:r>
+            <w:r>
+              <w:rPr>
+                <w:rFonts w:hint="eastAsia"/>
+                <w:b/>
+                <w:bCs/>
+                <w:sz w:val="24"/>
+                <w:szCs w:val="24"/>
+                <w:lang w:val="en-US"/>
+              </w:rPr>
+              <w:t>Đ</w:t>
+            </w:r>
+            <w:r>
+              <w:rPr>
+                <w:b/>
+                <w:bCs/>
+                <w:sz w:val="24"/>
+                <w:szCs w:val="24"/>
+                <w:lang w:val="en-US"/>
+              </w:rPr>
+              <w:t>Ắ</w:t>
+            </w:r>
+            <w:r>
+              <w:rPr>
+                <w:rFonts w:hint="eastAsia"/>
+                <w:b/>
+                <w:bCs/>
+                <w:sz w:val="24"/>
+                <w:szCs w:val="24"/>
+                <w:lang w:val="en-US"/>
+              </w:rPr>
+              <w:t>C</w:t>
+            </w:r>
+            <w:r>
+              <w:rPr>
+                <w:b/>
+                <w:bCs/>
+                <w:sz w:val="24"/>
+                <w:szCs w:val="24"/>
+                <w:lang w:val="en-US"/>
+              </w:rPr>
+              <w:t>)</w:t>
+            </w:r>
+          </w:p>
+        </w:tc>
+        <w:tc>
+          <w:tcPr>
+            <w:tcW w:w="8713" w:type="dxa"/>
+            <w:gridSpan w:val="2"/>
+            <w:tcBorders>
+              <w:top w:val="single" w:sz="12" w:space="0" w:color="auto"/>
+              <w:left w:val="single" w:sz="12" w:space="0" w:color="auto"/>
+              <w:right w:val="single" w:sz="12" w:space="0" w:color="auto"/>
+            </w:tcBorders>
+            <w:tcMar>
+              <w:top w:w="72" w:type="dxa"/>
+              <w:left w:w="115" w:type="dxa"/>
+              <w:bottom w:w="72" w:type="dxa"/>
+              <w:right w:w="115" w:type="dxa"/>
+            </w:tcMar>
+            <w:vAlign w:val="center"/>
+          </w:tcPr>
+          <w:p>
+            <w:pPr>
+              <w:rPr>
+                <w:b/>
+                <w:bCs/>
+                <w:sz w:val="22"/>
+                <w:szCs w:val="20"/>
+              </w:rPr>
+            </w:pPr>
+            <w:r>
+              <w:rPr>
+                <w:rFonts w:hint="eastAsia"/>
+                <w:b/>
+                <w:bCs/>
+                <w:sz w:val="22"/>
+                <w:szCs w:val="20"/>
+                <w:lang w:val="en-US"/>
+              </w:rPr>
+              <w:t>音</w:t>
+            </w:r>
+            <w:r>
+              <w:rPr>
+                <w:rFonts w:hint="eastAsia"/>
+                <w:b/>
+                <w:bCs/>
+                <w:sz w:val="22"/>
+                <w:szCs w:val="20"/>
+                <w:lang w:val="en-US"/>
+              </w:rPr>
+              <w:t xml:space="preserve">: </w:t>
+            </w:r>
+            <w:r>
+              <w:rPr>
+                <w:b/>
+                <w:bCs/>
+                <w:sz w:val="22"/>
+                <w:szCs w:val="20"/>
+              </w:rPr>
+              <w:t>トク</w:t>
+            </w:r>
+          </w:p>
+        </w:tc>
+      </w:tr>
+      <w:tr>
+        <w:trPr>
+          <w:gridAfter w:val="1"/>
+          <w:wAfter w:w="12" w:type="dxa"/>
+          <w:trHeight w:val="121"/>
+        </w:trPr>
+        <w:tc>
+          <w:tcPr>
+            <w:tcW w:w="1475" w:type="dxa"/>
+            <w:vMerge/>
+            <w:tcBorders>
+              <w:left w:val="single" w:sz="12" w:space="0" w:color="auto"/>
+              <w:bottom w:val="single" w:sz="12" w:space="0" w:color="auto"/>
+              <w:right w:val="single" w:sz="12" w:space="0" w:color="auto"/>
+            </w:tcBorders>
+            <w:tcMar>
+              <w:top w:w="72" w:type="dxa"/>
+              <w:left w:w="115" w:type="dxa"/>
+              <w:bottom w:w="72" w:type="dxa"/>
+              <w:right w:w="115" w:type="dxa"/>
+            </w:tcMar>
+            <w:vAlign w:val="center"/>
+          </w:tcPr>
+          <w:p>
+            <w:pPr>
+              <w:jc w:val="center"/>
+              <w:rPr>
+                <w:sz w:val="22"/>
+                <w:szCs w:val="20"/>
+                <w:lang w:val="en-US"/>
+              </w:rPr>
+            </w:pPr>
+          </w:p>
+        </w:tc>
+        <w:tc>
+          <w:tcPr>
+            <w:tcW w:w="4357" w:type="dxa"/>
+            <w:tcBorders>
+              <w:left w:val="single" w:sz="12" w:space="0" w:color="auto"/>
+              <w:bottom w:val="single" w:sz="12" w:space="0" w:color="auto"/>
+              <w:right w:val="single" w:sz="2" w:space="0" w:color="auto"/>
+            </w:tcBorders>
+            <w:tcMar>
+              <w:top w:w="72" w:type="dxa"/>
+              <w:left w:w="115" w:type="dxa"/>
+              <w:bottom w:w="72" w:type="dxa"/>
+              <w:right w:w="115" w:type="dxa"/>
+            </w:tcMar>
+            <w:vAlign w:val="center"/>
+          </w:tcPr>
+          <w:p>
+            <w:pPr>
+              <w:rPr>
+                <w:sz w:val="22"/>
+                <w:szCs w:val="20"/>
+                <w:lang w:val="en-US"/>
+              </w:rPr>
+            </w:pPr>
+            <w:r>
+              <w:rPr>
+                <w:rFonts w:hint="eastAsia"/>
+                <w:sz w:val="22"/>
+                <w:szCs w:val="20"/>
+                <w:lang w:val="en-US"/>
+              </w:rPr>
+              <w:t xml:space="preserve">1. </w:t>
+            </w:r>
+            <w:r>
+              <w:rPr>
+                <w:sz w:val="22"/>
+                <w:szCs w:val="20"/>
+                <w:lang w:val="en-US"/>
+              </w:rPr>
+              <w:t>得意</w:t>
+            </w:r>
+            <w:r>
+              <w:rPr>
+                <w:rFonts w:hint="eastAsia"/>
+                <w:sz w:val="22"/>
+                <w:szCs w:val="20"/>
+                <w:lang w:val="en-US"/>
+              </w:rPr>
+              <w:t>（</w:t>
+            </w:r>
+            <w:r>
+              <w:rPr>
+                <w:sz w:val="22"/>
+                <w:szCs w:val="20"/>
+                <w:lang w:val="en-US"/>
+              </w:rPr>
+              <w:t>とくい</w:t>
+            </w:r>
+            <w:r>
+              <w:rPr>
+                <w:rFonts w:hint="eastAsia"/>
+                <w:sz w:val="22"/>
+                <w:szCs w:val="20"/>
+                <w:lang w:val="en-US"/>
+              </w:rPr>
+              <w:t>）</w:t>
+            </w:r>
+            <w:r>
+              <w:rPr>
+                <w:rFonts w:hint="eastAsia"/>
+                <w:sz w:val="22"/>
+                <w:szCs w:val="20"/>
+                <w:lang w:val="en-US"/>
+              </w:rPr>
+              <w:t xml:space="preserve">: </w:t>
+            </w:r>
+            <w:r>
+              <w:rPr>
+                <w:sz w:val="22"/>
+                <w:szCs w:val="20"/>
+                <w:lang w:val="en-US"/>
+              </w:rPr>
+              <w:t>giỏi, sở trường</w:t>
+            </w:r>
+          </w:p>
+          <w:p>
+            <w:pPr>
+              <w:rPr>
+                <w:sz w:val="22"/>
+                <w:szCs w:val="20"/>
+                <w:lang w:val="en-US"/>
+              </w:rPr>
+            </w:pPr>
+            <w:r>
+              <w:rPr>
+                <w:rFonts w:hint="eastAsia"/>
+                <w:sz w:val="22"/>
+                <w:szCs w:val="20"/>
+                <w:lang w:val="en-US"/>
+              </w:rPr>
+              <w:t xml:space="preserve">2. </w:t>
+            </w:r>
+            <w:r>
+              <w:rPr>
+                <w:sz w:val="22"/>
+                <w:szCs w:val="20"/>
+                <w:lang w:val="en-US"/>
+              </w:rPr>
+              <w:t>所得</w:t>
+            </w:r>
+            <w:r>
+              <w:rPr>
+                <w:rFonts w:hint="eastAsia"/>
+                <w:sz w:val="22"/>
+                <w:szCs w:val="20"/>
+                <w:lang w:val="en-US"/>
+              </w:rPr>
+              <w:t>（</w:t>
+            </w:r>
+            <w:r>
+              <w:rPr>
+                <w:sz w:val="22"/>
+                <w:szCs w:val="20"/>
+                <w:lang w:val="en-US"/>
+              </w:rPr>
+              <w:t>しょとく</w:t>
+            </w:r>
+            <w:r>
+              <w:rPr>
+                <w:rFonts w:hint="eastAsia"/>
+                <w:sz w:val="22"/>
+                <w:szCs w:val="20"/>
+                <w:lang w:val="en-US"/>
+              </w:rPr>
+              <w:t>）</w:t>
+            </w:r>
+            <w:r>
+              <w:rPr>
+                <w:rFonts w:hint="eastAsia"/>
+                <w:sz w:val="22"/>
+                <w:szCs w:val="20"/>
+                <w:lang w:val="en-US"/>
+              </w:rPr>
+              <w:t xml:space="preserve">: </w:t>
+            </w:r>
+            <w:r>
+              <w:rPr>
+                <w:sz w:val="22"/>
+                <w:szCs w:val="20"/>
+                <w:lang w:val="en-US"/>
+              </w:rPr>
+              <w:t>thu nhập</w:t>
+            </w:r>
+          </w:p>
+        </w:tc>
+        <w:tc>
+          <w:tcPr>
+            <w:tcW w:w="4356" w:type="dxa"/>
+            <w:tcBorders>
+              <w:left w:val="single" w:sz="2" w:space="0" w:color="auto"/>
+              <w:bottom w:val="single" w:sz="12" w:space="0" w:color="auto"/>
+              <w:right w:val="single" w:sz="12" w:space="0" w:color="auto"/>
+            </w:tcBorders>
+            <w:vAlign w:val="center"/>
+          </w:tcPr>
+          <w:p>
+            <w:pPr>
+              <w:rPr>
+                <w:rFonts w:hint="eastAsia"/>
+                <w:sz w:val="22"/>
+                <w:szCs w:val="20"/>
+                <w:lang w:val="en-US"/>
+              </w:rPr>
+            </w:pPr>
+            <w:r>
+              <w:rPr>
+                <w:rFonts w:hint="eastAsia"/>
+                <w:sz w:val="22"/>
+                <w:szCs w:val="20"/>
+                <w:lang w:val="en-US"/>
+              </w:rPr>
+              <w:t xml:space="preserve">3. </w:t>
+            </w:r>
+            <w:r>
+              <w:rPr>
+                <w:sz w:val="22"/>
+                <w:szCs w:val="20"/>
+                <w:lang w:val="en-US"/>
+              </w:rPr>
+              <w:t>体得</w:t>
+            </w:r>
+            <w:r>
+              <w:rPr>
+                <w:rFonts w:hint="eastAsia"/>
+                <w:sz w:val="22"/>
+                <w:szCs w:val="20"/>
+                <w:lang w:val="en-US"/>
+              </w:rPr>
+              <w:t>（</w:t>
+            </w:r>
+            <w:r>
+              <w:rPr>
+                <w:sz w:val="22"/>
+                <w:szCs w:val="20"/>
+                <w:lang w:val="en-US"/>
+              </w:rPr>
+              <w:t>たいとく</w:t>
+            </w:r>
+            <w:r>
+              <w:rPr>
+                <w:rFonts w:hint="eastAsia"/>
+                <w:sz w:val="22"/>
+                <w:szCs w:val="20"/>
+                <w:lang w:val="en-US"/>
+              </w:rPr>
+              <w:t>）</w:t>
+            </w:r>
+            <w:r>
+              <w:rPr>
+                <w:rFonts w:hint="eastAsia"/>
+                <w:sz w:val="22"/>
+                <w:szCs w:val="20"/>
+                <w:lang w:val="en-US"/>
+              </w:rPr>
+              <w:t xml:space="preserve">: </w:t>
+            </w:r>
+            <w:r>
+              <w:rPr>
+                <w:sz w:val="22"/>
+                <w:szCs w:val="20"/>
+                <w:lang w:val="en-US"/>
+              </w:rPr>
+              <w:t>lĩnh hội</w:t>
+            </w:r>
+          </w:p>
+        </w:tc>
+      </w:tr>
+      <w:tr>
+        <w:trPr>
+          <w:gridAfter w:val="1"/>
+          <w:wAfter w:w="12" w:type="dxa"/>
+          <w:trHeight w:val="121"/>
+        </w:trPr>
+        <w:tc>
+          <w:tcPr>
+            <w:tcW w:w="1475" w:type="dxa"/>
+            <w:vMerge w:val="restart"/>
+            <w:tcBorders>
+              <w:left w:val="single" w:sz="12" w:space="0" w:color="auto"/>
+              <w:bottom w:val="single" w:sz="12" w:space="0" w:color="auto"/>
+              <w:right w:val="single" w:sz="12" w:space="0" w:color="auto"/>
+            </w:tcBorders>
+            <w:tcMar>
+              <w:top w:w="72" w:type="dxa"/>
+              <w:left w:w="115" w:type="dxa"/>
+              <w:bottom w:w="72" w:type="dxa"/>
+              <w:right w:w="115" w:type="dxa"/>
+            </w:tcMar>
+            <w:vAlign w:val="center"/>
+          </w:tcPr>
+          <w:p>
+            <w:pPr>
+              <w:jc w:val="center"/>
+              <w:rPr>
+                <w:sz w:val="22"/>
+                <w:szCs w:val="20"/>
+                <w:lang w:val="en-US"/>
+              </w:rPr>
+            </w:pPr>
+            <w:r>
+              <w:rPr>
+                <w:b/>
+                <w:bCs/>
+                <w:sz w:val="48"/>
+                <w:szCs w:val="40"/>
+                <w:lang w:val="en-US"/>
+              </w:rPr>
+              <w:t>探</w:t>
+            </w:r>
+            <w:r>
+              <w:rPr>
+                <w:b/>
+                <w:bCs/>
+                <w:sz w:val="24"/>
+                <w:szCs w:val="24"/>
+                <w:lang w:val="en-US"/>
+              </w:rPr>
+              <w:t>(</w:t>
+            </w:r>
+            <w:r>
+              <w:rPr>
+                <w:b/>
+                <w:bCs/>
+                <w:sz w:val="24"/>
+                <w:szCs w:val="24"/>
+                <w:lang w:val="en-US"/>
+              </w:rPr>
+              <w:t>THÁM</w:t>
+            </w:r>
+            <w:r>
+              <w:rPr>
+                <w:b/>
+                <w:bCs/>
+                <w:sz w:val="24"/>
+                <w:szCs w:val="24"/>
+                <w:lang w:val="en-US"/>
+              </w:rPr>
+              <w:t>)</w:t>
+            </w:r>
+          </w:p>
+        </w:tc>
+        <w:tc>
+          <w:tcPr>
+            <w:tcW w:w="4357" w:type="dxa"/>
+            <w:tcBorders>
+              <w:top w:val="single" w:sz="12" w:space="0" w:color="auto"/>
+              <w:left w:val="single" w:sz="12" w:space="0" w:color="auto"/>
+            </w:tcBorders>
+            <w:tcMar>
+              <w:top w:w="72" w:type="dxa"/>
+              <w:left w:w="115" w:type="dxa"/>
+              <w:bottom w:w="72" w:type="dxa"/>
+              <w:right w:w="115" w:type="dxa"/>
+            </w:tcMar>
+            <w:vAlign w:val="center"/>
+          </w:tcPr>
+          <w:p>
+            <w:pPr>
+              <w:rPr>
+                <w:b/>
+                <w:bCs/>
+                <w:sz w:val="22"/>
+                <w:szCs w:val="20"/>
+              </w:rPr>
+            </w:pPr>
+            <w:r>
+              <w:rPr>
+                <w:rFonts w:hint="eastAsia"/>
+                <w:b/>
+                <w:bCs/>
+                <w:sz w:val="22"/>
+                <w:szCs w:val="20"/>
+                <w:lang w:val="en-US"/>
+              </w:rPr>
+              <w:t>音</w:t>
+            </w:r>
+            <w:r>
+              <w:rPr>
+                <w:rFonts w:hint="eastAsia"/>
+                <w:b/>
+                <w:bCs/>
+                <w:sz w:val="22"/>
+                <w:szCs w:val="20"/>
+                <w:lang w:val="en-US"/>
+              </w:rPr>
+              <w:t xml:space="preserve">: </w:t>
+            </w:r>
+            <w:r>
+              <w:rPr>
+                <w:b/>
+                <w:bCs/>
+                <w:sz w:val="22"/>
+                <w:szCs w:val="20"/>
+              </w:rPr>
+              <w:t>タン</w:t>
+            </w:r>
+          </w:p>
+        </w:tc>
+        <w:tc>
+          <w:tcPr>
+            <w:tcW w:w="4356" w:type="dxa"/>
+            <w:tcBorders>
+              <w:top w:val="single" w:sz="12" w:space="0" w:color="auto"/>
+              <w:right w:val="single" w:sz="12" w:space="0" w:color="auto"/>
+            </w:tcBorders>
+            <w:vAlign w:val="center"/>
+          </w:tcPr>
+          <w:p>
+            <w:pPr>
+              <w:rPr>
+                <w:b/>
+                <w:bCs/>
+                <w:sz w:val="22"/>
+                <w:szCs w:val="20"/>
+              </w:rPr>
+            </w:pPr>
+            <w:r>
+              <w:rPr>
+                <w:rFonts w:hint="eastAsia"/>
+                <w:b/>
+                <w:bCs/>
+                <w:sz w:val="22"/>
+                <w:szCs w:val="20"/>
+                <w:lang w:val="en-US"/>
+              </w:rPr>
+              <w:t>訓</w:t>
+            </w:r>
+            <w:r>
+              <w:rPr>
+                <w:rFonts w:hint="eastAsia"/>
+                <w:b/>
+                <w:bCs/>
+                <w:sz w:val="22"/>
+                <w:szCs w:val="20"/>
+                <w:lang w:val="en-US"/>
+              </w:rPr>
+              <w:t xml:space="preserve">: </w:t>
+            </w:r>
+            <w:r>
+              <w:rPr>
+                <w:b/>
+                <w:bCs/>
+                <w:sz w:val="22"/>
+                <w:szCs w:val="20"/>
+              </w:rPr>
+              <w:t>さが・す</w:t>
+            </w:r>
+          </w:p>
+        </w:tc>
+      </w:tr>
+      <w:tr>
+        <w:trPr>
+          <w:gridAfter w:val="1"/>
+          <w:wAfter w:w="12" w:type="dxa"/>
+          <w:trHeight w:val="121"/>
+        </w:trPr>
+        <w:tc>
+          <w:tcPr>
+            <w:tcW w:w="1475" w:type="dxa"/>
+            <w:vMerge/>
+            <w:tcBorders>
+              <w:left w:val="single" w:sz="12" w:space="0" w:color="auto"/>
+              <w:bottom w:val="single" w:sz="12" w:space="0" w:color="auto"/>
+              <w:right w:val="single" w:sz="12" w:space="0" w:color="auto"/>
+            </w:tcBorders>
+            <w:tcMar>
+              <w:top w:w="72" w:type="dxa"/>
+              <w:left w:w="115" w:type="dxa"/>
+              <w:bottom w:w="72" w:type="dxa"/>
+              <w:right w:w="115" w:type="dxa"/>
+            </w:tcMar>
+            <w:vAlign w:val="center"/>
+          </w:tcPr>
+          <w:p>
+            <w:pPr>
+              <w:jc w:val="center"/>
+              <w:rPr>
+                <w:sz w:val="22"/>
+                <w:szCs w:val="20"/>
+                <w:lang w:val="en-US"/>
+              </w:rPr>
+            </w:pPr>
+          </w:p>
+        </w:tc>
+        <w:tc>
+          <w:tcPr>
+            <w:tcW w:w="4357" w:type="dxa"/>
+            <w:tcBorders>
+              <w:left w:val="single" w:sz="12" w:space="0" w:color="auto"/>
+              <w:bottom w:val="single" w:sz="12" w:space="0" w:color="auto"/>
+            </w:tcBorders>
+            <w:tcMar>
+              <w:top w:w="72" w:type="dxa"/>
+              <w:left w:w="115" w:type="dxa"/>
+              <w:bottom w:w="72" w:type="dxa"/>
+              <w:right w:w="115" w:type="dxa"/>
+            </w:tcMar>
+            <w:vAlign w:val="center"/>
+          </w:tcPr>
+          <w:p>
+            <w:pPr>
+              <w:rPr>
+                <w:sz w:val="22"/>
+                <w:szCs w:val="20"/>
+                <w:lang w:val="en-US"/>
+              </w:rPr>
+            </w:pPr>
+            <w:r>
+              <w:rPr>
+                <w:rFonts w:hint="eastAsia"/>
+                <w:sz w:val="22"/>
+                <w:szCs w:val="20"/>
+                <w:lang w:val="en-US"/>
+              </w:rPr>
+              <w:t xml:space="preserve">1. </w:t>
+            </w:r>
+            <w:r>
+              <w:rPr>
+                <w:sz w:val="22"/>
+                <w:szCs w:val="20"/>
+                <w:lang w:val="en-US"/>
+              </w:rPr>
+              <w:t>探究</w:t>
+            </w:r>
+            <w:r>
+              <w:rPr>
+                <w:rFonts w:hint="eastAsia"/>
+                <w:sz w:val="22"/>
+                <w:szCs w:val="20"/>
+                <w:lang w:val="en-US"/>
+              </w:rPr>
+              <w:t>（</w:t>
+            </w:r>
+            <w:r>
+              <w:rPr>
+                <w:sz w:val="22"/>
+                <w:szCs w:val="20"/>
+                <w:lang w:val="en-US"/>
+              </w:rPr>
+              <w:t>たんきゅう</w:t>
+            </w:r>
+            <w:r>
+              <w:rPr>
+                <w:rFonts w:hint="eastAsia"/>
+                <w:sz w:val="22"/>
+                <w:szCs w:val="20"/>
+                <w:lang w:val="en-US"/>
+              </w:rPr>
+              <w:t>）</w:t>
+            </w:r>
+            <w:r>
+              <w:rPr>
+                <w:rFonts w:hint="eastAsia"/>
+                <w:sz w:val="22"/>
+                <w:szCs w:val="20"/>
+                <w:lang w:val="en-US"/>
+              </w:rPr>
+              <w:t xml:space="preserve">: </w:t>
+            </w:r>
+            <w:r>
+              <w:rPr>
+                <w:sz w:val="22"/>
+                <w:szCs w:val="20"/>
+                <w:lang w:val="en-US"/>
+              </w:rPr>
+              <w:t>nghiên cứu</w:t>
+            </w:r>
+          </w:p>
+          <w:p>
+            <w:pPr>
+              <w:rPr>
+                <w:sz w:val="22"/>
+                <w:szCs w:val="20"/>
+                <w:lang w:val="en-US"/>
+              </w:rPr>
+            </w:pPr>
+            <w:r>
+              <w:rPr>
+                <w:rFonts w:hint="eastAsia"/>
+                <w:sz w:val="22"/>
+                <w:szCs w:val="20"/>
+                <w:lang w:val="en-US"/>
+              </w:rPr>
+              <w:t xml:space="preserve">2. </w:t>
+            </w:r>
+            <w:r>
+              <w:rPr>
+                <w:sz w:val="22"/>
+                <w:szCs w:val="20"/>
+                <w:lang w:val="en-US"/>
+              </w:rPr>
+              <w:t>探知</w:t>
+            </w:r>
+            <w:r>
+              <w:rPr>
+                <w:rFonts w:hint="eastAsia"/>
+                <w:sz w:val="22"/>
+                <w:szCs w:val="20"/>
+                <w:lang w:val="en-US"/>
+              </w:rPr>
+              <w:t>（</w:t>
+            </w:r>
+            <w:r>
+              <w:rPr>
+                <w:sz w:val="22"/>
+                <w:szCs w:val="20"/>
+                <w:lang w:val="en-US"/>
+              </w:rPr>
+              <w:t>たんち</w:t>
+            </w:r>
+            <w:r>
+              <w:rPr>
+                <w:rFonts w:hint="eastAsia"/>
+                <w:sz w:val="22"/>
+                <w:szCs w:val="20"/>
+                <w:lang w:val="en-US"/>
+              </w:rPr>
+              <w:t>）</w:t>
+            </w:r>
+            <w:r>
+              <w:rPr>
+                <w:rFonts w:hint="eastAsia"/>
+                <w:sz w:val="22"/>
+                <w:szCs w:val="20"/>
+                <w:lang w:val="en-US"/>
+              </w:rPr>
+              <w:t xml:space="preserve">: </w:t>
+            </w:r>
+            <w:r>
+              <w:rPr>
+                <w:sz w:val="22"/>
+                <w:szCs w:val="20"/>
+                <w:lang w:val="en-US"/>
+              </w:rPr>
+              <w:t>phát hiện</w:t>
+            </w:r>
+          </w:p>
+        </w:tc>
+        <w:tc>
+          <w:tcPr>
+            <w:tcW w:w="4356" w:type="dxa"/>
+            <w:tcBorders>
+              <w:bottom w:val="single" w:sz="12" w:space="0" w:color="auto"/>
+              <w:right w:val="single" w:sz="12" w:space="0" w:color="auto"/>
+            </w:tcBorders>
+            <w:vAlign w:val="center"/>
+          </w:tcPr>
+          <w:p>
+            <w:pPr>
+              <w:rPr>
+                <w:sz w:val="22"/>
+                <w:szCs w:val="20"/>
+                <w:lang w:val="en-US"/>
+              </w:rPr>
+            </w:pPr>
+          </w:p>
+        </w:tc>
+      </w:tr>
+      <w:tr>
+        <w:trPr>
+          <w:gridAfter w:val="1"/>
+          <w:wAfter w:w="12" w:type="dxa"/>
+          <w:trHeight w:val="121"/>
+        </w:trPr>
+        <w:tc>
+          <w:tcPr>
+            <w:tcW w:w="1475" w:type="dxa"/>
+            <w:vMerge w:val="restart"/>
+            <w:tcBorders>
+              <w:left w:val="single" w:sz="12" w:space="0" w:color="auto"/>
+              <w:bottom w:val="single" w:sz="12" w:space="0" w:color="auto"/>
+              <w:right w:val="single" w:sz="12" w:space="0" w:color="auto"/>
+            </w:tcBorders>
+            <w:tcMar>
+              <w:top w:w="72" w:type="dxa"/>
+              <w:left w:w="115" w:type="dxa"/>
+              <w:bottom w:w="72" w:type="dxa"/>
+              <w:right w:w="115" w:type="dxa"/>
+            </w:tcMar>
+            <w:vAlign w:val="center"/>
+          </w:tcPr>
+          <w:p>
+            <w:pPr>
+              <w:jc w:val="center"/>
+              <w:rPr>
+                <w:b/>
+                <w:bCs/>
+                <w:sz w:val="48"/>
+                <w:szCs w:val="40"/>
+                <w:lang w:val="en-US"/>
+              </w:rPr>
+            </w:pPr>
+            <w:r>
+              <w:rPr>
+                <w:b/>
+                <w:bCs/>
+                <w:sz w:val="48"/>
+                <w:szCs w:val="40"/>
+                <w:lang w:val="en-US"/>
+              </w:rPr>
+              <w:t>果</w:t>
+            </w:r>
+          </w:p>
+          <w:p>
+            <w:pPr>
+              <w:jc w:val="center"/>
+              <w:rPr>
+                <w:sz w:val="22"/>
+                <w:szCs w:val="20"/>
+                <w:lang w:val="en-US"/>
+              </w:rPr>
+            </w:pPr>
+            <w:r>
+              <w:rPr>
+                <w:b/>
+                <w:bCs/>
+                <w:sz w:val="24"/>
+                <w:szCs w:val="24"/>
+                <w:lang w:val="en-US"/>
+              </w:rPr>
+              <w:t>(</w:t>
+            </w:r>
+            <w:r>
+              <w:rPr>
+                <w:rFonts w:hint="eastAsia"/>
+                <w:b/>
+                <w:bCs/>
+                <w:sz w:val="24"/>
+                <w:szCs w:val="24"/>
+                <w:lang w:val="en-US"/>
+              </w:rPr>
+              <w:t>QU</w:t>
+            </w:r>
+            <w:r>
+              <w:rPr>
+                <w:b/>
+                <w:bCs/>
+                <w:sz w:val="24"/>
+                <w:szCs w:val="24"/>
+                <w:lang w:val="en-US"/>
+              </w:rPr>
+              <w:t>Ả</w:t>
+            </w:r>
+            <w:r>
+              <w:rPr>
+                <w:b/>
+                <w:bCs/>
+                <w:sz w:val="24"/>
+                <w:szCs w:val="24"/>
+                <w:lang w:val="en-US"/>
+              </w:rPr>
+              <w:t>)</w:t>
+            </w:r>
+          </w:p>
+        </w:tc>
+        <w:tc>
+          <w:tcPr>
+            <w:tcW w:w="4357" w:type="dxa"/>
+            <w:tcBorders>
+              <w:top w:val="single" w:sz="12" w:space="0" w:color="auto"/>
+              <w:left w:val="single" w:sz="12" w:space="0" w:color="auto"/>
+            </w:tcBorders>
+            <w:tcMar>
+              <w:top w:w="72" w:type="dxa"/>
+              <w:left w:w="115" w:type="dxa"/>
+              <w:bottom w:w="72" w:type="dxa"/>
+              <w:right w:w="115" w:type="dxa"/>
+            </w:tcMar>
+            <w:vAlign w:val="center"/>
+          </w:tcPr>
+          <w:p>
+            <w:pPr>
+              <w:rPr>
+                <w:b/>
+                <w:bCs/>
+                <w:sz w:val="22"/>
+                <w:szCs w:val="20"/>
+              </w:rPr>
+            </w:pPr>
+            <w:r>
+              <w:rPr>
+                <w:rFonts w:hint="eastAsia"/>
+                <w:b/>
+                <w:bCs/>
+                <w:sz w:val="22"/>
+                <w:szCs w:val="20"/>
+                <w:lang w:val="en-US"/>
+              </w:rPr>
+              <w:t>音</w:t>
+            </w:r>
+            <w:r>
+              <w:rPr>
+                <w:rFonts w:hint="eastAsia"/>
+                <w:b/>
+                <w:bCs/>
+                <w:sz w:val="22"/>
+                <w:szCs w:val="20"/>
+                <w:lang w:val="en-US"/>
+              </w:rPr>
+              <w:t xml:space="preserve">: </w:t>
+            </w:r>
+            <w:r>
+              <w:rPr>
+                <w:b/>
+                <w:bCs/>
+                <w:sz w:val="22"/>
+                <w:szCs w:val="20"/>
+              </w:rPr>
+              <w:t>カ</w:t>
+            </w:r>
+          </w:p>
+        </w:tc>
+        <w:tc>
+          <w:tcPr>
+            <w:tcW w:w="4356" w:type="dxa"/>
+            <w:tcBorders>
+              <w:top w:val="single" w:sz="12" w:space="0" w:color="auto"/>
+              <w:right w:val="single" w:sz="12" w:space="0" w:color="auto"/>
+            </w:tcBorders>
+            <w:vAlign w:val="center"/>
+          </w:tcPr>
+          <w:p>
+            <w:pPr>
+              <w:rPr>
+                <w:b/>
+                <w:bCs/>
+                <w:sz w:val="22"/>
+                <w:szCs w:val="20"/>
+              </w:rPr>
+            </w:pPr>
+            <w:r>
+              <w:rPr>
+                <w:rFonts w:hint="eastAsia"/>
+                <w:b/>
+                <w:bCs/>
+                <w:sz w:val="22"/>
+                <w:szCs w:val="20"/>
+                <w:lang w:val="en-US"/>
+              </w:rPr>
+              <w:t>訓</w:t>
+            </w:r>
+            <w:r>
+              <w:rPr>
+                <w:rFonts w:hint="eastAsia"/>
+                <w:b/>
+                <w:bCs/>
+                <w:sz w:val="22"/>
+                <w:szCs w:val="20"/>
+                <w:lang w:val="en-US"/>
+              </w:rPr>
+              <w:t xml:space="preserve">: </w:t>
+            </w:r>
+            <w:r>
+              <w:rPr>
+                <w:b/>
+                <w:bCs/>
+                <w:sz w:val="22"/>
+                <w:szCs w:val="20"/>
+              </w:rPr>
+              <w:t>は・たす</w:t>
+            </w:r>
+          </w:p>
+        </w:tc>
+      </w:tr>
+      <w:tr>
+        <w:trPr>
+          <w:gridAfter w:val="1"/>
+          <w:wAfter w:w="12" w:type="dxa"/>
+          <w:trHeight w:val="121"/>
+        </w:trPr>
+        <w:tc>
+          <w:tcPr>
+            <w:tcW w:w="1475" w:type="dxa"/>
+            <w:vMerge/>
+            <w:tcBorders>
+              <w:left w:val="single" w:sz="12" w:space="0" w:color="auto"/>
+              <w:bottom w:val="single" w:sz="12" w:space="0" w:color="auto"/>
+              <w:right w:val="single" w:sz="12" w:space="0" w:color="auto"/>
+            </w:tcBorders>
+            <w:tcMar>
+              <w:top w:w="72" w:type="dxa"/>
+              <w:left w:w="115" w:type="dxa"/>
+              <w:bottom w:w="72" w:type="dxa"/>
+              <w:right w:w="115" w:type="dxa"/>
+            </w:tcMar>
+            <w:vAlign w:val="center"/>
+          </w:tcPr>
+          <w:p>
+            <w:pPr>
+              <w:jc w:val="center"/>
+              <w:rPr>
+                <w:sz w:val="22"/>
+                <w:szCs w:val="20"/>
+                <w:lang w:val="en-US"/>
+              </w:rPr>
+            </w:pPr>
+          </w:p>
+        </w:tc>
+        <w:tc>
+          <w:tcPr>
+            <w:tcW w:w="4357" w:type="dxa"/>
+            <w:tcBorders>
+              <w:left w:val="single" w:sz="12" w:space="0" w:color="auto"/>
+              <w:bottom w:val="single" w:sz="12" w:space="0" w:color="auto"/>
+            </w:tcBorders>
+            <w:tcMar>
+              <w:top w:w="72" w:type="dxa"/>
+              <w:left w:w="115" w:type="dxa"/>
+              <w:bottom w:w="72" w:type="dxa"/>
+              <w:right w:w="115" w:type="dxa"/>
+            </w:tcMar>
+            <w:vAlign w:val="center"/>
+          </w:tcPr>
+          <w:p>
+            <w:pPr>
+              <w:rPr>
+                <w:sz w:val="22"/>
+                <w:szCs w:val="20"/>
+              </w:rPr>
+            </w:pPr>
+            <w:r>
+              <w:rPr>
+                <w:rFonts w:hint="eastAsia"/>
+                <w:sz w:val="22"/>
+                <w:szCs w:val="20"/>
+                <w:lang w:val="en-US"/>
+              </w:rPr>
+              <w:t xml:space="preserve">1. </w:t>
+            </w:r>
+            <w:r>
+              <w:rPr>
+                <w:sz w:val="22"/>
+                <w:szCs w:val="20"/>
+                <w:lang w:val="en-US"/>
+              </w:rPr>
+              <w:t>果実</w:t>
+            </w:r>
+            <w:r>
+              <w:rPr>
+                <w:rFonts w:hint="eastAsia"/>
+                <w:sz w:val="22"/>
+                <w:szCs w:val="20"/>
+                <w:lang w:val="en-US"/>
+              </w:rPr>
+              <w:t>（</w:t>
+            </w:r>
+            <w:r>
+              <w:rPr>
+                <w:sz w:val="22"/>
+                <w:szCs w:val="20"/>
+                <w:lang w:val="en-US"/>
+              </w:rPr>
+              <w:t>かじつ</w:t>
+            </w:r>
+            <w:r>
+              <w:rPr>
+                <w:rFonts w:hint="eastAsia"/>
+                <w:sz w:val="22"/>
+                <w:szCs w:val="20"/>
+                <w:lang w:val="en-US"/>
+              </w:rPr>
+              <w:t>）</w:t>
+            </w:r>
+            <w:r>
+              <w:rPr>
+                <w:rFonts w:hint="eastAsia"/>
+                <w:sz w:val="22"/>
+                <w:szCs w:val="20"/>
+                <w:lang w:val="en-US"/>
+              </w:rPr>
+              <w:t xml:space="preserve">: </w:t>
+            </w:r>
+            <w:r>
+              <w:rPr>
+                <w:rFonts w:hint="eastAsia"/>
+                <w:sz w:val="22"/>
+                <w:szCs w:val="20"/>
+                <w:lang w:val="en-US"/>
+              </w:rPr>
+              <w:t>q</w:t>
+            </w:r>
+            <w:r>
+              <w:rPr>
+                <w:sz w:val="22"/>
+                <w:szCs w:val="20"/>
+                <w:lang w:val="en-US"/>
+              </w:rPr>
+              <w:t>uả (ăn được hoặc không</w:t>
+            </w:r>
+            <w:r>
+              <w:rPr>
+                <w:rFonts w:hint="eastAsia"/>
+                <w:sz w:val="22"/>
+                <w:szCs w:val="20"/>
+                <w:lang w:val="en-US"/>
+              </w:rPr>
+              <w:t>)</w:t>
+            </w:r>
+          </w:p>
+          <w:p>
+            <w:pPr>
+              <w:rPr>
+                <w:rFonts w:hint="eastAsia"/>
+                <w:sz w:val="22"/>
+                <w:szCs w:val="20"/>
+                <w:lang w:val="en-US"/>
+              </w:rPr>
+            </w:pPr>
+            <w:r>
+              <w:rPr>
+                <w:rFonts w:hint="eastAsia"/>
+                <w:sz w:val="22"/>
+                <w:szCs w:val="20"/>
+                <w:lang w:val="en-US"/>
+              </w:rPr>
+              <w:t xml:space="preserve">2. </w:t>
+            </w:r>
+            <w:r>
+              <w:rPr>
+                <w:sz w:val="22"/>
+                <w:szCs w:val="20"/>
+                <w:lang w:val="en-US"/>
+              </w:rPr>
+              <w:t>果物</w:t>
+            </w:r>
+            <w:r>
+              <w:rPr>
+                <w:rFonts w:hint="eastAsia"/>
+                <w:sz w:val="22"/>
+                <w:szCs w:val="20"/>
+                <w:lang w:val="en-US"/>
+              </w:rPr>
+              <w:t>（</w:t>
+            </w:r>
+            <w:r>
+              <w:rPr>
+                <w:sz w:val="22"/>
+                <w:szCs w:val="20"/>
+                <w:lang w:val="en-US"/>
+              </w:rPr>
+              <w:t>くだもの</w:t>
+            </w:r>
+            <w:r>
+              <w:rPr>
+                <w:rFonts w:hint="eastAsia"/>
+                <w:sz w:val="22"/>
+                <w:szCs w:val="20"/>
+                <w:lang w:val="en-US"/>
+              </w:rPr>
+              <w:t>）</w:t>
+            </w:r>
+            <w:r>
+              <w:rPr>
+                <w:rFonts w:hint="eastAsia"/>
+                <w:sz w:val="22"/>
+                <w:szCs w:val="20"/>
+                <w:lang w:val="en-US"/>
+              </w:rPr>
+              <w:t xml:space="preserve">: </w:t>
+            </w:r>
+            <w:r>
+              <w:rPr>
+                <w:rFonts w:hint="eastAsia"/>
+                <w:sz w:val="22"/>
+                <w:szCs w:val="20"/>
+                <w:lang w:val="en-US"/>
+              </w:rPr>
+              <w:t>trái cây</w:t>
+            </w:r>
+          </w:p>
+          <w:p>
+            <w:pPr>
+              <w:rPr>
+                <w:rFonts w:hint="eastAsia"/>
+                <w:sz w:val="22"/>
+                <w:szCs w:val="20"/>
+                <w:lang w:val="en-US"/>
+              </w:rPr>
+            </w:pPr>
+            <w:r>
+              <w:rPr>
+                <w:rFonts w:hint="eastAsia"/>
+                <w:sz w:val="22"/>
+                <w:szCs w:val="20"/>
+                <w:lang w:val="en-US"/>
+              </w:rPr>
+              <w:t xml:space="preserve">3. </w:t>
+            </w:r>
+            <w:r>
+              <w:rPr>
+                <w:sz w:val="22"/>
+                <w:szCs w:val="20"/>
+              </w:rPr>
+              <w:t>成果</w:t>
+            </w:r>
+            <w:r>
+              <w:rPr>
+                <w:rFonts w:hint="eastAsia"/>
+                <w:sz w:val="22"/>
+                <w:szCs w:val="20"/>
+              </w:rPr>
+              <w:t>（</w:t>
+            </w:r>
+            <w:r>
+              <w:rPr>
+                <w:sz w:val="22"/>
+                <w:szCs w:val="20"/>
+              </w:rPr>
+              <w:t>せいか</w:t>
+            </w:r>
+            <w:r>
+              <w:rPr>
+                <w:rFonts w:hint="eastAsia"/>
+                <w:sz w:val="22"/>
+                <w:szCs w:val="20"/>
+              </w:rPr>
+              <w:t>）</w:t>
+            </w:r>
+            <w:r>
+              <w:rPr>
+                <w:rFonts w:hint="eastAsia"/>
+                <w:sz w:val="22"/>
+                <w:szCs w:val="20"/>
+                <w:lang w:val="en-US"/>
+              </w:rPr>
+              <w:t xml:space="preserve">: </w:t>
+            </w:r>
+            <w:r>
+              <w:rPr>
+                <w:rFonts w:hint="eastAsia"/>
+                <w:sz w:val="22"/>
+                <w:szCs w:val="20"/>
+                <w:lang w:val="en-US"/>
+              </w:rPr>
+              <w:t>thành qu</w:t>
+            </w:r>
+            <w:r>
+              <w:rPr>
+                <w:sz w:val="22"/>
+                <w:szCs w:val="20"/>
+                <w:lang w:val="en-US"/>
+              </w:rPr>
+              <w:t>ả</w:t>
+            </w:r>
+          </w:p>
+        </w:tc>
+        <w:tc>
+          <w:tcPr>
+            <w:tcW w:w="4356" w:type="dxa"/>
+            <w:tcBorders>
+              <w:bottom w:val="single" w:sz="12" w:space="0" w:color="auto"/>
+              <w:right w:val="single" w:sz="12" w:space="0" w:color="auto"/>
+            </w:tcBorders>
+            <w:vAlign w:val="center"/>
+          </w:tcPr>
+          <w:p>
+            <w:pPr>
+              <w:rPr>
+                <w:sz w:val="22"/>
+                <w:szCs w:val="20"/>
+                <w:lang w:val="en-US"/>
+              </w:rPr>
+            </w:pPr>
+          </w:p>
+        </w:tc>
+      </w:tr>
+      <w:tr>
+        <w:trPr>
+          <w:gridAfter w:val="1"/>
+          <w:wAfter w:w="12" w:type="dxa"/>
+          <w:trHeight w:val="121"/>
+        </w:trPr>
+        <w:tc>
+          <w:tcPr>
+            <w:tcW w:w="1475" w:type="dxa"/>
+            <w:vMerge w:val="restart"/>
+            <w:tcBorders>
+              <w:left w:val="single" w:sz="12" w:space="0" w:color="auto"/>
+              <w:bottom w:val="single" w:sz="12" w:space="0" w:color="auto"/>
+              <w:right w:val="single" w:sz="12" w:space="0" w:color="auto"/>
+            </w:tcBorders>
+            <w:tcMar>
+              <w:top w:w="72" w:type="dxa"/>
+              <w:left w:w="115" w:type="dxa"/>
+              <w:bottom w:w="72" w:type="dxa"/>
+              <w:right w:w="115" w:type="dxa"/>
+            </w:tcMar>
+            <w:vAlign w:val="center"/>
+          </w:tcPr>
+          <w:p>
+            <w:pPr>
+              <w:jc w:val="center"/>
+              <w:rPr>
+                <w:b/>
+                <w:bCs/>
+                <w:sz w:val="48"/>
+                <w:szCs w:val="40"/>
+                <w:lang w:val="en-US"/>
+              </w:rPr>
+            </w:pPr>
+            <w:r>
+              <w:rPr>
+                <w:b/>
+                <w:bCs/>
+                <w:sz w:val="48"/>
+                <w:szCs w:val="40"/>
+              </w:rPr>
+              <w:t>限</w:t>
+            </w:r>
+          </w:p>
+          <w:p>
+            <w:pPr>
+              <w:jc w:val="center"/>
+              <w:rPr>
+                <w:sz w:val="22"/>
+                <w:szCs w:val="20"/>
+                <w:lang w:val="en-US"/>
+              </w:rPr>
+            </w:pPr>
+            <w:r>
+              <w:rPr>
+                <w:b/>
+                <w:bCs/>
+                <w:sz w:val="24"/>
+                <w:szCs w:val="24"/>
+                <w:lang w:val="en-US"/>
+              </w:rPr>
+              <w:t>(</w:t>
+            </w:r>
+            <w:r>
+              <w:rPr>
+                <w:rFonts w:hint="eastAsia"/>
+                <w:b/>
+                <w:bCs/>
+                <w:sz w:val="24"/>
+                <w:szCs w:val="24"/>
+                <w:lang w:val="en-US"/>
+              </w:rPr>
+              <w:t>H</w:t>
+            </w:r>
+            <w:r>
+              <w:rPr>
+                <w:b/>
+                <w:bCs/>
+                <w:sz w:val="24"/>
+                <w:szCs w:val="24"/>
+                <w:lang w:val="en-US"/>
+              </w:rPr>
+              <w:t>Ạ</w:t>
+            </w:r>
+            <w:r>
+              <w:rPr>
+                <w:rFonts w:hint="eastAsia"/>
+                <w:b/>
+                <w:bCs/>
+                <w:sz w:val="24"/>
+                <w:szCs w:val="24"/>
+                <w:lang w:val="en-US"/>
+              </w:rPr>
+              <w:t>N</w:t>
+            </w:r>
+            <w:r>
+              <w:rPr>
+                <w:b/>
+                <w:bCs/>
+                <w:sz w:val="24"/>
+                <w:szCs w:val="24"/>
+                <w:lang w:val="en-US"/>
+              </w:rPr>
+              <w:t>)</w:t>
+            </w:r>
+          </w:p>
+        </w:tc>
+        <w:tc>
+          <w:tcPr>
+            <w:tcW w:w="4357" w:type="dxa"/>
+            <w:tcBorders>
+              <w:top w:val="single" w:sz="12" w:space="0" w:color="auto"/>
+              <w:left w:val="single" w:sz="12" w:space="0" w:color="auto"/>
+            </w:tcBorders>
+            <w:tcMar>
+              <w:top w:w="72" w:type="dxa"/>
+              <w:left w:w="115" w:type="dxa"/>
+              <w:bottom w:w="72" w:type="dxa"/>
+              <w:right w:w="115" w:type="dxa"/>
+            </w:tcMar>
+            <w:vAlign w:val="center"/>
+          </w:tcPr>
+          <w:p>
+            <w:pPr>
+              <w:rPr>
+                <w:b/>
+                <w:bCs/>
+                <w:sz w:val="22"/>
+                <w:szCs w:val="20"/>
+              </w:rPr>
+            </w:pPr>
+            <w:r>
+              <w:rPr>
+                <w:rFonts w:hint="eastAsia"/>
+                <w:b/>
+                <w:bCs/>
+                <w:sz w:val="22"/>
+                <w:szCs w:val="20"/>
+                <w:lang w:val="en-US"/>
+              </w:rPr>
+              <w:t>音</w:t>
+            </w:r>
+            <w:r>
+              <w:rPr>
+                <w:rFonts w:hint="eastAsia"/>
+                <w:b/>
+                <w:bCs/>
+                <w:sz w:val="22"/>
+                <w:szCs w:val="20"/>
+                <w:lang w:val="en-US"/>
+              </w:rPr>
+              <w:t xml:space="preserve">: </w:t>
+            </w:r>
+            <w:r>
+              <w:rPr>
+                <w:b/>
+                <w:bCs/>
+                <w:sz w:val="22"/>
+                <w:szCs w:val="20"/>
+              </w:rPr>
+              <w:t>ゲン</w:t>
+            </w:r>
+          </w:p>
+        </w:tc>
+        <w:tc>
+          <w:tcPr>
+            <w:tcW w:w="4356" w:type="dxa"/>
+            <w:tcBorders>
+              <w:top w:val="single" w:sz="12" w:space="0" w:color="auto"/>
+              <w:right w:val="single" w:sz="12" w:space="0" w:color="auto"/>
+            </w:tcBorders>
+            <w:vAlign w:val="center"/>
+          </w:tcPr>
+          <w:p>
+            <w:pPr>
+              <w:rPr>
+                <w:b/>
+                <w:bCs/>
+                <w:sz w:val="22"/>
+                <w:szCs w:val="20"/>
+              </w:rPr>
+            </w:pPr>
+            <w:r>
+              <w:rPr>
+                <w:rFonts w:hint="eastAsia"/>
+                <w:b/>
+                <w:bCs/>
+                <w:sz w:val="22"/>
+                <w:szCs w:val="20"/>
+                <w:lang w:val="en-US"/>
+              </w:rPr>
+              <w:t>訓</w:t>
+            </w:r>
+            <w:r>
+              <w:rPr>
+                <w:rFonts w:hint="eastAsia"/>
+                <w:b/>
+                <w:bCs/>
+                <w:sz w:val="22"/>
+                <w:szCs w:val="20"/>
+                <w:lang w:val="en-US"/>
+              </w:rPr>
+              <w:t xml:space="preserve">: </w:t>
+            </w:r>
+            <w:r>
+              <w:rPr>
+                <w:b/>
+                <w:bCs/>
+                <w:sz w:val="22"/>
+                <w:szCs w:val="20"/>
+              </w:rPr>
+              <w:t>かぎ・る</w:t>
+            </w:r>
+          </w:p>
+        </w:tc>
+      </w:tr>
+      <w:tr>
+        <w:trPr>
+          <w:gridAfter w:val="1"/>
+          <w:wAfter w:w="12" w:type="dxa"/>
+          <w:trHeight w:val="121"/>
+        </w:trPr>
+        <w:tc>
+          <w:tcPr>
+            <w:tcW w:w="1475" w:type="dxa"/>
+            <w:vMerge/>
+            <w:tcBorders>
+              <w:left w:val="single" w:sz="12" w:space="0" w:color="auto"/>
+              <w:bottom w:val="single" w:sz="12" w:space="0" w:color="auto"/>
+              <w:right w:val="single" w:sz="12" w:space="0" w:color="auto"/>
+            </w:tcBorders>
+            <w:tcMar>
+              <w:top w:w="72" w:type="dxa"/>
+              <w:left w:w="115" w:type="dxa"/>
+              <w:bottom w:w="72" w:type="dxa"/>
+              <w:right w:w="115" w:type="dxa"/>
+            </w:tcMar>
+            <w:vAlign w:val="center"/>
+          </w:tcPr>
+          <w:p>
+            <w:pPr>
+              <w:jc w:val="center"/>
+              <w:rPr>
+                <w:sz w:val="22"/>
+                <w:szCs w:val="20"/>
+                <w:lang w:val="en-US"/>
+              </w:rPr>
+            </w:pPr>
+          </w:p>
+        </w:tc>
+        <w:tc>
+          <w:tcPr>
+            <w:tcW w:w="4357" w:type="dxa"/>
+            <w:tcBorders>
+              <w:left w:val="single" w:sz="12" w:space="0" w:color="auto"/>
+              <w:bottom w:val="single" w:sz="12" w:space="0" w:color="auto"/>
+            </w:tcBorders>
+            <w:tcMar>
+              <w:top w:w="72" w:type="dxa"/>
+              <w:left w:w="115" w:type="dxa"/>
+              <w:bottom w:w="72" w:type="dxa"/>
+              <w:right w:w="115" w:type="dxa"/>
+            </w:tcMar>
+            <w:vAlign w:val="center"/>
+          </w:tcPr>
+          <w:p>
+            <w:pPr>
+              <w:rPr>
+                <w:sz w:val="22"/>
+                <w:szCs w:val="20"/>
+                <w:lang w:val="en-US"/>
+              </w:rPr>
+            </w:pPr>
+            <w:r>
+              <w:rPr>
+                <w:sz w:val="22"/>
+                <w:szCs w:val="20"/>
+                <w:lang w:val="en-US"/>
+              </w:rPr>
+              <w:t xml:space="preserve">1. </w:t>
+            </w:r>
+            <w:r>
+              <w:rPr>
+                <w:sz w:val="22"/>
+                <w:szCs w:val="20"/>
+                <w:lang w:val="en-US"/>
+              </w:rPr>
+              <w:t>限度</w:t>
+            </w:r>
+            <w:r>
+              <w:rPr>
+                <w:rFonts w:hint="eastAsia"/>
+                <w:sz w:val="22"/>
+                <w:szCs w:val="20"/>
+                <w:lang w:val="en-US"/>
+              </w:rPr>
+              <w:t>（</w:t>
+            </w:r>
+            <w:r>
+              <w:rPr>
+                <w:sz w:val="22"/>
+                <w:szCs w:val="20"/>
+                <w:lang w:val="en-US"/>
+              </w:rPr>
+              <w:t>げんど</w:t>
+            </w:r>
+            <w:r>
+              <w:rPr>
+                <w:rFonts w:hint="eastAsia"/>
+                <w:sz w:val="22"/>
+                <w:szCs w:val="20"/>
+                <w:lang w:val="en-US"/>
+              </w:rPr>
+              <w:t>）</w:t>
+            </w:r>
+            <w:r>
+              <w:rPr>
+                <w:sz w:val="22"/>
+                <w:szCs w:val="20"/>
+                <w:lang w:val="en-US"/>
+              </w:rPr>
+              <w:t xml:space="preserve">: </w:t>
+            </w:r>
+            <w:r>
+              <w:rPr>
+                <w:sz w:val="22"/>
+                <w:szCs w:val="20"/>
+                <w:lang w:val="en-US"/>
+              </w:rPr>
+              <w:t>mức độ giới hạn</w:t>
+            </w:r>
+          </w:p>
+          <w:p>
+            <w:pPr>
+              <w:rPr>
+                <w:sz w:val="22"/>
+                <w:szCs w:val="20"/>
+                <w:lang w:val="en-US"/>
+              </w:rPr>
+            </w:pPr>
+            <w:r>
+              <w:rPr>
+                <w:rFonts w:hint="eastAsia"/>
+                <w:sz w:val="22"/>
+                <w:szCs w:val="20"/>
+                <w:lang w:val="en-US"/>
+              </w:rPr>
+              <w:t xml:space="preserve">2. </w:t>
+            </w:r>
+            <w:r>
+              <w:rPr>
+                <w:sz w:val="22"/>
+                <w:szCs w:val="20"/>
+                <w:lang w:val="en-US"/>
+              </w:rPr>
+              <w:t>限界</w:t>
+            </w:r>
+            <w:r>
+              <w:rPr>
+                <w:rFonts w:hint="eastAsia"/>
+                <w:sz w:val="22"/>
+                <w:szCs w:val="20"/>
+                <w:lang w:val="en-US"/>
+              </w:rPr>
+              <w:t>（</w:t>
+            </w:r>
+            <w:r>
+              <w:rPr>
+                <w:sz w:val="22"/>
+                <w:szCs w:val="20"/>
+                <w:lang w:val="en-US"/>
+              </w:rPr>
+              <w:t>げんかい</w:t>
+            </w:r>
+            <w:r>
+              <w:rPr>
+                <w:rFonts w:hint="eastAsia"/>
+                <w:sz w:val="22"/>
+                <w:szCs w:val="20"/>
+                <w:lang w:val="en-US"/>
+              </w:rPr>
+              <w:t>）</w:t>
+            </w:r>
+            <w:r>
+              <w:rPr>
+                <w:rFonts w:hint="eastAsia"/>
+                <w:sz w:val="22"/>
+                <w:szCs w:val="20"/>
+                <w:lang w:val="en-US"/>
+              </w:rPr>
+              <w:t xml:space="preserve">: </w:t>
+            </w:r>
+            <w:r>
+              <w:rPr>
+                <w:sz w:val="22"/>
+                <w:szCs w:val="20"/>
+                <w:lang w:val="en-US"/>
+              </w:rPr>
+              <w:t>giới hạn (0 do con người tạo ra)</w:t>
+            </w:r>
+          </w:p>
+        </w:tc>
+        <w:tc>
+          <w:tcPr>
+            <w:tcW w:w="4356" w:type="dxa"/>
+            <w:tcBorders>
+              <w:bottom w:val="single" w:sz="12" w:space="0" w:color="auto"/>
+              <w:right w:val="single" w:sz="12" w:space="0" w:color="auto"/>
+            </w:tcBorders>
+            <w:vAlign w:val="center"/>
+          </w:tcPr>
+          <w:p>
+            <w:pPr>
+              <w:rPr>
+                <w:sz w:val="22"/>
+                <w:szCs w:val="20"/>
+                <w:lang w:val="en-US"/>
+              </w:rPr>
+            </w:pPr>
+            <w:r>
+              <w:rPr>
+                <w:sz w:val="22"/>
+                <w:szCs w:val="20"/>
+                <w:lang w:val="en-US"/>
+              </w:rPr>
+              <w:t>3</w:t>
+            </w:r>
+            <w:r>
+              <w:rPr>
+                <w:sz w:val="22"/>
+                <w:szCs w:val="20"/>
+                <w:lang w:val="en-US"/>
+              </w:rPr>
+              <w:t xml:space="preserve">. </w:t>
+            </w:r>
+            <w:r>
+              <w:rPr>
+                <w:sz w:val="22"/>
+                <w:szCs w:val="20"/>
+                <w:lang w:val="en-US"/>
+              </w:rPr>
+              <w:t>限定</w:t>
+            </w:r>
+            <w:r>
+              <w:rPr>
+                <w:rFonts w:hint="eastAsia"/>
+                <w:sz w:val="22"/>
+                <w:szCs w:val="20"/>
+                <w:lang w:val="en-US"/>
+              </w:rPr>
+              <w:t>（</w:t>
+            </w:r>
+            <w:r>
+              <w:rPr>
+                <w:sz w:val="22"/>
+                <w:szCs w:val="20"/>
+                <w:lang w:val="en-US"/>
+              </w:rPr>
+              <w:t>げんてい</w:t>
+            </w:r>
+            <w:r>
+              <w:rPr>
+                <w:rFonts w:hint="eastAsia"/>
+                <w:sz w:val="22"/>
+                <w:szCs w:val="20"/>
+                <w:lang w:val="en-US"/>
+              </w:rPr>
+              <w:t>）</w:t>
+            </w:r>
+            <w:r>
+              <w:rPr>
+                <w:sz w:val="22"/>
+                <w:szCs w:val="20"/>
+                <w:lang w:val="en-US"/>
+              </w:rPr>
+              <w:t xml:space="preserve">: </w:t>
+            </w:r>
+            <w:r>
+              <w:rPr>
+                <w:sz w:val="22"/>
+                <w:szCs w:val="20"/>
+                <w:lang w:val="en-US"/>
+              </w:rPr>
+              <w:t>giới hạn (do con người tạo ra)</w:t>
+            </w:r>
+          </w:p>
+          <w:p>
+            <w:pPr>
+              <w:rPr>
+                <w:sz w:val="22"/>
+                <w:szCs w:val="20"/>
+                <w:lang w:val="en-US"/>
+              </w:rPr>
+            </w:pPr>
+            <w:r>
+              <w:rPr>
+                <w:sz w:val="22"/>
+                <w:szCs w:val="20"/>
+                <w:lang w:val="en-US"/>
+              </w:rPr>
+              <w:t>4</w:t>
+            </w:r>
+            <w:r>
+              <w:rPr>
+                <w:rFonts w:hint="eastAsia"/>
+                <w:sz w:val="22"/>
+                <w:szCs w:val="20"/>
+                <w:lang w:val="en-US"/>
+              </w:rPr>
+              <w:t xml:space="preserve">. </w:t>
+            </w:r>
+            <w:r>
+              <w:rPr>
+                <w:sz w:val="22"/>
+                <w:szCs w:val="20"/>
+                <w:lang w:val="en-US"/>
+              </w:rPr>
+              <w:t>無限</w:t>
+            </w:r>
+            <w:r>
+              <w:rPr>
+                <w:rFonts w:hint="eastAsia"/>
+                <w:sz w:val="22"/>
+                <w:szCs w:val="20"/>
+                <w:lang w:val="en-US"/>
+              </w:rPr>
+              <w:t>（</w:t>
+            </w:r>
+            <w:r>
+              <w:rPr>
+                <w:sz w:val="22"/>
+                <w:szCs w:val="20"/>
+                <w:lang w:val="en-US"/>
+              </w:rPr>
+              <w:t>むげん</w:t>
+            </w:r>
+            <w:r>
+              <w:rPr>
+                <w:rFonts w:hint="eastAsia"/>
+                <w:sz w:val="22"/>
+                <w:szCs w:val="20"/>
+                <w:lang w:val="en-US"/>
+              </w:rPr>
+              <w:t>）</w:t>
+            </w:r>
+            <w:r>
+              <w:rPr>
+                <w:rFonts w:hint="eastAsia"/>
+                <w:sz w:val="22"/>
+                <w:szCs w:val="20"/>
+                <w:lang w:val="en-US"/>
+              </w:rPr>
+              <w:t xml:space="preserve">: </w:t>
+            </w:r>
+            <w:r>
+              <w:rPr>
+                <w:sz w:val="22"/>
+                <w:szCs w:val="20"/>
+                <w:lang w:val="en-US"/>
+              </w:rPr>
+              <w:t>vô hạn</w:t>
+            </w:r>
+          </w:p>
+        </w:tc>
+      </w:tr>
+      <w:tr>
+        <w:trPr>
+          <w:gridAfter w:val="1"/>
+          <w:wAfter w:w="12" w:type="dxa"/>
+          <w:trHeight w:val="121"/>
+        </w:trPr>
+        <w:tc>
+          <w:tcPr>
+            <w:tcW w:w="1475" w:type="dxa"/>
+            <w:vMerge w:val="restart"/>
+            <w:tcBorders>
+              <w:top w:val="single" w:sz="12" w:space="0" w:color="auto"/>
+              <w:left w:val="single" w:sz="12" w:space="0" w:color="auto"/>
+              <w:bottom w:val="single" w:sz="12" w:space="0" w:color="auto"/>
+              <w:right w:val="single" w:sz="12" w:space="0" w:color="auto"/>
+            </w:tcBorders>
+            <w:tcMar>
+              <w:top w:w="72" w:type="dxa"/>
+              <w:left w:w="115" w:type="dxa"/>
+              <w:bottom w:w="72" w:type="dxa"/>
+              <w:right w:w="115" w:type="dxa"/>
+            </w:tcMar>
+            <w:vAlign w:val="center"/>
+          </w:tcPr>
+          <w:p>
+            <w:pPr>
+              <w:jc w:val="center"/>
+              <w:rPr>
+                <w:sz w:val="22"/>
+                <w:szCs w:val="20"/>
+                <w:lang w:val="en-US"/>
+              </w:rPr>
+            </w:pPr>
+            <w:r>
+              <w:rPr>
+                <w:b/>
+                <w:bCs/>
+                <w:sz w:val="48"/>
+                <w:szCs w:val="40"/>
+              </w:rPr>
+              <w:t>商</w:t>
+            </w:r>
+            <w:r>
+              <w:rPr>
+                <w:b/>
+                <w:bCs/>
+                <w:sz w:val="24"/>
+                <w:szCs w:val="24"/>
+                <w:lang w:val="en-US"/>
+              </w:rPr>
+              <w:t>(</w:t>
+            </w:r>
+            <w:r>
+              <w:rPr>
+                <w:rFonts w:hint="eastAsia"/>
+                <w:b/>
+                <w:bCs/>
+                <w:sz w:val="24"/>
+                <w:szCs w:val="24"/>
+                <w:lang w:val="en-US"/>
+              </w:rPr>
+              <w:t>TH</w:t>
+            </w:r>
+            <w:r>
+              <w:rPr>
+                <w:b/>
+                <w:bCs/>
+                <w:sz w:val="24"/>
+                <w:szCs w:val="24"/>
+                <w:lang w:val="en-US"/>
+              </w:rPr>
+              <w:t>ƯƠNG</w:t>
+            </w:r>
+            <w:r>
+              <w:rPr>
+                <w:b/>
+                <w:bCs/>
+                <w:sz w:val="24"/>
+                <w:szCs w:val="24"/>
+                <w:lang w:val="en-US"/>
+              </w:rPr>
+              <w:t>)</w:t>
+            </w:r>
+          </w:p>
+        </w:tc>
+        <w:tc>
+          <w:tcPr>
+            <w:tcW w:w="8713" w:type="dxa"/>
+            <w:gridSpan w:val="2"/>
+            <w:tcBorders>
+              <w:top w:val="single" w:sz="12" w:space="0" w:color="auto"/>
+              <w:left w:val="single" w:sz="12" w:space="0" w:color="auto"/>
+              <w:right w:val="single" w:sz="12" w:space="0" w:color="auto"/>
+            </w:tcBorders>
+            <w:tcMar>
+              <w:top w:w="72" w:type="dxa"/>
+              <w:left w:w="115" w:type="dxa"/>
+              <w:bottom w:w="72" w:type="dxa"/>
+              <w:right w:w="115" w:type="dxa"/>
+            </w:tcMar>
+            <w:vAlign w:val="center"/>
+          </w:tcPr>
+          <w:p>
+            <w:pPr>
+              <w:rPr>
+                <w:b/>
+                <w:bCs/>
+                <w:sz w:val="22"/>
+                <w:szCs w:val="20"/>
+              </w:rPr>
+            </w:pPr>
+            <w:r>
+              <w:rPr>
+                <w:rFonts w:hint="eastAsia"/>
+                <w:b/>
+                <w:bCs/>
+                <w:sz w:val="22"/>
+                <w:szCs w:val="20"/>
+                <w:lang w:val="en-US"/>
+              </w:rPr>
+              <w:t>音</w:t>
+            </w:r>
+            <w:r>
+              <w:rPr>
+                <w:rFonts w:hint="eastAsia"/>
+                <w:b/>
+                <w:bCs/>
+                <w:sz w:val="22"/>
+                <w:szCs w:val="20"/>
+                <w:lang w:val="en-US"/>
+              </w:rPr>
+              <w:t xml:space="preserve">: </w:t>
+            </w:r>
+            <w:r>
+              <w:rPr>
+                <w:b/>
+                <w:bCs/>
+                <w:sz w:val="22"/>
+                <w:szCs w:val="20"/>
+              </w:rPr>
+              <w:t>ショウ</w:t>
+            </w:r>
+          </w:p>
+        </w:tc>
+      </w:tr>
+      <w:tr>
+        <w:trPr>
+          <w:gridAfter w:val="1"/>
+          <w:wAfter w:w="12" w:type="dxa"/>
+          <w:trHeight w:val="121"/>
+        </w:trPr>
+        <w:tc>
+          <w:tcPr>
+            <w:tcW w:w="1475" w:type="dxa"/>
+            <w:vMerge/>
+            <w:tcBorders>
+              <w:left w:val="single" w:sz="12" w:space="0" w:color="auto"/>
+              <w:bottom w:val="single" w:sz="12" w:space="0" w:color="auto"/>
+              <w:right w:val="single" w:sz="12" w:space="0" w:color="auto"/>
+            </w:tcBorders>
+            <w:tcMar>
+              <w:top w:w="72" w:type="dxa"/>
+              <w:left w:w="115" w:type="dxa"/>
+              <w:bottom w:w="72" w:type="dxa"/>
+              <w:right w:w="115" w:type="dxa"/>
+            </w:tcMar>
+            <w:vAlign w:val="center"/>
+          </w:tcPr>
+          <w:p>
+            <w:pPr>
+              <w:jc w:val="center"/>
+              <w:rPr>
+                <w:sz w:val="22"/>
+                <w:szCs w:val="20"/>
+                <w:lang w:val="en-US"/>
+              </w:rPr>
+            </w:pPr>
+          </w:p>
+        </w:tc>
+        <w:tc>
+          <w:tcPr>
+            <w:tcW w:w="8713" w:type="dxa"/>
+            <w:gridSpan w:val="2"/>
+            <w:tcBorders>
+              <w:left w:val="single" w:sz="12" w:space="0" w:color="auto"/>
+              <w:bottom w:val="single" w:sz="12" w:space="0" w:color="auto"/>
+              <w:right w:val="single" w:sz="12" w:space="0" w:color="auto"/>
+            </w:tcBorders>
+            <w:tcMar>
+              <w:top w:w="72" w:type="dxa"/>
+              <w:left w:w="115" w:type="dxa"/>
+              <w:bottom w:w="72" w:type="dxa"/>
+              <w:right w:w="115" w:type="dxa"/>
+            </w:tcMar>
+            <w:vAlign w:val="center"/>
+          </w:tcPr>
+          <w:p>
+            <w:pPr>
+              <w:rPr>
+                <w:sz w:val="22"/>
+                <w:szCs w:val="20"/>
+                <w:lang w:val="en-US"/>
+              </w:rPr>
+            </w:pPr>
+            <w:r>
+              <w:rPr>
+                <w:rFonts w:hint="eastAsia"/>
+                <w:sz w:val="22"/>
+                <w:szCs w:val="20"/>
+                <w:lang w:val="en-US"/>
+              </w:rPr>
+              <w:t xml:space="preserve">1. </w:t>
+            </w:r>
+            <w:r>
+              <w:rPr>
+                <w:sz w:val="22"/>
+                <w:szCs w:val="20"/>
+                <w:lang w:val="en-US"/>
+              </w:rPr>
+              <w:t>商売</w:t>
+            </w:r>
+            <w:r>
+              <w:rPr>
+                <w:rFonts w:hint="eastAsia"/>
+                <w:sz w:val="22"/>
+                <w:szCs w:val="20"/>
+                <w:lang w:val="en-US"/>
+              </w:rPr>
+              <w:t>（</w:t>
+            </w:r>
+            <w:r>
+              <w:rPr>
+                <w:sz w:val="22"/>
+                <w:szCs w:val="20"/>
+                <w:lang w:val="en-US"/>
+              </w:rPr>
+              <w:t>しょうばい</w:t>
+            </w:r>
+            <w:r>
+              <w:rPr>
+                <w:rFonts w:hint="eastAsia"/>
+                <w:sz w:val="22"/>
+                <w:szCs w:val="20"/>
+                <w:lang w:val="en-US"/>
+              </w:rPr>
+              <w:t>）</w:t>
+            </w:r>
+            <w:r>
+              <w:rPr>
+                <w:rFonts w:hint="eastAsia"/>
+                <w:sz w:val="22"/>
+                <w:szCs w:val="20"/>
+                <w:lang w:val="en-US"/>
+              </w:rPr>
+              <w:t xml:space="preserve">: </w:t>
+            </w:r>
+            <w:r>
+              <w:rPr>
+                <w:rFonts w:hint="eastAsia"/>
+                <w:sz w:val="22"/>
+                <w:szCs w:val="20"/>
+                <w:lang w:val="en-US"/>
+              </w:rPr>
+              <w:t>b</w:t>
+            </w:r>
+            <w:r>
+              <w:rPr>
+                <w:sz w:val="22"/>
+                <w:szCs w:val="20"/>
+                <w:lang w:val="en-US"/>
+              </w:rPr>
+              <w:t>uôn bán (việc kinh doanh)</w:t>
+            </w:r>
+            <w:r>
+              <w:rPr>
+                <w:sz w:val="22"/>
+                <w:szCs w:val="20"/>
+                <w:lang w:val="en-US"/>
+              </w:rPr>
+              <w:t xml:space="preserve"> </w:t>
+            </w:r>
+          </w:p>
+          <w:p>
+            <w:pPr>
+              <w:rPr>
+                <w:rFonts w:hint="eastAsia"/>
+                <w:sz w:val="22"/>
+                <w:szCs w:val="20"/>
+                <w:lang w:val="en-US"/>
+              </w:rPr>
+            </w:pPr>
+            <w:r>
+              <w:rPr>
+                <w:rFonts w:hint="eastAsia"/>
+                <w:sz w:val="22"/>
+                <w:szCs w:val="20"/>
+                <w:lang w:val="en-US"/>
+              </w:rPr>
+              <w:t xml:space="preserve">2. </w:t>
+            </w:r>
+            <w:r>
+              <w:rPr>
+                <w:sz w:val="22"/>
+                <w:szCs w:val="20"/>
+                <w:lang w:val="en-US"/>
+              </w:rPr>
+              <w:t>商業</w:t>
+            </w:r>
+            <w:r>
+              <w:rPr>
+                <w:rFonts w:hint="eastAsia"/>
+                <w:sz w:val="22"/>
+                <w:szCs w:val="20"/>
+                <w:lang w:val="en-US"/>
+              </w:rPr>
+              <w:t>（</w:t>
+            </w:r>
+            <w:r>
+              <w:rPr>
+                <w:sz w:val="22"/>
+                <w:szCs w:val="20"/>
+                <w:lang w:val="en-US"/>
+              </w:rPr>
+              <w:t>しょうぎょう</w:t>
+            </w:r>
+            <w:r>
+              <w:rPr>
+                <w:rFonts w:hint="eastAsia"/>
+                <w:sz w:val="22"/>
+                <w:szCs w:val="20"/>
+                <w:lang w:val="en-US"/>
+              </w:rPr>
+              <w:t>）</w:t>
+            </w:r>
+            <w:r>
+              <w:rPr>
+                <w:rFonts w:hint="eastAsia"/>
+                <w:sz w:val="22"/>
+                <w:szCs w:val="20"/>
+                <w:lang w:val="en-US"/>
+              </w:rPr>
+              <w:t xml:space="preserve">: </w:t>
+            </w:r>
+            <w:r>
+              <w:rPr>
+                <w:sz w:val="22"/>
+                <w:szCs w:val="20"/>
+                <w:lang w:val="en-US"/>
+              </w:rPr>
+              <w:t>thương mại (chỉ ngành có hệ</w:t>
+            </w:r>
+            <w:r>
+              <w:rPr>
+                <w:rFonts w:hint="eastAsia"/>
+                <w:sz w:val="22"/>
+                <w:szCs w:val="20"/>
+                <w:lang w:val="en-US"/>
+              </w:rPr>
+              <w:t xml:space="preserve"> th</w:t>
+            </w:r>
+            <w:r>
+              <w:rPr>
+                <w:sz w:val="22"/>
+                <w:szCs w:val="20"/>
+                <w:lang w:val="en-US"/>
+              </w:rPr>
+              <w:t>ố</w:t>
+            </w:r>
+            <w:r>
+              <w:rPr>
+                <w:rFonts w:hint="eastAsia"/>
+                <w:sz w:val="22"/>
+                <w:szCs w:val="20"/>
+                <w:lang w:val="en-US"/>
+              </w:rPr>
+              <w:t>ng)</w:t>
+            </w:r>
+          </w:p>
+          <w:p>
+            <w:pPr>
+              <w:rPr>
+                <w:rFonts w:hint="eastAsia"/>
+                <w:sz w:val="22"/>
+                <w:szCs w:val="20"/>
+                <w:lang w:val="en-US"/>
+              </w:rPr>
+            </w:pPr>
+            <w:r>
+              <w:rPr>
+                <w:rFonts w:hint="eastAsia"/>
+                <w:sz w:val="22"/>
+                <w:szCs w:val="20"/>
+                <w:lang w:val="en-US"/>
+              </w:rPr>
+              <w:t>3</w:t>
+            </w:r>
+            <w:r>
+              <w:rPr>
+                <w:sz w:val="22"/>
+                <w:szCs w:val="20"/>
+                <w:lang w:val="en-US"/>
+              </w:rPr>
+              <w:t xml:space="preserve">. </w:t>
+            </w:r>
+            <w:r>
+              <w:rPr>
+                <w:sz w:val="22"/>
+                <w:szCs w:val="20"/>
+                <w:lang w:val="en-US"/>
+              </w:rPr>
+              <w:t>商品</w:t>
+            </w:r>
+            <w:r>
+              <w:rPr>
+                <w:sz w:val="22"/>
+                <w:szCs w:val="20"/>
+                <w:lang w:val="en-US"/>
+              </w:rPr>
+              <w:t>（</w:t>
+            </w:r>
+            <w:r>
+              <w:rPr>
+                <w:sz w:val="22"/>
+                <w:szCs w:val="20"/>
+                <w:lang w:val="en-US"/>
+              </w:rPr>
+              <w:t>しょうひん</w:t>
+            </w:r>
+            <w:r>
+              <w:rPr>
+                <w:sz w:val="22"/>
+                <w:szCs w:val="20"/>
+                <w:lang w:val="en-US"/>
+              </w:rPr>
+              <w:t>）</w:t>
+            </w:r>
+            <w:r>
+              <w:rPr>
+                <w:sz w:val="22"/>
+                <w:szCs w:val="20"/>
+                <w:lang w:val="en-US"/>
+              </w:rPr>
+              <w:t xml:space="preserve">: </w:t>
+            </w:r>
+            <w:r>
+              <w:rPr>
+                <w:rFonts w:hint="eastAsia"/>
+                <w:sz w:val="22"/>
+                <w:szCs w:val="20"/>
+                <w:lang w:val="en-US"/>
+              </w:rPr>
+              <w:t>hàng hóa</w:t>
+            </w:r>
+          </w:p>
+        </w:tc>
+      </w:tr>
+      <w:tr>
+        <w:trPr>
+          <w:gridAfter w:val="1"/>
+          <w:wAfter w:w="12" w:type="dxa"/>
+          <w:trHeight w:val="121"/>
+        </w:trPr>
+        <w:tc>
+          <w:tcPr>
+            <w:tcW w:w="1475" w:type="dxa"/>
+            <w:vMerge w:val="restart"/>
+            <w:tcBorders>
+              <w:left w:val="single" w:sz="12" w:space="0" w:color="auto"/>
+              <w:bottom w:val="single" w:sz="12" w:space="0" w:color="auto"/>
+              <w:right w:val="single" w:sz="12" w:space="0" w:color="auto"/>
+            </w:tcBorders>
+            <w:tcMar>
+              <w:top w:w="72" w:type="dxa"/>
+              <w:left w:w="115" w:type="dxa"/>
+              <w:bottom w:w="72" w:type="dxa"/>
+              <w:right w:w="115" w:type="dxa"/>
+            </w:tcMar>
+            <w:vAlign w:val="center"/>
+          </w:tcPr>
+          <w:p>
+            <w:pPr>
+              <w:jc w:val="center"/>
+              <w:rPr>
+                <w:b/>
+                <w:bCs/>
+                <w:sz w:val="48"/>
+                <w:szCs w:val="40"/>
+              </w:rPr>
+            </w:pPr>
+            <w:r>
+              <w:rPr>
+                <w:b/>
+                <w:bCs/>
+                <w:sz w:val="48"/>
+                <w:szCs w:val="40"/>
+              </w:rPr>
+              <w:t>感</w:t>
+            </w:r>
+          </w:p>
+          <w:p>
+            <w:pPr>
+              <w:jc w:val="center"/>
+              <w:rPr>
+                <w:sz w:val="22"/>
+                <w:szCs w:val="20"/>
+                <w:lang w:val="en-US"/>
+              </w:rPr>
+            </w:pPr>
+            <w:r>
+              <w:rPr>
+                <w:b/>
+                <w:bCs/>
+                <w:sz w:val="24"/>
+                <w:szCs w:val="24"/>
+                <w:lang w:val="en-US"/>
+              </w:rPr>
+              <w:t>(</w:t>
+            </w:r>
+            <w:r>
+              <w:rPr>
+                <w:rFonts w:hint="eastAsia"/>
+                <w:b/>
+                <w:bCs/>
+                <w:sz w:val="24"/>
+                <w:szCs w:val="24"/>
+                <w:lang w:val="en-US"/>
+              </w:rPr>
+              <w:t>C</w:t>
+            </w:r>
+            <w:r>
+              <w:rPr>
+                <w:b/>
+                <w:bCs/>
+                <w:sz w:val="24"/>
+                <w:szCs w:val="24"/>
+                <w:lang w:val="en-US"/>
+              </w:rPr>
+              <w:t>Ả</w:t>
+            </w:r>
+            <w:r>
+              <w:rPr>
+                <w:rFonts w:hint="eastAsia"/>
+                <w:b/>
+                <w:bCs/>
+                <w:sz w:val="24"/>
+                <w:szCs w:val="24"/>
+                <w:lang w:val="en-US"/>
+              </w:rPr>
+              <w:t>M</w:t>
+            </w:r>
+            <w:r>
+              <w:rPr>
+                <w:b/>
+                <w:bCs/>
+                <w:sz w:val="24"/>
+                <w:szCs w:val="24"/>
+                <w:lang w:val="en-US"/>
+              </w:rPr>
+              <w:t>)</w:t>
+            </w:r>
+          </w:p>
+        </w:tc>
+        <w:tc>
+          <w:tcPr>
+            <w:tcW w:w="8713" w:type="dxa"/>
+            <w:gridSpan w:val="2"/>
+            <w:tcBorders>
+              <w:top w:val="single" w:sz="12" w:space="0" w:color="auto"/>
+              <w:left w:val="single" w:sz="12" w:space="0" w:color="auto"/>
+              <w:right w:val="single" w:sz="12" w:space="0" w:color="auto"/>
+            </w:tcBorders>
+            <w:tcMar>
+              <w:top w:w="72" w:type="dxa"/>
+              <w:left w:w="115" w:type="dxa"/>
+              <w:bottom w:w="72" w:type="dxa"/>
+              <w:right w:w="115" w:type="dxa"/>
+            </w:tcMar>
+            <w:vAlign w:val="center"/>
+          </w:tcPr>
+          <w:p>
+            <w:pPr>
+              <w:rPr>
+                <w:b/>
+                <w:bCs/>
+                <w:sz w:val="22"/>
+                <w:szCs w:val="20"/>
+              </w:rPr>
+            </w:pPr>
+            <w:r>
+              <w:rPr>
+                <w:rFonts w:hint="eastAsia"/>
+                <w:b/>
+                <w:bCs/>
+                <w:sz w:val="22"/>
+                <w:szCs w:val="20"/>
+                <w:lang w:val="en-US"/>
+              </w:rPr>
+              <w:t>音</w:t>
+            </w:r>
+            <w:r>
+              <w:rPr>
+                <w:rFonts w:hint="eastAsia"/>
+                <w:b/>
+                <w:bCs/>
+                <w:sz w:val="22"/>
+                <w:szCs w:val="20"/>
+                <w:lang w:val="en-US"/>
+              </w:rPr>
+              <w:t xml:space="preserve">: </w:t>
+            </w:r>
+            <w:r>
+              <w:rPr>
+                <w:b/>
+                <w:bCs/>
+                <w:sz w:val="22"/>
+                <w:szCs w:val="20"/>
+              </w:rPr>
+              <w:t>カン</w:t>
+            </w:r>
+          </w:p>
+        </w:tc>
+      </w:tr>
+      <w:tr>
+        <w:trPr>
+          <w:gridAfter w:val="1"/>
+          <w:wAfter w:w="12" w:type="dxa"/>
+          <w:trHeight w:val="121"/>
+        </w:trPr>
+        <w:tc>
+          <w:tcPr>
+            <w:tcW w:w="1475" w:type="dxa"/>
+            <w:vMerge/>
+            <w:tcBorders>
+              <w:left w:val="single" w:sz="12" w:space="0" w:color="auto"/>
+              <w:bottom w:val="single" w:sz="12" w:space="0" w:color="auto"/>
+              <w:right w:val="single" w:sz="12" w:space="0" w:color="auto"/>
+            </w:tcBorders>
+            <w:tcMar>
+              <w:top w:w="72" w:type="dxa"/>
+              <w:left w:w="115" w:type="dxa"/>
+              <w:bottom w:w="72" w:type="dxa"/>
+              <w:right w:w="115" w:type="dxa"/>
+            </w:tcMar>
+            <w:vAlign w:val="center"/>
+          </w:tcPr>
+          <w:p>
+            <w:pPr>
+              <w:jc w:val="center"/>
+              <w:rPr>
+                <w:sz w:val="22"/>
+                <w:szCs w:val="20"/>
+                <w:lang w:val="en-US"/>
+              </w:rPr>
+            </w:pPr>
+          </w:p>
+        </w:tc>
+        <w:tc>
+          <w:tcPr>
+            <w:tcW w:w="4357" w:type="dxa"/>
+            <w:tcBorders>
+              <w:left w:val="single" w:sz="12" w:space="0" w:color="auto"/>
+              <w:bottom w:val="single" w:sz="12" w:space="0" w:color="auto"/>
+              <w:right w:val="single" w:sz="4" w:space="0" w:color="auto"/>
+            </w:tcBorders>
+            <w:tcMar>
+              <w:top w:w="72" w:type="dxa"/>
+              <w:left w:w="115" w:type="dxa"/>
+              <w:bottom w:w="72" w:type="dxa"/>
+              <w:right w:w="115" w:type="dxa"/>
+            </w:tcMar>
+            <w:vAlign w:val="center"/>
+          </w:tcPr>
+          <w:p>
+            <w:pPr>
+              <w:rPr>
+                <w:sz w:val="22"/>
+                <w:szCs w:val="20"/>
+                <w:lang w:val="en-US"/>
+              </w:rPr>
+            </w:pPr>
+            <w:r>
+              <w:rPr>
+                <w:rFonts w:hint="eastAsia"/>
+                <w:sz w:val="22"/>
+                <w:szCs w:val="20"/>
+                <w:lang w:val="en-US"/>
+              </w:rPr>
+              <w:t xml:space="preserve">1. </w:t>
+            </w:r>
+            <w:r>
+              <w:rPr>
+                <w:sz w:val="22"/>
+                <w:szCs w:val="20"/>
+                <w:lang w:val="en-US"/>
+              </w:rPr>
+              <w:t>感覚</w:t>
+            </w:r>
+            <w:r>
+              <w:rPr>
+                <w:rFonts w:hint="eastAsia"/>
+                <w:sz w:val="22"/>
+                <w:szCs w:val="20"/>
+                <w:lang w:val="en-US"/>
+              </w:rPr>
+              <w:t>（</w:t>
+            </w:r>
+            <w:r>
+              <w:rPr>
+                <w:sz w:val="22"/>
+                <w:szCs w:val="20"/>
+                <w:lang w:val="en-US"/>
+              </w:rPr>
+              <w:t>かんかく</w:t>
+            </w:r>
+            <w:r>
+              <w:rPr>
+                <w:rFonts w:hint="eastAsia"/>
+                <w:sz w:val="22"/>
+                <w:szCs w:val="20"/>
+                <w:lang w:val="en-US"/>
+              </w:rPr>
+              <w:t>）</w:t>
+            </w:r>
+            <w:r>
+              <w:rPr>
+                <w:rFonts w:hint="eastAsia"/>
+                <w:sz w:val="22"/>
+                <w:szCs w:val="20"/>
+                <w:lang w:val="en-US"/>
+              </w:rPr>
+              <w:t xml:space="preserve">: </w:t>
+            </w:r>
+            <w:r>
+              <w:rPr>
+                <w:sz w:val="22"/>
+                <w:szCs w:val="20"/>
+                <w:lang w:val="en-US"/>
+              </w:rPr>
+              <w:t>cảm giác</w:t>
+            </w:r>
+          </w:p>
+          <w:p>
+            <w:pPr>
+              <w:rPr>
+                <w:sz w:val="22"/>
+                <w:szCs w:val="20"/>
+                <w:lang w:val="en-US"/>
+              </w:rPr>
+            </w:pPr>
+            <w:r>
+              <w:rPr>
+                <w:rFonts w:hint="eastAsia"/>
+                <w:sz w:val="22"/>
+                <w:szCs w:val="20"/>
+                <w:lang w:val="en-US"/>
+              </w:rPr>
+              <w:t xml:space="preserve">2. </w:t>
+            </w:r>
+            <w:r>
+              <w:rPr>
+                <w:sz w:val="22"/>
+                <w:szCs w:val="20"/>
+                <w:lang w:val="en-US"/>
+              </w:rPr>
+              <w:t>感情</w:t>
+            </w:r>
+            <w:r>
+              <w:rPr>
+                <w:rFonts w:hint="eastAsia"/>
+                <w:sz w:val="22"/>
+                <w:szCs w:val="20"/>
+                <w:lang w:val="en-US"/>
+              </w:rPr>
+              <w:t>（</w:t>
+            </w:r>
+            <w:r>
+              <w:rPr>
+                <w:sz w:val="22"/>
+                <w:szCs w:val="20"/>
+                <w:lang w:val="en-US"/>
+              </w:rPr>
+              <w:t>かんじょう</w:t>
+            </w:r>
+            <w:r>
+              <w:rPr>
+                <w:rFonts w:hint="eastAsia"/>
+                <w:sz w:val="22"/>
+                <w:szCs w:val="20"/>
+                <w:lang w:val="en-US"/>
+              </w:rPr>
+              <w:t>）</w:t>
+            </w:r>
+            <w:r>
+              <w:rPr>
+                <w:rFonts w:hint="eastAsia"/>
+                <w:sz w:val="22"/>
+                <w:szCs w:val="20"/>
+                <w:lang w:val="en-US"/>
+              </w:rPr>
+              <w:t xml:space="preserve">: </w:t>
+            </w:r>
+            <w:r>
+              <w:rPr>
+                <w:sz w:val="22"/>
+                <w:szCs w:val="20"/>
+                <w:lang w:val="en-US"/>
+              </w:rPr>
+              <w:t>cảm tình</w:t>
+            </w:r>
+          </w:p>
+          <w:p>
+            <w:pPr>
+              <w:rPr>
+                <w:sz w:val="22"/>
+                <w:szCs w:val="20"/>
+                <w:lang w:val="en-US"/>
+              </w:rPr>
+            </w:pPr>
+            <w:r>
+              <w:rPr>
+                <w:rFonts w:hint="eastAsia"/>
+                <w:sz w:val="22"/>
+                <w:szCs w:val="20"/>
+                <w:lang w:val="en-US"/>
+              </w:rPr>
+              <w:t>3</w:t>
+            </w:r>
+            <w:r>
+              <w:rPr>
+                <w:sz w:val="22"/>
+                <w:szCs w:val="20"/>
+                <w:lang w:val="en-US"/>
+              </w:rPr>
+              <w:t xml:space="preserve">. </w:t>
+            </w:r>
+            <w:r>
+              <w:rPr>
+                <w:sz w:val="22"/>
+                <w:szCs w:val="20"/>
+                <w:lang w:val="en-US"/>
+              </w:rPr>
+              <w:t>感心（かんしん）</w:t>
+            </w:r>
+            <w:r>
+              <w:rPr>
+                <w:sz w:val="22"/>
+                <w:szCs w:val="20"/>
+                <w:lang w:val="en-US"/>
+              </w:rPr>
+              <w:t xml:space="preserve">: </w:t>
+            </w:r>
+            <w:r>
+              <w:rPr>
+                <w:sz w:val="22"/>
+                <w:szCs w:val="20"/>
+                <w:lang w:val="en-US"/>
+              </w:rPr>
+              <w:t>thán phục</w:t>
+            </w:r>
+          </w:p>
+        </w:tc>
+        <w:tc>
+          <w:tcPr>
+            <w:tcW w:w="4356" w:type="dxa"/>
+            <w:tcBorders>
+              <w:left w:val="single" w:sz="4" w:space="0" w:color="auto"/>
+              <w:bottom w:val="single" w:sz="12" w:space="0" w:color="auto"/>
+              <w:right w:val="single" w:sz="12" w:space="0" w:color="auto"/>
+            </w:tcBorders>
+            <w:vAlign w:val="center"/>
+          </w:tcPr>
+          <w:p>
+            <w:pPr>
+              <w:rPr>
+                <w:sz w:val="22"/>
+                <w:szCs w:val="20"/>
+                <w:lang w:val="en-US"/>
+              </w:rPr>
+            </w:pPr>
+            <w:r>
+              <w:rPr>
+                <w:rFonts w:hint="eastAsia"/>
+                <w:sz w:val="22"/>
+                <w:szCs w:val="20"/>
+                <w:lang w:val="en-US"/>
+              </w:rPr>
+              <w:t>4</w:t>
+            </w:r>
+            <w:r>
+              <w:rPr>
+                <w:sz w:val="22"/>
+                <w:szCs w:val="20"/>
+                <w:lang w:val="en-US"/>
+              </w:rPr>
+              <w:t xml:space="preserve">. </w:t>
+            </w:r>
+            <w:r>
+              <w:rPr>
+                <w:sz w:val="22"/>
+                <w:szCs w:val="20"/>
+                <w:lang w:val="en-US"/>
+              </w:rPr>
+              <w:t>同感</w:t>
+            </w:r>
+            <w:r>
+              <w:rPr>
+                <w:rFonts w:hint="eastAsia"/>
+                <w:sz w:val="22"/>
+                <w:szCs w:val="20"/>
+                <w:lang w:val="en-US"/>
+              </w:rPr>
+              <w:t>（</w:t>
+            </w:r>
+            <w:r>
+              <w:rPr>
+                <w:sz w:val="22"/>
+                <w:szCs w:val="20"/>
+                <w:lang w:val="en-US"/>
+              </w:rPr>
+              <w:t>どうかん</w:t>
+            </w:r>
+            <w:r>
+              <w:rPr>
+                <w:rFonts w:hint="eastAsia"/>
+                <w:sz w:val="22"/>
+                <w:szCs w:val="20"/>
+                <w:lang w:val="en-US"/>
+              </w:rPr>
+              <w:t>）</w:t>
+            </w:r>
+            <w:r>
+              <w:rPr>
+                <w:sz w:val="22"/>
+                <w:szCs w:val="20"/>
+                <w:lang w:val="en-US"/>
+              </w:rPr>
+              <w:t xml:space="preserve">: </w:t>
+            </w:r>
+            <w:r>
+              <w:rPr>
+                <w:sz w:val="22"/>
+                <w:szCs w:val="20"/>
+                <w:lang w:val="en-US"/>
+              </w:rPr>
+              <w:t>đồng cảm</w:t>
+            </w:r>
+          </w:p>
+          <w:p>
+            <w:pPr>
+              <w:rPr>
+                <w:sz w:val="22"/>
+                <w:szCs w:val="20"/>
+                <w:lang w:val="en-US"/>
+              </w:rPr>
+            </w:pPr>
+            <w:r>
+              <w:rPr>
+                <w:rFonts w:hint="eastAsia"/>
+                <w:sz w:val="22"/>
+                <w:szCs w:val="20"/>
+                <w:lang w:val="en-US"/>
+              </w:rPr>
+              <w:t>5</w:t>
+            </w:r>
+            <w:r>
+              <w:rPr>
+                <w:sz w:val="22"/>
+                <w:szCs w:val="20"/>
+                <w:lang w:val="en-US"/>
+              </w:rPr>
+              <w:t xml:space="preserve">. </w:t>
+            </w:r>
+            <w:r>
+              <w:rPr>
+                <w:sz w:val="22"/>
+                <w:szCs w:val="20"/>
+                <w:lang w:val="en-US"/>
+              </w:rPr>
+              <w:t>悪感</w:t>
+            </w:r>
+            <w:r>
+              <w:rPr>
+                <w:rFonts w:hint="eastAsia"/>
+                <w:sz w:val="22"/>
+                <w:szCs w:val="20"/>
+                <w:lang w:val="en-US"/>
+              </w:rPr>
+              <w:t>（</w:t>
+            </w:r>
+            <w:r>
+              <w:rPr>
+                <w:sz w:val="22"/>
+                <w:szCs w:val="20"/>
+                <w:lang w:val="en-US"/>
+              </w:rPr>
+              <w:t>あくかん</w:t>
+            </w:r>
+            <w:r>
+              <w:rPr>
+                <w:rFonts w:hint="eastAsia"/>
+                <w:sz w:val="22"/>
+                <w:szCs w:val="20"/>
+                <w:lang w:val="en-US"/>
+              </w:rPr>
+              <w:t>）</w:t>
+            </w:r>
+            <w:r>
+              <w:rPr>
+                <w:sz w:val="22"/>
+                <w:szCs w:val="20"/>
+                <w:lang w:val="en-US"/>
+              </w:rPr>
+              <w:t xml:space="preserve">: </w:t>
+            </w:r>
+            <w:r>
+              <w:rPr>
+                <w:sz w:val="22"/>
+                <w:szCs w:val="20"/>
+                <w:lang w:val="en-US"/>
+              </w:rPr>
+              <w:t>ác cảm, khó chịu</w:t>
+            </w:r>
+          </w:p>
+          <w:p>
+            <w:pPr>
+              <w:rPr>
+                <w:rFonts w:hint="eastAsia"/>
+                <w:sz w:val="22"/>
+                <w:szCs w:val="20"/>
+                <w:lang w:val="en-US"/>
+              </w:rPr>
+            </w:pPr>
+            <w:r>
+              <w:rPr>
+                <w:rFonts w:hint="eastAsia"/>
+                <w:sz w:val="22"/>
+                <w:szCs w:val="20"/>
+                <w:lang w:val="en-US"/>
+              </w:rPr>
+              <w:t>6</w:t>
+            </w:r>
+            <w:r>
+              <w:rPr>
+                <w:sz w:val="22"/>
+                <w:szCs w:val="20"/>
+                <w:lang w:val="en-US"/>
+              </w:rPr>
+              <w:t xml:space="preserve">. </w:t>
+            </w:r>
+            <w:r>
+              <w:rPr>
+                <w:sz w:val="22"/>
+                <w:szCs w:val="20"/>
+                <w:lang w:val="en-US"/>
+              </w:rPr>
+              <w:t>無感</w:t>
+            </w:r>
+            <w:r>
+              <w:rPr>
+                <w:rFonts w:hint="eastAsia"/>
+                <w:sz w:val="22"/>
+                <w:szCs w:val="20"/>
+                <w:lang w:val="en-US"/>
+              </w:rPr>
+              <w:t>（</w:t>
+            </w:r>
+            <w:r>
+              <w:rPr>
+                <w:sz w:val="22"/>
+                <w:szCs w:val="20"/>
+                <w:lang w:val="en-US"/>
+              </w:rPr>
+              <w:t>むかん</w:t>
+            </w:r>
+            <w:r>
+              <w:rPr>
+                <w:rFonts w:hint="eastAsia"/>
+                <w:sz w:val="22"/>
+                <w:szCs w:val="20"/>
+                <w:lang w:val="en-US"/>
+              </w:rPr>
+              <w:t>）</w:t>
+            </w:r>
+            <w:r>
+              <w:rPr>
+                <w:sz w:val="22"/>
+                <w:szCs w:val="20"/>
+                <w:lang w:val="en-US"/>
+              </w:rPr>
+              <w:t xml:space="preserve">: </w:t>
+            </w:r>
+            <w:r>
+              <w:rPr>
+                <w:sz w:val="22"/>
+                <w:szCs w:val="20"/>
+                <w:lang w:val="en-US"/>
+              </w:rPr>
+              <w:t>vô cảm</w:t>
+            </w:r>
+          </w:p>
+        </w:tc>
+      </w:tr>
+      <w:tr>
+        <w:trPr>
+          <w:gridAfter w:val="1"/>
+          <w:wAfter w:w="12" w:type="dxa"/>
+          <w:trHeight w:val="121"/>
+        </w:trPr>
+        <w:tc>
+          <w:tcPr>
+            <w:tcW w:w="1475" w:type="dxa"/>
+            <w:vMerge w:val="restart"/>
+            <w:tcBorders>
+              <w:left w:val="single" w:sz="12" w:space="0" w:color="auto"/>
+              <w:bottom w:val="single" w:sz="12" w:space="0" w:color="auto"/>
+              <w:right w:val="single" w:sz="12" w:space="0" w:color="auto"/>
+            </w:tcBorders>
+            <w:tcMar>
+              <w:top w:w="72" w:type="dxa"/>
+              <w:left w:w="115" w:type="dxa"/>
+              <w:bottom w:w="72" w:type="dxa"/>
+              <w:right w:w="115" w:type="dxa"/>
+            </w:tcMar>
+            <w:vAlign w:val="center"/>
+          </w:tcPr>
+          <w:p>
+            <w:pPr>
+              <w:jc w:val="center"/>
+              <w:rPr>
+                <w:b/>
+                <w:bCs/>
+                <w:sz w:val="48"/>
+                <w:szCs w:val="40"/>
+              </w:rPr>
+            </w:pPr>
+            <w:r>
+              <w:rPr>
+                <w:b/>
+                <w:bCs/>
+                <w:sz w:val="48"/>
+                <w:szCs w:val="40"/>
+              </w:rPr>
+              <w:t>飛</w:t>
+            </w:r>
+          </w:p>
+          <w:p>
+            <w:pPr>
+              <w:jc w:val="center"/>
+              <w:rPr>
+                <w:sz w:val="22"/>
+                <w:szCs w:val="20"/>
+                <w:lang w:val="en-US"/>
+              </w:rPr>
+            </w:pPr>
+            <w:r>
+              <w:rPr>
+                <w:b/>
+                <w:bCs/>
+                <w:sz w:val="24"/>
+                <w:szCs w:val="24"/>
+                <w:lang w:val="en-US"/>
+              </w:rPr>
+              <w:t>(</w:t>
+            </w:r>
+            <w:r>
+              <w:rPr>
+                <w:rFonts w:hint="eastAsia"/>
+                <w:b/>
+                <w:bCs/>
+                <w:sz w:val="24"/>
+                <w:szCs w:val="24"/>
+                <w:lang w:val="en-US"/>
+              </w:rPr>
+              <w:t>PHI</w:t>
+            </w:r>
+            <w:r>
+              <w:rPr>
+                <w:b/>
+                <w:bCs/>
+                <w:sz w:val="24"/>
+                <w:szCs w:val="24"/>
+                <w:lang w:val="en-US"/>
+              </w:rPr>
+              <w:t>)</w:t>
+            </w:r>
+          </w:p>
+        </w:tc>
+        <w:tc>
+          <w:tcPr>
+            <w:tcW w:w="4357" w:type="dxa"/>
+            <w:tcBorders>
+              <w:top w:val="single" w:sz="12" w:space="0" w:color="auto"/>
+              <w:left w:val="single" w:sz="12" w:space="0" w:color="auto"/>
+              <w:right w:val="single" w:sz="4" w:space="0" w:color="auto"/>
+            </w:tcBorders>
+            <w:tcMar>
+              <w:top w:w="72" w:type="dxa"/>
+              <w:left w:w="115" w:type="dxa"/>
+              <w:bottom w:w="72" w:type="dxa"/>
+              <w:right w:w="115" w:type="dxa"/>
+            </w:tcMar>
+            <w:vAlign w:val="center"/>
+          </w:tcPr>
+          <w:p>
+            <w:pPr>
+              <w:rPr>
+                <w:b/>
+                <w:bCs/>
+                <w:sz w:val="22"/>
+                <w:szCs w:val="20"/>
+              </w:rPr>
+            </w:pPr>
+            <w:r>
+              <w:rPr>
+                <w:rFonts w:hint="eastAsia"/>
+                <w:b/>
+                <w:bCs/>
+                <w:sz w:val="22"/>
+                <w:szCs w:val="20"/>
+                <w:lang w:val="en-US"/>
+              </w:rPr>
+              <w:t>音</w:t>
+            </w:r>
+            <w:r>
+              <w:rPr>
+                <w:rFonts w:hint="eastAsia"/>
+                <w:b/>
+                <w:bCs/>
+                <w:sz w:val="22"/>
+                <w:szCs w:val="20"/>
+                <w:lang w:val="en-US"/>
+              </w:rPr>
+              <w:t xml:space="preserve">: </w:t>
+            </w:r>
+            <w:r>
+              <w:rPr>
+                <w:b/>
+                <w:bCs/>
+                <w:sz w:val="22"/>
+                <w:szCs w:val="20"/>
+              </w:rPr>
+              <w:t>ヒ</w:t>
+            </w:r>
+          </w:p>
+        </w:tc>
+        <w:tc>
+          <w:tcPr>
+            <w:tcW w:w="4356" w:type="dxa"/>
+            <w:tcBorders>
+              <w:top w:val="single" w:sz="12" w:space="0" w:color="auto"/>
+              <w:left w:val="single" w:sz="4" w:space="0" w:color="auto"/>
+              <w:right w:val="single" w:sz="12" w:space="0" w:color="auto"/>
+            </w:tcBorders>
+            <w:vAlign w:val="center"/>
+          </w:tcPr>
+          <w:p>
+            <w:pPr>
+              <w:rPr>
+                <w:b/>
+                <w:bCs/>
+                <w:sz w:val="22"/>
+                <w:szCs w:val="20"/>
+              </w:rPr>
+            </w:pPr>
+            <w:r>
+              <w:rPr>
+                <w:b/>
+                <w:bCs/>
+                <w:sz w:val="22"/>
+                <w:szCs w:val="20"/>
+              </w:rPr>
+              <w:t>訓</w:t>
+            </w:r>
+            <w:r>
+              <w:rPr>
+                <w:b/>
+                <w:bCs/>
+                <w:sz w:val="22"/>
+                <w:szCs w:val="20"/>
+              </w:rPr>
+              <w:t xml:space="preserve">: </w:t>
+            </w:r>
+            <w:r>
+              <w:rPr>
+                <w:b/>
+                <w:bCs/>
+                <w:sz w:val="22"/>
+                <w:szCs w:val="20"/>
+              </w:rPr>
+              <w:t>と・ぶ</w:t>
+            </w:r>
+            <w:r>
+              <w:rPr>
+                <w:rFonts w:hint="eastAsia"/>
+                <w:b/>
+                <w:bCs/>
+                <w:sz w:val="22"/>
+                <w:szCs w:val="20"/>
+              </w:rPr>
+              <w:t xml:space="preserve">, </w:t>
+            </w:r>
+            <w:r>
+              <w:rPr>
+                <w:b/>
+                <w:bCs/>
+                <w:sz w:val="22"/>
+                <w:szCs w:val="20"/>
+              </w:rPr>
+              <w:t>と・ばす</w:t>
+            </w:r>
+          </w:p>
+        </w:tc>
+      </w:tr>
+      <w:tr>
+        <w:trPr>
+          <w:gridAfter w:val="1"/>
+          <w:wAfter w:w="12" w:type="dxa"/>
+          <w:trHeight w:val="121"/>
+        </w:trPr>
+        <w:tc>
+          <w:tcPr>
+            <w:tcW w:w="1475" w:type="dxa"/>
+            <w:vMerge/>
+            <w:tcBorders>
+              <w:left w:val="single" w:sz="12" w:space="0" w:color="auto"/>
+              <w:bottom w:val="single" w:sz="12" w:space="0" w:color="auto"/>
+              <w:right w:val="single" w:sz="12" w:space="0" w:color="auto"/>
+            </w:tcBorders>
+            <w:tcMar>
+              <w:top w:w="72" w:type="dxa"/>
+              <w:left w:w="115" w:type="dxa"/>
+              <w:bottom w:w="72" w:type="dxa"/>
+              <w:right w:w="115" w:type="dxa"/>
+            </w:tcMar>
+            <w:vAlign w:val="center"/>
+          </w:tcPr>
+          <w:p>
+            <w:pPr>
+              <w:jc w:val="center"/>
+              <w:rPr>
+                <w:sz w:val="22"/>
+                <w:szCs w:val="20"/>
+                <w:lang w:val="en-US"/>
+              </w:rPr>
+            </w:pPr>
+          </w:p>
+        </w:tc>
+        <w:tc>
+          <w:tcPr>
+            <w:tcW w:w="4357" w:type="dxa"/>
+            <w:tcBorders>
+              <w:left w:val="single" w:sz="12" w:space="0" w:color="auto"/>
+              <w:bottom w:val="single" w:sz="12" w:space="0" w:color="auto"/>
+            </w:tcBorders>
+            <w:tcMar>
+              <w:top w:w="72" w:type="dxa"/>
+              <w:left w:w="115" w:type="dxa"/>
+              <w:bottom w:w="72" w:type="dxa"/>
+              <w:right w:w="115" w:type="dxa"/>
+            </w:tcMar>
+            <w:vAlign w:val="center"/>
+          </w:tcPr>
+          <w:p>
+            <w:pPr>
+              <w:rPr>
+                <w:rFonts w:hint="eastAsia"/>
+                <w:sz w:val="22"/>
+                <w:szCs w:val="20"/>
+                <w:lang w:val="en-US"/>
+              </w:rPr>
+            </w:pPr>
+            <w:r>
+              <w:rPr>
+                <w:rFonts w:hint="eastAsia"/>
+                <w:sz w:val="22"/>
+                <w:szCs w:val="20"/>
+                <w:lang w:val="en-US"/>
+              </w:rPr>
+              <w:t xml:space="preserve">1. </w:t>
+            </w:r>
+            <w:r>
+              <w:rPr>
+                <w:sz w:val="22"/>
+                <w:szCs w:val="20"/>
+                <w:lang w:val="en-US"/>
+              </w:rPr>
+              <w:t>飛行機</w:t>
+            </w:r>
+            <w:r>
+              <w:rPr>
+                <w:rFonts w:hint="eastAsia"/>
+                <w:sz w:val="22"/>
+                <w:szCs w:val="20"/>
+                <w:lang w:val="en-US"/>
+              </w:rPr>
+              <w:t>（</w:t>
+            </w:r>
+            <w:r>
+              <w:rPr>
+                <w:sz w:val="22"/>
+                <w:szCs w:val="20"/>
+                <w:lang w:val="en-US"/>
+              </w:rPr>
+              <w:t>ひこうき</w:t>
+            </w:r>
+            <w:r>
+              <w:rPr>
+                <w:rFonts w:hint="eastAsia"/>
+                <w:sz w:val="22"/>
+                <w:szCs w:val="20"/>
+                <w:lang w:val="en-US"/>
+              </w:rPr>
+              <w:t>）</w:t>
+            </w:r>
+            <w:r>
+              <w:rPr>
+                <w:rFonts w:hint="eastAsia"/>
+                <w:sz w:val="22"/>
+                <w:szCs w:val="20"/>
+                <w:lang w:val="en-US"/>
+              </w:rPr>
+              <w:t xml:space="preserve">: </w:t>
+            </w:r>
+            <w:r>
+              <w:rPr>
+                <w:rFonts w:hint="eastAsia"/>
+                <w:sz w:val="22"/>
+                <w:szCs w:val="20"/>
+                <w:lang w:val="en-US"/>
+              </w:rPr>
+              <w:t>máy bay</w:t>
+            </w:r>
+          </w:p>
+          <w:p>
+            <w:pPr>
+              <w:rPr>
+                <w:rFonts w:hint="eastAsia"/>
+                <w:sz w:val="22"/>
+                <w:szCs w:val="20"/>
+                <w:lang w:val="en-US"/>
+              </w:rPr>
+            </w:pPr>
+            <w:r>
+              <w:rPr>
+                <w:rFonts w:hint="eastAsia"/>
+                <w:sz w:val="22"/>
+                <w:szCs w:val="20"/>
+                <w:lang w:val="en-US"/>
+              </w:rPr>
+              <w:t xml:space="preserve">2. </w:t>
+            </w:r>
+            <w:r>
+              <w:rPr>
+                <w:sz w:val="22"/>
+                <w:szCs w:val="20"/>
+                <w:lang w:val="en-US"/>
+              </w:rPr>
+              <w:t>飛行場</w:t>
+            </w:r>
+            <w:r>
+              <w:rPr>
+                <w:rFonts w:hint="eastAsia"/>
+                <w:sz w:val="22"/>
+                <w:szCs w:val="20"/>
+                <w:lang w:val="en-US"/>
+              </w:rPr>
+              <w:t>（</w:t>
+            </w:r>
+            <w:r>
+              <w:rPr>
+                <w:sz w:val="22"/>
+                <w:szCs w:val="20"/>
+                <w:lang w:val="en-US"/>
+              </w:rPr>
+              <w:t>ひこうじょう</w:t>
+            </w:r>
+            <w:r>
+              <w:rPr>
+                <w:rFonts w:hint="eastAsia"/>
+                <w:sz w:val="22"/>
+                <w:szCs w:val="20"/>
+                <w:lang w:val="en-US"/>
+              </w:rPr>
+              <w:t>）</w:t>
+            </w:r>
+            <w:r>
+              <w:rPr>
+                <w:rFonts w:hint="eastAsia"/>
+                <w:sz w:val="22"/>
+                <w:szCs w:val="20"/>
+                <w:lang w:val="en-US"/>
+              </w:rPr>
+              <w:t xml:space="preserve">: </w:t>
+            </w:r>
+            <w:r>
+              <w:rPr>
+                <w:rFonts w:hint="eastAsia"/>
+                <w:sz w:val="22"/>
+                <w:szCs w:val="20"/>
+                <w:lang w:val="en-US"/>
+              </w:rPr>
+              <w:t>sân bay</w:t>
+            </w:r>
+          </w:p>
+        </w:tc>
+        <w:tc>
+          <w:tcPr>
+            <w:tcW w:w="4356" w:type="dxa"/>
+            <w:tcBorders>
+              <w:bottom w:val="single" w:sz="12" w:space="0" w:color="auto"/>
+              <w:right w:val="single" w:sz="12" w:space="0" w:color="auto"/>
+            </w:tcBorders>
+            <w:vAlign w:val="center"/>
+          </w:tcPr>
+          <w:p>
+            <w:pPr>
+              <w:rPr>
+                <w:sz w:val="22"/>
+                <w:szCs w:val="20"/>
+                <w:lang w:val="en-US"/>
+              </w:rPr>
+            </w:pPr>
+          </w:p>
+        </w:tc>
+      </w:tr>
+      <w:tr>
+        <w:trPr>
+          <w:gridAfter w:val="1"/>
+          <w:wAfter w:w="12" w:type="dxa"/>
+          <w:trHeight w:val="121"/>
+        </w:trPr>
+        <w:tc>
+          <w:tcPr>
+            <w:tcW w:w="1475" w:type="dxa"/>
+            <w:vMerge w:val="restart"/>
+            <w:tcBorders>
+              <w:left w:val="single" w:sz="12" w:space="0" w:color="auto"/>
+              <w:bottom w:val="single" w:sz="12" w:space="0" w:color="auto"/>
+              <w:right w:val="single" w:sz="12" w:space="0" w:color="auto"/>
+            </w:tcBorders>
+            <w:tcMar>
+              <w:top w:w="72" w:type="dxa"/>
+              <w:left w:w="115" w:type="dxa"/>
+              <w:bottom w:w="72" w:type="dxa"/>
+              <w:right w:w="115" w:type="dxa"/>
+            </w:tcMar>
+            <w:vAlign w:val="center"/>
+          </w:tcPr>
+          <w:p>
+            <w:pPr>
+              <w:jc w:val="center"/>
+              <w:rPr>
+                <w:b/>
+                <w:bCs/>
+                <w:sz w:val="48"/>
+                <w:szCs w:val="40"/>
+                <w:lang w:val="en-US"/>
+              </w:rPr>
+            </w:pPr>
+            <w:r>
+              <w:rPr>
+                <w:b/>
+                <w:bCs/>
+                <w:sz w:val="48"/>
+                <w:szCs w:val="40"/>
+              </w:rPr>
+              <w:t>機</w:t>
+            </w:r>
+          </w:p>
+          <w:p>
+            <w:pPr>
+              <w:jc w:val="center"/>
+              <w:rPr>
+                <w:sz w:val="22"/>
+                <w:szCs w:val="20"/>
+                <w:lang w:val="en-US"/>
+              </w:rPr>
+            </w:pPr>
+            <w:r>
+              <w:rPr>
+                <w:b/>
+                <w:bCs/>
+                <w:sz w:val="24"/>
+                <w:szCs w:val="24"/>
+                <w:lang w:val="en-US"/>
+              </w:rPr>
+              <w:t>(</w:t>
+            </w:r>
+            <w:r>
+              <w:rPr>
+                <w:rFonts w:hint="eastAsia"/>
+                <w:b/>
+                <w:bCs/>
+                <w:sz w:val="24"/>
+                <w:szCs w:val="24"/>
+                <w:lang w:val="en-US"/>
+              </w:rPr>
+              <w:t>C</w:t>
+            </w:r>
+            <w:r>
+              <w:rPr>
+                <w:b/>
+                <w:bCs/>
+                <w:sz w:val="24"/>
+                <w:szCs w:val="24"/>
+                <w:lang w:val="en-US"/>
+              </w:rPr>
+              <w:t>Ơ</w:t>
+            </w:r>
+            <w:r>
+              <w:rPr>
+                <w:b/>
+                <w:bCs/>
+                <w:sz w:val="24"/>
+                <w:szCs w:val="24"/>
+                <w:lang w:val="en-US"/>
+              </w:rPr>
+              <w:t>)</w:t>
+            </w:r>
+          </w:p>
+        </w:tc>
+        <w:tc>
+          <w:tcPr>
+            <w:tcW w:w="8713" w:type="dxa"/>
+            <w:gridSpan w:val="2"/>
+            <w:tcBorders>
+              <w:top w:val="single" w:sz="12" w:space="0" w:color="auto"/>
+              <w:left w:val="single" w:sz="12" w:space="0" w:color="auto"/>
+              <w:right w:val="single" w:sz="12" w:space="0" w:color="auto"/>
+            </w:tcBorders>
+            <w:tcMar>
+              <w:top w:w="72" w:type="dxa"/>
+              <w:left w:w="115" w:type="dxa"/>
+              <w:bottom w:w="72" w:type="dxa"/>
+              <w:right w:w="115" w:type="dxa"/>
+            </w:tcMar>
+            <w:vAlign w:val="center"/>
+          </w:tcPr>
+          <w:p>
+            <w:pPr>
+              <w:rPr>
+                <w:b/>
+                <w:bCs/>
+                <w:sz w:val="22"/>
+                <w:szCs w:val="20"/>
+              </w:rPr>
+            </w:pPr>
+            <w:r>
+              <w:rPr>
+                <w:rFonts w:hint="eastAsia"/>
+                <w:b/>
+                <w:bCs/>
+                <w:sz w:val="22"/>
+                <w:szCs w:val="20"/>
+                <w:lang w:val="en-US"/>
+              </w:rPr>
+              <w:t>音</w:t>
+            </w:r>
+            <w:r>
+              <w:rPr>
+                <w:rFonts w:hint="eastAsia"/>
+                <w:b/>
+                <w:bCs/>
+                <w:sz w:val="22"/>
+                <w:szCs w:val="20"/>
+                <w:lang w:val="en-US"/>
+              </w:rPr>
+              <w:t xml:space="preserve">: </w:t>
+            </w:r>
+            <w:r>
+              <w:rPr>
+                <w:b/>
+                <w:bCs/>
+                <w:sz w:val="22"/>
+                <w:szCs w:val="20"/>
+              </w:rPr>
+              <w:t>キ</w:t>
+            </w:r>
+          </w:p>
+        </w:tc>
+      </w:tr>
+      <w:tr>
+        <w:trPr>
+          <w:gridAfter w:val="1"/>
+          <w:wAfter w:w="12" w:type="dxa"/>
+          <w:trHeight w:val="121"/>
+        </w:trPr>
+        <w:tc>
+          <w:tcPr>
+            <w:tcW w:w="1475" w:type="dxa"/>
+            <w:vMerge/>
+            <w:tcBorders>
+              <w:left w:val="single" w:sz="12" w:space="0" w:color="auto"/>
+              <w:bottom w:val="single" w:sz="12" w:space="0" w:color="auto"/>
+              <w:right w:val="single" w:sz="12" w:space="0" w:color="auto"/>
+            </w:tcBorders>
+            <w:tcMar>
+              <w:top w:w="72" w:type="dxa"/>
+              <w:left w:w="115" w:type="dxa"/>
+              <w:bottom w:w="72" w:type="dxa"/>
+              <w:right w:w="115" w:type="dxa"/>
+            </w:tcMar>
+            <w:vAlign w:val="center"/>
+          </w:tcPr>
+          <w:p>
+            <w:pPr>
+              <w:jc w:val="center"/>
+              <w:rPr>
+                <w:sz w:val="22"/>
+                <w:szCs w:val="20"/>
+                <w:lang w:val="en-US"/>
+              </w:rPr>
+            </w:pPr>
+          </w:p>
+        </w:tc>
+        <w:tc>
+          <w:tcPr>
+            <w:tcW w:w="4357" w:type="dxa"/>
+            <w:tcBorders>
+              <w:left w:val="single" w:sz="12" w:space="0" w:color="auto"/>
+              <w:bottom w:val="single" w:sz="12" w:space="0" w:color="auto"/>
+            </w:tcBorders>
+            <w:tcMar>
+              <w:top w:w="72" w:type="dxa"/>
+              <w:left w:w="115" w:type="dxa"/>
+              <w:bottom w:w="72" w:type="dxa"/>
+              <w:right w:w="115" w:type="dxa"/>
+            </w:tcMar>
+            <w:vAlign w:val="center"/>
+          </w:tcPr>
+          <w:p>
+            <w:pPr>
+              <w:rPr>
+                <w:sz w:val="22"/>
+                <w:szCs w:val="20"/>
+                <w:lang w:val="en-US"/>
+              </w:rPr>
+            </w:pPr>
+            <w:r>
+              <w:rPr>
+                <w:rFonts w:hint="eastAsia"/>
+                <w:sz w:val="22"/>
+                <w:szCs w:val="20"/>
+                <w:lang w:val="en-US"/>
+              </w:rPr>
+              <w:t xml:space="preserve">1. </w:t>
+            </w:r>
+            <w:r>
+              <w:rPr>
+                <w:sz w:val="22"/>
+                <w:szCs w:val="20"/>
+                <w:lang w:val="en-US"/>
+              </w:rPr>
+              <w:t>機会</w:t>
+            </w:r>
+            <w:r>
+              <w:rPr>
+                <w:rFonts w:hint="eastAsia"/>
+                <w:sz w:val="22"/>
+                <w:szCs w:val="20"/>
+                <w:lang w:val="en-US"/>
+              </w:rPr>
+              <w:t>（</w:t>
+            </w:r>
+            <w:r>
+              <w:rPr>
+                <w:sz w:val="22"/>
+                <w:szCs w:val="20"/>
+                <w:lang w:val="en-US"/>
+              </w:rPr>
+              <w:t>きかい</w:t>
+            </w:r>
+            <w:r>
+              <w:rPr>
+                <w:rFonts w:hint="eastAsia"/>
+                <w:sz w:val="22"/>
+                <w:szCs w:val="20"/>
+                <w:lang w:val="en-US"/>
+              </w:rPr>
+              <w:t>）</w:t>
+            </w:r>
+            <w:r>
+              <w:rPr>
+                <w:rFonts w:hint="eastAsia"/>
+                <w:sz w:val="22"/>
+                <w:szCs w:val="20"/>
+                <w:lang w:val="en-US"/>
+              </w:rPr>
+              <w:t xml:space="preserve">: </w:t>
+            </w:r>
+            <w:r>
+              <w:rPr>
+                <w:sz w:val="22"/>
+                <w:szCs w:val="20"/>
+                <w:lang w:val="en-US"/>
+              </w:rPr>
+              <w:t>cơ hội</w:t>
+            </w:r>
+          </w:p>
+          <w:p>
+            <w:pPr>
+              <w:rPr>
+                <w:sz w:val="22"/>
+                <w:szCs w:val="20"/>
+                <w:lang w:val="en-US"/>
+              </w:rPr>
+            </w:pPr>
+            <w:r>
+              <w:rPr>
+                <w:rFonts w:hint="eastAsia"/>
+                <w:sz w:val="22"/>
+                <w:szCs w:val="20"/>
+                <w:lang w:val="en-US"/>
+              </w:rPr>
+              <w:t xml:space="preserve">2. </w:t>
+            </w:r>
+            <w:r>
+              <w:rPr>
+                <w:sz w:val="22"/>
+                <w:szCs w:val="20"/>
+                <w:lang w:val="en-US"/>
+              </w:rPr>
+              <w:t>動機</w:t>
+            </w:r>
+            <w:r>
+              <w:rPr>
+                <w:rFonts w:hint="eastAsia"/>
+                <w:sz w:val="22"/>
+                <w:szCs w:val="20"/>
+                <w:lang w:val="en-US"/>
+              </w:rPr>
+              <w:t>（</w:t>
+            </w:r>
+            <w:r>
+              <w:rPr>
+                <w:sz w:val="22"/>
+                <w:szCs w:val="20"/>
+                <w:lang w:val="en-US"/>
+              </w:rPr>
+              <w:t>どうき</w:t>
+            </w:r>
+            <w:r>
+              <w:rPr>
+                <w:rFonts w:hint="eastAsia"/>
+                <w:sz w:val="22"/>
+                <w:szCs w:val="20"/>
+                <w:lang w:val="en-US"/>
+              </w:rPr>
+              <w:t>）</w:t>
+            </w:r>
+            <w:r>
+              <w:rPr>
+                <w:rFonts w:hint="eastAsia"/>
+                <w:sz w:val="22"/>
+                <w:szCs w:val="20"/>
+                <w:lang w:val="en-US"/>
+              </w:rPr>
+              <w:t xml:space="preserve">: </w:t>
+            </w:r>
+            <w:r>
+              <w:rPr>
+                <w:sz w:val="22"/>
+                <w:szCs w:val="20"/>
+                <w:lang w:val="en-US"/>
+              </w:rPr>
+              <w:t>động cơ, động lực</w:t>
+            </w:r>
+          </w:p>
+        </w:tc>
+        <w:tc>
+          <w:tcPr>
+            <w:tcW w:w="4356" w:type="dxa"/>
+            <w:tcBorders>
+              <w:bottom w:val="single" w:sz="12" w:space="0" w:color="auto"/>
+              <w:right w:val="single" w:sz="12" w:space="0" w:color="auto"/>
+            </w:tcBorders>
+            <w:vAlign w:val="center"/>
+          </w:tcPr>
+          <w:p>
+            <w:pPr>
+              <w:rPr>
+                <w:sz w:val="22"/>
+                <w:szCs w:val="20"/>
+                <w:lang w:val="en-US"/>
+              </w:rPr>
+            </w:pPr>
+            <w:r>
+              <w:rPr>
+                <w:rFonts w:hint="eastAsia"/>
+                <w:sz w:val="22"/>
+                <w:szCs w:val="20"/>
+                <w:lang w:val="en-US"/>
+              </w:rPr>
+              <w:t>3</w:t>
+            </w:r>
+            <w:r>
+              <w:rPr>
+                <w:sz w:val="22"/>
+                <w:szCs w:val="20"/>
+                <w:lang w:val="en-US"/>
+              </w:rPr>
+              <w:t xml:space="preserve">. </w:t>
+            </w:r>
+            <w:r>
+              <w:rPr>
+                <w:sz w:val="22"/>
+                <w:szCs w:val="20"/>
+                <w:lang w:val="en-US"/>
+              </w:rPr>
+              <w:t>有機（ゆうき）</w:t>
+            </w:r>
+            <w:r>
+              <w:rPr>
+                <w:sz w:val="22"/>
+                <w:szCs w:val="20"/>
+                <w:lang w:val="en-US"/>
+              </w:rPr>
+              <w:t xml:space="preserve">: </w:t>
+            </w:r>
+            <w:r>
+              <w:rPr>
+                <w:sz w:val="22"/>
+                <w:szCs w:val="20"/>
+                <w:lang w:val="en-US"/>
+              </w:rPr>
+              <w:t>hữu cơ</w:t>
+            </w:r>
           </w:p>
         </w:tc>
       </w:tr>
@@ -6246,7 +14161,7 @@
   <w:style w:type="paragraph" w:default="1" w:styleId="Normal">
     <w:name w:val="Normal"/>
     <w:qFormat/>
-    <w:rsid w:val="000B19C8"/>
+    <w:rsid w:val="008C372F"/>
   </w:style>
   <w:style w:type="paragraph" w:styleId="Heading1">
     <w:name w:val="heading 1"/>
@@ -6449,7 +14364,6 @@
   <w:style w:type="character" w:default="1" w:styleId="DefaultParagraphFont">
     <w:name w:val="Default Paragraph Font"/>
     <w:uiPriority w:val="1"/>
-    <w:semiHidden/>
     <w:unhideWhenUsed/>
   </w:style>
   <w:style w:type="table" w:default="1" w:styleId="TableNormal">
@@ -6798,6 +14712,21 @@
       <w14:ligatures w14:val="none"/>
     </w:rPr>
   </w:style>
+  <w:style w:type="character" w:customStyle="1" w:styleId="fontstyle01">
+    <w:name w:val="fontstyle01"/>
+    <w:basedOn w:val="DefaultParagraphFont"/>
+    <w:rsid w:val="00E76B82"/>
+    <w:rPr>
+      <w:rFonts w:ascii="MS-Mincho" w:hAnsi="MS-Mincho" w:hint="default"/>
+      <w:b w:val="0"/>
+      <w:bCs w:val="0"/>
+      <w:i w:val="0"/>
+      <w:iCs w:val="0"/>
+      <w:color w:val="000000"/>
+      <w:sz w:val="24"/>
+      <w:szCs w:val="24"/>
+    </w:rPr>
+  </w:style>
 </w:styles>
 </file>
 

--- a/TỔNG HỢP KANJI JPD316.docx
+++ b/TỔNG HỢP KANJI JPD316.docx
@@ -6069,7 +6069,6 @@
           <w:p>
             <w:pPr>
               <w:rPr>
-                <w:rFonts w:hint="eastAsia"/>
                 <w:sz w:val="22"/>
                 <w:szCs w:val="20"/>
               </w:rPr>
@@ -6192,16 +6191,7 @@
                 <w:szCs w:val="20"/>
                 <w:lang w:val="en-US"/>
               </w:rPr>
-              <w:t xml:space="preserve">: </w:t>
-            </w:r>
-            <w:r>
-              <w:rPr>
-                <w:rFonts w:hint="eastAsia"/>
-                <w:sz w:val="22"/>
-                <w:szCs w:val="20"/>
-                <w:lang w:val="en-US"/>
-              </w:rPr>
-              <w:t>tình c</w:t>
+              <w:t>: tình c</w:t>
             </w:r>
             <w:r>
               <w:rPr>
@@ -6340,27 +6330,7 @@
                 <w:szCs w:val="24"/>
                 <w:lang w:val="en-US"/>
               </w:rPr>
-              <w:t>(</w:t>
-            </w:r>
-            <w:r>
-              <w:rPr>
-                <w:b/>
-                <w:bCs/>
-                <w:sz w:val="24"/>
-                <w:szCs w:val="24"/>
-                <w:lang w:val="en-US"/>
-              </w:rPr>
-              <w:t>TOÁN</w:t>
-            </w:r>
-            <w:r>
-              <w:rPr>
-                <w:b/>
-                <w:bCs/>
-                <w:sz w:val="24"/>
-                <w:szCs w:val="24"/>
-                <w:lang w:val="en-US"/>
-              </w:rPr>
-              <w:t>)</w:t>
+              <w:t>(TOÁN)</w:t>
             </w:r>
           </w:p>
         </w:tc>
@@ -6694,7 +6664,7 @@
           <w:p>
             <w:pPr>
               <w:rPr>
-                <w:rFonts w:ascii="Calibri" w:hAnsi="Calibri" w:cs="Calibri" w:hint="eastAsia"/>
+                <w:rFonts w:ascii="Calibri" w:hAnsi="Calibri" w:cs="Calibri"/>
                 <w:sz w:val="22"/>
                 <w:szCs w:val="20"/>
               </w:rPr>
@@ -6772,7 +6742,6 @@
           <w:p>
             <w:pPr>
               <w:rPr>
-                <w:rFonts w:hint="eastAsia"/>
                 <w:sz w:val="22"/>
                 <w:szCs w:val="20"/>
                 <w:lang w:val="en-US"/>
@@ -6985,7 +6954,6 @@
           <w:p>
             <w:pPr>
               <w:rPr>
-                <w:rFonts w:hint="eastAsia"/>
                 <w:sz w:val="22"/>
                 <w:szCs w:val="20"/>
                 <w:lang w:val="en-US"/>
@@ -7120,7 +7088,6 @@
           <w:p>
             <w:pPr>
               <w:rPr>
-                <w:rFonts w:hint="eastAsia"/>
                 <w:sz w:val="22"/>
                 <w:szCs w:val="20"/>
                 <w:lang w:val="en-US"/>
@@ -7329,7 +7296,6 @@
           <w:p>
             <w:pPr>
               <w:rPr>
-                <w:rFonts w:hint="eastAsia"/>
                 <w:sz w:val="22"/>
                 <w:szCs w:val="20"/>
                 <w:lang w:val="en-US"/>
@@ -7375,7 +7341,7 @@
           <w:p>
             <w:pPr>
               <w:rPr>
-                <w:rFonts w:ascii="Calibri" w:hAnsi="Calibri" w:cs="Calibri" w:hint="eastAsia"/>
+                <w:rFonts w:ascii="Calibri" w:hAnsi="Calibri" w:cs="Calibri"/>
                 <w:sz w:val="22"/>
                 <w:szCs w:val="20"/>
               </w:rPr>
@@ -7513,7 +7479,6 @@
           <w:p>
             <w:pPr>
               <w:rPr>
-                <w:rFonts w:hint="eastAsia"/>
                 <w:sz w:val="22"/>
                 <w:szCs w:val="20"/>
                 <w:lang w:val="en-US"/>
@@ -7885,7 +7850,6 @@
           <w:p>
             <w:pPr>
               <w:rPr>
-                <w:rFonts w:hint="eastAsia"/>
                 <w:sz w:val="22"/>
                 <w:szCs w:val="20"/>
                 <w:lang w:val="en-US"/>
@@ -8470,7 +8434,6 @@
           <w:p>
             <w:pPr>
               <w:rPr>
-                <w:rFonts w:hint="eastAsia"/>
                 <w:sz w:val="22"/>
                 <w:szCs w:val="20"/>
                 <w:lang w:val="en-US"/>
@@ -8563,17 +8526,7 @@
                 <w:szCs w:val="24"/>
                 <w:lang w:val="en-US"/>
               </w:rPr>
-              <w:t>Ị</w:t>
-            </w:r>
-            <w:r>
-              <w:rPr>
-                <w:b/>
-                <w:bCs/>
-                <w:sz w:val="24"/>
-                <w:szCs w:val="24"/>
-                <w:lang w:val="en-US"/>
-              </w:rPr>
-              <w:t>)</w:t>
+              <w:t>Ị)</w:t>
             </w:r>
           </w:p>
         </w:tc>
@@ -8739,7 +8692,6 @@
           <w:p>
             <w:pPr>
               <w:rPr>
-                <w:rFonts w:hint="eastAsia"/>
                 <w:sz w:val="22"/>
                 <w:szCs w:val="20"/>
                 <w:lang w:val="en-US"/>
@@ -8976,7 +8928,6 @@
           <w:p>
             <w:pPr>
               <w:rPr>
-                <w:rFonts w:hint="eastAsia"/>
                 <w:sz w:val="22"/>
                 <w:szCs w:val="20"/>
                 <w:lang w:val="en-US"/>
@@ -9135,7 +9086,6 @@
           <w:p>
             <w:pPr>
               <w:rPr>
-                <w:rFonts w:hint="eastAsia"/>
                 <w:sz w:val="22"/>
                 <w:szCs w:val="20"/>
                 <w:lang w:val="en-US"/>
@@ -9229,7 +9179,6 @@
           <w:p>
             <w:pPr>
               <w:rPr>
-                <w:rFonts w:hint="eastAsia"/>
                 <w:sz w:val="22"/>
                 <w:szCs w:val="20"/>
                 <w:lang w:val="en-US"/>
@@ -9316,7 +9265,6 @@
           <w:p>
             <w:pPr>
               <w:rPr>
-                <w:rFonts w:hint="eastAsia"/>
                 <w:sz w:val="22"/>
                 <w:szCs w:val="20"/>
                 <w:lang w:val="en-US"/>
@@ -10279,7 +10227,6 @@
           <w:p>
             <w:pPr>
               <w:rPr>
-                <w:rFonts w:hint="eastAsia"/>
                 <w:sz w:val="22"/>
                 <w:szCs w:val="20"/>
                 <w:lang w:val="en-US"/>
@@ -11083,7 +11030,6 @@
           <w:p>
             <w:pPr>
               <w:rPr>
-                <w:rFonts w:hint="eastAsia"/>
                 <w:sz w:val="22"/>
                 <w:szCs w:val="20"/>
                 <w:lang w:val="en-US"/>
@@ -11154,7 +11100,6 @@
           <w:p>
             <w:pPr>
               <w:rPr>
-                <w:rFonts w:hint="eastAsia"/>
                 <w:sz w:val="22"/>
                 <w:szCs w:val="20"/>
                 <w:lang w:val="en-US"/>
@@ -12083,21 +12028,12 @@
                 <w:szCs w:val="20"/>
                 <w:lang w:val="en-US"/>
               </w:rPr>
-              <w:t>uôn bán (việc kinh doanh)</w:t>
-            </w:r>
-            <w:r>
-              <w:rPr>
-                <w:sz w:val="22"/>
-                <w:szCs w:val="20"/>
-                <w:lang w:val="en-US"/>
-              </w:rPr>
-              <w:t xml:space="preserve"> </w:t>
-            </w:r>
-          </w:p>
-          <w:p>
-            <w:pPr>
-              <w:rPr>
-                <w:rFonts w:hint="eastAsia"/>
+              <w:t xml:space="preserve">uôn bán (việc kinh doanh) </w:t>
+            </w:r>
+          </w:p>
+          <w:p>
+            <w:pPr>
+              <w:rPr>
                 <w:sz w:val="22"/>
                 <w:szCs w:val="20"/>
                 <w:lang w:val="en-US"/>
@@ -12193,7 +12129,6 @@
           <w:p>
             <w:pPr>
               <w:rPr>
-                <w:rFonts w:hint="eastAsia"/>
                 <w:sz w:val="22"/>
                 <w:szCs w:val="20"/>
                 <w:lang w:val="en-US"/>
@@ -12838,7 +12773,6 @@
           <w:p>
             <w:pPr>
               <w:rPr>
-                <w:rFonts w:hint="eastAsia"/>
                 <w:sz w:val="22"/>
                 <w:szCs w:val="20"/>
                 <w:lang w:val="en-US"/>
@@ -13177,7 +13111,6 @@
           <w:p>
             <w:pPr>
               <w:rPr>
-                <w:rFonts w:hint="eastAsia"/>
                 <w:sz w:val="22"/>
                 <w:szCs w:val="20"/>
                 <w:lang w:val="en-US"/>
@@ -13248,7 +13181,6 @@
           <w:p>
             <w:pPr>
               <w:rPr>
-                <w:rFonts w:hint="eastAsia"/>
                 <w:sz w:val="22"/>
                 <w:szCs w:val="20"/>
                 <w:lang w:val="en-US"/>
@@ -13419,17 +13351,7 @@
                 <w:szCs w:val="24"/>
                 <w:lang w:val="en-US"/>
               </w:rPr>
-              <w:t>Ơ</w:t>
-            </w:r>
-            <w:r>
-              <w:rPr>
-                <w:b/>
-                <w:bCs/>
-                <w:sz w:val="24"/>
-                <w:szCs w:val="24"/>
-                <w:lang w:val="en-US"/>
-              </w:rPr>
-              <w:t>)</w:t>
+              <w:t>Ơ)</w:t>
             </w:r>
           </w:p>
         </w:tc>
@@ -13745,7 +13667,9442 @@
     </w:tbl>
     <w:p>
       <w:pPr>
+        <w:jc w:val="center"/>
         <w:rPr>
+          <w:b/>
+          <w:bCs/>
+          <w:color w:val="EE0000"/>
+          <w:lang w:val="en-US"/>
+        </w:rPr>
+      </w:pPr>
+      <w:r>
+        <w:rPr>
+          <w:rFonts w:hint="eastAsia"/>
+          <w:b/>
+          <w:bCs/>
+          <w:color w:val="EE0000"/>
+          <w:lang w:val="en-US"/>
+        </w:rPr>
+        <w:lastRenderedPageBreak/>
+        <w:t>第</w:t>
+      </w:r>
+      <w:r>
+        <w:rPr>
+          <w:b/>
+          <w:bCs/>
+          <w:color w:val="EE0000"/>
+          <w:lang w:val="en-US"/>
+        </w:rPr>
+        <w:t>3</w:t>
+      </w:r>
+      <w:r>
+        <w:rPr>
+          <w:rFonts w:hint="eastAsia"/>
+          <w:b/>
+          <w:bCs/>
+          <w:color w:val="EE0000"/>
+          <w:lang w:val="en-US"/>
+        </w:rPr>
+        <w:t>課</w:t>
+      </w:r>
+    </w:p>
+    <w:tbl>
+      <w:tblPr>
+        <w:tblStyle w:val="TableGrid"/>
+        <w:tblW w:w="10200" w:type="dxa"/>
+        <w:tblLook w:val="04A0" w:firstRow="1" w:lastRow="0" w:firstColumn="1" w:lastColumn="0" w:noHBand="0" w:noVBand="1"/>
+      </w:tblPr>
+      <w:tblGrid>
+        <w:gridCol w:w="1475"/>
+        <w:gridCol w:w="4356"/>
+        <w:gridCol w:w="6"/>
+        <w:gridCol w:w="4351"/>
+        <w:gridCol w:w="12"/>
+      </w:tblGrid>
+      <w:tr>
+        <w:trPr>
+          <w:trHeight w:val="508"/>
+        </w:trPr>
+        <w:tc>
+          <w:tcPr>
+            <w:tcW w:w="1475" w:type="dxa"/>
+            <w:vMerge w:val="restart"/>
+            <w:tcBorders>
+              <w:top w:val="single" w:sz="12" w:space="0" w:color="auto"/>
+              <w:left w:val="single" w:sz="12" w:space="0" w:color="auto"/>
+              <w:bottom w:val="single" w:sz="12" w:space="0" w:color="auto"/>
+              <w:right w:val="single" w:sz="12" w:space="0" w:color="auto"/>
+            </w:tcBorders>
+            <w:tcMar>
+              <w:top w:w="72" w:type="dxa"/>
+              <w:left w:w="115" w:type="dxa"/>
+              <w:bottom w:w="72" w:type="dxa"/>
+              <w:right w:w="115" w:type="dxa"/>
+            </w:tcMar>
+            <w:vAlign w:val="center"/>
+          </w:tcPr>
+          <w:p>
+            <w:pPr>
+              <w:jc w:val="center"/>
+              <w:rPr>
+                <w:b/>
+                <w:bCs/>
+                <w:sz w:val="24"/>
+                <w:szCs w:val="24"/>
+                <w:lang w:val="en-US"/>
+              </w:rPr>
+            </w:pPr>
+            <w:r>
+              <w:rPr>
+                <w:rFonts w:hint="eastAsia"/>
+                <w:b/>
+                <w:bCs/>
+                <w:sz w:val="48"/>
+                <w:szCs w:val="40"/>
+              </w:rPr>
+              <w:t>活</w:t>
+            </w:r>
+            <w:r>
+              <w:rPr>
+                <w:b/>
+                <w:bCs/>
+                <w:sz w:val="24"/>
+                <w:szCs w:val="24"/>
+                <w:lang w:val="en-US"/>
+              </w:rPr>
+              <w:t>(</w:t>
+            </w:r>
+            <w:r>
+              <w:rPr>
+                <w:b/>
+                <w:bCs/>
+                <w:sz w:val="24"/>
+                <w:szCs w:val="24"/>
+                <w:lang w:val="en-US"/>
+              </w:rPr>
+              <w:t>HOẠT</w:t>
+            </w:r>
+            <w:r>
+              <w:rPr>
+                <w:b/>
+                <w:bCs/>
+                <w:sz w:val="24"/>
+                <w:szCs w:val="24"/>
+                <w:lang w:val="en-US"/>
+              </w:rPr>
+              <w:t>)</w:t>
+            </w:r>
+          </w:p>
+        </w:tc>
+        <w:tc>
+          <w:tcPr>
+            <w:tcW w:w="4362" w:type="dxa"/>
+            <w:gridSpan w:val="2"/>
+            <w:tcBorders>
+              <w:top w:val="single" w:sz="12" w:space="0" w:color="auto"/>
+              <w:left w:val="single" w:sz="12" w:space="0" w:color="auto"/>
+              <w:right w:val="single" w:sz="4" w:space="0" w:color="auto"/>
+            </w:tcBorders>
+            <w:tcMar>
+              <w:top w:w="72" w:type="dxa"/>
+              <w:left w:w="115" w:type="dxa"/>
+              <w:bottom w:w="72" w:type="dxa"/>
+              <w:right w:w="115" w:type="dxa"/>
+            </w:tcMar>
+            <w:vAlign w:val="center"/>
+          </w:tcPr>
+          <w:p>
+            <w:pPr>
+              <w:rPr>
+                <w:b/>
+                <w:bCs/>
+                <w:sz w:val="22"/>
+                <w:szCs w:val="20"/>
+                <w:lang w:val="en-US"/>
+              </w:rPr>
+            </w:pPr>
+            <w:r>
+              <w:rPr>
+                <w:rFonts w:hint="eastAsia"/>
+                <w:b/>
+                <w:bCs/>
+                <w:sz w:val="22"/>
+                <w:szCs w:val="20"/>
+                <w:lang w:val="en-US"/>
+              </w:rPr>
+              <w:t>音</w:t>
+            </w:r>
+            <w:r>
+              <w:rPr>
+                <w:rFonts w:hint="eastAsia"/>
+                <w:b/>
+                <w:bCs/>
+                <w:sz w:val="22"/>
+                <w:szCs w:val="20"/>
+                <w:lang w:val="en-US"/>
+              </w:rPr>
+              <w:t xml:space="preserve">: </w:t>
+            </w:r>
+            <w:r>
+              <w:rPr>
+                <w:rFonts w:hint="eastAsia"/>
+                <w:b/>
+                <w:bCs/>
+                <w:sz w:val="22"/>
+                <w:szCs w:val="20"/>
+              </w:rPr>
+              <w:t>カツ</w:t>
+            </w:r>
+          </w:p>
+        </w:tc>
+        <w:tc>
+          <w:tcPr>
+            <w:tcW w:w="4363" w:type="dxa"/>
+            <w:gridSpan w:val="2"/>
+            <w:tcBorders>
+              <w:top w:val="single" w:sz="12" w:space="0" w:color="auto"/>
+              <w:left w:val="single" w:sz="4" w:space="0" w:color="auto"/>
+              <w:right w:val="single" w:sz="12" w:space="0" w:color="auto"/>
+            </w:tcBorders>
+            <w:vAlign w:val="center"/>
+          </w:tcPr>
+          <w:p>
+            <w:pPr>
+              <w:rPr>
+                <w:rFonts w:hint="eastAsia"/>
+                <w:b/>
+                <w:bCs/>
+                <w:sz w:val="22"/>
+                <w:szCs w:val="20"/>
+                <w:lang w:val="en-US"/>
+              </w:rPr>
+            </w:pPr>
+            <w:r>
+              <w:rPr>
+                <w:rFonts w:hint="eastAsia"/>
+                <w:b/>
+                <w:bCs/>
+                <w:sz w:val="22"/>
+                <w:szCs w:val="20"/>
+                <w:lang w:val="en-US"/>
+              </w:rPr>
+              <w:t>訓</w:t>
+            </w:r>
+            <w:r>
+              <w:rPr>
+                <w:rFonts w:hint="eastAsia"/>
+                <w:b/>
+                <w:bCs/>
+                <w:sz w:val="22"/>
+                <w:szCs w:val="20"/>
+                <w:lang w:val="en-US"/>
+              </w:rPr>
+              <w:t xml:space="preserve">: </w:t>
+            </w:r>
+            <w:r>
+              <w:rPr>
+                <w:rFonts w:hint="eastAsia"/>
+                <w:b/>
+                <w:bCs/>
+                <w:sz w:val="22"/>
+                <w:szCs w:val="20"/>
+                <w:lang w:val="en-US"/>
+              </w:rPr>
+              <w:t>い・かす</w:t>
+            </w:r>
+          </w:p>
+        </w:tc>
+      </w:tr>
+      <w:tr>
+        <w:trPr>
+          <w:trHeight w:val="507"/>
+        </w:trPr>
+        <w:tc>
+          <w:tcPr>
+            <w:tcW w:w="1475" w:type="dxa"/>
+            <w:vMerge/>
+            <w:tcBorders>
+              <w:left w:val="single" w:sz="12" w:space="0" w:color="auto"/>
+              <w:bottom w:val="single" w:sz="12" w:space="0" w:color="auto"/>
+              <w:right w:val="single" w:sz="12" w:space="0" w:color="auto"/>
+            </w:tcBorders>
+            <w:tcMar>
+              <w:top w:w="72" w:type="dxa"/>
+              <w:left w:w="115" w:type="dxa"/>
+              <w:bottom w:w="72" w:type="dxa"/>
+              <w:right w:w="115" w:type="dxa"/>
+            </w:tcMar>
+            <w:vAlign w:val="center"/>
+          </w:tcPr>
+          <w:p>
+            <w:pPr>
+              <w:jc w:val="left"/>
+              <w:rPr>
+                <w:sz w:val="22"/>
+                <w:szCs w:val="20"/>
+                <w:lang w:val="en-US"/>
+              </w:rPr>
+            </w:pPr>
+          </w:p>
+        </w:tc>
+        <w:tc>
+          <w:tcPr>
+            <w:tcW w:w="4362" w:type="dxa"/>
+            <w:gridSpan w:val="2"/>
+            <w:tcBorders>
+              <w:left w:val="single" w:sz="12" w:space="0" w:color="auto"/>
+              <w:bottom w:val="single" w:sz="12" w:space="0" w:color="auto"/>
+              <w:right w:val="single" w:sz="4" w:space="0" w:color="auto"/>
+            </w:tcBorders>
+            <w:tcMar>
+              <w:top w:w="72" w:type="dxa"/>
+              <w:left w:w="115" w:type="dxa"/>
+              <w:bottom w:w="72" w:type="dxa"/>
+              <w:right w:w="115" w:type="dxa"/>
+            </w:tcMar>
+            <w:vAlign w:val="center"/>
+          </w:tcPr>
+          <w:p>
+            <w:pPr>
+              <w:rPr>
+                <w:rFonts w:hint="eastAsia"/>
+                <w:sz w:val="22"/>
+                <w:szCs w:val="20"/>
+              </w:rPr>
+            </w:pPr>
+            <w:r>
+              <w:rPr>
+                <w:rFonts w:hint="eastAsia"/>
+                <w:sz w:val="22"/>
+                <w:szCs w:val="20"/>
+                <w:lang w:val="en-US"/>
+              </w:rPr>
+              <w:t xml:space="preserve">1. </w:t>
+            </w:r>
+            <w:r>
+              <w:rPr>
+                <w:rFonts w:hint="eastAsia"/>
+                <w:sz w:val="22"/>
+                <w:szCs w:val="20"/>
+              </w:rPr>
+              <w:t>活動</w:t>
+            </w:r>
+            <w:r>
+              <w:rPr>
+                <w:rFonts w:hint="eastAsia"/>
+                <w:sz w:val="22"/>
+                <w:szCs w:val="20"/>
+                <w:lang w:val="en-US"/>
+              </w:rPr>
+              <w:t>（</w:t>
+            </w:r>
+            <w:r>
+              <w:rPr>
+                <w:rFonts w:hint="eastAsia"/>
+                <w:sz w:val="22"/>
+                <w:szCs w:val="20"/>
+                <w:lang w:val="en-US"/>
+              </w:rPr>
+              <w:t>かつどう</w:t>
+            </w:r>
+            <w:r>
+              <w:rPr>
+                <w:rFonts w:hint="eastAsia"/>
+                <w:sz w:val="22"/>
+                <w:szCs w:val="20"/>
+                <w:lang w:val="en-US"/>
+              </w:rPr>
+              <w:t>）</w:t>
+            </w:r>
+            <w:r>
+              <w:rPr>
+                <w:rFonts w:hint="eastAsia"/>
+                <w:sz w:val="22"/>
+                <w:szCs w:val="20"/>
+                <w:lang w:val="en-US"/>
+              </w:rPr>
+              <w:t xml:space="preserve">: </w:t>
+            </w:r>
+            <w:r>
+              <w:rPr>
+                <w:sz w:val="22"/>
+                <w:szCs w:val="20"/>
+                <w:lang w:val="en-US"/>
+              </w:rPr>
+              <w:t>hoạt động</w:t>
+            </w:r>
+          </w:p>
+          <w:p>
+            <w:pPr>
+              <w:rPr>
+                <w:sz w:val="22"/>
+                <w:szCs w:val="20"/>
+                <w:lang w:val="en-US"/>
+              </w:rPr>
+            </w:pPr>
+            <w:r>
+              <w:rPr>
+                <w:rFonts w:hint="eastAsia"/>
+                <w:sz w:val="22"/>
+                <w:szCs w:val="20"/>
+                <w:lang w:val="en-US"/>
+              </w:rPr>
+              <w:t xml:space="preserve">2. </w:t>
+            </w:r>
+            <w:r>
+              <w:rPr>
+                <w:rFonts w:hint="eastAsia"/>
+                <w:sz w:val="22"/>
+                <w:szCs w:val="20"/>
+                <w:lang w:val="en-US"/>
+              </w:rPr>
+              <w:t>活発</w:t>
+            </w:r>
+            <w:r>
+              <w:rPr>
+                <w:rFonts w:hint="eastAsia"/>
+                <w:sz w:val="22"/>
+                <w:szCs w:val="20"/>
+                <w:lang w:val="en-US"/>
+              </w:rPr>
+              <w:t>（</w:t>
+            </w:r>
+            <w:r>
+              <w:rPr>
+                <w:rFonts w:hint="eastAsia"/>
+                <w:sz w:val="22"/>
+                <w:szCs w:val="20"/>
+                <w:lang w:val="en-US"/>
+              </w:rPr>
+              <w:t>かっぱつ</w:t>
+            </w:r>
+            <w:r>
+              <w:rPr>
+                <w:rFonts w:hint="eastAsia"/>
+                <w:sz w:val="22"/>
+                <w:szCs w:val="20"/>
+                <w:lang w:val="en-US"/>
+              </w:rPr>
+              <w:t>）</w:t>
+            </w:r>
+            <w:r>
+              <w:rPr>
+                <w:rFonts w:hint="eastAsia"/>
+                <w:sz w:val="22"/>
+                <w:szCs w:val="20"/>
+                <w:lang w:val="en-US"/>
+              </w:rPr>
+              <w:t xml:space="preserve">: </w:t>
+            </w:r>
+            <w:r>
+              <w:rPr>
+                <w:sz w:val="22"/>
+                <w:szCs w:val="20"/>
+                <w:lang w:val="en-US"/>
+              </w:rPr>
+              <w:t>hoạt bát</w:t>
+            </w:r>
+          </w:p>
+        </w:tc>
+        <w:tc>
+          <w:tcPr>
+            <w:tcW w:w="4363" w:type="dxa"/>
+            <w:gridSpan w:val="2"/>
+            <w:tcBorders>
+              <w:left w:val="single" w:sz="4" w:space="0" w:color="auto"/>
+              <w:bottom w:val="single" w:sz="12" w:space="0" w:color="auto"/>
+              <w:right w:val="single" w:sz="12" w:space="0" w:color="auto"/>
+            </w:tcBorders>
+            <w:vAlign w:val="center"/>
+          </w:tcPr>
+          <w:p>
+            <w:pPr>
+              <w:rPr>
+                <w:rFonts w:hint="eastAsia"/>
+                <w:sz w:val="22"/>
+                <w:szCs w:val="20"/>
+                <w:lang w:val="en-US"/>
+              </w:rPr>
+            </w:pPr>
+            <w:r>
+              <w:rPr>
+                <w:sz w:val="22"/>
+                <w:szCs w:val="20"/>
+                <w:lang w:val="en-US"/>
+              </w:rPr>
+              <w:t xml:space="preserve">3. </w:t>
+            </w:r>
+            <w:r>
+              <w:rPr>
+                <w:rFonts w:hint="eastAsia"/>
+                <w:sz w:val="22"/>
+                <w:szCs w:val="20"/>
+                <w:lang w:val="en-US"/>
+              </w:rPr>
+              <w:t>活気</w:t>
+            </w:r>
+            <w:r>
+              <w:rPr>
+                <w:rFonts w:hint="eastAsia"/>
+                <w:sz w:val="22"/>
+                <w:szCs w:val="20"/>
+                <w:lang w:val="en-US"/>
+              </w:rPr>
+              <w:t>（</w:t>
+            </w:r>
+            <w:r>
+              <w:rPr>
+                <w:rFonts w:hint="eastAsia"/>
+                <w:sz w:val="22"/>
+                <w:szCs w:val="20"/>
+                <w:lang w:val="en-US"/>
+              </w:rPr>
+              <w:t>かっき</w:t>
+            </w:r>
+            <w:r>
+              <w:rPr>
+                <w:rFonts w:hint="eastAsia"/>
+                <w:sz w:val="22"/>
+                <w:szCs w:val="20"/>
+                <w:lang w:val="en-US"/>
+              </w:rPr>
+              <w:t>）</w:t>
+            </w:r>
+            <w:r>
+              <w:rPr>
+                <w:sz w:val="22"/>
+                <w:szCs w:val="20"/>
+                <w:lang w:val="en-US"/>
+              </w:rPr>
+              <w:t xml:space="preserve">: </w:t>
+            </w:r>
+            <w:r>
+              <w:rPr>
+                <w:sz w:val="22"/>
+                <w:szCs w:val="20"/>
+                <w:lang w:val="en-US"/>
+              </w:rPr>
+              <w:t>sôi nổi, đầy sức sống</w:t>
+            </w:r>
+          </w:p>
+          <w:p>
+            <w:pPr>
+              <w:rPr>
+                <w:rFonts w:hint="eastAsia"/>
+                <w:sz w:val="22"/>
+                <w:szCs w:val="20"/>
+                <w:lang w:val="en-US"/>
+              </w:rPr>
+            </w:pPr>
+            <w:r>
+              <w:rPr>
+                <w:sz w:val="22"/>
+                <w:szCs w:val="20"/>
+                <w:lang w:val="en-US"/>
+              </w:rPr>
+              <w:t xml:space="preserve">4. </w:t>
+            </w:r>
+            <w:r>
+              <w:rPr>
+                <w:rFonts w:hint="eastAsia"/>
+                <w:sz w:val="22"/>
+                <w:szCs w:val="20"/>
+                <w:lang w:val="en-US"/>
+              </w:rPr>
+              <w:t>活用</w:t>
+            </w:r>
+            <w:r>
+              <w:rPr>
+                <w:rFonts w:hint="eastAsia"/>
+                <w:sz w:val="22"/>
+                <w:szCs w:val="20"/>
+                <w:lang w:val="en-US"/>
+              </w:rPr>
+              <w:t>（</w:t>
+            </w:r>
+            <w:r>
+              <w:rPr>
+                <w:rFonts w:hint="eastAsia"/>
+                <w:sz w:val="22"/>
+                <w:szCs w:val="20"/>
+                <w:lang w:val="en-US"/>
+              </w:rPr>
+              <w:t>かつよう</w:t>
+            </w:r>
+            <w:r>
+              <w:rPr>
+                <w:rFonts w:hint="eastAsia"/>
+                <w:sz w:val="22"/>
+                <w:szCs w:val="20"/>
+                <w:lang w:val="en-US"/>
+              </w:rPr>
+              <w:t>）</w:t>
+            </w:r>
+            <w:r>
+              <w:rPr>
+                <w:sz w:val="22"/>
+                <w:szCs w:val="20"/>
+                <w:lang w:val="en-US"/>
+              </w:rPr>
+              <w:t xml:space="preserve">: </w:t>
+            </w:r>
+            <w:r>
+              <w:rPr>
+                <w:sz w:val="22"/>
+                <w:szCs w:val="20"/>
+                <w:lang w:val="en-US"/>
+              </w:rPr>
+              <w:t>sử dụng, tận dụng</w:t>
+            </w:r>
+          </w:p>
+          <w:p>
+            <w:pPr>
+              <w:rPr>
+                <w:rFonts w:hint="eastAsia"/>
+                <w:sz w:val="22"/>
+                <w:szCs w:val="20"/>
+                <w:lang w:val="en-US"/>
+              </w:rPr>
+            </w:pPr>
+            <w:r>
+              <w:rPr>
+                <w:sz w:val="22"/>
+                <w:szCs w:val="20"/>
+                <w:lang w:val="en-US"/>
+              </w:rPr>
+              <w:t xml:space="preserve">5. </w:t>
+            </w:r>
+            <w:r>
+              <w:rPr>
+                <w:rFonts w:hint="eastAsia"/>
+                <w:sz w:val="22"/>
+                <w:szCs w:val="20"/>
+                <w:lang w:val="en-US"/>
+              </w:rPr>
+              <w:t>生活</w:t>
+            </w:r>
+            <w:r>
+              <w:rPr>
+                <w:rFonts w:hint="eastAsia"/>
+                <w:sz w:val="22"/>
+                <w:szCs w:val="20"/>
+                <w:lang w:val="en-US"/>
+              </w:rPr>
+              <w:t>（</w:t>
+            </w:r>
+            <w:r>
+              <w:rPr>
+                <w:rFonts w:hint="eastAsia"/>
+                <w:sz w:val="22"/>
+                <w:szCs w:val="20"/>
+                <w:lang w:val="en-US"/>
+              </w:rPr>
+              <w:t>せいかつ</w:t>
+            </w:r>
+            <w:r>
+              <w:rPr>
+                <w:rFonts w:hint="eastAsia"/>
+                <w:sz w:val="22"/>
+                <w:szCs w:val="20"/>
+                <w:lang w:val="en-US"/>
+              </w:rPr>
+              <w:t>）</w:t>
+            </w:r>
+            <w:r>
+              <w:rPr>
+                <w:sz w:val="22"/>
+                <w:szCs w:val="20"/>
+                <w:lang w:val="en-US"/>
+              </w:rPr>
+              <w:t xml:space="preserve">: </w:t>
+            </w:r>
+            <w:r>
+              <w:rPr>
+                <w:sz w:val="22"/>
+                <w:szCs w:val="20"/>
+                <w:lang w:val="en-US"/>
+              </w:rPr>
+              <w:t>cuộc sống</w:t>
+            </w:r>
+            <w:r>
+              <w:rPr>
+                <w:sz w:val="22"/>
+                <w:szCs w:val="20"/>
+                <w:lang w:val="en-US"/>
+              </w:rPr>
+              <w:t>, sinh hoạt</w:t>
+            </w:r>
+          </w:p>
+        </w:tc>
+      </w:tr>
+      <w:tr>
+        <w:trPr>
+          <w:trHeight w:val="412"/>
+        </w:trPr>
+        <w:tc>
+          <w:tcPr>
+            <w:tcW w:w="1475" w:type="dxa"/>
+            <w:vMerge w:val="restart"/>
+            <w:tcBorders>
+              <w:top w:val="single" w:sz="12" w:space="0" w:color="auto"/>
+              <w:left w:val="single" w:sz="12" w:space="0" w:color="auto"/>
+              <w:bottom w:val="single" w:sz="12" w:space="0" w:color="auto"/>
+              <w:right w:val="single" w:sz="12" w:space="0" w:color="auto"/>
+            </w:tcBorders>
+            <w:tcMar>
+              <w:top w:w="72" w:type="dxa"/>
+              <w:left w:w="115" w:type="dxa"/>
+              <w:bottom w:w="72" w:type="dxa"/>
+              <w:right w:w="115" w:type="dxa"/>
+            </w:tcMar>
+            <w:vAlign w:val="center"/>
+          </w:tcPr>
+          <w:p>
+            <w:pPr>
+              <w:jc w:val="center"/>
+              <w:rPr>
+                <w:b/>
+                <w:bCs/>
+                <w:sz w:val="48"/>
+                <w:szCs w:val="40"/>
+                <w:lang w:val="en-US"/>
+              </w:rPr>
+            </w:pPr>
+            <w:r>
+              <w:rPr>
+                <w:rFonts w:hint="eastAsia"/>
+                <w:b/>
+                <w:bCs/>
+                <w:sz w:val="48"/>
+                <w:szCs w:val="40"/>
+                <w:lang w:val="en-US"/>
+              </w:rPr>
+              <w:t>他</w:t>
+            </w:r>
+          </w:p>
+          <w:p>
+            <w:pPr>
+              <w:jc w:val="center"/>
+              <w:rPr>
+                <w:sz w:val="22"/>
+                <w:szCs w:val="20"/>
+                <w:lang w:val="en-US"/>
+              </w:rPr>
+            </w:pPr>
+            <w:r>
+              <w:rPr>
+                <w:b/>
+                <w:bCs/>
+                <w:sz w:val="24"/>
+                <w:szCs w:val="24"/>
+                <w:lang w:val="en-US"/>
+              </w:rPr>
+              <w:t>(T</w:t>
+            </w:r>
+            <w:r>
+              <w:rPr>
+                <w:rFonts w:hint="eastAsia"/>
+                <w:b/>
+                <w:bCs/>
+                <w:sz w:val="24"/>
+                <w:szCs w:val="24"/>
+                <w:lang w:val="en-US"/>
+              </w:rPr>
+              <w:t>HA</w:t>
+            </w:r>
+            <w:r>
+              <w:rPr>
+                <w:b/>
+                <w:bCs/>
+                <w:sz w:val="24"/>
+                <w:szCs w:val="24"/>
+                <w:lang w:val="en-US"/>
+              </w:rPr>
+              <w:t>)</w:t>
+            </w:r>
+          </w:p>
+        </w:tc>
+        <w:tc>
+          <w:tcPr>
+            <w:tcW w:w="4362" w:type="dxa"/>
+            <w:gridSpan w:val="2"/>
+            <w:tcBorders>
+              <w:top w:val="single" w:sz="12" w:space="0" w:color="auto"/>
+              <w:left w:val="single" w:sz="12" w:space="0" w:color="auto"/>
+              <w:right w:val="single" w:sz="4" w:space="0" w:color="auto"/>
+            </w:tcBorders>
+            <w:tcMar>
+              <w:top w:w="72" w:type="dxa"/>
+              <w:left w:w="115" w:type="dxa"/>
+              <w:bottom w:w="72" w:type="dxa"/>
+              <w:right w:w="115" w:type="dxa"/>
+            </w:tcMar>
+            <w:vAlign w:val="center"/>
+          </w:tcPr>
+          <w:p>
+            <w:pPr>
+              <w:rPr>
+                <w:sz w:val="22"/>
+                <w:szCs w:val="20"/>
+                <w:lang w:val="en-US"/>
+              </w:rPr>
+            </w:pPr>
+            <w:r>
+              <w:rPr>
+                <w:rFonts w:hint="eastAsia"/>
+                <w:b/>
+                <w:bCs/>
+                <w:sz w:val="22"/>
+                <w:szCs w:val="20"/>
+                <w:lang w:val="en-US"/>
+              </w:rPr>
+              <w:t>音</w:t>
+            </w:r>
+            <w:r>
+              <w:rPr>
+                <w:rFonts w:hint="eastAsia"/>
+                <w:b/>
+                <w:bCs/>
+                <w:sz w:val="22"/>
+                <w:szCs w:val="20"/>
+                <w:lang w:val="en-US"/>
+              </w:rPr>
+              <w:t xml:space="preserve">: </w:t>
+            </w:r>
+            <w:r>
+              <w:rPr>
+                <w:b/>
+                <w:bCs/>
+                <w:sz w:val="22"/>
+                <w:szCs w:val="20"/>
+                <w:lang w:val="en-US"/>
+              </w:rPr>
+              <w:t>サン</w:t>
+            </w:r>
+          </w:p>
+        </w:tc>
+        <w:tc>
+          <w:tcPr>
+            <w:tcW w:w="4363" w:type="dxa"/>
+            <w:gridSpan w:val="2"/>
+            <w:tcBorders>
+              <w:top w:val="single" w:sz="12" w:space="0" w:color="auto"/>
+              <w:left w:val="single" w:sz="4" w:space="0" w:color="auto"/>
+              <w:right w:val="single" w:sz="12" w:space="0" w:color="auto"/>
+            </w:tcBorders>
+            <w:vAlign w:val="center"/>
+          </w:tcPr>
+          <w:p>
+            <w:pPr>
+              <w:rPr>
+                <w:sz w:val="22"/>
+                <w:szCs w:val="20"/>
+                <w:lang w:val="en-US"/>
+              </w:rPr>
+            </w:pPr>
+            <w:r>
+              <w:rPr>
+                <w:rFonts w:hint="eastAsia"/>
+                <w:b/>
+                <w:bCs/>
+                <w:sz w:val="22"/>
+                <w:szCs w:val="20"/>
+                <w:lang w:val="en-US"/>
+              </w:rPr>
+              <w:t>訓</w:t>
+            </w:r>
+            <w:r>
+              <w:rPr>
+                <w:rFonts w:hint="eastAsia"/>
+                <w:b/>
+                <w:bCs/>
+                <w:sz w:val="22"/>
+                <w:szCs w:val="20"/>
+                <w:lang w:val="en-US"/>
+              </w:rPr>
+              <w:t xml:space="preserve">: </w:t>
+            </w:r>
+            <w:r>
+              <w:rPr>
+                <w:rFonts w:hint="eastAsia"/>
+                <w:b/>
+                <w:bCs/>
+                <w:sz w:val="22"/>
+                <w:szCs w:val="20"/>
+                <w:lang w:val="en-US"/>
+              </w:rPr>
+              <w:t>ほか</w:t>
+            </w:r>
+          </w:p>
+        </w:tc>
+      </w:tr>
+      <w:tr>
+        <w:trPr>
+          <w:trHeight w:val="411"/>
+        </w:trPr>
+        <w:tc>
+          <w:tcPr>
+            <w:tcW w:w="1475" w:type="dxa"/>
+            <w:vMerge/>
+            <w:tcBorders>
+              <w:left w:val="single" w:sz="12" w:space="0" w:color="auto"/>
+              <w:bottom w:val="single" w:sz="12" w:space="0" w:color="auto"/>
+              <w:right w:val="single" w:sz="12" w:space="0" w:color="auto"/>
+            </w:tcBorders>
+            <w:tcMar>
+              <w:top w:w="72" w:type="dxa"/>
+              <w:left w:w="115" w:type="dxa"/>
+              <w:bottom w:w="72" w:type="dxa"/>
+              <w:right w:w="115" w:type="dxa"/>
+            </w:tcMar>
+            <w:vAlign w:val="center"/>
+          </w:tcPr>
+          <w:p>
+            <w:pPr>
+              <w:jc w:val="center"/>
+              <w:rPr>
+                <w:b/>
+                <w:bCs/>
+                <w:sz w:val="48"/>
+                <w:szCs w:val="40"/>
+                <w:lang w:val="en-US"/>
+              </w:rPr>
+            </w:pPr>
+          </w:p>
+        </w:tc>
+        <w:tc>
+          <w:tcPr>
+            <w:tcW w:w="4362" w:type="dxa"/>
+            <w:gridSpan w:val="2"/>
+            <w:tcBorders>
+              <w:left w:val="single" w:sz="12" w:space="0" w:color="auto"/>
+              <w:bottom w:val="single" w:sz="12" w:space="0" w:color="auto"/>
+            </w:tcBorders>
+            <w:tcMar>
+              <w:top w:w="72" w:type="dxa"/>
+              <w:left w:w="115" w:type="dxa"/>
+              <w:bottom w:w="72" w:type="dxa"/>
+              <w:right w:w="115" w:type="dxa"/>
+            </w:tcMar>
+            <w:vAlign w:val="center"/>
+          </w:tcPr>
+          <w:p>
+            <w:pPr>
+              <w:rPr>
+                <w:sz w:val="22"/>
+                <w:szCs w:val="20"/>
+                <w:lang w:val="en-US"/>
+              </w:rPr>
+            </w:pPr>
+            <w:r>
+              <w:rPr>
+                <w:rFonts w:hint="eastAsia"/>
+                <w:sz w:val="22"/>
+                <w:szCs w:val="20"/>
+                <w:lang w:val="en-US"/>
+              </w:rPr>
+              <w:t xml:space="preserve">1. </w:t>
+            </w:r>
+            <w:r>
+              <w:rPr>
+                <w:rFonts w:hint="eastAsia"/>
+                <w:sz w:val="22"/>
+                <w:szCs w:val="20"/>
+                <w:lang w:val="en-US"/>
+              </w:rPr>
+              <w:t>他人</w:t>
+            </w:r>
+            <w:r>
+              <w:rPr>
+                <w:rFonts w:hint="eastAsia"/>
+                <w:sz w:val="22"/>
+                <w:szCs w:val="20"/>
+                <w:lang w:val="en-US"/>
+              </w:rPr>
+              <w:t>（</w:t>
+            </w:r>
+            <w:r>
+              <w:rPr>
+                <w:rFonts w:hint="eastAsia"/>
+                <w:sz w:val="22"/>
+                <w:szCs w:val="20"/>
+                <w:lang w:val="en-US"/>
+              </w:rPr>
+              <w:t>たにん</w:t>
+            </w:r>
+            <w:r>
+              <w:rPr>
+                <w:rFonts w:hint="eastAsia"/>
+                <w:sz w:val="22"/>
+                <w:szCs w:val="20"/>
+                <w:lang w:val="en-US"/>
+              </w:rPr>
+              <w:t>）</w:t>
+            </w:r>
+            <w:r>
+              <w:rPr>
+                <w:rFonts w:hint="eastAsia"/>
+                <w:sz w:val="22"/>
+                <w:szCs w:val="20"/>
+                <w:lang w:val="en-US"/>
+              </w:rPr>
+              <w:t xml:space="preserve">: </w:t>
+            </w:r>
+            <w:r>
+              <w:rPr>
+                <w:sz w:val="22"/>
+                <w:szCs w:val="20"/>
+                <w:lang w:val="en-US"/>
+              </w:rPr>
+              <w:t>người khác</w:t>
+            </w:r>
+          </w:p>
+          <w:p>
+            <w:pPr>
+              <w:rPr>
+                <w:rFonts w:hint="eastAsia"/>
+                <w:sz w:val="22"/>
+                <w:szCs w:val="20"/>
+                <w:lang w:val="en-US"/>
+              </w:rPr>
+            </w:pPr>
+            <w:r>
+              <w:rPr>
+                <w:rFonts w:hint="eastAsia"/>
+                <w:sz w:val="22"/>
+                <w:szCs w:val="20"/>
+                <w:lang w:val="en-US"/>
+              </w:rPr>
+              <w:t xml:space="preserve">2. </w:t>
+            </w:r>
+            <w:r>
+              <w:rPr>
+                <w:rFonts w:hint="eastAsia"/>
+                <w:sz w:val="22"/>
+                <w:szCs w:val="20"/>
+                <w:lang w:val="en-US"/>
+              </w:rPr>
+              <w:t>他国</w:t>
+            </w:r>
+            <w:r>
+              <w:rPr>
+                <w:rFonts w:hint="eastAsia"/>
+                <w:sz w:val="22"/>
+                <w:szCs w:val="20"/>
+                <w:lang w:val="en-US"/>
+              </w:rPr>
+              <w:t>（</w:t>
+            </w:r>
+            <w:r>
+              <w:rPr>
+                <w:rFonts w:hint="eastAsia"/>
+                <w:sz w:val="22"/>
+                <w:szCs w:val="20"/>
+                <w:lang w:val="en-US"/>
+              </w:rPr>
+              <w:t>たこく</w:t>
+            </w:r>
+            <w:r>
+              <w:rPr>
+                <w:rFonts w:hint="eastAsia"/>
+                <w:sz w:val="22"/>
+                <w:szCs w:val="20"/>
+                <w:lang w:val="en-US"/>
+              </w:rPr>
+              <w:t>）</w:t>
+            </w:r>
+            <w:r>
+              <w:rPr>
+                <w:rFonts w:hint="eastAsia"/>
+                <w:sz w:val="22"/>
+                <w:szCs w:val="20"/>
+                <w:lang w:val="en-US"/>
+              </w:rPr>
+              <w:t xml:space="preserve">: </w:t>
+            </w:r>
+            <w:r>
+              <w:rPr>
+                <w:sz w:val="22"/>
+                <w:szCs w:val="20"/>
+                <w:lang w:val="en-US"/>
+              </w:rPr>
+              <w:t>nước khác</w:t>
+            </w:r>
+          </w:p>
+        </w:tc>
+        <w:tc>
+          <w:tcPr>
+            <w:tcW w:w="4363" w:type="dxa"/>
+            <w:gridSpan w:val="2"/>
+            <w:tcBorders>
+              <w:bottom w:val="single" w:sz="12" w:space="0" w:color="auto"/>
+              <w:right w:val="single" w:sz="12" w:space="0" w:color="auto"/>
+            </w:tcBorders>
+            <w:vAlign w:val="center"/>
+          </w:tcPr>
+          <w:p>
+            <w:pPr>
+              <w:rPr>
+                <w:rFonts w:ascii="Calibri" w:hAnsi="Calibri" w:cs="Calibri" w:hint="eastAsia"/>
+                <w:sz w:val="22"/>
+                <w:szCs w:val="20"/>
+              </w:rPr>
+            </w:pPr>
+            <w:r>
+              <w:rPr>
+                <w:rFonts w:hint="eastAsia"/>
+                <w:sz w:val="22"/>
+                <w:szCs w:val="20"/>
+                <w:lang w:val="en-US"/>
+              </w:rPr>
+              <w:t>3</w:t>
+            </w:r>
+            <w:r>
+              <w:rPr>
+                <w:rFonts w:hint="eastAsia"/>
+                <w:sz w:val="22"/>
+                <w:szCs w:val="20"/>
+                <w:lang w:val="en-US"/>
+              </w:rPr>
+              <w:t>.</w:t>
+            </w:r>
+            <w:r>
+              <w:rPr>
+                <w:sz w:val="22"/>
+                <w:szCs w:val="20"/>
+                <w:lang w:val="en-US"/>
+              </w:rPr>
+              <w:t xml:space="preserve"> </w:t>
+            </w:r>
+            <w:r>
+              <w:rPr>
+                <w:rFonts w:hint="eastAsia"/>
+                <w:sz w:val="22"/>
+                <w:szCs w:val="20"/>
+                <w:lang w:val="en-US"/>
+              </w:rPr>
+              <w:t>他方</w:t>
+            </w:r>
+            <w:r>
+              <w:rPr>
+                <w:rFonts w:hint="eastAsia"/>
+                <w:sz w:val="22"/>
+                <w:szCs w:val="20"/>
+                <w:lang w:val="en-US"/>
+              </w:rPr>
+              <w:t>（</w:t>
+            </w:r>
+            <w:r>
+              <w:rPr>
+                <w:rFonts w:hint="eastAsia"/>
+                <w:sz w:val="22"/>
+                <w:szCs w:val="20"/>
+                <w:lang w:val="en-US"/>
+              </w:rPr>
+              <w:t>たほう</w:t>
+            </w:r>
+            <w:r>
+              <w:rPr>
+                <w:rFonts w:hint="eastAsia"/>
+                <w:sz w:val="22"/>
+                <w:szCs w:val="20"/>
+                <w:lang w:val="en-US"/>
+              </w:rPr>
+              <w:t>）</w:t>
+            </w:r>
+            <w:r>
+              <w:rPr>
+                <w:rFonts w:hint="eastAsia"/>
+                <w:sz w:val="22"/>
+                <w:szCs w:val="20"/>
+                <w:lang w:val="en-US"/>
+              </w:rPr>
+              <w:t xml:space="preserve">: </w:t>
+            </w:r>
+            <w:r>
+              <w:rPr>
+                <w:sz w:val="22"/>
+                <w:szCs w:val="20"/>
+                <w:lang w:val="en-US"/>
+              </w:rPr>
+              <w:t>cách khác</w:t>
+            </w:r>
+          </w:p>
+          <w:p>
+            <w:pPr>
+              <w:rPr>
+                <w:rFonts w:hint="eastAsia"/>
+                <w:sz w:val="22"/>
+                <w:szCs w:val="20"/>
+                <w:lang w:val="en-US"/>
+              </w:rPr>
+            </w:pPr>
+            <w:r>
+              <w:rPr>
+                <w:rFonts w:hint="eastAsia"/>
+                <w:sz w:val="22"/>
+                <w:szCs w:val="20"/>
+                <w:lang w:val="en-US"/>
+              </w:rPr>
+              <w:t>4</w:t>
+            </w:r>
+            <w:r>
+              <w:rPr>
+                <w:rFonts w:hint="eastAsia"/>
+                <w:sz w:val="22"/>
+                <w:szCs w:val="20"/>
+                <w:lang w:val="en-US"/>
+              </w:rPr>
+              <w:t>.</w:t>
+            </w:r>
+            <w:r>
+              <w:rPr>
+                <w:sz w:val="22"/>
+                <w:szCs w:val="20"/>
+                <w:lang w:val="en-US"/>
+              </w:rPr>
+              <w:t xml:space="preserve"> </w:t>
+            </w:r>
+            <w:r>
+              <w:rPr>
+                <w:rFonts w:hint="eastAsia"/>
+                <w:sz w:val="22"/>
+                <w:szCs w:val="20"/>
+                <w:lang w:val="en-US"/>
+              </w:rPr>
+              <w:t>他用</w:t>
+            </w:r>
+            <w:r>
+              <w:rPr>
+                <w:rFonts w:hint="eastAsia"/>
+                <w:sz w:val="22"/>
+                <w:szCs w:val="20"/>
+                <w:lang w:val="en-US"/>
+              </w:rPr>
+              <w:t>（</w:t>
+            </w:r>
+            <w:r>
+              <w:rPr>
+                <w:rFonts w:hint="eastAsia"/>
+                <w:sz w:val="22"/>
+                <w:szCs w:val="20"/>
+                <w:lang w:val="en-US"/>
+              </w:rPr>
+              <w:t>たよう</w:t>
+            </w:r>
+            <w:r>
+              <w:rPr>
+                <w:rFonts w:hint="eastAsia"/>
+                <w:sz w:val="22"/>
+                <w:szCs w:val="20"/>
+                <w:lang w:val="en-US"/>
+              </w:rPr>
+              <w:t>）</w:t>
+            </w:r>
+            <w:r>
+              <w:rPr>
+                <w:rFonts w:hint="eastAsia"/>
+                <w:sz w:val="22"/>
+                <w:szCs w:val="20"/>
+                <w:lang w:val="en-US"/>
+              </w:rPr>
+              <w:t xml:space="preserve">: </w:t>
+            </w:r>
+            <w:r>
+              <w:rPr>
+                <w:sz w:val="22"/>
+                <w:szCs w:val="20"/>
+                <w:lang w:val="en-US"/>
+              </w:rPr>
+              <w:t>cách sử dụng khác</w:t>
+            </w:r>
+          </w:p>
+        </w:tc>
+      </w:tr>
+      <w:tr>
+        <w:trPr>
+          <w:trHeight w:val="473"/>
+        </w:trPr>
+        <w:tc>
+          <w:tcPr>
+            <w:tcW w:w="1475" w:type="dxa"/>
+            <w:vMerge w:val="restart"/>
+            <w:tcBorders>
+              <w:top w:val="single" w:sz="12" w:space="0" w:color="auto"/>
+              <w:left w:val="single" w:sz="12" w:space="0" w:color="auto"/>
+              <w:bottom w:val="single" w:sz="12" w:space="0" w:color="auto"/>
+              <w:right w:val="single" w:sz="12" w:space="0" w:color="auto"/>
+            </w:tcBorders>
+            <w:tcMar>
+              <w:top w:w="72" w:type="dxa"/>
+              <w:left w:w="115" w:type="dxa"/>
+              <w:bottom w:w="72" w:type="dxa"/>
+              <w:right w:w="115" w:type="dxa"/>
+            </w:tcMar>
+            <w:vAlign w:val="center"/>
+          </w:tcPr>
+          <w:p>
+            <w:pPr>
+              <w:jc w:val="center"/>
+              <w:rPr>
+                <w:sz w:val="22"/>
+                <w:szCs w:val="20"/>
+                <w:lang w:val="en-US"/>
+              </w:rPr>
+            </w:pPr>
+            <w:r>
+              <w:rPr>
+                <w:rFonts w:hint="eastAsia"/>
+                <w:b/>
+                <w:bCs/>
+                <w:sz w:val="48"/>
+                <w:szCs w:val="40"/>
+                <w:lang w:val="en-US"/>
+              </w:rPr>
+              <w:t>効</w:t>
+            </w:r>
+            <w:r>
+              <w:rPr>
+                <w:b/>
+                <w:bCs/>
+                <w:sz w:val="24"/>
+                <w:szCs w:val="24"/>
+                <w:lang w:val="en-US"/>
+              </w:rPr>
+              <w:t>(</w:t>
+            </w:r>
+            <w:r>
+              <w:rPr>
+                <w:b/>
+                <w:bCs/>
+                <w:sz w:val="24"/>
+                <w:szCs w:val="24"/>
+                <w:lang w:val="en-US"/>
+              </w:rPr>
+              <w:t>HIỆU</w:t>
+            </w:r>
+            <w:r>
+              <w:rPr>
+                <w:b/>
+                <w:bCs/>
+                <w:sz w:val="24"/>
+                <w:szCs w:val="24"/>
+                <w:lang w:val="en-US"/>
+              </w:rPr>
+              <w:t>)</w:t>
+            </w:r>
+          </w:p>
+        </w:tc>
+        <w:tc>
+          <w:tcPr>
+            <w:tcW w:w="4362" w:type="dxa"/>
+            <w:gridSpan w:val="2"/>
+            <w:tcBorders>
+              <w:top w:val="single" w:sz="12" w:space="0" w:color="auto"/>
+              <w:left w:val="single" w:sz="12" w:space="0" w:color="auto"/>
+            </w:tcBorders>
+            <w:tcMar>
+              <w:top w:w="72" w:type="dxa"/>
+              <w:left w:w="115" w:type="dxa"/>
+              <w:bottom w:w="72" w:type="dxa"/>
+              <w:right w:w="115" w:type="dxa"/>
+            </w:tcMar>
+            <w:vAlign w:val="center"/>
+          </w:tcPr>
+          <w:p>
+            <w:pPr>
+              <w:rPr>
+                <w:sz w:val="22"/>
+                <w:szCs w:val="20"/>
+                <w:lang w:val="en-US"/>
+              </w:rPr>
+            </w:pPr>
+            <w:r>
+              <w:rPr>
+                <w:rFonts w:hint="eastAsia"/>
+                <w:b/>
+                <w:bCs/>
+                <w:sz w:val="22"/>
+                <w:szCs w:val="20"/>
+                <w:lang w:val="en-US"/>
+              </w:rPr>
+              <w:t>音</w:t>
+            </w:r>
+            <w:r>
+              <w:rPr>
+                <w:rFonts w:hint="eastAsia"/>
+                <w:b/>
+                <w:bCs/>
+                <w:sz w:val="22"/>
+                <w:szCs w:val="20"/>
+                <w:lang w:val="en-US"/>
+              </w:rPr>
+              <w:t>:</w:t>
+            </w:r>
+            <w:r>
+              <w:rPr>
+                <w:rFonts w:hint="eastAsia"/>
+                <w:b/>
+                <w:bCs/>
+                <w:sz w:val="22"/>
+                <w:szCs w:val="20"/>
+                <w:lang w:val="en-US"/>
+              </w:rPr>
+              <w:t>コウ</w:t>
+            </w:r>
+          </w:p>
+        </w:tc>
+        <w:tc>
+          <w:tcPr>
+            <w:tcW w:w="4363" w:type="dxa"/>
+            <w:gridSpan w:val="2"/>
+            <w:tcBorders>
+              <w:top w:val="single" w:sz="12" w:space="0" w:color="auto"/>
+              <w:right w:val="single" w:sz="12" w:space="0" w:color="auto"/>
+            </w:tcBorders>
+            <w:vAlign w:val="center"/>
+          </w:tcPr>
+          <w:p>
+            <w:pPr>
+              <w:rPr>
+                <w:sz w:val="22"/>
+                <w:szCs w:val="20"/>
+                <w:lang w:val="en-US"/>
+              </w:rPr>
+            </w:pPr>
+            <w:r>
+              <w:rPr>
+                <w:rFonts w:hint="eastAsia"/>
+                <w:b/>
+                <w:bCs/>
+                <w:sz w:val="22"/>
+                <w:szCs w:val="20"/>
+                <w:lang w:val="en-US"/>
+              </w:rPr>
+              <w:t>訓</w:t>
+            </w:r>
+            <w:r>
+              <w:rPr>
+                <w:rFonts w:hint="eastAsia"/>
+                <w:b/>
+                <w:bCs/>
+                <w:sz w:val="22"/>
+                <w:szCs w:val="20"/>
+                <w:lang w:val="en-US"/>
+              </w:rPr>
+              <w:t xml:space="preserve">: </w:t>
+            </w:r>
+            <w:r>
+              <w:rPr>
+                <w:rFonts w:hint="eastAsia"/>
+                <w:b/>
+                <w:bCs/>
+                <w:sz w:val="22"/>
+                <w:szCs w:val="20"/>
+                <w:lang w:val="en-US"/>
+              </w:rPr>
+              <w:t>き・く</w:t>
+            </w:r>
+          </w:p>
+        </w:tc>
+      </w:tr>
+      <w:tr>
+        <w:trPr>
+          <w:trHeight w:val="473"/>
+        </w:trPr>
+        <w:tc>
+          <w:tcPr>
+            <w:tcW w:w="1475" w:type="dxa"/>
+            <w:vMerge/>
+            <w:tcBorders>
+              <w:left w:val="single" w:sz="12" w:space="0" w:color="auto"/>
+              <w:bottom w:val="single" w:sz="12" w:space="0" w:color="auto"/>
+              <w:right w:val="single" w:sz="12" w:space="0" w:color="auto"/>
+            </w:tcBorders>
+            <w:tcMar>
+              <w:top w:w="72" w:type="dxa"/>
+              <w:left w:w="115" w:type="dxa"/>
+              <w:bottom w:w="72" w:type="dxa"/>
+              <w:right w:w="115" w:type="dxa"/>
+            </w:tcMar>
+            <w:vAlign w:val="center"/>
+          </w:tcPr>
+          <w:p>
+            <w:pPr>
+              <w:jc w:val="center"/>
+              <w:rPr>
+                <w:b/>
+                <w:bCs/>
+                <w:sz w:val="48"/>
+                <w:szCs w:val="40"/>
+                <w:lang w:val="en-US"/>
+              </w:rPr>
+            </w:pPr>
+          </w:p>
+        </w:tc>
+        <w:tc>
+          <w:tcPr>
+            <w:tcW w:w="4362" w:type="dxa"/>
+            <w:gridSpan w:val="2"/>
+            <w:tcBorders>
+              <w:left w:val="single" w:sz="12" w:space="0" w:color="auto"/>
+              <w:bottom w:val="single" w:sz="12" w:space="0" w:color="auto"/>
+            </w:tcBorders>
+            <w:tcMar>
+              <w:top w:w="72" w:type="dxa"/>
+              <w:left w:w="115" w:type="dxa"/>
+              <w:bottom w:w="72" w:type="dxa"/>
+              <w:right w:w="115" w:type="dxa"/>
+            </w:tcMar>
+            <w:vAlign w:val="center"/>
+          </w:tcPr>
+          <w:p>
+            <w:pPr>
+              <w:rPr>
+                <w:rFonts w:hint="eastAsia"/>
+                <w:sz w:val="22"/>
+                <w:szCs w:val="20"/>
+                <w:lang w:val="en-US"/>
+              </w:rPr>
+            </w:pPr>
+            <w:r>
+              <w:rPr>
+                <w:rFonts w:hint="eastAsia"/>
+                <w:sz w:val="22"/>
+                <w:szCs w:val="20"/>
+                <w:lang w:val="en-US"/>
+              </w:rPr>
+              <w:t xml:space="preserve">1. </w:t>
+            </w:r>
+            <w:r>
+              <w:rPr>
+                <w:rFonts w:hint="eastAsia"/>
+                <w:sz w:val="22"/>
+                <w:szCs w:val="20"/>
+                <w:lang w:val="en-US"/>
+              </w:rPr>
+              <w:t>効果</w:t>
+            </w:r>
+            <w:r>
+              <w:rPr>
+                <w:rFonts w:hint="eastAsia"/>
+                <w:sz w:val="22"/>
+                <w:szCs w:val="20"/>
+                <w:lang w:val="en-US"/>
+              </w:rPr>
+              <w:t>（</w:t>
+            </w:r>
+            <w:r>
+              <w:rPr>
+                <w:rFonts w:hint="eastAsia"/>
+                <w:sz w:val="22"/>
+                <w:szCs w:val="20"/>
+                <w:lang w:val="en-US"/>
+              </w:rPr>
+              <w:t>こうか</w:t>
+            </w:r>
+            <w:r>
+              <w:rPr>
+                <w:rFonts w:hint="eastAsia"/>
+                <w:sz w:val="22"/>
+                <w:szCs w:val="20"/>
+                <w:lang w:val="en-US"/>
+              </w:rPr>
+              <w:t>）</w:t>
+            </w:r>
+            <w:r>
+              <w:rPr>
+                <w:rFonts w:hint="eastAsia"/>
+                <w:sz w:val="22"/>
+                <w:szCs w:val="20"/>
+                <w:lang w:val="en-US"/>
+              </w:rPr>
+              <w:t xml:space="preserve">: </w:t>
+            </w:r>
+            <w:r>
+              <w:rPr>
+                <w:sz w:val="22"/>
+                <w:szCs w:val="20"/>
+                <w:lang w:val="en-US"/>
+              </w:rPr>
+              <w:t>hiệu quả</w:t>
+            </w:r>
+          </w:p>
+          <w:p>
+            <w:pPr>
+              <w:rPr>
+                <w:rFonts w:hint="eastAsia"/>
+                <w:sz w:val="22"/>
+                <w:szCs w:val="20"/>
+                <w:lang w:val="en-US"/>
+              </w:rPr>
+            </w:pPr>
+            <w:r>
+              <w:rPr>
+                <w:rFonts w:hint="eastAsia"/>
+                <w:sz w:val="22"/>
+                <w:szCs w:val="20"/>
+                <w:lang w:val="en-US"/>
+              </w:rPr>
+              <w:t xml:space="preserve">2. </w:t>
+            </w:r>
+            <w:r>
+              <w:rPr>
+                <w:rFonts w:hint="eastAsia"/>
+                <w:sz w:val="22"/>
+                <w:szCs w:val="20"/>
+                <w:lang w:val="en-US"/>
+              </w:rPr>
+              <w:t>効力</w:t>
+            </w:r>
+            <w:r>
+              <w:rPr>
+                <w:rFonts w:hint="eastAsia"/>
+                <w:sz w:val="22"/>
+                <w:szCs w:val="20"/>
+                <w:lang w:val="en-US"/>
+              </w:rPr>
+              <w:t>（</w:t>
+            </w:r>
+            <w:r>
+              <w:rPr>
+                <w:rFonts w:hint="eastAsia"/>
+                <w:sz w:val="22"/>
+                <w:szCs w:val="20"/>
+                <w:lang w:val="en-US"/>
+              </w:rPr>
+              <w:t>こうりょく</w:t>
+            </w:r>
+            <w:r>
+              <w:rPr>
+                <w:rFonts w:hint="eastAsia"/>
+                <w:sz w:val="22"/>
+                <w:szCs w:val="20"/>
+                <w:lang w:val="en-US"/>
+              </w:rPr>
+              <w:t>）</w:t>
+            </w:r>
+            <w:r>
+              <w:rPr>
+                <w:rFonts w:hint="eastAsia"/>
+                <w:sz w:val="22"/>
+                <w:szCs w:val="20"/>
+                <w:lang w:val="en-US"/>
+              </w:rPr>
+              <w:t xml:space="preserve">: </w:t>
+            </w:r>
+            <w:r>
+              <w:rPr>
+                <w:sz w:val="22"/>
+                <w:szCs w:val="20"/>
+                <w:lang w:val="en-US"/>
+              </w:rPr>
+              <w:t>hiệu lực</w:t>
+            </w:r>
+          </w:p>
+          <w:p>
+            <w:pPr>
+              <w:rPr>
+                <w:sz w:val="22"/>
+                <w:szCs w:val="20"/>
+                <w:lang w:val="en-US"/>
+              </w:rPr>
+            </w:pPr>
+            <w:r>
+              <w:rPr>
+                <w:sz w:val="22"/>
+                <w:szCs w:val="20"/>
+                <w:lang w:val="en-US"/>
+              </w:rPr>
+              <w:t xml:space="preserve">3. </w:t>
+            </w:r>
+            <w:r>
+              <w:rPr>
+                <w:rFonts w:hint="eastAsia"/>
+                <w:sz w:val="22"/>
+                <w:szCs w:val="20"/>
+                <w:lang w:val="en-US"/>
+              </w:rPr>
+              <w:t>効験</w:t>
+            </w:r>
+            <w:r>
+              <w:rPr>
+                <w:sz w:val="22"/>
+                <w:szCs w:val="20"/>
+                <w:lang w:val="en-US"/>
+              </w:rPr>
+              <w:t>（</w:t>
+            </w:r>
+            <w:r>
+              <w:rPr>
+                <w:rFonts w:hint="eastAsia"/>
+                <w:sz w:val="22"/>
+                <w:szCs w:val="20"/>
+                <w:lang w:val="en-US"/>
+              </w:rPr>
+              <w:t>こうけん</w:t>
+            </w:r>
+            <w:r>
+              <w:rPr>
+                <w:sz w:val="22"/>
+                <w:szCs w:val="20"/>
+                <w:lang w:val="en-US"/>
+              </w:rPr>
+              <w:t>）</w:t>
+            </w:r>
+            <w:r>
+              <w:rPr>
+                <w:sz w:val="22"/>
+                <w:szCs w:val="20"/>
+                <w:lang w:val="en-US"/>
+              </w:rPr>
+              <w:t>:</w:t>
+            </w:r>
+            <w:r>
+              <w:rPr>
+                <w:sz w:val="22"/>
+                <w:szCs w:val="20"/>
+                <w:lang w:val="en-US"/>
+              </w:rPr>
+              <w:t xml:space="preserve"> </w:t>
+            </w:r>
+            <w:r>
+              <w:rPr>
+                <w:sz w:val="22"/>
+                <w:szCs w:val="20"/>
+                <w:lang w:val="en-US"/>
+              </w:rPr>
+              <w:t>hiệu nghiệm</w:t>
+            </w:r>
+          </w:p>
+        </w:tc>
+        <w:tc>
+          <w:tcPr>
+            <w:tcW w:w="4363" w:type="dxa"/>
+            <w:gridSpan w:val="2"/>
+            <w:tcBorders>
+              <w:bottom w:val="single" w:sz="12" w:space="0" w:color="auto"/>
+              <w:right w:val="single" w:sz="12" w:space="0" w:color="auto"/>
+            </w:tcBorders>
+            <w:vAlign w:val="center"/>
+          </w:tcPr>
+          <w:p>
+            <w:pPr>
+              <w:rPr>
+                <w:rFonts w:hint="eastAsia"/>
+                <w:sz w:val="22"/>
+                <w:szCs w:val="20"/>
+                <w:lang w:val="en-US"/>
+              </w:rPr>
+            </w:pPr>
+            <w:r>
+              <w:rPr>
+                <w:rFonts w:hint="eastAsia"/>
+                <w:sz w:val="22"/>
+                <w:szCs w:val="20"/>
+                <w:lang w:val="en-US"/>
+              </w:rPr>
+              <w:t xml:space="preserve">4. </w:t>
+            </w:r>
+            <w:r>
+              <w:rPr>
+                <w:rFonts w:hint="eastAsia"/>
+                <w:sz w:val="22"/>
+                <w:szCs w:val="20"/>
+                <w:lang w:val="en-US"/>
+              </w:rPr>
+              <w:t>有効</w:t>
+            </w:r>
+            <w:r>
+              <w:rPr>
+                <w:sz w:val="22"/>
+                <w:szCs w:val="20"/>
+                <w:lang w:val="en-US"/>
+              </w:rPr>
+              <w:t>（</w:t>
+            </w:r>
+            <w:r>
+              <w:rPr>
+                <w:rFonts w:hint="eastAsia"/>
+                <w:sz w:val="22"/>
+                <w:szCs w:val="20"/>
+                <w:lang w:val="en-US"/>
+              </w:rPr>
+              <w:t>ゆうこう</w:t>
+            </w:r>
+            <w:r>
+              <w:rPr>
+                <w:sz w:val="22"/>
+                <w:szCs w:val="20"/>
+                <w:lang w:val="en-US"/>
+              </w:rPr>
+              <w:t>）</w:t>
+            </w:r>
+            <w:r>
+              <w:rPr>
+                <w:rFonts w:hint="eastAsia"/>
+                <w:sz w:val="22"/>
+                <w:szCs w:val="20"/>
+                <w:lang w:val="en-US"/>
+              </w:rPr>
+              <w:t>:</w:t>
+            </w:r>
+            <w:r>
+              <w:rPr>
+                <w:sz w:val="22"/>
+                <w:szCs w:val="20"/>
+                <w:lang w:val="en-US"/>
+              </w:rPr>
+              <w:t xml:space="preserve"> </w:t>
+            </w:r>
+            <w:r>
+              <w:rPr>
+                <w:rFonts w:hint="eastAsia"/>
+                <w:sz w:val="22"/>
+                <w:szCs w:val="20"/>
+                <w:lang w:val="en-US"/>
+              </w:rPr>
+              <w:t>có tác d</w:t>
+            </w:r>
+            <w:r>
+              <w:rPr>
+                <w:sz w:val="22"/>
+                <w:szCs w:val="20"/>
+                <w:lang w:val="en-US"/>
+              </w:rPr>
+              <w:t>ụ</w:t>
+            </w:r>
+            <w:r>
+              <w:rPr>
+                <w:rFonts w:hint="eastAsia"/>
+                <w:sz w:val="22"/>
+                <w:szCs w:val="20"/>
+                <w:lang w:val="en-US"/>
+              </w:rPr>
+              <w:t>ng</w:t>
+            </w:r>
+          </w:p>
+          <w:p>
+            <w:pPr>
+              <w:rPr>
+                <w:rFonts w:hint="eastAsia"/>
+                <w:sz w:val="22"/>
+                <w:szCs w:val="20"/>
+                <w:lang w:val="en-US"/>
+              </w:rPr>
+            </w:pPr>
+            <w:r>
+              <w:rPr>
+                <w:rFonts w:hint="eastAsia"/>
+                <w:sz w:val="22"/>
+                <w:szCs w:val="20"/>
+                <w:lang w:val="en-US"/>
+              </w:rPr>
+              <w:t xml:space="preserve">5. </w:t>
+            </w:r>
+            <w:r>
+              <w:rPr>
+                <w:rFonts w:hint="eastAsia"/>
+                <w:sz w:val="22"/>
+                <w:szCs w:val="20"/>
+                <w:lang w:val="en-US"/>
+              </w:rPr>
+              <w:t>無効</w:t>
+            </w:r>
+            <w:r>
+              <w:rPr>
+                <w:sz w:val="22"/>
+                <w:szCs w:val="20"/>
+                <w:lang w:val="en-US"/>
+              </w:rPr>
+              <w:t>（</w:t>
+            </w:r>
+            <w:r>
+              <w:rPr>
+                <w:rFonts w:hint="eastAsia"/>
+                <w:sz w:val="22"/>
+                <w:szCs w:val="20"/>
+                <w:lang w:val="en-US"/>
+              </w:rPr>
+              <w:t>むこう</w:t>
+            </w:r>
+            <w:r>
+              <w:rPr>
+                <w:sz w:val="22"/>
+                <w:szCs w:val="20"/>
+                <w:lang w:val="en-US"/>
+              </w:rPr>
+              <w:t>）</w:t>
+            </w:r>
+            <w:r>
+              <w:rPr>
+                <w:rFonts w:hint="eastAsia"/>
+                <w:sz w:val="22"/>
+                <w:szCs w:val="20"/>
+                <w:lang w:val="en-US"/>
+              </w:rPr>
+              <w:t>:</w:t>
+            </w:r>
+            <w:r>
+              <w:rPr>
+                <w:sz w:val="22"/>
+                <w:szCs w:val="20"/>
+                <w:lang w:val="en-US"/>
+              </w:rPr>
+              <w:t xml:space="preserve"> </w:t>
+            </w:r>
+            <w:r>
+              <w:rPr>
+                <w:rFonts w:hint="eastAsia"/>
+                <w:sz w:val="22"/>
+                <w:szCs w:val="20"/>
+                <w:lang w:val="en-US"/>
+              </w:rPr>
+              <w:t>vô hi</w:t>
+            </w:r>
+            <w:r>
+              <w:rPr>
+                <w:sz w:val="22"/>
+                <w:szCs w:val="20"/>
+                <w:lang w:val="en-US"/>
+              </w:rPr>
+              <w:t>ệ</w:t>
+            </w:r>
+            <w:r>
+              <w:rPr>
+                <w:rFonts w:hint="eastAsia"/>
+                <w:sz w:val="22"/>
+                <w:szCs w:val="20"/>
+                <w:lang w:val="en-US"/>
+              </w:rPr>
+              <w:t>u</w:t>
+            </w:r>
+          </w:p>
+          <w:p>
+            <w:pPr>
+              <w:rPr>
+                <w:rFonts w:ascii="Calibri" w:hAnsi="Calibri" w:cs="Calibri"/>
+                <w:sz w:val="22"/>
+                <w:szCs w:val="20"/>
+              </w:rPr>
+            </w:pPr>
+            <w:r>
+              <w:rPr>
+                <w:rFonts w:hint="eastAsia"/>
+                <w:sz w:val="22"/>
+                <w:szCs w:val="20"/>
+                <w:lang w:val="en-US"/>
+              </w:rPr>
+              <w:t xml:space="preserve">6. </w:t>
+            </w:r>
+            <w:r>
+              <w:rPr>
+                <w:rFonts w:hint="eastAsia"/>
+                <w:sz w:val="22"/>
+                <w:szCs w:val="20"/>
+                <w:lang w:val="en-US"/>
+              </w:rPr>
+              <w:t>発効</w:t>
+            </w:r>
+            <w:r>
+              <w:rPr>
+                <w:sz w:val="22"/>
+                <w:szCs w:val="20"/>
+                <w:lang w:val="en-US"/>
+              </w:rPr>
+              <w:t>（</w:t>
+            </w:r>
+            <w:r>
+              <w:rPr>
+                <w:rFonts w:hint="eastAsia"/>
+                <w:sz w:val="22"/>
+                <w:szCs w:val="20"/>
+                <w:lang w:val="en-US"/>
+              </w:rPr>
+              <w:t>はっこう</w:t>
+            </w:r>
+            <w:r>
+              <w:rPr>
+                <w:sz w:val="22"/>
+                <w:szCs w:val="20"/>
+                <w:lang w:val="en-US"/>
+              </w:rPr>
+              <w:t>）</w:t>
+            </w:r>
+            <w:r>
+              <w:rPr>
+                <w:rFonts w:hint="eastAsia"/>
+                <w:sz w:val="22"/>
+                <w:szCs w:val="20"/>
+                <w:lang w:val="en-US"/>
+              </w:rPr>
+              <w:t>: có hi</w:t>
+            </w:r>
+            <w:r>
+              <w:rPr>
+                <w:sz w:val="22"/>
+                <w:szCs w:val="20"/>
+                <w:lang w:val="en-US"/>
+              </w:rPr>
+              <w:t>ệ</w:t>
+            </w:r>
+            <w:r>
+              <w:rPr>
+                <w:rFonts w:hint="eastAsia"/>
+                <w:sz w:val="22"/>
+                <w:szCs w:val="20"/>
+                <w:lang w:val="en-US"/>
+              </w:rPr>
+              <w:t>u l</w:t>
+            </w:r>
+            <w:r>
+              <w:rPr>
+                <w:sz w:val="22"/>
+                <w:szCs w:val="20"/>
+                <w:lang w:val="en-US"/>
+              </w:rPr>
+              <w:t>ự</w:t>
+            </w:r>
+            <w:r>
+              <w:rPr>
+                <w:rFonts w:hint="eastAsia"/>
+                <w:sz w:val="22"/>
+                <w:szCs w:val="20"/>
+                <w:lang w:val="en-US"/>
+              </w:rPr>
+              <w:t>c</w:t>
+            </w:r>
+          </w:p>
+        </w:tc>
+      </w:tr>
+      <w:tr>
+        <w:trPr>
+          <w:gridAfter w:val="1"/>
+          <w:wAfter w:w="12" w:type="dxa"/>
+          <w:trHeight w:val="473"/>
+        </w:trPr>
+        <w:tc>
+          <w:tcPr>
+            <w:tcW w:w="1475" w:type="dxa"/>
+            <w:vMerge w:val="restart"/>
+            <w:tcBorders>
+              <w:top w:val="single" w:sz="12" w:space="0" w:color="auto"/>
+              <w:left w:val="single" w:sz="12" w:space="0" w:color="auto"/>
+              <w:bottom w:val="single" w:sz="12" w:space="0" w:color="auto"/>
+              <w:right w:val="single" w:sz="12" w:space="0" w:color="auto"/>
+            </w:tcBorders>
+            <w:tcMar>
+              <w:top w:w="72" w:type="dxa"/>
+              <w:left w:w="115" w:type="dxa"/>
+              <w:bottom w:w="72" w:type="dxa"/>
+              <w:right w:w="115" w:type="dxa"/>
+            </w:tcMar>
+            <w:vAlign w:val="center"/>
+          </w:tcPr>
+          <w:p>
+            <w:pPr>
+              <w:jc w:val="center"/>
+              <w:rPr>
+                <w:b/>
+                <w:bCs/>
+                <w:sz w:val="48"/>
+                <w:szCs w:val="40"/>
+                <w:lang w:val="en-US"/>
+              </w:rPr>
+            </w:pPr>
+            <w:r>
+              <w:rPr>
+                <w:rFonts w:hint="eastAsia"/>
+                <w:b/>
+                <w:bCs/>
+                <w:sz w:val="48"/>
+                <w:szCs w:val="40"/>
+                <w:lang w:val="en-US"/>
+              </w:rPr>
+              <w:t>準</w:t>
+            </w:r>
+          </w:p>
+          <w:p>
+            <w:pPr>
+              <w:jc w:val="center"/>
+              <w:rPr>
+                <w:sz w:val="22"/>
+                <w:szCs w:val="20"/>
+                <w:lang w:val="en-US"/>
+              </w:rPr>
+            </w:pPr>
+            <w:r>
+              <w:rPr>
+                <w:b/>
+                <w:bCs/>
+                <w:sz w:val="24"/>
+                <w:szCs w:val="24"/>
+                <w:lang w:val="en-US"/>
+              </w:rPr>
+              <w:t>(</w:t>
+            </w:r>
+            <w:r>
+              <w:rPr>
+                <w:b/>
+                <w:bCs/>
+                <w:sz w:val="24"/>
+                <w:szCs w:val="24"/>
+                <w:lang w:val="en-US"/>
+              </w:rPr>
+              <w:t>CHUẨN</w:t>
+            </w:r>
+            <w:r>
+              <w:rPr>
+                <w:b/>
+                <w:bCs/>
+                <w:sz w:val="24"/>
+                <w:szCs w:val="24"/>
+                <w:lang w:val="en-US"/>
+              </w:rPr>
+              <w:t>)</w:t>
+            </w:r>
+          </w:p>
+        </w:tc>
+        <w:tc>
+          <w:tcPr>
+            <w:tcW w:w="8713" w:type="dxa"/>
+            <w:gridSpan w:val="3"/>
+            <w:tcBorders>
+              <w:top w:val="single" w:sz="12" w:space="0" w:color="auto"/>
+              <w:left w:val="single" w:sz="12" w:space="0" w:color="auto"/>
+              <w:bottom w:val="single" w:sz="4" w:space="0" w:color="auto"/>
+              <w:right w:val="single" w:sz="12" w:space="0" w:color="auto"/>
+            </w:tcBorders>
+            <w:tcMar>
+              <w:top w:w="72" w:type="dxa"/>
+              <w:left w:w="115" w:type="dxa"/>
+              <w:bottom w:w="72" w:type="dxa"/>
+              <w:right w:w="115" w:type="dxa"/>
+            </w:tcMar>
+            <w:vAlign w:val="center"/>
+          </w:tcPr>
+          <w:p>
+            <w:pPr>
+              <w:rPr>
+                <w:sz w:val="22"/>
+                <w:szCs w:val="20"/>
+                <w:lang w:val="en-US"/>
+              </w:rPr>
+            </w:pPr>
+            <w:r>
+              <w:rPr>
+                <w:rFonts w:hint="eastAsia"/>
+                <w:b/>
+                <w:bCs/>
+                <w:sz w:val="22"/>
+                <w:szCs w:val="20"/>
+                <w:lang w:val="en-US"/>
+              </w:rPr>
+              <w:t>音</w:t>
+            </w:r>
+            <w:r>
+              <w:rPr>
+                <w:rFonts w:hint="eastAsia"/>
+                <w:b/>
+                <w:bCs/>
+                <w:sz w:val="22"/>
+                <w:szCs w:val="20"/>
+                <w:lang w:val="en-US"/>
+              </w:rPr>
+              <w:t xml:space="preserve">: </w:t>
+            </w:r>
+            <w:r>
+              <w:rPr>
+                <w:rFonts w:hint="eastAsia"/>
+                <w:b/>
+                <w:bCs/>
+                <w:sz w:val="22"/>
+                <w:szCs w:val="20"/>
+                <w:lang w:val="en-US"/>
+              </w:rPr>
+              <w:t>ジュン</w:t>
+            </w:r>
+          </w:p>
+        </w:tc>
+      </w:tr>
+      <w:tr>
+        <w:trPr>
+          <w:gridAfter w:val="1"/>
+          <w:wAfter w:w="12" w:type="dxa"/>
+          <w:trHeight w:val="473"/>
+        </w:trPr>
+        <w:tc>
+          <w:tcPr>
+            <w:tcW w:w="1475" w:type="dxa"/>
+            <w:vMerge/>
+            <w:tcBorders>
+              <w:left w:val="single" w:sz="12" w:space="0" w:color="auto"/>
+              <w:bottom w:val="single" w:sz="12" w:space="0" w:color="auto"/>
+              <w:right w:val="single" w:sz="12" w:space="0" w:color="auto"/>
+            </w:tcBorders>
+            <w:tcMar>
+              <w:top w:w="72" w:type="dxa"/>
+              <w:left w:w="115" w:type="dxa"/>
+              <w:bottom w:w="72" w:type="dxa"/>
+              <w:right w:w="115" w:type="dxa"/>
+            </w:tcMar>
+            <w:vAlign w:val="center"/>
+          </w:tcPr>
+          <w:p>
+            <w:pPr>
+              <w:jc w:val="center"/>
+              <w:rPr>
+                <w:b/>
+                <w:bCs/>
+                <w:sz w:val="48"/>
+                <w:szCs w:val="40"/>
+                <w:lang w:val="en-US"/>
+              </w:rPr>
+            </w:pPr>
+          </w:p>
+        </w:tc>
+        <w:tc>
+          <w:tcPr>
+            <w:tcW w:w="8713" w:type="dxa"/>
+            <w:gridSpan w:val="3"/>
+            <w:tcBorders>
+              <w:left w:val="single" w:sz="12" w:space="0" w:color="auto"/>
+              <w:bottom w:val="single" w:sz="12" w:space="0" w:color="auto"/>
+              <w:right w:val="single" w:sz="12" w:space="0" w:color="auto"/>
+            </w:tcBorders>
+            <w:tcMar>
+              <w:top w:w="72" w:type="dxa"/>
+              <w:left w:w="115" w:type="dxa"/>
+              <w:bottom w:w="72" w:type="dxa"/>
+              <w:right w:w="115" w:type="dxa"/>
+            </w:tcMar>
+            <w:vAlign w:val="center"/>
+          </w:tcPr>
+          <w:p>
+            <w:pPr>
+              <w:rPr>
+                <w:rFonts w:hint="eastAsia"/>
+                <w:sz w:val="22"/>
+                <w:szCs w:val="20"/>
+                <w:lang w:val="en-US"/>
+              </w:rPr>
+            </w:pPr>
+            <w:r>
+              <w:rPr>
+                <w:rFonts w:hint="eastAsia"/>
+                <w:sz w:val="22"/>
+                <w:szCs w:val="20"/>
+                <w:lang w:val="en-US"/>
+              </w:rPr>
+              <w:t xml:space="preserve">1. </w:t>
+            </w:r>
+            <w:r>
+              <w:rPr>
+                <w:rFonts w:hint="eastAsia"/>
+                <w:sz w:val="22"/>
+                <w:szCs w:val="20"/>
+                <w:lang w:val="en-US"/>
+              </w:rPr>
+              <w:t>準備</w:t>
+            </w:r>
+            <w:r>
+              <w:rPr>
+                <w:rFonts w:hint="eastAsia"/>
+                <w:sz w:val="22"/>
+                <w:szCs w:val="20"/>
+                <w:lang w:val="en-US"/>
+              </w:rPr>
+              <w:t>（</w:t>
+            </w:r>
+            <w:r>
+              <w:rPr>
+                <w:rFonts w:hint="eastAsia"/>
+                <w:sz w:val="22"/>
+                <w:szCs w:val="20"/>
+                <w:lang w:val="en-US"/>
+              </w:rPr>
+              <w:t>じゅんび</w:t>
+            </w:r>
+            <w:r>
+              <w:rPr>
+                <w:rFonts w:hint="eastAsia"/>
+                <w:sz w:val="22"/>
+                <w:szCs w:val="20"/>
+                <w:lang w:val="en-US"/>
+              </w:rPr>
+              <w:t>）</w:t>
+            </w:r>
+            <w:r>
+              <w:rPr>
+                <w:rFonts w:hint="eastAsia"/>
+                <w:sz w:val="22"/>
+                <w:szCs w:val="20"/>
+                <w:lang w:val="en-US"/>
+              </w:rPr>
+              <w:t xml:space="preserve">: </w:t>
+            </w:r>
+            <w:r>
+              <w:rPr>
+                <w:sz w:val="22"/>
+                <w:szCs w:val="20"/>
+                <w:lang w:val="en-US"/>
+              </w:rPr>
+              <w:t>chuẩn bị</w:t>
+            </w:r>
+          </w:p>
+          <w:p>
+            <w:pPr>
+              <w:rPr>
+                <w:rFonts w:ascii="Calibri" w:hAnsi="Calibri" w:cs="Calibri" w:hint="eastAsia"/>
+                <w:sz w:val="22"/>
+                <w:szCs w:val="20"/>
+              </w:rPr>
+            </w:pPr>
+            <w:r>
+              <w:rPr>
+                <w:rFonts w:hint="eastAsia"/>
+                <w:sz w:val="22"/>
+                <w:szCs w:val="20"/>
+                <w:lang w:val="en-US"/>
+              </w:rPr>
+              <w:t xml:space="preserve">2. </w:t>
+            </w:r>
+            <w:r>
+              <w:rPr>
+                <w:rFonts w:hint="eastAsia"/>
+                <w:sz w:val="22"/>
+                <w:szCs w:val="20"/>
+                <w:lang w:val="en-US"/>
+              </w:rPr>
+              <w:t>水準</w:t>
+            </w:r>
+            <w:r>
+              <w:rPr>
+                <w:rFonts w:hint="eastAsia"/>
+                <w:sz w:val="22"/>
+                <w:szCs w:val="20"/>
+                <w:lang w:val="en-US"/>
+              </w:rPr>
+              <w:t>（</w:t>
+            </w:r>
+            <w:r>
+              <w:rPr>
+                <w:rFonts w:hint="eastAsia"/>
+                <w:sz w:val="22"/>
+                <w:szCs w:val="20"/>
+                <w:lang w:val="en-US"/>
+              </w:rPr>
+              <w:t>すいじゅん</w:t>
+            </w:r>
+            <w:r>
+              <w:rPr>
+                <w:rFonts w:hint="eastAsia"/>
+                <w:sz w:val="22"/>
+                <w:szCs w:val="20"/>
+                <w:lang w:val="en-US"/>
+              </w:rPr>
+              <w:t>）</w:t>
+            </w:r>
+            <w:r>
+              <w:rPr>
+                <w:rFonts w:hint="eastAsia"/>
+                <w:sz w:val="22"/>
+                <w:szCs w:val="20"/>
+                <w:lang w:val="en-US"/>
+              </w:rPr>
+              <w:t xml:space="preserve">: </w:t>
+            </w:r>
+            <w:r>
+              <w:rPr>
+                <w:sz w:val="22"/>
+                <w:szCs w:val="20"/>
+                <w:lang w:val="en-US"/>
+              </w:rPr>
+              <w:t>tiêu chuẩn</w:t>
+            </w:r>
+          </w:p>
+        </w:tc>
+      </w:tr>
+      <w:tr>
+        <w:trPr>
+          <w:trHeight w:val="473"/>
+        </w:trPr>
+        <w:tc>
+          <w:tcPr>
+            <w:tcW w:w="1475" w:type="dxa"/>
+            <w:vMerge w:val="restart"/>
+            <w:tcBorders>
+              <w:top w:val="single" w:sz="12" w:space="0" w:color="auto"/>
+              <w:left w:val="single" w:sz="12" w:space="0" w:color="auto"/>
+              <w:bottom w:val="single" w:sz="12" w:space="0" w:color="auto"/>
+              <w:right w:val="single" w:sz="12" w:space="0" w:color="auto"/>
+            </w:tcBorders>
+            <w:tcMar>
+              <w:top w:w="72" w:type="dxa"/>
+              <w:left w:w="115" w:type="dxa"/>
+              <w:bottom w:w="72" w:type="dxa"/>
+              <w:right w:w="115" w:type="dxa"/>
+            </w:tcMar>
+            <w:vAlign w:val="center"/>
+          </w:tcPr>
+          <w:p>
+            <w:pPr>
+              <w:jc w:val="center"/>
+              <w:rPr>
+                <w:b/>
+                <w:bCs/>
+                <w:sz w:val="48"/>
+                <w:szCs w:val="40"/>
+                <w:lang w:val="en-US"/>
+              </w:rPr>
+            </w:pPr>
+            <w:r>
+              <w:rPr>
+                <w:rFonts w:hint="eastAsia"/>
+                <w:b/>
+                <w:bCs/>
+                <w:sz w:val="48"/>
+                <w:szCs w:val="40"/>
+                <w:lang w:val="en-US"/>
+              </w:rPr>
+              <w:t>備</w:t>
+            </w:r>
+          </w:p>
+          <w:p>
+            <w:pPr>
+              <w:jc w:val="center"/>
+              <w:rPr>
+                <w:sz w:val="22"/>
+                <w:szCs w:val="20"/>
+                <w:lang w:val="en-US"/>
+              </w:rPr>
+            </w:pPr>
+            <w:r>
+              <w:rPr>
+                <w:b/>
+                <w:bCs/>
+                <w:sz w:val="24"/>
+                <w:szCs w:val="24"/>
+                <w:lang w:val="en-US"/>
+              </w:rPr>
+              <w:t>(</w:t>
+            </w:r>
+            <w:r>
+              <w:rPr>
+                <w:rFonts w:hint="eastAsia"/>
+                <w:b/>
+                <w:bCs/>
+                <w:sz w:val="24"/>
+                <w:szCs w:val="24"/>
+                <w:lang w:val="en-US"/>
+              </w:rPr>
+              <w:t>B</w:t>
+            </w:r>
+            <w:r>
+              <w:rPr>
+                <w:b/>
+                <w:bCs/>
+                <w:sz w:val="24"/>
+                <w:szCs w:val="24"/>
+                <w:lang w:val="en-US"/>
+              </w:rPr>
+              <w:t>Ị</w:t>
+            </w:r>
+            <w:r>
+              <w:rPr>
+                <w:b/>
+                <w:bCs/>
+                <w:sz w:val="24"/>
+                <w:szCs w:val="24"/>
+                <w:lang w:val="en-US"/>
+              </w:rPr>
+              <w:t>)</w:t>
+            </w:r>
+          </w:p>
+        </w:tc>
+        <w:tc>
+          <w:tcPr>
+            <w:tcW w:w="4362" w:type="dxa"/>
+            <w:gridSpan w:val="2"/>
+            <w:tcBorders>
+              <w:top w:val="single" w:sz="12" w:space="0" w:color="auto"/>
+              <w:left w:val="single" w:sz="12" w:space="0" w:color="auto"/>
+            </w:tcBorders>
+            <w:tcMar>
+              <w:top w:w="72" w:type="dxa"/>
+              <w:left w:w="115" w:type="dxa"/>
+              <w:bottom w:w="72" w:type="dxa"/>
+              <w:right w:w="115" w:type="dxa"/>
+            </w:tcMar>
+            <w:vAlign w:val="center"/>
+          </w:tcPr>
+          <w:p>
+            <w:pPr>
+              <w:rPr>
+                <w:sz w:val="22"/>
+                <w:szCs w:val="20"/>
+                <w:lang w:val="en-US"/>
+              </w:rPr>
+            </w:pPr>
+            <w:r>
+              <w:rPr>
+                <w:rFonts w:hint="eastAsia"/>
+                <w:b/>
+                <w:bCs/>
+                <w:sz w:val="22"/>
+                <w:szCs w:val="20"/>
+                <w:lang w:val="en-US"/>
+              </w:rPr>
+              <w:t>音</w:t>
+            </w:r>
+            <w:r>
+              <w:rPr>
+                <w:rFonts w:hint="eastAsia"/>
+                <w:b/>
+                <w:bCs/>
+                <w:sz w:val="22"/>
+                <w:szCs w:val="20"/>
+                <w:lang w:val="en-US"/>
+              </w:rPr>
+              <w:t xml:space="preserve">: </w:t>
+            </w:r>
+            <w:r>
+              <w:rPr>
+                <w:rFonts w:hint="eastAsia"/>
+                <w:b/>
+                <w:bCs/>
+                <w:sz w:val="22"/>
+                <w:szCs w:val="20"/>
+                <w:lang w:val="en-US"/>
+              </w:rPr>
+              <w:t>ビ</w:t>
+            </w:r>
+          </w:p>
+        </w:tc>
+        <w:tc>
+          <w:tcPr>
+            <w:tcW w:w="4363" w:type="dxa"/>
+            <w:gridSpan w:val="2"/>
+            <w:tcBorders>
+              <w:top w:val="single" w:sz="12" w:space="0" w:color="auto"/>
+              <w:right w:val="single" w:sz="12" w:space="0" w:color="auto"/>
+            </w:tcBorders>
+            <w:vAlign w:val="center"/>
+          </w:tcPr>
+          <w:p>
+            <w:pPr>
+              <w:rPr>
+                <w:sz w:val="22"/>
+                <w:szCs w:val="20"/>
+                <w:lang w:val="en-US"/>
+              </w:rPr>
+            </w:pPr>
+            <w:r>
+              <w:rPr>
+                <w:rFonts w:hint="eastAsia"/>
+                <w:b/>
+                <w:bCs/>
+                <w:sz w:val="22"/>
+                <w:szCs w:val="20"/>
+                <w:lang w:val="en-US"/>
+              </w:rPr>
+              <w:t>訓</w:t>
+            </w:r>
+            <w:r>
+              <w:rPr>
+                <w:rFonts w:hint="eastAsia"/>
+                <w:b/>
+                <w:bCs/>
+                <w:sz w:val="22"/>
+                <w:szCs w:val="20"/>
+                <w:lang w:val="en-US"/>
+              </w:rPr>
+              <w:t xml:space="preserve">: </w:t>
+            </w:r>
+            <w:r>
+              <w:rPr>
+                <w:rFonts w:hint="eastAsia"/>
+                <w:b/>
+                <w:bCs/>
+                <w:sz w:val="22"/>
+                <w:szCs w:val="20"/>
+                <w:lang w:val="en-US"/>
+              </w:rPr>
+              <w:t>そな・わる</w:t>
+            </w:r>
+            <w:r>
+              <w:rPr>
+                <w:rFonts w:hint="eastAsia"/>
+                <w:b/>
+                <w:bCs/>
+                <w:sz w:val="22"/>
+                <w:szCs w:val="20"/>
+                <w:lang w:val="en-US"/>
+              </w:rPr>
+              <w:t xml:space="preserve">, </w:t>
+            </w:r>
+            <w:r>
+              <w:rPr>
+                <w:rFonts w:hint="eastAsia"/>
+                <w:b/>
+                <w:bCs/>
+                <w:sz w:val="22"/>
+                <w:szCs w:val="20"/>
+                <w:lang w:val="en-US"/>
+              </w:rPr>
+              <w:t>そな・える</w:t>
+            </w:r>
+          </w:p>
+        </w:tc>
+      </w:tr>
+      <w:tr>
+        <w:trPr>
+          <w:trHeight w:val="473"/>
+        </w:trPr>
+        <w:tc>
+          <w:tcPr>
+            <w:tcW w:w="1475" w:type="dxa"/>
+            <w:vMerge/>
+            <w:tcBorders>
+              <w:left w:val="single" w:sz="12" w:space="0" w:color="auto"/>
+              <w:bottom w:val="single" w:sz="12" w:space="0" w:color="auto"/>
+              <w:right w:val="single" w:sz="12" w:space="0" w:color="auto"/>
+            </w:tcBorders>
+            <w:tcMar>
+              <w:top w:w="72" w:type="dxa"/>
+              <w:left w:w="115" w:type="dxa"/>
+              <w:bottom w:w="72" w:type="dxa"/>
+              <w:right w:w="115" w:type="dxa"/>
+            </w:tcMar>
+            <w:vAlign w:val="center"/>
+          </w:tcPr>
+          <w:p>
+            <w:pPr>
+              <w:jc w:val="center"/>
+              <w:rPr>
+                <w:b/>
+                <w:bCs/>
+                <w:sz w:val="48"/>
+                <w:szCs w:val="40"/>
+                <w:lang w:val="en-US"/>
+              </w:rPr>
+            </w:pPr>
+          </w:p>
+        </w:tc>
+        <w:tc>
+          <w:tcPr>
+            <w:tcW w:w="4362" w:type="dxa"/>
+            <w:gridSpan w:val="2"/>
+            <w:tcBorders>
+              <w:left w:val="single" w:sz="12" w:space="0" w:color="auto"/>
+              <w:bottom w:val="single" w:sz="12" w:space="0" w:color="auto"/>
+            </w:tcBorders>
+            <w:tcMar>
+              <w:top w:w="72" w:type="dxa"/>
+              <w:left w:w="115" w:type="dxa"/>
+              <w:bottom w:w="72" w:type="dxa"/>
+              <w:right w:w="115" w:type="dxa"/>
+            </w:tcMar>
+            <w:vAlign w:val="center"/>
+          </w:tcPr>
+          <w:p>
+            <w:pPr>
+              <w:rPr>
+                <w:rFonts w:hint="eastAsia"/>
+                <w:sz w:val="22"/>
+                <w:szCs w:val="20"/>
+                <w:lang w:val="en-US"/>
+              </w:rPr>
+            </w:pPr>
+            <w:r>
+              <w:rPr>
+                <w:rFonts w:hint="eastAsia"/>
+                <w:sz w:val="22"/>
+                <w:szCs w:val="20"/>
+                <w:lang w:val="en-US"/>
+              </w:rPr>
+              <w:t xml:space="preserve">1. </w:t>
+            </w:r>
+            <w:r>
+              <w:rPr>
+                <w:rFonts w:hint="eastAsia"/>
+                <w:sz w:val="22"/>
+                <w:szCs w:val="20"/>
+                <w:lang w:val="en-US"/>
+              </w:rPr>
+              <w:t>備考</w:t>
+            </w:r>
+            <w:r>
+              <w:rPr>
+                <w:rFonts w:hint="eastAsia"/>
+                <w:sz w:val="22"/>
+                <w:szCs w:val="20"/>
+                <w:lang w:val="en-US"/>
+              </w:rPr>
+              <w:t>（</w:t>
+            </w:r>
+            <w:r>
+              <w:rPr>
+                <w:rFonts w:hint="eastAsia"/>
+                <w:sz w:val="22"/>
+                <w:szCs w:val="20"/>
+                <w:lang w:val="en-US"/>
+              </w:rPr>
+              <w:t>びこう</w:t>
+            </w:r>
+            <w:r>
+              <w:rPr>
+                <w:rFonts w:hint="eastAsia"/>
+                <w:sz w:val="22"/>
+                <w:szCs w:val="20"/>
+                <w:lang w:val="en-US"/>
+              </w:rPr>
+              <w:t>）</w:t>
+            </w:r>
+            <w:r>
+              <w:rPr>
+                <w:rFonts w:hint="eastAsia"/>
+                <w:sz w:val="22"/>
+                <w:szCs w:val="20"/>
+                <w:lang w:val="en-US"/>
+              </w:rPr>
+              <w:t xml:space="preserve">: </w:t>
+            </w:r>
+            <w:r>
+              <w:rPr>
+                <w:rFonts w:hint="eastAsia"/>
+                <w:sz w:val="22"/>
+                <w:szCs w:val="20"/>
+                <w:lang w:val="en-US"/>
+              </w:rPr>
+              <w:t>ghi chú</w:t>
+            </w:r>
+          </w:p>
+          <w:p>
+            <w:pPr>
+              <w:rPr>
+                <w:rFonts w:ascii="Calibri" w:hAnsi="Calibri" w:cs="Calibri" w:hint="eastAsia"/>
+                <w:sz w:val="22"/>
+                <w:szCs w:val="20"/>
+              </w:rPr>
+            </w:pPr>
+            <w:r>
+              <w:rPr>
+                <w:rFonts w:hint="eastAsia"/>
+                <w:sz w:val="22"/>
+                <w:szCs w:val="20"/>
+                <w:lang w:val="en-US"/>
+              </w:rPr>
+              <w:t xml:space="preserve">2. </w:t>
+            </w:r>
+            <w:r>
+              <w:rPr>
+                <w:rFonts w:hint="eastAsia"/>
+                <w:sz w:val="22"/>
+                <w:szCs w:val="20"/>
+                <w:lang w:val="en-US"/>
+              </w:rPr>
+              <w:t>予備</w:t>
+            </w:r>
+            <w:r>
+              <w:rPr>
+                <w:rFonts w:hint="eastAsia"/>
+                <w:sz w:val="22"/>
+                <w:szCs w:val="20"/>
+                <w:lang w:val="en-US"/>
+              </w:rPr>
+              <w:t>（</w:t>
+            </w:r>
+            <w:r>
+              <w:rPr>
+                <w:rFonts w:hint="eastAsia"/>
+                <w:sz w:val="22"/>
+                <w:szCs w:val="20"/>
+                <w:lang w:val="en-US"/>
+              </w:rPr>
+              <w:t>よび</w:t>
+            </w:r>
+            <w:r>
+              <w:rPr>
+                <w:rFonts w:hint="eastAsia"/>
+                <w:sz w:val="22"/>
+                <w:szCs w:val="20"/>
+                <w:lang w:val="en-US"/>
+              </w:rPr>
+              <w:t>）</w:t>
+            </w:r>
+            <w:r>
+              <w:rPr>
+                <w:rFonts w:hint="eastAsia"/>
+                <w:sz w:val="22"/>
+                <w:szCs w:val="20"/>
+                <w:lang w:val="en-US"/>
+              </w:rPr>
+              <w:t xml:space="preserve">: </w:t>
+            </w:r>
+            <w:r>
+              <w:rPr>
+                <w:rFonts w:hint="eastAsia"/>
+                <w:sz w:val="22"/>
+                <w:szCs w:val="20"/>
+                <w:lang w:val="en-US"/>
+              </w:rPr>
+              <w:t>d</w:t>
+            </w:r>
+            <w:r>
+              <w:rPr>
+                <w:sz w:val="22"/>
+                <w:szCs w:val="20"/>
+                <w:lang w:val="en-US"/>
+              </w:rPr>
+              <w:t>ự</w:t>
+            </w:r>
+            <w:r>
+              <w:rPr>
+                <w:rFonts w:hint="eastAsia"/>
+                <w:sz w:val="22"/>
+                <w:szCs w:val="20"/>
+                <w:lang w:val="en-US"/>
+              </w:rPr>
+              <w:t xml:space="preserve"> b</w:t>
+            </w:r>
+            <w:r>
+              <w:rPr>
+                <w:sz w:val="22"/>
+                <w:szCs w:val="20"/>
+                <w:lang w:val="en-US"/>
+              </w:rPr>
+              <w:t>ị</w:t>
+            </w:r>
+          </w:p>
+        </w:tc>
+        <w:tc>
+          <w:tcPr>
+            <w:tcW w:w="4363" w:type="dxa"/>
+            <w:gridSpan w:val="2"/>
+            <w:tcBorders>
+              <w:bottom w:val="single" w:sz="12" w:space="0" w:color="auto"/>
+              <w:right w:val="single" w:sz="12" w:space="0" w:color="auto"/>
+            </w:tcBorders>
+            <w:vAlign w:val="center"/>
+          </w:tcPr>
+          <w:p>
+            <w:pPr>
+              <w:rPr>
+                <w:sz w:val="22"/>
+                <w:szCs w:val="20"/>
+                <w:lang w:val="en-US"/>
+              </w:rPr>
+            </w:pPr>
+          </w:p>
+        </w:tc>
+      </w:tr>
+      <w:tr>
+        <w:trPr>
+          <w:gridAfter w:val="1"/>
+          <w:wAfter w:w="12" w:type="dxa"/>
+          <w:trHeight w:val="111"/>
+        </w:trPr>
+        <w:tc>
+          <w:tcPr>
+            <w:tcW w:w="1475" w:type="dxa"/>
+            <w:vMerge w:val="restart"/>
+            <w:tcBorders>
+              <w:top w:val="single" w:sz="12" w:space="0" w:color="auto"/>
+              <w:left w:val="single" w:sz="12" w:space="0" w:color="auto"/>
+              <w:bottom w:val="single" w:sz="12" w:space="0" w:color="auto"/>
+              <w:right w:val="single" w:sz="12" w:space="0" w:color="auto"/>
+            </w:tcBorders>
+            <w:tcMar>
+              <w:top w:w="72" w:type="dxa"/>
+              <w:left w:w="115" w:type="dxa"/>
+              <w:bottom w:w="72" w:type="dxa"/>
+              <w:right w:w="115" w:type="dxa"/>
+            </w:tcMar>
+            <w:vAlign w:val="center"/>
+          </w:tcPr>
+          <w:p>
+            <w:pPr>
+              <w:jc w:val="center"/>
+              <w:rPr>
+                <w:b/>
+                <w:bCs/>
+                <w:sz w:val="48"/>
+                <w:szCs w:val="40"/>
+                <w:lang w:val="en-US"/>
+              </w:rPr>
+            </w:pPr>
+            <w:r>
+              <w:rPr>
+                <w:rFonts w:hint="eastAsia"/>
+                <w:b/>
+                <w:bCs/>
+                <w:sz w:val="48"/>
+                <w:szCs w:val="40"/>
+                <w:lang w:val="en-US"/>
+              </w:rPr>
+              <w:t>解</w:t>
+            </w:r>
+          </w:p>
+          <w:p>
+            <w:pPr>
+              <w:jc w:val="center"/>
+              <w:rPr>
+                <w:sz w:val="22"/>
+                <w:szCs w:val="20"/>
+                <w:lang w:val="en-US"/>
+              </w:rPr>
+            </w:pPr>
+            <w:r>
+              <w:rPr>
+                <w:b/>
+                <w:bCs/>
+                <w:sz w:val="24"/>
+                <w:szCs w:val="24"/>
+                <w:lang w:val="en-US"/>
+              </w:rPr>
+              <w:t>(</w:t>
+            </w:r>
+            <w:r>
+              <w:rPr>
+                <w:rFonts w:hint="eastAsia"/>
+                <w:b/>
+                <w:bCs/>
+                <w:sz w:val="24"/>
+                <w:szCs w:val="24"/>
+                <w:lang w:val="en-US"/>
+              </w:rPr>
+              <w:t>GI</w:t>
+            </w:r>
+            <w:r>
+              <w:rPr>
+                <w:b/>
+                <w:bCs/>
+                <w:sz w:val="24"/>
+                <w:szCs w:val="24"/>
+                <w:lang w:val="en-US"/>
+              </w:rPr>
+              <w:t>Ả</w:t>
+            </w:r>
+            <w:r>
+              <w:rPr>
+                <w:rFonts w:hint="eastAsia"/>
+                <w:b/>
+                <w:bCs/>
+                <w:sz w:val="24"/>
+                <w:szCs w:val="24"/>
+                <w:lang w:val="en-US"/>
+              </w:rPr>
+              <w:t>I</w:t>
+            </w:r>
+            <w:r>
+              <w:rPr>
+                <w:b/>
+                <w:bCs/>
+                <w:sz w:val="24"/>
+                <w:szCs w:val="24"/>
+                <w:lang w:val="en-US"/>
+              </w:rPr>
+              <w:t>)</w:t>
+            </w:r>
+          </w:p>
+        </w:tc>
+        <w:tc>
+          <w:tcPr>
+            <w:tcW w:w="4362" w:type="dxa"/>
+            <w:gridSpan w:val="2"/>
+            <w:tcBorders>
+              <w:top w:val="single" w:sz="12" w:space="0" w:color="auto"/>
+              <w:left w:val="single" w:sz="12" w:space="0" w:color="auto"/>
+              <w:right w:val="single" w:sz="4" w:space="0" w:color="auto"/>
+            </w:tcBorders>
+            <w:tcMar>
+              <w:top w:w="72" w:type="dxa"/>
+              <w:left w:w="115" w:type="dxa"/>
+              <w:bottom w:w="72" w:type="dxa"/>
+              <w:right w:w="115" w:type="dxa"/>
+            </w:tcMar>
+            <w:vAlign w:val="center"/>
+          </w:tcPr>
+          <w:p>
+            <w:pPr>
+              <w:rPr>
+                <w:sz w:val="22"/>
+                <w:szCs w:val="20"/>
+                <w:lang w:val="en-US"/>
+              </w:rPr>
+            </w:pPr>
+            <w:r>
+              <w:rPr>
+                <w:rFonts w:hint="eastAsia"/>
+                <w:b/>
+                <w:bCs/>
+                <w:sz w:val="22"/>
+                <w:szCs w:val="20"/>
+                <w:lang w:val="en-US"/>
+              </w:rPr>
+              <w:t>音</w:t>
+            </w:r>
+            <w:r>
+              <w:rPr>
+                <w:rFonts w:hint="eastAsia"/>
+                <w:b/>
+                <w:bCs/>
+                <w:sz w:val="22"/>
+                <w:szCs w:val="20"/>
+                <w:lang w:val="en-US"/>
+              </w:rPr>
+              <w:t xml:space="preserve">: </w:t>
+            </w:r>
+            <w:r>
+              <w:rPr>
+                <w:rFonts w:hint="eastAsia"/>
+                <w:b/>
+                <w:bCs/>
+                <w:sz w:val="22"/>
+                <w:szCs w:val="20"/>
+                <w:lang w:val="en-US"/>
+              </w:rPr>
+              <w:t>カイ</w:t>
+            </w:r>
+          </w:p>
+        </w:tc>
+        <w:tc>
+          <w:tcPr>
+            <w:tcW w:w="4351" w:type="dxa"/>
+            <w:tcBorders>
+              <w:top w:val="single" w:sz="12" w:space="0" w:color="auto"/>
+              <w:left w:val="single" w:sz="4" w:space="0" w:color="auto"/>
+              <w:right w:val="single" w:sz="12" w:space="0" w:color="auto"/>
+            </w:tcBorders>
+            <w:vAlign w:val="center"/>
+          </w:tcPr>
+          <w:p>
+            <w:pPr>
+              <w:rPr>
+                <w:sz w:val="22"/>
+                <w:szCs w:val="20"/>
+                <w:lang w:val="en-US"/>
+              </w:rPr>
+            </w:pPr>
+            <w:r>
+              <w:rPr>
+                <w:b/>
+                <w:bCs/>
+                <w:sz w:val="22"/>
+                <w:szCs w:val="20"/>
+                <w:lang w:val="en-US"/>
+              </w:rPr>
+              <w:t>訓</w:t>
+            </w:r>
+            <w:r>
+              <w:rPr>
+                <w:b/>
+                <w:bCs/>
+                <w:sz w:val="22"/>
+                <w:szCs w:val="20"/>
+                <w:lang w:val="en-US"/>
+              </w:rPr>
+              <w:t xml:space="preserve">: </w:t>
+            </w:r>
+            <w:r>
+              <w:rPr>
+                <w:rFonts w:hint="eastAsia"/>
+                <w:b/>
+                <w:bCs/>
+                <w:sz w:val="22"/>
+                <w:szCs w:val="20"/>
+                <w:lang w:val="en-US"/>
+              </w:rPr>
+              <w:t>と・く</w:t>
+            </w:r>
+            <w:r>
+              <w:rPr>
+                <w:rFonts w:hint="eastAsia"/>
+                <w:b/>
+                <w:bCs/>
+                <w:sz w:val="22"/>
+                <w:szCs w:val="20"/>
+                <w:lang w:val="en-US"/>
+              </w:rPr>
+              <w:t xml:space="preserve">, </w:t>
+            </w:r>
+            <w:r>
+              <w:rPr>
+                <w:rFonts w:hint="eastAsia"/>
+                <w:b/>
+                <w:bCs/>
+                <w:sz w:val="22"/>
+                <w:szCs w:val="20"/>
+                <w:lang w:val="en-US"/>
+              </w:rPr>
+              <w:t>と・ける</w:t>
+            </w:r>
+          </w:p>
+        </w:tc>
+      </w:tr>
+      <w:tr>
+        <w:trPr>
+          <w:gridAfter w:val="1"/>
+          <w:wAfter w:w="12" w:type="dxa"/>
+          <w:trHeight w:val="110"/>
+        </w:trPr>
+        <w:tc>
+          <w:tcPr>
+            <w:tcW w:w="1475" w:type="dxa"/>
+            <w:vMerge/>
+            <w:tcBorders>
+              <w:left w:val="single" w:sz="12" w:space="0" w:color="auto"/>
+              <w:bottom w:val="single" w:sz="12" w:space="0" w:color="auto"/>
+              <w:right w:val="single" w:sz="12" w:space="0" w:color="auto"/>
+            </w:tcBorders>
+            <w:tcMar>
+              <w:top w:w="72" w:type="dxa"/>
+              <w:left w:w="115" w:type="dxa"/>
+              <w:bottom w:w="72" w:type="dxa"/>
+              <w:right w:w="115" w:type="dxa"/>
+            </w:tcMar>
+            <w:vAlign w:val="center"/>
+          </w:tcPr>
+          <w:p>
+            <w:pPr>
+              <w:jc w:val="center"/>
+              <w:rPr>
+                <w:sz w:val="22"/>
+                <w:szCs w:val="20"/>
+                <w:lang w:val="en-US"/>
+              </w:rPr>
+            </w:pPr>
+          </w:p>
+        </w:tc>
+        <w:tc>
+          <w:tcPr>
+            <w:tcW w:w="4362" w:type="dxa"/>
+            <w:gridSpan w:val="2"/>
+            <w:tcBorders>
+              <w:left w:val="single" w:sz="12" w:space="0" w:color="auto"/>
+              <w:bottom w:val="single" w:sz="12" w:space="0" w:color="auto"/>
+              <w:right w:val="single" w:sz="4" w:space="0" w:color="auto"/>
+            </w:tcBorders>
+            <w:tcMar>
+              <w:top w:w="72" w:type="dxa"/>
+              <w:left w:w="115" w:type="dxa"/>
+              <w:bottom w:w="72" w:type="dxa"/>
+              <w:right w:w="115" w:type="dxa"/>
+            </w:tcMar>
+            <w:vAlign w:val="center"/>
+          </w:tcPr>
+          <w:p>
+            <w:pPr>
+              <w:rPr>
+                <w:sz w:val="22"/>
+                <w:szCs w:val="20"/>
+                <w:lang w:val="en-US"/>
+              </w:rPr>
+            </w:pPr>
+            <w:r>
+              <w:rPr>
+                <w:rFonts w:hint="eastAsia"/>
+                <w:sz w:val="22"/>
+                <w:szCs w:val="20"/>
+                <w:lang w:val="en-US"/>
+              </w:rPr>
+              <w:t xml:space="preserve">1. </w:t>
+            </w:r>
+            <w:r>
+              <w:rPr>
+                <w:rFonts w:hint="eastAsia"/>
+                <w:sz w:val="22"/>
+                <w:szCs w:val="20"/>
+                <w:lang w:val="en-US"/>
+              </w:rPr>
+              <w:t>解決</w:t>
+            </w:r>
+            <w:r>
+              <w:rPr>
+                <w:rFonts w:hint="eastAsia"/>
+                <w:sz w:val="22"/>
+                <w:szCs w:val="20"/>
+                <w:lang w:val="en-US"/>
+              </w:rPr>
+              <w:t>（</w:t>
+            </w:r>
+            <w:r>
+              <w:rPr>
+                <w:rFonts w:hint="eastAsia"/>
+                <w:sz w:val="22"/>
+                <w:szCs w:val="20"/>
+                <w:lang w:val="en-US"/>
+              </w:rPr>
+              <w:t>かいけつ</w:t>
+            </w:r>
+            <w:r>
+              <w:rPr>
+                <w:rFonts w:hint="eastAsia"/>
+                <w:sz w:val="22"/>
+                <w:szCs w:val="20"/>
+                <w:lang w:val="en-US"/>
+              </w:rPr>
+              <w:t>）</w:t>
+            </w:r>
+            <w:r>
+              <w:rPr>
+                <w:rFonts w:hint="eastAsia"/>
+                <w:sz w:val="22"/>
+                <w:szCs w:val="20"/>
+                <w:lang w:val="en-US"/>
+              </w:rPr>
+              <w:t xml:space="preserve">: </w:t>
+            </w:r>
+            <w:r>
+              <w:rPr>
+                <w:sz w:val="22"/>
+                <w:szCs w:val="20"/>
+                <w:lang w:val="en-US"/>
+              </w:rPr>
+              <w:t>giải quyết</w:t>
+            </w:r>
+          </w:p>
+          <w:p>
+            <w:pPr>
+              <w:rPr>
+                <w:sz w:val="22"/>
+                <w:szCs w:val="20"/>
+                <w:lang w:val="en-US"/>
+              </w:rPr>
+            </w:pPr>
+            <w:r>
+              <w:rPr>
+                <w:rFonts w:hint="eastAsia"/>
+                <w:sz w:val="22"/>
+                <w:szCs w:val="20"/>
+                <w:lang w:val="en-US"/>
+              </w:rPr>
+              <w:t xml:space="preserve">2. </w:t>
+            </w:r>
+            <w:r>
+              <w:rPr>
+                <w:rFonts w:hint="eastAsia"/>
+                <w:sz w:val="22"/>
+                <w:szCs w:val="20"/>
+                <w:lang w:val="en-US"/>
+              </w:rPr>
+              <w:t>解放</w:t>
+            </w:r>
+            <w:r>
+              <w:rPr>
+                <w:rFonts w:hint="eastAsia"/>
+                <w:sz w:val="22"/>
+                <w:szCs w:val="20"/>
+                <w:lang w:val="en-US"/>
+              </w:rPr>
+              <w:t>（</w:t>
+            </w:r>
+            <w:r>
+              <w:rPr>
+                <w:rFonts w:hint="eastAsia"/>
+                <w:sz w:val="22"/>
+                <w:szCs w:val="20"/>
+                <w:lang w:val="en-US"/>
+              </w:rPr>
+              <w:t>かいほう</w:t>
+            </w:r>
+            <w:r>
+              <w:rPr>
+                <w:rFonts w:hint="eastAsia"/>
+                <w:sz w:val="22"/>
+                <w:szCs w:val="20"/>
+                <w:lang w:val="en-US"/>
+              </w:rPr>
+              <w:t>）</w:t>
+            </w:r>
+            <w:r>
+              <w:rPr>
+                <w:rFonts w:hint="eastAsia"/>
+                <w:sz w:val="22"/>
+                <w:szCs w:val="20"/>
+                <w:lang w:val="en-US"/>
+              </w:rPr>
+              <w:t>:</w:t>
+            </w:r>
+            <w:r>
+              <w:rPr>
+                <w:sz w:val="22"/>
+                <w:szCs w:val="20"/>
+                <w:lang w:val="en-US"/>
+              </w:rPr>
+              <w:t xml:space="preserve"> </w:t>
+            </w:r>
+            <w:r>
+              <w:rPr>
+                <w:sz w:val="22"/>
+                <w:szCs w:val="20"/>
+                <w:lang w:val="en-US"/>
+              </w:rPr>
+              <w:t>giải phóng</w:t>
+            </w:r>
+          </w:p>
+          <w:p>
+            <w:pPr>
+              <w:rPr>
+                <w:rFonts w:hint="eastAsia"/>
+                <w:sz w:val="22"/>
+                <w:szCs w:val="20"/>
+                <w:lang w:val="en-US"/>
+              </w:rPr>
+            </w:pPr>
+            <w:r>
+              <w:rPr>
+                <w:sz w:val="22"/>
+                <w:szCs w:val="20"/>
+                <w:lang w:val="en-US"/>
+              </w:rPr>
+              <w:t>3</w:t>
+            </w:r>
+            <w:r>
+              <w:rPr>
+                <w:rFonts w:hint="eastAsia"/>
+                <w:sz w:val="22"/>
+                <w:szCs w:val="20"/>
+                <w:lang w:val="en-US"/>
+              </w:rPr>
+              <w:t xml:space="preserve">. </w:t>
+            </w:r>
+            <w:r>
+              <w:rPr>
+                <w:rFonts w:hint="eastAsia"/>
+                <w:sz w:val="22"/>
+                <w:szCs w:val="20"/>
+                <w:lang w:val="en-US"/>
+              </w:rPr>
+              <w:t>解答</w:t>
+            </w:r>
+            <w:r>
+              <w:rPr>
+                <w:rFonts w:hint="eastAsia"/>
+                <w:sz w:val="22"/>
+                <w:szCs w:val="20"/>
+                <w:lang w:val="en-US"/>
+              </w:rPr>
+              <w:t>（</w:t>
+            </w:r>
+            <w:r>
+              <w:rPr>
+                <w:rFonts w:hint="eastAsia"/>
+                <w:sz w:val="22"/>
+                <w:szCs w:val="20"/>
+                <w:lang w:val="en-US"/>
+              </w:rPr>
+              <w:t>かいとう</w:t>
+            </w:r>
+            <w:r>
+              <w:rPr>
+                <w:rFonts w:hint="eastAsia"/>
+                <w:sz w:val="22"/>
+                <w:szCs w:val="20"/>
+                <w:lang w:val="en-US"/>
+              </w:rPr>
+              <w:t>）</w:t>
+            </w:r>
+            <w:r>
+              <w:rPr>
+                <w:rFonts w:hint="eastAsia"/>
+                <w:sz w:val="22"/>
+                <w:szCs w:val="20"/>
+                <w:lang w:val="en-US"/>
+              </w:rPr>
+              <w:t xml:space="preserve">: </w:t>
+            </w:r>
+            <w:r>
+              <w:rPr>
+                <w:rFonts w:hint="eastAsia"/>
+                <w:sz w:val="22"/>
+                <w:szCs w:val="20"/>
+                <w:lang w:val="en-US"/>
+              </w:rPr>
+              <w:t>đáp án</w:t>
+            </w:r>
+          </w:p>
+          <w:p>
+            <w:pPr>
+              <w:rPr>
+                <w:rFonts w:hint="eastAsia"/>
+                <w:sz w:val="22"/>
+                <w:szCs w:val="20"/>
+                <w:lang w:val="en-US"/>
+              </w:rPr>
+            </w:pPr>
+            <w:r>
+              <w:rPr>
+                <w:sz w:val="22"/>
+                <w:szCs w:val="20"/>
+                <w:lang w:val="en-US"/>
+              </w:rPr>
+              <w:t>4</w:t>
+            </w:r>
+            <w:r>
+              <w:rPr>
+                <w:rFonts w:hint="eastAsia"/>
+                <w:sz w:val="22"/>
+                <w:szCs w:val="20"/>
+                <w:lang w:val="en-US"/>
+              </w:rPr>
+              <w:t xml:space="preserve">. </w:t>
+            </w:r>
+            <w:r>
+              <w:rPr>
+                <w:rFonts w:hint="eastAsia"/>
+                <w:sz w:val="22"/>
+                <w:szCs w:val="20"/>
+                <w:lang w:val="en-US"/>
+              </w:rPr>
+              <w:t>解消</w:t>
+            </w:r>
+            <w:r>
+              <w:rPr>
+                <w:rFonts w:hint="eastAsia"/>
+                <w:sz w:val="22"/>
+                <w:szCs w:val="20"/>
+                <w:lang w:val="en-US"/>
+              </w:rPr>
+              <w:t>（</w:t>
+            </w:r>
+            <w:r>
+              <w:rPr>
+                <w:rFonts w:hint="eastAsia"/>
+                <w:sz w:val="22"/>
+                <w:szCs w:val="20"/>
+                <w:lang w:val="en-US"/>
+              </w:rPr>
+              <w:t>かいしょう</w:t>
+            </w:r>
+            <w:r>
+              <w:rPr>
+                <w:rFonts w:hint="eastAsia"/>
+                <w:sz w:val="22"/>
+                <w:szCs w:val="20"/>
+                <w:lang w:val="en-US"/>
+              </w:rPr>
+              <w:t>）</w:t>
+            </w:r>
+            <w:r>
+              <w:rPr>
+                <w:rFonts w:hint="eastAsia"/>
+                <w:sz w:val="22"/>
+                <w:szCs w:val="20"/>
+                <w:lang w:val="en-US"/>
+              </w:rPr>
+              <w:t>:</w:t>
+            </w:r>
+            <w:r>
+              <w:rPr>
+                <w:sz w:val="22"/>
+                <w:szCs w:val="20"/>
+                <w:lang w:val="en-US"/>
+              </w:rPr>
+              <w:t xml:space="preserve"> </w:t>
+            </w:r>
+            <w:r>
+              <w:rPr>
+                <w:sz w:val="22"/>
+                <w:szCs w:val="20"/>
+                <w:lang w:val="en-US"/>
+              </w:rPr>
+              <w:t xml:space="preserve">giải </w:t>
+            </w:r>
+            <w:r>
+              <w:rPr>
+                <w:rFonts w:hint="eastAsia"/>
+                <w:sz w:val="22"/>
+                <w:szCs w:val="20"/>
+                <w:lang w:val="en-US"/>
+              </w:rPr>
+              <w:t>t</w:t>
+            </w:r>
+            <w:r>
+              <w:rPr>
+                <w:sz w:val="22"/>
+                <w:szCs w:val="20"/>
+                <w:lang w:val="en-US"/>
+              </w:rPr>
+              <w:t>ỏ</w:t>
+            </w:r>
+            <w:r>
+              <w:rPr>
+                <w:rFonts w:hint="eastAsia"/>
+                <w:sz w:val="22"/>
+                <w:szCs w:val="20"/>
+                <w:lang w:val="en-US"/>
+              </w:rPr>
+              <w:t>a</w:t>
+            </w:r>
+          </w:p>
+        </w:tc>
+        <w:tc>
+          <w:tcPr>
+            <w:tcW w:w="4351" w:type="dxa"/>
+            <w:tcBorders>
+              <w:left w:val="single" w:sz="4" w:space="0" w:color="auto"/>
+              <w:bottom w:val="single" w:sz="12" w:space="0" w:color="auto"/>
+              <w:right w:val="single" w:sz="12" w:space="0" w:color="auto"/>
+            </w:tcBorders>
+            <w:vAlign w:val="center"/>
+          </w:tcPr>
+          <w:p>
+            <w:pPr>
+              <w:rPr>
+                <w:rFonts w:hint="eastAsia"/>
+                <w:sz w:val="22"/>
+                <w:szCs w:val="20"/>
+                <w:lang w:val="en-US"/>
+              </w:rPr>
+            </w:pPr>
+            <w:r>
+              <w:rPr>
+                <w:rFonts w:hint="eastAsia"/>
+                <w:sz w:val="22"/>
+                <w:szCs w:val="20"/>
+                <w:lang w:val="en-US"/>
+              </w:rPr>
+              <w:t>5</w:t>
+            </w:r>
+            <w:r>
+              <w:rPr>
+                <w:rFonts w:hint="eastAsia"/>
+                <w:sz w:val="22"/>
+                <w:szCs w:val="20"/>
+                <w:lang w:val="en-US"/>
+              </w:rPr>
+              <w:t xml:space="preserve">. </w:t>
+            </w:r>
+            <w:r>
+              <w:rPr>
+                <w:rFonts w:hint="eastAsia"/>
+                <w:sz w:val="22"/>
+                <w:szCs w:val="20"/>
+                <w:lang w:val="en-US"/>
+              </w:rPr>
+              <w:t>解説</w:t>
+            </w:r>
+            <w:r>
+              <w:rPr>
+                <w:rFonts w:hint="eastAsia"/>
+                <w:sz w:val="22"/>
+                <w:szCs w:val="20"/>
+                <w:lang w:val="en-US"/>
+              </w:rPr>
+              <w:t>（</w:t>
+            </w:r>
+            <w:r>
+              <w:rPr>
+                <w:rFonts w:hint="eastAsia"/>
+                <w:sz w:val="22"/>
+                <w:szCs w:val="20"/>
+                <w:lang w:val="en-US"/>
+              </w:rPr>
+              <w:t>かいせつ</w:t>
+            </w:r>
+            <w:r>
+              <w:rPr>
+                <w:rFonts w:hint="eastAsia"/>
+                <w:sz w:val="22"/>
+                <w:szCs w:val="20"/>
+                <w:lang w:val="en-US"/>
+              </w:rPr>
+              <w:t>）</w:t>
+            </w:r>
+            <w:r>
+              <w:rPr>
+                <w:rFonts w:hint="eastAsia"/>
+                <w:sz w:val="22"/>
+                <w:szCs w:val="20"/>
+                <w:lang w:val="en-US"/>
+              </w:rPr>
+              <w:t xml:space="preserve">: </w:t>
+            </w:r>
+            <w:r>
+              <w:rPr>
+                <w:sz w:val="22"/>
+                <w:szCs w:val="20"/>
+                <w:lang w:val="en-US"/>
+              </w:rPr>
+              <w:t>giải thích</w:t>
+            </w:r>
+          </w:p>
+          <w:p>
+            <w:pPr>
+              <w:rPr>
+                <w:sz w:val="22"/>
+                <w:szCs w:val="20"/>
+                <w:lang w:val="en-US"/>
+              </w:rPr>
+            </w:pPr>
+            <w:r>
+              <w:rPr>
+                <w:rFonts w:hint="eastAsia"/>
+                <w:sz w:val="22"/>
+                <w:szCs w:val="20"/>
+                <w:lang w:val="en-US"/>
+              </w:rPr>
+              <w:t>6</w:t>
+            </w:r>
+            <w:r>
+              <w:rPr>
+                <w:rFonts w:hint="eastAsia"/>
+                <w:sz w:val="22"/>
+                <w:szCs w:val="20"/>
+                <w:lang w:val="en-US"/>
+              </w:rPr>
+              <w:t xml:space="preserve">. </w:t>
+            </w:r>
+            <w:r>
+              <w:rPr>
+                <w:rFonts w:hint="eastAsia"/>
+                <w:sz w:val="22"/>
+                <w:szCs w:val="20"/>
+                <w:lang w:val="en-US"/>
+              </w:rPr>
+              <w:t>正解</w:t>
+            </w:r>
+            <w:r>
+              <w:rPr>
+                <w:rFonts w:hint="eastAsia"/>
+                <w:sz w:val="22"/>
+                <w:szCs w:val="20"/>
+                <w:lang w:val="en-US"/>
+              </w:rPr>
+              <w:t>（</w:t>
+            </w:r>
+            <w:r>
+              <w:rPr>
+                <w:rFonts w:hint="eastAsia"/>
+                <w:sz w:val="22"/>
+                <w:szCs w:val="20"/>
+                <w:lang w:val="en-US"/>
+              </w:rPr>
+              <w:t>せいかい</w:t>
+            </w:r>
+            <w:r>
+              <w:rPr>
+                <w:rFonts w:hint="eastAsia"/>
+                <w:sz w:val="22"/>
+                <w:szCs w:val="20"/>
+                <w:lang w:val="en-US"/>
+              </w:rPr>
+              <w:t>）</w:t>
+            </w:r>
+            <w:r>
+              <w:rPr>
+                <w:sz w:val="22"/>
+                <w:szCs w:val="20"/>
+                <w:lang w:val="en-US"/>
+              </w:rPr>
+              <w:t xml:space="preserve">: </w:t>
+            </w:r>
+            <w:r>
+              <w:rPr>
+                <w:sz w:val="22"/>
+                <w:szCs w:val="20"/>
+                <w:lang w:val="en-US"/>
+              </w:rPr>
+              <w:t>chính xác</w:t>
+            </w:r>
+            <w:r>
+              <w:rPr>
+                <w:rFonts w:hint="eastAsia"/>
+                <w:sz w:val="22"/>
+                <w:szCs w:val="20"/>
+                <w:lang w:val="en-US"/>
+              </w:rPr>
+              <w:t xml:space="preserve"> </w:t>
+            </w:r>
+          </w:p>
+          <w:p>
+            <w:pPr>
+              <w:rPr>
+                <w:rFonts w:hint="eastAsia"/>
+                <w:sz w:val="22"/>
+                <w:szCs w:val="20"/>
+                <w:lang w:val="en-US"/>
+              </w:rPr>
+            </w:pPr>
+            <w:r>
+              <w:rPr>
+                <w:rFonts w:hint="eastAsia"/>
+                <w:sz w:val="22"/>
+                <w:szCs w:val="20"/>
+                <w:lang w:val="en-US"/>
+              </w:rPr>
+              <w:t>7</w:t>
+            </w:r>
+            <w:r>
+              <w:rPr>
+                <w:rFonts w:hint="eastAsia"/>
+                <w:sz w:val="22"/>
+                <w:szCs w:val="20"/>
+                <w:lang w:val="en-US"/>
+              </w:rPr>
+              <w:t xml:space="preserve">. </w:t>
+            </w:r>
+            <w:r>
+              <w:rPr>
+                <w:rFonts w:hint="eastAsia"/>
+                <w:sz w:val="22"/>
+                <w:szCs w:val="20"/>
+                <w:lang w:val="en-US"/>
+              </w:rPr>
+              <w:t>読解</w:t>
+            </w:r>
+            <w:r>
+              <w:rPr>
+                <w:sz w:val="22"/>
+                <w:szCs w:val="20"/>
+                <w:lang w:val="en-US"/>
+              </w:rPr>
+              <w:t>（</w:t>
+            </w:r>
+            <w:r>
+              <w:rPr>
+                <w:rFonts w:hint="eastAsia"/>
+                <w:sz w:val="22"/>
+                <w:szCs w:val="20"/>
+                <w:lang w:val="en-US"/>
+              </w:rPr>
+              <w:t>どっかい</w:t>
+            </w:r>
+            <w:r>
+              <w:rPr>
+                <w:sz w:val="22"/>
+                <w:szCs w:val="20"/>
+                <w:lang w:val="en-US"/>
+              </w:rPr>
+              <w:t>）</w:t>
+            </w:r>
+            <w:r>
+              <w:rPr>
+                <w:rFonts w:hint="eastAsia"/>
+                <w:sz w:val="22"/>
+                <w:szCs w:val="20"/>
+                <w:lang w:val="en-US"/>
+              </w:rPr>
+              <w:t>:</w:t>
+            </w:r>
+            <w:r>
+              <w:rPr>
+                <w:sz w:val="22"/>
+                <w:szCs w:val="20"/>
+                <w:lang w:val="en-US"/>
+              </w:rPr>
+              <w:t xml:space="preserve"> </w:t>
+            </w:r>
+            <w:r>
+              <w:rPr>
+                <w:sz w:val="22"/>
+                <w:szCs w:val="20"/>
+                <w:lang w:val="en-US"/>
+              </w:rPr>
+              <w:t>đọc hiểu</w:t>
+            </w:r>
+          </w:p>
+          <w:p>
+            <w:pPr>
+              <w:rPr>
+                <w:sz w:val="22"/>
+                <w:szCs w:val="20"/>
+                <w:lang w:val="en-US"/>
+              </w:rPr>
+            </w:pPr>
+            <w:r>
+              <w:rPr>
+                <w:rFonts w:hint="eastAsia"/>
+                <w:sz w:val="22"/>
+                <w:szCs w:val="20"/>
+                <w:lang w:val="en-US"/>
+              </w:rPr>
+              <w:t>8</w:t>
+            </w:r>
+            <w:r>
+              <w:rPr>
+                <w:rFonts w:hint="eastAsia"/>
+                <w:sz w:val="22"/>
+                <w:szCs w:val="20"/>
+                <w:lang w:val="en-US"/>
+              </w:rPr>
+              <w:t xml:space="preserve">. </w:t>
+            </w:r>
+            <w:r>
+              <w:rPr>
+                <w:rFonts w:hint="eastAsia"/>
+                <w:sz w:val="22"/>
+                <w:szCs w:val="20"/>
+                <w:lang w:val="en-US"/>
+              </w:rPr>
+              <w:t>理解</w:t>
+            </w:r>
+            <w:r>
+              <w:rPr>
+                <w:sz w:val="22"/>
+                <w:szCs w:val="20"/>
+                <w:lang w:val="en-US"/>
+              </w:rPr>
+              <w:t>（</w:t>
+            </w:r>
+            <w:r>
+              <w:rPr>
+                <w:rFonts w:hint="eastAsia"/>
+                <w:sz w:val="22"/>
+                <w:szCs w:val="20"/>
+                <w:lang w:val="en-US"/>
+              </w:rPr>
+              <w:t>りかい</w:t>
+            </w:r>
+            <w:r>
+              <w:rPr>
+                <w:sz w:val="22"/>
+                <w:szCs w:val="20"/>
+                <w:lang w:val="en-US"/>
+              </w:rPr>
+              <w:t>）</w:t>
+            </w:r>
+            <w:r>
+              <w:rPr>
+                <w:rFonts w:hint="eastAsia"/>
+                <w:sz w:val="22"/>
+                <w:szCs w:val="20"/>
+                <w:lang w:val="en-US"/>
+              </w:rPr>
+              <w:t>:</w:t>
+            </w:r>
+            <w:r>
+              <w:rPr>
+                <w:sz w:val="22"/>
+                <w:szCs w:val="20"/>
+                <w:lang w:val="en-US"/>
+              </w:rPr>
+              <w:t xml:space="preserve"> </w:t>
+            </w:r>
+            <w:r>
+              <w:rPr>
+                <w:sz w:val="22"/>
+                <w:szCs w:val="20"/>
+                <w:lang w:val="en-US"/>
+              </w:rPr>
+              <w:t>hiểu, lí giải</w:t>
+            </w:r>
+          </w:p>
+        </w:tc>
+      </w:tr>
+      <w:tr>
+        <w:trPr>
+          <w:trHeight w:val="111"/>
+        </w:trPr>
+        <w:tc>
+          <w:tcPr>
+            <w:tcW w:w="1475" w:type="dxa"/>
+            <w:vMerge w:val="restart"/>
+            <w:tcBorders>
+              <w:top w:val="single" w:sz="12" w:space="0" w:color="auto"/>
+              <w:left w:val="single" w:sz="12" w:space="0" w:color="auto"/>
+              <w:bottom w:val="single" w:sz="12" w:space="0" w:color="auto"/>
+              <w:right w:val="single" w:sz="12" w:space="0" w:color="auto"/>
+            </w:tcBorders>
+            <w:tcMar>
+              <w:top w:w="72" w:type="dxa"/>
+              <w:left w:w="115" w:type="dxa"/>
+              <w:bottom w:w="72" w:type="dxa"/>
+              <w:right w:w="115" w:type="dxa"/>
+            </w:tcMar>
+            <w:vAlign w:val="center"/>
+          </w:tcPr>
+          <w:p>
+            <w:pPr>
+              <w:jc w:val="center"/>
+              <w:rPr>
+                <w:b/>
+                <w:bCs/>
+                <w:sz w:val="48"/>
+                <w:szCs w:val="40"/>
+                <w:lang w:val="en-US"/>
+              </w:rPr>
+            </w:pPr>
+            <w:r>
+              <w:rPr>
+                <w:rFonts w:hint="eastAsia"/>
+                <w:b/>
+                <w:bCs/>
+                <w:sz w:val="48"/>
+                <w:szCs w:val="40"/>
+                <w:lang w:val="en-US"/>
+              </w:rPr>
+              <w:t>務</w:t>
+            </w:r>
+          </w:p>
+          <w:p>
+            <w:pPr>
+              <w:jc w:val="center"/>
+              <w:rPr>
+                <w:sz w:val="22"/>
+                <w:szCs w:val="20"/>
+                <w:lang w:val="en-US"/>
+              </w:rPr>
+            </w:pPr>
+            <w:r>
+              <w:rPr>
+                <w:b/>
+                <w:bCs/>
+                <w:sz w:val="24"/>
+                <w:szCs w:val="24"/>
+                <w:lang w:val="en-US"/>
+              </w:rPr>
+              <w:t>(</w:t>
+            </w:r>
+            <w:r>
+              <w:rPr>
+                <w:rFonts w:hint="eastAsia"/>
+                <w:b/>
+                <w:bCs/>
+                <w:sz w:val="24"/>
+                <w:szCs w:val="24"/>
+                <w:lang w:val="en-US"/>
+              </w:rPr>
+              <w:t>V</w:t>
+            </w:r>
+            <w:r>
+              <w:rPr>
+                <w:b/>
+                <w:bCs/>
+                <w:sz w:val="24"/>
+                <w:szCs w:val="24"/>
+                <w:lang w:val="en-US"/>
+              </w:rPr>
+              <w:t>Ụ</w:t>
+            </w:r>
+            <w:r>
+              <w:rPr>
+                <w:b/>
+                <w:bCs/>
+                <w:sz w:val="24"/>
+                <w:szCs w:val="24"/>
+                <w:lang w:val="en-US"/>
+              </w:rPr>
+              <w:t>)</w:t>
+            </w:r>
+          </w:p>
+        </w:tc>
+        <w:tc>
+          <w:tcPr>
+            <w:tcW w:w="8725" w:type="dxa"/>
+            <w:gridSpan w:val="4"/>
+            <w:tcBorders>
+              <w:top w:val="single" w:sz="12" w:space="0" w:color="auto"/>
+              <w:left w:val="single" w:sz="12" w:space="0" w:color="auto"/>
+              <w:bottom w:val="single" w:sz="2" w:space="0" w:color="auto"/>
+              <w:right w:val="single" w:sz="12" w:space="0" w:color="auto"/>
+            </w:tcBorders>
+            <w:tcMar>
+              <w:top w:w="72" w:type="dxa"/>
+              <w:left w:w="115" w:type="dxa"/>
+              <w:bottom w:w="72" w:type="dxa"/>
+              <w:right w:w="115" w:type="dxa"/>
+            </w:tcMar>
+            <w:vAlign w:val="center"/>
+          </w:tcPr>
+          <w:p>
+            <w:pPr>
+              <w:rPr>
+                <w:sz w:val="22"/>
+                <w:szCs w:val="20"/>
+                <w:lang w:val="en-US"/>
+              </w:rPr>
+            </w:pPr>
+            <w:r>
+              <w:rPr>
+                <w:rFonts w:hint="eastAsia"/>
+                <w:b/>
+                <w:bCs/>
+                <w:sz w:val="22"/>
+                <w:szCs w:val="20"/>
+                <w:lang w:val="en-US"/>
+              </w:rPr>
+              <w:t>音</w:t>
+            </w:r>
+            <w:r>
+              <w:rPr>
+                <w:rFonts w:hint="eastAsia"/>
+                <w:b/>
+                <w:bCs/>
+                <w:sz w:val="22"/>
+                <w:szCs w:val="20"/>
+                <w:lang w:val="en-US"/>
+              </w:rPr>
+              <w:t xml:space="preserve">: </w:t>
+            </w:r>
+            <w:r>
+              <w:rPr>
+                <w:rFonts w:hint="eastAsia"/>
+                <w:b/>
+                <w:bCs/>
+                <w:sz w:val="22"/>
+                <w:szCs w:val="20"/>
+                <w:lang w:val="en-US"/>
+              </w:rPr>
+              <w:t>ム</w:t>
+            </w:r>
+          </w:p>
+        </w:tc>
+      </w:tr>
+      <w:tr>
+        <w:trPr>
+          <w:trHeight w:val="110"/>
+        </w:trPr>
+        <w:tc>
+          <w:tcPr>
+            <w:tcW w:w="1475" w:type="dxa"/>
+            <w:vMerge/>
+            <w:tcBorders>
+              <w:left w:val="single" w:sz="12" w:space="0" w:color="auto"/>
+              <w:bottom w:val="single" w:sz="12" w:space="0" w:color="auto"/>
+              <w:right w:val="single" w:sz="12" w:space="0" w:color="auto"/>
+            </w:tcBorders>
+            <w:tcMar>
+              <w:top w:w="72" w:type="dxa"/>
+              <w:left w:w="115" w:type="dxa"/>
+              <w:bottom w:w="72" w:type="dxa"/>
+              <w:right w:w="115" w:type="dxa"/>
+            </w:tcMar>
+            <w:vAlign w:val="center"/>
+          </w:tcPr>
+          <w:p>
+            <w:pPr>
+              <w:jc w:val="center"/>
+              <w:rPr>
+                <w:sz w:val="22"/>
+                <w:szCs w:val="20"/>
+                <w:lang w:val="en-US"/>
+              </w:rPr>
+            </w:pPr>
+          </w:p>
+        </w:tc>
+        <w:tc>
+          <w:tcPr>
+            <w:tcW w:w="8725" w:type="dxa"/>
+            <w:gridSpan w:val="4"/>
+            <w:tcBorders>
+              <w:top w:val="single" w:sz="2" w:space="0" w:color="auto"/>
+              <w:left w:val="single" w:sz="12" w:space="0" w:color="auto"/>
+              <w:bottom w:val="single" w:sz="12" w:space="0" w:color="auto"/>
+              <w:right w:val="single" w:sz="12" w:space="0" w:color="auto"/>
+            </w:tcBorders>
+            <w:tcMar>
+              <w:top w:w="72" w:type="dxa"/>
+              <w:left w:w="115" w:type="dxa"/>
+              <w:bottom w:w="72" w:type="dxa"/>
+              <w:right w:w="115" w:type="dxa"/>
+            </w:tcMar>
+            <w:vAlign w:val="center"/>
+          </w:tcPr>
+          <w:p>
+            <w:pPr>
+              <w:rPr>
+                <w:sz w:val="22"/>
+                <w:szCs w:val="20"/>
+                <w:lang w:val="en-US"/>
+              </w:rPr>
+            </w:pPr>
+            <w:r>
+              <w:rPr>
+                <w:rFonts w:hint="eastAsia"/>
+                <w:sz w:val="22"/>
+                <w:szCs w:val="20"/>
+                <w:lang w:val="en-US"/>
+              </w:rPr>
+              <w:t xml:space="preserve">1. </w:t>
+            </w:r>
+            <w:r>
+              <w:rPr>
+                <w:rFonts w:hint="eastAsia"/>
+                <w:sz w:val="22"/>
+                <w:szCs w:val="20"/>
+                <w:lang w:val="en-US"/>
+              </w:rPr>
+              <w:t>勤務</w:t>
+            </w:r>
+            <w:r>
+              <w:rPr>
+                <w:rFonts w:hint="eastAsia"/>
+                <w:sz w:val="22"/>
+                <w:szCs w:val="20"/>
+                <w:lang w:val="en-US"/>
+              </w:rPr>
+              <w:t>（</w:t>
+            </w:r>
+            <w:r>
+              <w:rPr>
+                <w:rFonts w:hint="eastAsia"/>
+                <w:sz w:val="22"/>
+                <w:szCs w:val="20"/>
+                <w:lang w:val="en-US"/>
+              </w:rPr>
+              <w:t>きんむ</w:t>
+            </w:r>
+            <w:r>
+              <w:rPr>
+                <w:rFonts w:hint="eastAsia"/>
+                <w:sz w:val="22"/>
+                <w:szCs w:val="20"/>
+                <w:lang w:val="en-US"/>
+              </w:rPr>
+              <w:t>）</w:t>
+            </w:r>
+            <w:r>
+              <w:rPr>
+                <w:sz w:val="22"/>
+                <w:szCs w:val="20"/>
+                <w:lang w:val="en-US"/>
+              </w:rPr>
+              <w:t xml:space="preserve">: </w:t>
+            </w:r>
+            <w:r>
+              <w:rPr>
+                <w:sz w:val="22"/>
+                <w:szCs w:val="20"/>
+                <w:lang w:val="en-US"/>
+              </w:rPr>
+              <w:t>làm việc</w:t>
+            </w:r>
+            <w:r>
+              <w:rPr>
+                <w:rFonts w:hint="eastAsia"/>
+                <w:sz w:val="22"/>
+                <w:szCs w:val="20"/>
+                <w:lang w:val="en-US"/>
+              </w:rPr>
+              <w:t xml:space="preserve"> </w:t>
+            </w:r>
+          </w:p>
+          <w:p>
+            <w:pPr>
+              <w:rPr>
+                <w:sz w:val="22"/>
+                <w:szCs w:val="20"/>
+                <w:lang w:val="en-US"/>
+              </w:rPr>
+            </w:pPr>
+            <w:r>
+              <w:rPr>
+                <w:rFonts w:hint="eastAsia"/>
+                <w:sz w:val="22"/>
+                <w:szCs w:val="20"/>
+                <w:lang w:val="en-US"/>
+              </w:rPr>
+              <w:t xml:space="preserve">2. </w:t>
+            </w:r>
+            <w:r>
+              <w:rPr>
+                <w:rFonts w:hint="eastAsia"/>
+                <w:sz w:val="22"/>
+                <w:szCs w:val="20"/>
+                <w:lang w:val="en-US"/>
+              </w:rPr>
+              <w:t>事務所</w:t>
+            </w:r>
+            <w:r>
+              <w:rPr>
+                <w:rFonts w:hint="eastAsia"/>
+                <w:sz w:val="22"/>
+                <w:szCs w:val="20"/>
+                <w:lang w:val="en-US"/>
+              </w:rPr>
+              <w:t>（</w:t>
+            </w:r>
+            <w:r>
+              <w:rPr>
+                <w:rFonts w:hint="eastAsia"/>
+                <w:sz w:val="22"/>
+                <w:szCs w:val="20"/>
+                <w:lang w:val="en-US"/>
+              </w:rPr>
+              <w:t>じむしょ</w:t>
+            </w:r>
+            <w:r>
+              <w:rPr>
+                <w:rFonts w:hint="eastAsia"/>
+                <w:sz w:val="22"/>
+                <w:szCs w:val="20"/>
+                <w:lang w:val="en-US"/>
+              </w:rPr>
+              <w:t>）</w:t>
+            </w:r>
+            <w:r>
+              <w:rPr>
+                <w:sz w:val="22"/>
+                <w:szCs w:val="20"/>
+                <w:lang w:val="en-US"/>
+              </w:rPr>
+              <w:t xml:space="preserve">: </w:t>
+            </w:r>
+            <w:r>
+              <w:rPr>
+                <w:sz w:val="22"/>
+                <w:szCs w:val="20"/>
+                <w:lang w:val="en-US"/>
+              </w:rPr>
+              <w:t>văn phòng</w:t>
+            </w:r>
+          </w:p>
+          <w:p>
+            <w:pPr>
+              <w:rPr>
+                <w:rFonts w:hint="eastAsia"/>
+                <w:sz w:val="22"/>
+                <w:szCs w:val="20"/>
+                <w:lang w:val="en-US"/>
+              </w:rPr>
+            </w:pPr>
+            <w:r>
+              <w:rPr>
+                <w:rFonts w:hint="eastAsia"/>
+                <w:sz w:val="22"/>
+                <w:szCs w:val="20"/>
+                <w:lang w:val="en-US"/>
+              </w:rPr>
+              <w:t>3</w:t>
+            </w:r>
+            <w:r>
+              <w:rPr>
+                <w:rFonts w:hint="eastAsia"/>
+                <w:sz w:val="22"/>
+                <w:szCs w:val="20"/>
+                <w:lang w:val="en-US"/>
+              </w:rPr>
+              <w:t xml:space="preserve">. </w:t>
+            </w:r>
+            <w:r>
+              <w:rPr>
+                <w:rFonts w:hint="eastAsia"/>
+                <w:sz w:val="22"/>
+                <w:szCs w:val="20"/>
+                <w:lang w:val="en-US"/>
+              </w:rPr>
+              <w:t>公務員</w:t>
+            </w:r>
+            <w:r>
+              <w:rPr>
+                <w:rFonts w:hint="eastAsia"/>
+                <w:sz w:val="22"/>
+                <w:szCs w:val="20"/>
+                <w:lang w:val="en-US"/>
+              </w:rPr>
+              <w:t>（</w:t>
+            </w:r>
+            <w:r>
+              <w:rPr>
+                <w:rFonts w:hint="eastAsia"/>
+                <w:sz w:val="22"/>
+                <w:szCs w:val="20"/>
+                <w:lang w:val="en-US"/>
+              </w:rPr>
+              <w:t>こうむいん</w:t>
+            </w:r>
+            <w:r>
+              <w:rPr>
+                <w:rFonts w:hint="eastAsia"/>
+                <w:sz w:val="22"/>
+                <w:szCs w:val="20"/>
+                <w:lang w:val="en-US"/>
+              </w:rPr>
+              <w:t>）</w:t>
+            </w:r>
+            <w:r>
+              <w:rPr>
+                <w:sz w:val="22"/>
+                <w:szCs w:val="20"/>
+                <w:lang w:val="en-US"/>
+              </w:rPr>
+              <w:t xml:space="preserve">: </w:t>
+            </w:r>
+            <w:r>
+              <w:rPr>
+                <w:sz w:val="22"/>
+                <w:szCs w:val="20"/>
+                <w:lang w:val="en-US"/>
+              </w:rPr>
+              <w:t>công chức</w:t>
+            </w:r>
+          </w:p>
+        </w:tc>
+      </w:tr>
+      <w:tr>
+        <w:trPr>
+          <w:trHeight w:val="111"/>
+        </w:trPr>
+        <w:tc>
+          <w:tcPr>
+            <w:tcW w:w="1475" w:type="dxa"/>
+            <w:vMerge w:val="restart"/>
+            <w:tcBorders>
+              <w:top w:val="single" w:sz="12" w:space="0" w:color="auto"/>
+              <w:left w:val="single" w:sz="12" w:space="0" w:color="auto"/>
+              <w:bottom w:val="single" w:sz="12" w:space="0" w:color="auto"/>
+              <w:right w:val="single" w:sz="12" w:space="0" w:color="auto"/>
+            </w:tcBorders>
+            <w:tcMar>
+              <w:top w:w="72" w:type="dxa"/>
+              <w:left w:w="115" w:type="dxa"/>
+              <w:bottom w:w="72" w:type="dxa"/>
+              <w:right w:w="115" w:type="dxa"/>
+            </w:tcMar>
+            <w:vAlign w:val="center"/>
+          </w:tcPr>
+          <w:p>
+            <w:pPr>
+              <w:jc w:val="center"/>
+              <w:rPr>
+                <w:b/>
+                <w:bCs/>
+                <w:sz w:val="48"/>
+                <w:szCs w:val="40"/>
+                <w:lang w:val="en-US"/>
+              </w:rPr>
+            </w:pPr>
+            <w:r>
+              <w:rPr>
+                <w:rFonts w:hint="eastAsia"/>
+                <w:b/>
+                <w:bCs/>
+                <w:sz w:val="48"/>
+                <w:szCs w:val="40"/>
+                <w:lang w:val="en-US"/>
+              </w:rPr>
+              <w:t>勤</w:t>
+            </w:r>
+          </w:p>
+          <w:p>
+            <w:pPr>
+              <w:jc w:val="center"/>
+              <w:rPr>
+                <w:sz w:val="22"/>
+                <w:szCs w:val="20"/>
+                <w:lang w:val="en-US"/>
+              </w:rPr>
+            </w:pPr>
+            <w:r>
+              <w:rPr>
+                <w:b/>
+                <w:bCs/>
+                <w:sz w:val="24"/>
+                <w:szCs w:val="24"/>
+                <w:lang w:val="en-US"/>
+              </w:rPr>
+              <w:t>(</w:t>
+            </w:r>
+            <w:r>
+              <w:rPr>
+                <w:rFonts w:hint="eastAsia"/>
+                <w:b/>
+                <w:bCs/>
+                <w:sz w:val="24"/>
+                <w:szCs w:val="24"/>
+                <w:lang w:val="en-US"/>
+              </w:rPr>
+              <w:t>C</w:t>
+            </w:r>
+            <w:r>
+              <w:rPr>
+                <w:b/>
+                <w:bCs/>
+                <w:sz w:val="24"/>
+                <w:szCs w:val="24"/>
+                <w:lang w:val="en-US"/>
+              </w:rPr>
+              <w:t>Ầ</w:t>
+            </w:r>
+            <w:r>
+              <w:rPr>
+                <w:rFonts w:hint="eastAsia"/>
+                <w:b/>
+                <w:bCs/>
+                <w:sz w:val="24"/>
+                <w:szCs w:val="24"/>
+                <w:lang w:val="en-US"/>
+              </w:rPr>
+              <w:t>N</w:t>
+            </w:r>
+            <w:r>
+              <w:rPr>
+                <w:b/>
+                <w:bCs/>
+                <w:sz w:val="24"/>
+                <w:szCs w:val="24"/>
+                <w:lang w:val="en-US"/>
+              </w:rPr>
+              <w:t>)</w:t>
+            </w:r>
+          </w:p>
+        </w:tc>
+        <w:tc>
+          <w:tcPr>
+            <w:tcW w:w="4362" w:type="dxa"/>
+            <w:gridSpan w:val="2"/>
+            <w:tcBorders>
+              <w:top w:val="single" w:sz="12" w:space="0" w:color="auto"/>
+              <w:left w:val="single" w:sz="12" w:space="0" w:color="auto"/>
+            </w:tcBorders>
+            <w:tcMar>
+              <w:top w:w="72" w:type="dxa"/>
+              <w:left w:w="115" w:type="dxa"/>
+              <w:bottom w:w="72" w:type="dxa"/>
+              <w:right w:w="115" w:type="dxa"/>
+            </w:tcMar>
+            <w:vAlign w:val="center"/>
+          </w:tcPr>
+          <w:p>
+            <w:pPr>
+              <w:rPr>
+                <w:sz w:val="22"/>
+                <w:szCs w:val="20"/>
+                <w:lang w:val="en-US"/>
+              </w:rPr>
+            </w:pPr>
+            <w:r>
+              <w:rPr>
+                <w:rFonts w:hint="eastAsia"/>
+                <w:b/>
+                <w:bCs/>
+                <w:sz w:val="22"/>
+                <w:szCs w:val="20"/>
+                <w:lang w:val="en-US"/>
+              </w:rPr>
+              <w:t>音</w:t>
+            </w:r>
+            <w:r>
+              <w:rPr>
+                <w:rFonts w:hint="eastAsia"/>
+                <w:b/>
+                <w:bCs/>
+                <w:sz w:val="22"/>
+                <w:szCs w:val="20"/>
+                <w:lang w:val="en-US"/>
+              </w:rPr>
+              <w:t xml:space="preserve">: </w:t>
+            </w:r>
+            <w:r>
+              <w:rPr>
+                <w:rFonts w:hint="eastAsia"/>
+                <w:b/>
+                <w:bCs/>
+                <w:sz w:val="22"/>
+                <w:szCs w:val="20"/>
+                <w:lang w:val="en-US"/>
+              </w:rPr>
+              <w:t>キン</w:t>
+            </w:r>
+          </w:p>
+        </w:tc>
+        <w:tc>
+          <w:tcPr>
+            <w:tcW w:w="4363" w:type="dxa"/>
+            <w:gridSpan w:val="2"/>
+            <w:tcBorders>
+              <w:top w:val="single" w:sz="12" w:space="0" w:color="auto"/>
+              <w:right w:val="single" w:sz="12" w:space="0" w:color="auto"/>
+            </w:tcBorders>
+            <w:vAlign w:val="center"/>
+          </w:tcPr>
+          <w:p>
+            <w:pPr>
+              <w:rPr>
+                <w:sz w:val="22"/>
+                <w:szCs w:val="20"/>
+                <w:lang w:val="en-US"/>
+              </w:rPr>
+            </w:pPr>
+            <w:r>
+              <w:rPr>
+                <w:rFonts w:hint="eastAsia"/>
+                <w:b/>
+                <w:bCs/>
+                <w:sz w:val="22"/>
+                <w:szCs w:val="20"/>
+                <w:lang w:val="en-US"/>
+              </w:rPr>
+              <w:t>訓</w:t>
+            </w:r>
+            <w:r>
+              <w:rPr>
+                <w:rFonts w:hint="eastAsia"/>
+                <w:b/>
+                <w:bCs/>
+                <w:sz w:val="22"/>
+                <w:szCs w:val="20"/>
+                <w:lang w:val="en-US"/>
+              </w:rPr>
+              <w:t xml:space="preserve">: </w:t>
+            </w:r>
+            <w:r>
+              <w:rPr>
+                <w:rFonts w:hint="eastAsia"/>
+                <w:b/>
+                <w:bCs/>
+                <w:sz w:val="22"/>
+                <w:szCs w:val="20"/>
+                <w:lang w:val="en-US"/>
+              </w:rPr>
+              <w:t>つと・める</w:t>
+            </w:r>
+          </w:p>
+        </w:tc>
+      </w:tr>
+      <w:tr>
+        <w:trPr>
+          <w:trHeight w:val="110"/>
+        </w:trPr>
+        <w:tc>
+          <w:tcPr>
+            <w:tcW w:w="1475" w:type="dxa"/>
+            <w:vMerge/>
+            <w:tcBorders>
+              <w:left w:val="single" w:sz="12" w:space="0" w:color="auto"/>
+              <w:bottom w:val="single" w:sz="12" w:space="0" w:color="auto"/>
+              <w:right w:val="single" w:sz="12" w:space="0" w:color="auto"/>
+            </w:tcBorders>
+            <w:tcMar>
+              <w:top w:w="72" w:type="dxa"/>
+              <w:left w:w="115" w:type="dxa"/>
+              <w:bottom w:w="72" w:type="dxa"/>
+              <w:right w:w="115" w:type="dxa"/>
+            </w:tcMar>
+            <w:vAlign w:val="center"/>
+          </w:tcPr>
+          <w:p>
+            <w:pPr>
+              <w:jc w:val="center"/>
+              <w:rPr>
+                <w:sz w:val="22"/>
+                <w:szCs w:val="20"/>
+                <w:lang w:val="en-US"/>
+              </w:rPr>
+            </w:pPr>
+          </w:p>
+        </w:tc>
+        <w:tc>
+          <w:tcPr>
+            <w:tcW w:w="4362" w:type="dxa"/>
+            <w:gridSpan w:val="2"/>
+            <w:tcBorders>
+              <w:left w:val="single" w:sz="12" w:space="0" w:color="auto"/>
+              <w:bottom w:val="single" w:sz="12" w:space="0" w:color="auto"/>
+            </w:tcBorders>
+            <w:tcMar>
+              <w:top w:w="72" w:type="dxa"/>
+              <w:left w:w="115" w:type="dxa"/>
+              <w:bottom w:w="72" w:type="dxa"/>
+              <w:right w:w="115" w:type="dxa"/>
+            </w:tcMar>
+            <w:vAlign w:val="center"/>
+          </w:tcPr>
+          <w:p>
+            <w:pPr>
+              <w:rPr>
+                <w:rFonts w:hint="eastAsia"/>
+                <w:sz w:val="22"/>
+                <w:szCs w:val="20"/>
+                <w:lang w:val="en-US"/>
+              </w:rPr>
+            </w:pPr>
+            <w:r>
+              <w:rPr>
+                <w:rFonts w:hint="eastAsia"/>
+                <w:sz w:val="22"/>
+                <w:szCs w:val="20"/>
+                <w:lang w:val="en-US"/>
+              </w:rPr>
+              <w:t xml:space="preserve">1. </w:t>
+            </w:r>
+            <w:r>
+              <w:rPr>
+                <w:rFonts w:hint="eastAsia"/>
+                <w:sz w:val="22"/>
+                <w:szCs w:val="20"/>
+                <w:lang w:val="en-US"/>
+              </w:rPr>
+              <w:t>勤勉</w:t>
+            </w:r>
+            <w:r>
+              <w:rPr>
+                <w:rFonts w:hint="eastAsia"/>
+                <w:sz w:val="22"/>
+                <w:szCs w:val="20"/>
+                <w:lang w:val="en-US"/>
+              </w:rPr>
+              <w:t>（</w:t>
+            </w:r>
+            <w:r>
+              <w:rPr>
+                <w:rFonts w:hint="eastAsia"/>
+                <w:sz w:val="22"/>
+                <w:szCs w:val="20"/>
+                <w:lang w:val="en-US"/>
+              </w:rPr>
+              <w:t>きんべん</w:t>
+            </w:r>
+            <w:r>
+              <w:rPr>
+                <w:rFonts w:hint="eastAsia"/>
+                <w:sz w:val="22"/>
+                <w:szCs w:val="20"/>
+                <w:lang w:val="en-US"/>
+              </w:rPr>
+              <w:t>）</w:t>
+            </w:r>
+            <w:r>
+              <w:rPr>
+                <w:rFonts w:hint="eastAsia"/>
+                <w:sz w:val="22"/>
+                <w:szCs w:val="20"/>
+                <w:lang w:val="en-US"/>
+              </w:rPr>
+              <w:t xml:space="preserve">: </w:t>
+            </w:r>
+            <w:r>
+              <w:rPr>
+                <w:sz w:val="22"/>
+                <w:szCs w:val="20"/>
+                <w:lang w:val="en-US"/>
+              </w:rPr>
+              <w:t>chăm chỉ</w:t>
+            </w:r>
+          </w:p>
+          <w:p>
+            <w:pPr>
+              <w:rPr>
+                <w:sz w:val="22"/>
+                <w:szCs w:val="20"/>
+                <w:lang w:val="en-US"/>
+              </w:rPr>
+            </w:pPr>
+            <w:r>
+              <w:rPr>
+                <w:rFonts w:hint="eastAsia"/>
+                <w:sz w:val="22"/>
+                <w:szCs w:val="20"/>
+                <w:lang w:val="en-US"/>
+              </w:rPr>
+              <w:t xml:space="preserve">2. </w:t>
+            </w:r>
+            <w:r>
+              <w:rPr>
+                <w:rFonts w:hint="eastAsia"/>
+                <w:sz w:val="22"/>
+                <w:szCs w:val="20"/>
+                <w:lang w:val="en-US"/>
+              </w:rPr>
+              <w:t>通勤</w:t>
+            </w:r>
+            <w:r>
+              <w:rPr>
+                <w:rFonts w:hint="eastAsia"/>
+                <w:sz w:val="22"/>
+                <w:szCs w:val="20"/>
+                <w:lang w:val="en-US"/>
+              </w:rPr>
+              <w:t>（</w:t>
+            </w:r>
+            <w:r>
+              <w:rPr>
+                <w:rFonts w:hint="eastAsia"/>
+                <w:sz w:val="22"/>
+                <w:szCs w:val="20"/>
+                <w:lang w:val="en-US"/>
+              </w:rPr>
+              <w:t>つうきん</w:t>
+            </w:r>
+            <w:r>
+              <w:rPr>
+                <w:rFonts w:hint="eastAsia"/>
+                <w:sz w:val="22"/>
+                <w:szCs w:val="20"/>
+                <w:lang w:val="en-US"/>
+              </w:rPr>
+              <w:t>）</w:t>
+            </w:r>
+            <w:r>
+              <w:rPr>
+                <w:rFonts w:hint="eastAsia"/>
+                <w:sz w:val="22"/>
+                <w:szCs w:val="20"/>
+                <w:lang w:val="en-US"/>
+              </w:rPr>
+              <w:t xml:space="preserve">: </w:t>
+            </w:r>
+            <w:r>
+              <w:rPr>
+                <w:sz w:val="22"/>
+                <w:szCs w:val="20"/>
+                <w:lang w:val="en-US"/>
+              </w:rPr>
+              <w:t>đi làm (bằng ptien)</w:t>
+            </w:r>
+          </w:p>
+        </w:tc>
+        <w:tc>
+          <w:tcPr>
+            <w:tcW w:w="4363" w:type="dxa"/>
+            <w:gridSpan w:val="2"/>
+            <w:tcBorders>
+              <w:bottom w:val="single" w:sz="12" w:space="0" w:color="auto"/>
+              <w:right w:val="single" w:sz="12" w:space="0" w:color="auto"/>
+            </w:tcBorders>
+            <w:vAlign w:val="center"/>
+          </w:tcPr>
+          <w:p>
+            <w:pPr>
+              <w:rPr>
+                <w:rFonts w:hint="eastAsia"/>
+                <w:sz w:val="22"/>
+                <w:szCs w:val="20"/>
+                <w:lang w:val="en-US"/>
+              </w:rPr>
+            </w:pPr>
+            <w:r>
+              <w:rPr>
+                <w:sz w:val="22"/>
+                <w:szCs w:val="20"/>
+                <w:lang w:val="en-US"/>
+              </w:rPr>
+              <w:t>3</w:t>
+            </w:r>
+            <w:r>
+              <w:rPr>
+                <w:rFonts w:hint="eastAsia"/>
+                <w:sz w:val="22"/>
+                <w:szCs w:val="20"/>
+                <w:lang w:val="en-US"/>
+              </w:rPr>
+              <w:t xml:space="preserve">. </w:t>
+            </w:r>
+            <w:r>
+              <w:rPr>
+                <w:rFonts w:hint="eastAsia"/>
+                <w:sz w:val="22"/>
+                <w:szCs w:val="20"/>
+                <w:lang w:val="en-US"/>
+              </w:rPr>
+              <w:t>出勤</w:t>
+            </w:r>
+            <w:r>
+              <w:rPr>
+                <w:rFonts w:hint="eastAsia"/>
+                <w:sz w:val="22"/>
+                <w:szCs w:val="20"/>
+                <w:lang w:val="en-US"/>
+              </w:rPr>
+              <w:t>（</w:t>
+            </w:r>
+            <w:r>
+              <w:rPr>
+                <w:rFonts w:hint="eastAsia"/>
+                <w:sz w:val="22"/>
+                <w:szCs w:val="20"/>
+                <w:lang w:val="en-US"/>
+              </w:rPr>
+              <w:t>しゅっきん</w:t>
+            </w:r>
+            <w:r>
+              <w:rPr>
+                <w:rFonts w:hint="eastAsia"/>
+                <w:sz w:val="22"/>
+                <w:szCs w:val="20"/>
+                <w:lang w:val="en-US"/>
+              </w:rPr>
+              <w:t>）</w:t>
+            </w:r>
+            <w:r>
+              <w:rPr>
+                <w:rFonts w:hint="eastAsia"/>
+                <w:sz w:val="22"/>
+                <w:szCs w:val="20"/>
+                <w:lang w:val="en-US"/>
+              </w:rPr>
+              <w:t xml:space="preserve">: </w:t>
+            </w:r>
+            <w:r>
+              <w:rPr>
+                <w:sz w:val="22"/>
+                <w:szCs w:val="20"/>
+                <w:lang w:val="en-US"/>
+              </w:rPr>
+              <w:t>đi làm</w:t>
+            </w:r>
+          </w:p>
+          <w:p>
+            <w:pPr>
+              <w:rPr>
+                <w:rFonts w:hint="eastAsia"/>
+                <w:sz w:val="22"/>
+                <w:szCs w:val="20"/>
+              </w:rPr>
+            </w:pPr>
+            <w:r>
+              <w:rPr>
+                <w:sz w:val="22"/>
+                <w:szCs w:val="20"/>
+                <w:lang w:val="en-US"/>
+              </w:rPr>
+              <w:t>4</w:t>
+            </w:r>
+            <w:r>
+              <w:rPr>
+                <w:rFonts w:hint="eastAsia"/>
+                <w:sz w:val="22"/>
+                <w:szCs w:val="20"/>
+                <w:lang w:val="en-US"/>
+              </w:rPr>
+              <w:t xml:space="preserve">. </w:t>
+            </w:r>
+            <w:r>
+              <w:rPr>
+                <w:rFonts w:hint="eastAsia"/>
+                <w:sz w:val="22"/>
+                <w:szCs w:val="20"/>
+                <w:lang w:val="en-US"/>
+              </w:rPr>
+              <w:t>欠勤</w:t>
+            </w:r>
+            <w:r>
+              <w:rPr>
+                <w:rFonts w:hint="eastAsia"/>
+                <w:sz w:val="22"/>
+                <w:szCs w:val="20"/>
+                <w:lang w:val="en-US"/>
+              </w:rPr>
+              <w:t>（</w:t>
+            </w:r>
+            <w:r>
+              <w:rPr>
+                <w:rFonts w:hint="eastAsia"/>
+                <w:sz w:val="22"/>
+                <w:szCs w:val="20"/>
+                <w:lang w:val="en-US"/>
+              </w:rPr>
+              <w:t>けっきん</w:t>
+            </w:r>
+            <w:r>
+              <w:rPr>
+                <w:rFonts w:hint="eastAsia"/>
+                <w:sz w:val="22"/>
+                <w:szCs w:val="20"/>
+                <w:lang w:val="en-US"/>
+              </w:rPr>
+              <w:t>）</w:t>
+            </w:r>
+            <w:r>
+              <w:rPr>
+                <w:rFonts w:hint="eastAsia"/>
+                <w:sz w:val="22"/>
+                <w:szCs w:val="20"/>
+                <w:lang w:val="en-US"/>
+              </w:rPr>
+              <w:t xml:space="preserve">: </w:t>
+            </w:r>
+            <w:r>
+              <w:rPr>
+                <w:sz w:val="22"/>
+                <w:szCs w:val="20"/>
+                <w:lang w:val="en-US"/>
+              </w:rPr>
+              <w:t>nghỉ làm</w:t>
+            </w:r>
+          </w:p>
+        </w:tc>
+      </w:tr>
+      <w:tr>
+        <w:trPr>
+          <w:gridAfter w:val="1"/>
+          <w:wAfter w:w="12" w:type="dxa"/>
+          <w:trHeight w:val="121"/>
+        </w:trPr>
+        <w:tc>
+          <w:tcPr>
+            <w:tcW w:w="1475" w:type="dxa"/>
+            <w:vMerge w:val="restart"/>
+            <w:tcBorders>
+              <w:top w:val="single" w:sz="12" w:space="0" w:color="auto"/>
+              <w:left w:val="single" w:sz="12" w:space="0" w:color="auto"/>
+              <w:bottom w:val="single" w:sz="12" w:space="0" w:color="auto"/>
+              <w:right w:val="single" w:sz="12" w:space="0" w:color="auto"/>
+            </w:tcBorders>
+            <w:tcMar>
+              <w:top w:w="72" w:type="dxa"/>
+              <w:left w:w="115" w:type="dxa"/>
+              <w:bottom w:w="72" w:type="dxa"/>
+              <w:right w:w="115" w:type="dxa"/>
+            </w:tcMar>
+            <w:vAlign w:val="center"/>
+          </w:tcPr>
+          <w:p>
+            <w:pPr>
+              <w:jc w:val="center"/>
+              <w:rPr>
+                <w:b/>
+                <w:bCs/>
+                <w:sz w:val="48"/>
+                <w:szCs w:val="40"/>
+                <w:lang w:val="en-US"/>
+              </w:rPr>
+            </w:pPr>
+            <w:r>
+              <w:rPr>
+                <w:rFonts w:hint="eastAsia"/>
+                <w:b/>
+                <w:bCs/>
+                <w:sz w:val="48"/>
+                <w:szCs w:val="40"/>
+                <w:lang w:val="en-US"/>
+              </w:rPr>
+              <w:lastRenderedPageBreak/>
+              <w:t>性</w:t>
+            </w:r>
+          </w:p>
+          <w:p>
+            <w:pPr>
+              <w:jc w:val="center"/>
+              <w:rPr>
+                <w:sz w:val="22"/>
+                <w:szCs w:val="20"/>
+                <w:lang w:val="en-US"/>
+              </w:rPr>
+            </w:pPr>
+            <w:r>
+              <w:rPr>
+                <w:b/>
+                <w:bCs/>
+                <w:sz w:val="24"/>
+                <w:szCs w:val="24"/>
+                <w:lang w:val="en-US"/>
+              </w:rPr>
+              <w:t>(</w:t>
+            </w:r>
+            <w:r>
+              <w:rPr>
+                <w:rFonts w:hint="eastAsia"/>
+                <w:b/>
+                <w:bCs/>
+                <w:sz w:val="24"/>
+                <w:szCs w:val="24"/>
+                <w:lang w:val="en-US"/>
+              </w:rPr>
+              <w:t>TÍNH</w:t>
+            </w:r>
+            <w:r>
+              <w:rPr>
+                <w:b/>
+                <w:bCs/>
+                <w:sz w:val="24"/>
+                <w:szCs w:val="24"/>
+                <w:lang w:val="en-US"/>
+              </w:rPr>
+              <w:t>)</w:t>
+            </w:r>
+          </w:p>
+        </w:tc>
+        <w:tc>
+          <w:tcPr>
+            <w:tcW w:w="8713" w:type="dxa"/>
+            <w:gridSpan w:val="3"/>
+            <w:tcBorders>
+              <w:top w:val="single" w:sz="12" w:space="0" w:color="auto"/>
+              <w:left w:val="single" w:sz="12" w:space="0" w:color="auto"/>
+              <w:right w:val="single" w:sz="12" w:space="0" w:color="auto"/>
+            </w:tcBorders>
+            <w:tcMar>
+              <w:top w:w="72" w:type="dxa"/>
+              <w:left w:w="115" w:type="dxa"/>
+              <w:bottom w:w="72" w:type="dxa"/>
+              <w:right w:w="115" w:type="dxa"/>
+            </w:tcMar>
+            <w:vAlign w:val="center"/>
+          </w:tcPr>
+          <w:p>
+            <w:pPr>
+              <w:rPr>
+                <w:b/>
+                <w:bCs/>
+                <w:sz w:val="22"/>
+                <w:szCs w:val="20"/>
+              </w:rPr>
+            </w:pPr>
+            <w:r>
+              <w:rPr>
+                <w:rFonts w:hint="eastAsia"/>
+                <w:b/>
+                <w:bCs/>
+                <w:sz w:val="22"/>
+                <w:szCs w:val="20"/>
+                <w:lang w:val="en-US"/>
+              </w:rPr>
+              <w:t>音</w:t>
+            </w:r>
+            <w:r>
+              <w:rPr>
+                <w:rFonts w:hint="eastAsia"/>
+                <w:b/>
+                <w:bCs/>
+                <w:sz w:val="22"/>
+                <w:szCs w:val="20"/>
+                <w:lang w:val="en-US"/>
+              </w:rPr>
+              <w:t xml:space="preserve">: </w:t>
+            </w:r>
+            <w:r>
+              <w:rPr>
+                <w:rFonts w:hint="eastAsia"/>
+                <w:b/>
+                <w:bCs/>
+                <w:sz w:val="22"/>
+                <w:szCs w:val="20"/>
+              </w:rPr>
+              <w:t>セイ</w:t>
+            </w:r>
+          </w:p>
+        </w:tc>
+      </w:tr>
+      <w:tr>
+        <w:trPr>
+          <w:gridAfter w:val="1"/>
+          <w:wAfter w:w="12" w:type="dxa"/>
+          <w:trHeight w:val="121"/>
+        </w:trPr>
+        <w:tc>
+          <w:tcPr>
+            <w:tcW w:w="1475" w:type="dxa"/>
+            <w:vMerge/>
+            <w:tcBorders>
+              <w:left w:val="single" w:sz="12" w:space="0" w:color="auto"/>
+              <w:bottom w:val="single" w:sz="12" w:space="0" w:color="auto"/>
+              <w:right w:val="single" w:sz="12" w:space="0" w:color="auto"/>
+            </w:tcBorders>
+            <w:tcMar>
+              <w:top w:w="72" w:type="dxa"/>
+              <w:left w:w="115" w:type="dxa"/>
+              <w:bottom w:w="72" w:type="dxa"/>
+              <w:right w:w="115" w:type="dxa"/>
+            </w:tcMar>
+            <w:vAlign w:val="center"/>
+          </w:tcPr>
+          <w:p>
+            <w:pPr>
+              <w:jc w:val="center"/>
+              <w:rPr>
+                <w:sz w:val="22"/>
+                <w:szCs w:val="20"/>
+                <w:lang w:val="en-US"/>
+              </w:rPr>
+            </w:pPr>
+          </w:p>
+        </w:tc>
+        <w:tc>
+          <w:tcPr>
+            <w:tcW w:w="4362" w:type="dxa"/>
+            <w:gridSpan w:val="2"/>
+            <w:tcBorders>
+              <w:left w:val="single" w:sz="12" w:space="0" w:color="auto"/>
+              <w:bottom w:val="single" w:sz="12" w:space="0" w:color="auto"/>
+              <w:right w:val="single" w:sz="2" w:space="0" w:color="auto"/>
+            </w:tcBorders>
+            <w:tcMar>
+              <w:top w:w="72" w:type="dxa"/>
+              <w:left w:w="115" w:type="dxa"/>
+              <w:bottom w:w="72" w:type="dxa"/>
+              <w:right w:w="115" w:type="dxa"/>
+            </w:tcMar>
+            <w:vAlign w:val="center"/>
+          </w:tcPr>
+          <w:p>
+            <w:pPr>
+              <w:rPr>
+                <w:rFonts w:hint="eastAsia"/>
+                <w:sz w:val="22"/>
+                <w:szCs w:val="20"/>
+                <w:lang w:val="en-US"/>
+              </w:rPr>
+            </w:pPr>
+            <w:r>
+              <w:rPr>
+                <w:rFonts w:hint="eastAsia"/>
+                <w:sz w:val="22"/>
+                <w:szCs w:val="20"/>
+                <w:lang w:val="en-US"/>
+              </w:rPr>
+              <w:t xml:space="preserve">1. </w:t>
+            </w:r>
+            <w:r>
+              <w:rPr>
+                <w:rFonts w:hint="eastAsia"/>
+                <w:sz w:val="22"/>
+                <w:szCs w:val="20"/>
+                <w:lang w:val="en-US"/>
+              </w:rPr>
+              <w:t>性別</w:t>
+            </w:r>
+            <w:r>
+              <w:rPr>
+                <w:rFonts w:hint="eastAsia"/>
+                <w:sz w:val="22"/>
+                <w:szCs w:val="20"/>
+                <w:lang w:val="en-US"/>
+              </w:rPr>
+              <w:t>（</w:t>
+            </w:r>
+            <w:r>
+              <w:rPr>
+                <w:rFonts w:hint="eastAsia"/>
+                <w:sz w:val="22"/>
+                <w:szCs w:val="20"/>
+                <w:lang w:val="en-US"/>
+              </w:rPr>
+              <w:t>せいべつ</w:t>
+            </w:r>
+            <w:r>
+              <w:rPr>
+                <w:rFonts w:hint="eastAsia"/>
+                <w:sz w:val="22"/>
+                <w:szCs w:val="20"/>
+                <w:lang w:val="en-US"/>
+              </w:rPr>
+              <w:t>）</w:t>
+            </w:r>
+            <w:r>
+              <w:rPr>
+                <w:rFonts w:hint="eastAsia"/>
+                <w:sz w:val="22"/>
+                <w:szCs w:val="20"/>
+                <w:lang w:val="en-US"/>
+              </w:rPr>
+              <w:t xml:space="preserve">: </w:t>
+            </w:r>
+            <w:r>
+              <w:rPr>
+                <w:sz w:val="22"/>
+                <w:szCs w:val="20"/>
+                <w:lang w:val="en-US"/>
+              </w:rPr>
+              <w:t>giới tính</w:t>
+            </w:r>
+          </w:p>
+          <w:p>
+            <w:pPr>
+              <w:rPr>
+                <w:rFonts w:hint="eastAsia"/>
+                <w:sz w:val="22"/>
+                <w:szCs w:val="20"/>
+                <w:lang w:val="en-US"/>
+              </w:rPr>
+            </w:pPr>
+            <w:r>
+              <w:rPr>
+                <w:rFonts w:hint="eastAsia"/>
+                <w:sz w:val="22"/>
+                <w:szCs w:val="20"/>
+                <w:lang w:val="en-US"/>
+              </w:rPr>
+              <w:t xml:space="preserve">2. </w:t>
+            </w:r>
+            <w:r>
+              <w:rPr>
+                <w:rFonts w:hint="eastAsia"/>
+                <w:sz w:val="22"/>
+                <w:szCs w:val="20"/>
+                <w:lang w:val="en-US"/>
+              </w:rPr>
+              <w:t>性格</w:t>
+            </w:r>
+            <w:r>
+              <w:rPr>
+                <w:rFonts w:hint="eastAsia"/>
+                <w:sz w:val="22"/>
+                <w:szCs w:val="20"/>
+                <w:lang w:val="en-US"/>
+              </w:rPr>
+              <w:t>（</w:t>
+            </w:r>
+            <w:r>
+              <w:rPr>
+                <w:rFonts w:hint="eastAsia"/>
+                <w:sz w:val="22"/>
+                <w:szCs w:val="20"/>
+                <w:lang w:val="en-US"/>
+              </w:rPr>
+              <w:t>せいかく</w:t>
+            </w:r>
+            <w:r>
+              <w:rPr>
+                <w:rFonts w:hint="eastAsia"/>
+                <w:sz w:val="22"/>
+                <w:szCs w:val="20"/>
+                <w:lang w:val="en-US"/>
+              </w:rPr>
+              <w:t>）</w:t>
+            </w:r>
+            <w:r>
+              <w:rPr>
+                <w:rFonts w:hint="eastAsia"/>
+                <w:sz w:val="22"/>
+                <w:szCs w:val="20"/>
+                <w:lang w:val="en-US"/>
+              </w:rPr>
+              <w:t xml:space="preserve">: </w:t>
+            </w:r>
+            <w:r>
+              <w:rPr>
+                <w:sz w:val="22"/>
+                <w:szCs w:val="20"/>
+                <w:lang w:val="en-US"/>
+              </w:rPr>
+              <w:t>tính cách</w:t>
+            </w:r>
+          </w:p>
+          <w:p>
+            <w:pPr>
+              <w:rPr>
+                <w:sz w:val="22"/>
+                <w:szCs w:val="20"/>
+                <w:lang w:val="en-US"/>
+              </w:rPr>
+            </w:pPr>
+            <w:r>
+              <w:rPr>
+                <w:rFonts w:hint="eastAsia"/>
+                <w:sz w:val="22"/>
+                <w:szCs w:val="20"/>
+                <w:lang w:val="en-US"/>
+              </w:rPr>
+              <w:t>3</w:t>
+            </w:r>
+            <w:r>
+              <w:rPr>
+                <w:rFonts w:hint="eastAsia"/>
+                <w:sz w:val="22"/>
+                <w:szCs w:val="20"/>
+                <w:lang w:val="en-US"/>
+              </w:rPr>
+              <w:t xml:space="preserve">. </w:t>
+            </w:r>
+            <w:r>
+              <w:rPr>
+                <w:rFonts w:hint="eastAsia"/>
+                <w:sz w:val="22"/>
+                <w:szCs w:val="20"/>
+                <w:lang w:val="en-US"/>
+              </w:rPr>
+              <w:t>性質</w:t>
+            </w:r>
+            <w:r>
+              <w:rPr>
+                <w:rFonts w:hint="eastAsia"/>
+                <w:sz w:val="22"/>
+                <w:szCs w:val="20"/>
+                <w:lang w:val="en-US"/>
+              </w:rPr>
+              <w:t>（</w:t>
+            </w:r>
+            <w:r>
+              <w:rPr>
+                <w:rFonts w:hint="eastAsia"/>
+                <w:sz w:val="22"/>
+                <w:szCs w:val="20"/>
+                <w:lang w:val="en-US"/>
+              </w:rPr>
+              <w:t>せいしつ</w:t>
+            </w:r>
+            <w:r>
+              <w:rPr>
+                <w:rFonts w:hint="eastAsia"/>
+                <w:sz w:val="22"/>
+                <w:szCs w:val="20"/>
+                <w:lang w:val="en-US"/>
+              </w:rPr>
+              <w:t>）</w:t>
+            </w:r>
+            <w:r>
+              <w:rPr>
+                <w:rFonts w:hint="eastAsia"/>
+                <w:sz w:val="22"/>
+                <w:szCs w:val="20"/>
+                <w:lang w:val="en-US"/>
+              </w:rPr>
+              <w:t xml:space="preserve">: </w:t>
+            </w:r>
+            <w:r>
+              <w:rPr>
+                <w:sz w:val="22"/>
+                <w:szCs w:val="20"/>
+                <w:lang w:val="en-US"/>
+              </w:rPr>
+              <w:t>tính chất</w:t>
+            </w:r>
+          </w:p>
+        </w:tc>
+        <w:tc>
+          <w:tcPr>
+            <w:tcW w:w="4351" w:type="dxa"/>
+            <w:tcBorders>
+              <w:left w:val="single" w:sz="2" w:space="0" w:color="auto"/>
+              <w:bottom w:val="single" w:sz="12" w:space="0" w:color="auto"/>
+              <w:right w:val="single" w:sz="12" w:space="0" w:color="auto"/>
+            </w:tcBorders>
+            <w:vAlign w:val="center"/>
+          </w:tcPr>
+          <w:p>
+            <w:pPr>
+              <w:rPr>
+                <w:rFonts w:ascii="Calibri" w:hAnsi="Calibri" w:cs="Calibri" w:hint="eastAsia"/>
+                <w:sz w:val="22"/>
+                <w:szCs w:val="20"/>
+              </w:rPr>
+            </w:pPr>
+            <w:r>
+              <w:rPr>
+                <w:sz w:val="22"/>
+                <w:szCs w:val="20"/>
+                <w:lang w:val="en-US"/>
+              </w:rPr>
+              <w:t>4</w:t>
+            </w:r>
+            <w:r>
+              <w:rPr>
+                <w:rFonts w:hint="eastAsia"/>
+                <w:sz w:val="22"/>
+                <w:szCs w:val="20"/>
+                <w:lang w:val="en-US"/>
+              </w:rPr>
+              <w:t xml:space="preserve">. </w:t>
+            </w:r>
+            <w:r>
+              <w:rPr>
+                <w:rFonts w:hint="eastAsia"/>
+                <w:sz w:val="22"/>
+                <w:szCs w:val="20"/>
+                <w:lang w:val="en-US"/>
+              </w:rPr>
+              <w:t>男性</w:t>
+            </w:r>
+            <w:r>
+              <w:rPr>
+                <w:rFonts w:hint="eastAsia"/>
+                <w:sz w:val="22"/>
+                <w:szCs w:val="20"/>
+                <w:lang w:val="en-US"/>
+              </w:rPr>
+              <w:t>（</w:t>
+            </w:r>
+            <w:r>
+              <w:rPr>
+                <w:rFonts w:hint="eastAsia"/>
+                <w:sz w:val="22"/>
+                <w:szCs w:val="20"/>
+                <w:lang w:val="en-US"/>
+              </w:rPr>
+              <w:t>だんせい</w:t>
+            </w:r>
+            <w:r>
+              <w:rPr>
+                <w:rFonts w:hint="eastAsia"/>
+                <w:sz w:val="22"/>
+                <w:szCs w:val="20"/>
+                <w:lang w:val="en-US"/>
+              </w:rPr>
+              <w:t>）</w:t>
+            </w:r>
+            <w:r>
+              <w:rPr>
+                <w:rFonts w:hint="eastAsia"/>
+                <w:sz w:val="22"/>
+                <w:szCs w:val="20"/>
+                <w:lang w:val="en-US"/>
+              </w:rPr>
+              <w:t xml:space="preserve">: </w:t>
+            </w:r>
+            <w:r>
+              <w:rPr>
+                <w:rFonts w:hint="eastAsia"/>
+                <w:sz w:val="22"/>
+                <w:szCs w:val="20"/>
+                <w:lang w:val="en-US"/>
+              </w:rPr>
+              <w:t>nam gi</w:t>
+            </w:r>
+            <w:r>
+              <w:rPr>
+                <w:sz w:val="22"/>
+                <w:szCs w:val="20"/>
+                <w:lang w:val="en-US"/>
+              </w:rPr>
+              <w:t>ớ</w:t>
+            </w:r>
+            <w:r>
+              <w:rPr>
+                <w:rFonts w:hint="eastAsia"/>
+                <w:sz w:val="22"/>
+                <w:szCs w:val="20"/>
+                <w:lang w:val="en-US"/>
+              </w:rPr>
+              <w:t>i</w:t>
+            </w:r>
+          </w:p>
+          <w:p>
+            <w:pPr>
+              <w:rPr>
+                <w:rFonts w:ascii="Calibri" w:hAnsi="Calibri" w:cs="Calibri" w:hint="eastAsia"/>
+                <w:sz w:val="22"/>
+                <w:szCs w:val="20"/>
+              </w:rPr>
+            </w:pPr>
+            <w:r>
+              <w:rPr>
+                <w:sz w:val="22"/>
+                <w:szCs w:val="20"/>
+                <w:lang w:val="en-US"/>
+              </w:rPr>
+              <w:t>5</w:t>
+            </w:r>
+            <w:r>
+              <w:rPr>
+                <w:rFonts w:hint="eastAsia"/>
+                <w:sz w:val="22"/>
+                <w:szCs w:val="20"/>
+                <w:lang w:val="en-US"/>
+              </w:rPr>
+              <w:t xml:space="preserve">. </w:t>
+            </w:r>
+            <w:r>
+              <w:rPr>
+                <w:rFonts w:hint="eastAsia"/>
+                <w:sz w:val="22"/>
+                <w:szCs w:val="20"/>
+                <w:lang w:val="en-US"/>
+              </w:rPr>
+              <w:t>女性</w:t>
+            </w:r>
+            <w:r>
+              <w:rPr>
+                <w:rFonts w:hint="eastAsia"/>
+                <w:sz w:val="22"/>
+                <w:szCs w:val="20"/>
+                <w:lang w:val="en-US"/>
+              </w:rPr>
+              <w:t>（</w:t>
+            </w:r>
+            <w:r>
+              <w:rPr>
+                <w:rFonts w:hint="eastAsia"/>
+                <w:sz w:val="22"/>
+                <w:szCs w:val="20"/>
+                <w:lang w:val="en-US"/>
+              </w:rPr>
+              <w:t>じょせい</w:t>
+            </w:r>
+            <w:r>
+              <w:rPr>
+                <w:rFonts w:hint="eastAsia"/>
+                <w:sz w:val="22"/>
+                <w:szCs w:val="20"/>
+                <w:lang w:val="en-US"/>
+              </w:rPr>
+              <w:t>）</w:t>
+            </w:r>
+            <w:r>
+              <w:rPr>
+                <w:rFonts w:hint="eastAsia"/>
+                <w:sz w:val="22"/>
+                <w:szCs w:val="20"/>
+                <w:lang w:val="en-US"/>
+              </w:rPr>
+              <w:t xml:space="preserve">: </w:t>
+            </w:r>
+            <w:r>
+              <w:rPr>
+                <w:rFonts w:hint="eastAsia"/>
+                <w:sz w:val="22"/>
+                <w:szCs w:val="20"/>
+                <w:lang w:val="en-US"/>
+              </w:rPr>
+              <w:t>n</w:t>
+            </w:r>
+            <w:r>
+              <w:rPr>
+                <w:sz w:val="22"/>
+                <w:szCs w:val="20"/>
+                <w:lang w:val="en-US"/>
+              </w:rPr>
+              <w:t>ữ</w:t>
+            </w:r>
+            <w:r>
+              <w:rPr>
+                <w:rFonts w:hint="eastAsia"/>
+                <w:sz w:val="22"/>
+                <w:szCs w:val="20"/>
+                <w:lang w:val="en-US"/>
+              </w:rPr>
+              <w:t xml:space="preserve"> gi</w:t>
+            </w:r>
+            <w:r>
+              <w:rPr>
+                <w:sz w:val="22"/>
+                <w:szCs w:val="20"/>
+                <w:lang w:val="en-US"/>
+              </w:rPr>
+              <w:t>ớ</w:t>
+            </w:r>
+            <w:r>
+              <w:rPr>
+                <w:rFonts w:hint="eastAsia"/>
+                <w:sz w:val="22"/>
+                <w:szCs w:val="20"/>
+                <w:lang w:val="en-US"/>
+              </w:rPr>
+              <w:t>i</w:t>
+            </w:r>
+          </w:p>
+          <w:p>
+            <w:pPr>
+              <w:rPr>
+                <w:rFonts w:hint="eastAsia"/>
+                <w:sz w:val="22"/>
+                <w:szCs w:val="20"/>
+                <w:lang w:val="en-US"/>
+              </w:rPr>
+            </w:pPr>
+            <w:r>
+              <w:rPr>
+                <w:sz w:val="22"/>
+                <w:szCs w:val="20"/>
+                <w:lang w:val="en-US"/>
+              </w:rPr>
+              <w:t>6</w:t>
+            </w:r>
+            <w:r>
+              <w:rPr>
+                <w:rFonts w:hint="eastAsia"/>
+                <w:sz w:val="22"/>
+                <w:szCs w:val="20"/>
+                <w:lang w:val="en-US"/>
+              </w:rPr>
+              <w:t xml:space="preserve">. </w:t>
+            </w:r>
+            <w:r>
+              <w:rPr>
+                <w:rFonts w:hint="eastAsia"/>
+                <w:sz w:val="22"/>
+                <w:szCs w:val="20"/>
+                <w:lang w:val="en-US"/>
+              </w:rPr>
+              <w:t>活性</w:t>
+            </w:r>
+            <w:r>
+              <w:rPr>
+                <w:rFonts w:hint="eastAsia"/>
+                <w:sz w:val="22"/>
+                <w:szCs w:val="20"/>
+                <w:lang w:val="en-US"/>
+              </w:rPr>
+              <w:t>（</w:t>
+            </w:r>
+            <w:r>
+              <w:rPr>
+                <w:rFonts w:hint="eastAsia"/>
+                <w:sz w:val="22"/>
+                <w:szCs w:val="20"/>
+                <w:lang w:val="en-US"/>
+              </w:rPr>
+              <w:t>かっせい</w:t>
+            </w:r>
+            <w:r>
+              <w:rPr>
+                <w:rFonts w:hint="eastAsia"/>
+                <w:sz w:val="22"/>
+                <w:szCs w:val="20"/>
+                <w:lang w:val="en-US"/>
+              </w:rPr>
+              <w:t>）</w:t>
+            </w:r>
+            <w:r>
+              <w:rPr>
+                <w:rFonts w:hint="eastAsia"/>
+                <w:sz w:val="22"/>
+                <w:szCs w:val="20"/>
+                <w:lang w:val="en-US"/>
+              </w:rPr>
+              <w:t xml:space="preserve">: </w:t>
+            </w:r>
+            <w:r>
+              <w:rPr>
+                <w:sz w:val="22"/>
+                <w:szCs w:val="20"/>
+                <w:lang w:val="en-US"/>
+              </w:rPr>
+              <w:t>tích cực</w:t>
+            </w:r>
+          </w:p>
+        </w:tc>
+      </w:tr>
+      <w:tr>
+        <w:trPr>
+          <w:gridAfter w:val="1"/>
+          <w:wAfter w:w="12" w:type="dxa"/>
+          <w:trHeight w:val="121"/>
+        </w:trPr>
+        <w:tc>
+          <w:tcPr>
+            <w:tcW w:w="1475" w:type="dxa"/>
+            <w:vMerge w:val="restart"/>
+            <w:tcBorders>
+              <w:left w:val="single" w:sz="12" w:space="0" w:color="auto"/>
+              <w:bottom w:val="single" w:sz="12" w:space="0" w:color="auto"/>
+              <w:right w:val="single" w:sz="12" w:space="0" w:color="auto"/>
+            </w:tcBorders>
+            <w:tcMar>
+              <w:top w:w="72" w:type="dxa"/>
+              <w:left w:w="115" w:type="dxa"/>
+              <w:bottom w:w="72" w:type="dxa"/>
+              <w:right w:w="115" w:type="dxa"/>
+            </w:tcMar>
+            <w:vAlign w:val="center"/>
+          </w:tcPr>
+          <w:p>
+            <w:pPr>
+              <w:jc w:val="center"/>
+              <w:rPr>
+                <w:b/>
+                <w:bCs/>
+                <w:sz w:val="48"/>
+                <w:szCs w:val="40"/>
+                <w:lang w:val="en-US"/>
+              </w:rPr>
+            </w:pPr>
+            <w:r>
+              <w:rPr>
+                <w:rFonts w:hint="eastAsia"/>
+                <w:b/>
+                <w:bCs/>
+                <w:sz w:val="48"/>
+                <w:szCs w:val="40"/>
+                <w:lang w:val="en-US"/>
+              </w:rPr>
+              <w:t>結</w:t>
+            </w:r>
+          </w:p>
+          <w:p>
+            <w:pPr>
+              <w:jc w:val="center"/>
+              <w:rPr>
+                <w:sz w:val="22"/>
+                <w:szCs w:val="20"/>
+                <w:lang w:val="en-US"/>
+              </w:rPr>
+            </w:pPr>
+            <w:r>
+              <w:rPr>
+                <w:b/>
+                <w:bCs/>
+                <w:sz w:val="24"/>
+                <w:szCs w:val="24"/>
+                <w:lang w:val="en-US"/>
+              </w:rPr>
+              <w:t>(</w:t>
+            </w:r>
+            <w:r>
+              <w:rPr>
+                <w:b/>
+                <w:bCs/>
+                <w:sz w:val="24"/>
+                <w:szCs w:val="24"/>
+                <w:lang w:val="en-US"/>
+              </w:rPr>
+              <w:t>KẾT</w:t>
+            </w:r>
+            <w:r>
+              <w:rPr>
+                <w:b/>
+                <w:bCs/>
+                <w:sz w:val="24"/>
+                <w:szCs w:val="24"/>
+                <w:lang w:val="en-US"/>
+              </w:rPr>
+              <w:t>)</w:t>
+            </w:r>
+          </w:p>
+        </w:tc>
+        <w:tc>
+          <w:tcPr>
+            <w:tcW w:w="4362" w:type="dxa"/>
+            <w:gridSpan w:val="2"/>
+            <w:tcBorders>
+              <w:top w:val="single" w:sz="12" w:space="0" w:color="auto"/>
+              <w:left w:val="single" w:sz="12" w:space="0" w:color="auto"/>
+            </w:tcBorders>
+            <w:tcMar>
+              <w:top w:w="72" w:type="dxa"/>
+              <w:left w:w="115" w:type="dxa"/>
+              <w:bottom w:w="72" w:type="dxa"/>
+              <w:right w:w="115" w:type="dxa"/>
+            </w:tcMar>
+            <w:vAlign w:val="center"/>
+          </w:tcPr>
+          <w:p>
+            <w:pPr>
+              <w:rPr>
+                <w:b/>
+                <w:bCs/>
+                <w:sz w:val="22"/>
+                <w:szCs w:val="20"/>
+              </w:rPr>
+            </w:pPr>
+            <w:r>
+              <w:rPr>
+                <w:rFonts w:hint="eastAsia"/>
+                <w:b/>
+                <w:bCs/>
+                <w:sz w:val="22"/>
+                <w:szCs w:val="20"/>
+                <w:lang w:val="en-US"/>
+              </w:rPr>
+              <w:t>音</w:t>
+            </w:r>
+            <w:r>
+              <w:rPr>
+                <w:rFonts w:hint="eastAsia"/>
+                <w:b/>
+                <w:bCs/>
+                <w:sz w:val="22"/>
+                <w:szCs w:val="20"/>
+                <w:lang w:val="en-US"/>
+              </w:rPr>
+              <w:t xml:space="preserve">: </w:t>
+            </w:r>
+            <w:r>
+              <w:rPr>
+                <w:rFonts w:hint="eastAsia"/>
+                <w:b/>
+                <w:bCs/>
+                <w:sz w:val="22"/>
+                <w:szCs w:val="20"/>
+              </w:rPr>
+              <w:t>ケツ</w:t>
+            </w:r>
+          </w:p>
+        </w:tc>
+        <w:tc>
+          <w:tcPr>
+            <w:tcW w:w="4351" w:type="dxa"/>
+            <w:tcBorders>
+              <w:top w:val="single" w:sz="12" w:space="0" w:color="auto"/>
+              <w:right w:val="single" w:sz="12" w:space="0" w:color="auto"/>
+            </w:tcBorders>
+            <w:vAlign w:val="center"/>
+          </w:tcPr>
+          <w:p>
+            <w:pPr>
+              <w:rPr>
+                <w:b/>
+                <w:bCs/>
+                <w:sz w:val="22"/>
+                <w:szCs w:val="20"/>
+              </w:rPr>
+            </w:pPr>
+            <w:r>
+              <w:rPr>
+                <w:rFonts w:hint="eastAsia"/>
+                <w:b/>
+                <w:bCs/>
+                <w:sz w:val="22"/>
+                <w:szCs w:val="20"/>
+                <w:lang w:val="en-US"/>
+              </w:rPr>
+              <w:t>訓</w:t>
+            </w:r>
+            <w:r>
+              <w:rPr>
+                <w:rFonts w:hint="eastAsia"/>
+                <w:b/>
+                <w:bCs/>
+                <w:sz w:val="22"/>
+                <w:szCs w:val="20"/>
+                <w:lang w:val="en-US"/>
+              </w:rPr>
+              <w:t xml:space="preserve">: </w:t>
+            </w:r>
+            <w:r>
+              <w:rPr>
+                <w:rFonts w:hint="eastAsia"/>
+                <w:b/>
+                <w:bCs/>
+                <w:sz w:val="22"/>
+                <w:szCs w:val="20"/>
+              </w:rPr>
+              <w:t>むす・ぶ</w:t>
+            </w:r>
+          </w:p>
+        </w:tc>
+      </w:tr>
+      <w:tr>
+        <w:trPr>
+          <w:gridAfter w:val="1"/>
+          <w:wAfter w:w="12" w:type="dxa"/>
+          <w:trHeight w:val="121"/>
+        </w:trPr>
+        <w:tc>
+          <w:tcPr>
+            <w:tcW w:w="1475" w:type="dxa"/>
+            <w:vMerge/>
+            <w:tcBorders>
+              <w:left w:val="single" w:sz="12" w:space="0" w:color="auto"/>
+              <w:bottom w:val="single" w:sz="12" w:space="0" w:color="auto"/>
+              <w:right w:val="single" w:sz="12" w:space="0" w:color="auto"/>
+            </w:tcBorders>
+            <w:tcMar>
+              <w:top w:w="72" w:type="dxa"/>
+              <w:left w:w="115" w:type="dxa"/>
+              <w:bottom w:w="72" w:type="dxa"/>
+              <w:right w:w="115" w:type="dxa"/>
+            </w:tcMar>
+            <w:vAlign w:val="center"/>
+          </w:tcPr>
+          <w:p>
+            <w:pPr>
+              <w:jc w:val="center"/>
+              <w:rPr>
+                <w:sz w:val="22"/>
+                <w:szCs w:val="20"/>
+                <w:lang w:val="en-US"/>
+              </w:rPr>
+            </w:pPr>
+          </w:p>
+        </w:tc>
+        <w:tc>
+          <w:tcPr>
+            <w:tcW w:w="4362" w:type="dxa"/>
+            <w:gridSpan w:val="2"/>
+            <w:tcBorders>
+              <w:left w:val="single" w:sz="12" w:space="0" w:color="auto"/>
+              <w:bottom w:val="single" w:sz="12" w:space="0" w:color="auto"/>
+            </w:tcBorders>
+            <w:tcMar>
+              <w:top w:w="72" w:type="dxa"/>
+              <w:left w:w="115" w:type="dxa"/>
+              <w:bottom w:w="72" w:type="dxa"/>
+              <w:right w:w="115" w:type="dxa"/>
+            </w:tcMar>
+            <w:vAlign w:val="center"/>
+          </w:tcPr>
+          <w:p>
+            <w:pPr>
+              <w:rPr>
+                <w:sz w:val="22"/>
+                <w:szCs w:val="20"/>
+                <w:lang w:val="en-US"/>
+              </w:rPr>
+            </w:pPr>
+            <w:r>
+              <w:rPr>
+                <w:rFonts w:hint="eastAsia"/>
+                <w:sz w:val="22"/>
+                <w:szCs w:val="20"/>
+                <w:lang w:val="en-US"/>
+              </w:rPr>
+              <w:t xml:space="preserve">1. </w:t>
+            </w:r>
+            <w:r>
+              <w:rPr>
+                <w:rFonts w:hint="eastAsia"/>
+                <w:sz w:val="22"/>
+                <w:szCs w:val="20"/>
+                <w:lang w:val="en-US"/>
+              </w:rPr>
+              <w:t>結局</w:t>
+            </w:r>
+            <w:r>
+              <w:rPr>
+                <w:rFonts w:hint="eastAsia"/>
+                <w:sz w:val="22"/>
+                <w:szCs w:val="20"/>
+                <w:lang w:val="en-US"/>
+              </w:rPr>
+              <w:t>（</w:t>
+            </w:r>
+            <w:r>
+              <w:rPr>
+                <w:rFonts w:hint="eastAsia"/>
+                <w:sz w:val="22"/>
+                <w:szCs w:val="20"/>
+                <w:lang w:val="en-US"/>
+              </w:rPr>
+              <w:t>けっきょく</w:t>
+            </w:r>
+            <w:r>
+              <w:rPr>
+                <w:rFonts w:hint="eastAsia"/>
+                <w:sz w:val="22"/>
+                <w:szCs w:val="20"/>
+                <w:lang w:val="en-US"/>
+              </w:rPr>
+              <w:t>）</w:t>
+            </w:r>
+            <w:r>
+              <w:rPr>
+                <w:rFonts w:hint="eastAsia"/>
+                <w:sz w:val="22"/>
+                <w:szCs w:val="20"/>
+                <w:lang w:val="en-US"/>
+              </w:rPr>
+              <w:t xml:space="preserve">: </w:t>
+            </w:r>
+            <w:r>
+              <w:rPr>
+                <w:sz w:val="22"/>
+                <w:szCs w:val="20"/>
+                <w:lang w:val="en-US"/>
+              </w:rPr>
+              <w:t>kết cục</w:t>
+            </w:r>
+          </w:p>
+          <w:p>
+            <w:pPr>
+              <w:rPr>
+                <w:rFonts w:hint="eastAsia"/>
+                <w:sz w:val="22"/>
+                <w:szCs w:val="20"/>
+                <w:lang w:val="en-US"/>
+              </w:rPr>
+            </w:pPr>
+            <w:r>
+              <w:rPr>
+                <w:rFonts w:hint="eastAsia"/>
+                <w:sz w:val="22"/>
+                <w:szCs w:val="20"/>
+                <w:lang w:val="en-US"/>
+              </w:rPr>
+              <w:t xml:space="preserve">2. </w:t>
+            </w:r>
+            <w:r>
+              <w:rPr>
+                <w:rFonts w:hint="eastAsia"/>
+                <w:sz w:val="22"/>
+                <w:szCs w:val="20"/>
+                <w:lang w:val="en-US"/>
+              </w:rPr>
+              <w:t>結合</w:t>
+            </w:r>
+            <w:r>
+              <w:rPr>
+                <w:rFonts w:hint="eastAsia"/>
+                <w:sz w:val="22"/>
+                <w:szCs w:val="20"/>
+                <w:lang w:val="en-US"/>
+              </w:rPr>
+              <w:t>（</w:t>
+            </w:r>
+            <w:r>
+              <w:rPr>
+                <w:rFonts w:hint="eastAsia"/>
+                <w:sz w:val="22"/>
+                <w:szCs w:val="20"/>
+                <w:lang w:val="en-US"/>
+              </w:rPr>
+              <w:t>けつごう</w:t>
+            </w:r>
+            <w:r>
+              <w:rPr>
+                <w:rFonts w:hint="eastAsia"/>
+                <w:sz w:val="22"/>
+                <w:szCs w:val="20"/>
+                <w:lang w:val="en-US"/>
+              </w:rPr>
+              <w:t>）</w:t>
+            </w:r>
+            <w:r>
+              <w:rPr>
+                <w:rFonts w:hint="eastAsia"/>
+                <w:sz w:val="22"/>
+                <w:szCs w:val="20"/>
+                <w:lang w:val="en-US"/>
+              </w:rPr>
+              <w:t xml:space="preserve">: </w:t>
+            </w:r>
+            <w:r>
+              <w:rPr>
+                <w:sz w:val="22"/>
+                <w:szCs w:val="20"/>
+                <w:lang w:val="en-US"/>
+              </w:rPr>
+              <w:t>kết hợp</w:t>
+            </w:r>
+          </w:p>
+        </w:tc>
+        <w:tc>
+          <w:tcPr>
+            <w:tcW w:w="4351" w:type="dxa"/>
+            <w:tcBorders>
+              <w:bottom w:val="single" w:sz="12" w:space="0" w:color="auto"/>
+              <w:right w:val="single" w:sz="12" w:space="0" w:color="auto"/>
+            </w:tcBorders>
+            <w:vAlign w:val="center"/>
+          </w:tcPr>
+          <w:p>
+            <w:pPr>
+              <w:rPr>
+                <w:rFonts w:hint="eastAsia"/>
+                <w:sz w:val="22"/>
+                <w:szCs w:val="20"/>
+                <w:lang w:val="en-US"/>
+              </w:rPr>
+            </w:pPr>
+            <w:r>
+              <w:rPr>
+                <w:rFonts w:hint="eastAsia"/>
+                <w:sz w:val="22"/>
+                <w:szCs w:val="20"/>
+                <w:lang w:val="en-US"/>
+              </w:rPr>
+              <w:t>3</w:t>
+            </w:r>
+            <w:r>
+              <w:rPr>
+                <w:rFonts w:hint="eastAsia"/>
+                <w:sz w:val="22"/>
+                <w:szCs w:val="20"/>
+                <w:lang w:val="en-US"/>
+              </w:rPr>
+              <w:t xml:space="preserve">. </w:t>
+            </w:r>
+            <w:r>
+              <w:rPr>
+                <w:rFonts w:hint="eastAsia"/>
+                <w:sz w:val="22"/>
+                <w:szCs w:val="20"/>
+                <w:lang w:val="en-US"/>
+              </w:rPr>
+              <w:t>結果</w:t>
+            </w:r>
+            <w:r>
+              <w:rPr>
+                <w:rFonts w:hint="eastAsia"/>
+                <w:sz w:val="22"/>
+                <w:szCs w:val="20"/>
+                <w:lang w:val="en-US"/>
+              </w:rPr>
+              <w:t>（</w:t>
+            </w:r>
+            <w:r>
+              <w:rPr>
+                <w:rFonts w:hint="eastAsia"/>
+                <w:sz w:val="22"/>
+                <w:szCs w:val="20"/>
+                <w:lang w:val="en-US"/>
+              </w:rPr>
+              <w:t>けっか</w:t>
+            </w:r>
+            <w:r>
+              <w:rPr>
+                <w:rFonts w:hint="eastAsia"/>
+                <w:sz w:val="22"/>
+                <w:szCs w:val="20"/>
+                <w:lang w:val="en-US"/>
+              </w:rPr>
+              <w:t>）</w:t>
+            </w:r>
+            <w:r>
+              <w:rPr>
+                <w:rFonts w:hint="eastAsia"/>
+                <w:sz w:val="22"/>
+                <w:szCs w:val="20"/>
+                <w:lang w:val="en-US"/>
+              </w:rPr>
+              <w:t xml:space="preserve">: </w:t>
+            </w:r>
+            <w:r>
+              <w:rPr>
+                <w:sz w:val="22"/>
+                <w:szCs w:val="20"/>
+                <w:lang w:val="en-US"/>
+              </w:rPr>
+              <w:t>kết quả</w:t>
+            </w:r>
+          </w:p>
+          <w:p>
+            <w:pPr>
+              <w:rPr>
+                <w:rFonts w:hint="eastAsia"/>
+                <w:sz w:val="22"/>
+                <w:szCs w:val="20"/>
+                <w:lang w:val="en-US"/>
+              </w:rPr>
+            </w:pPr>
+            <w:r>
+              <w:rPr>
+                <w:rFonts w:hint="eastAsia"/>
+                <w:sz w:val="22"/>
+                <w:szCs w:val="20"/>
+                <w:lang w:val="en-US"/>
+              </w:rPr>
+              <w:t>4</w:t>
+            </w:r>
+            <w:r>
+              <w:rPr>
+                <w:rFonts w:hint="eastAsia"/>
+                <w:sz w:val="22"/>
+                <w:szCs w:val="20"/>
+                <w:lang w:val="en-US"/>
+              </w:rPr>
+              <w:t xml:space="preserve">. </w:t>
+            </w:r>
+            <w:r>
+              <w:rPr>
+                <w:rFonts w:hint="eastAsia"/>
+                <w:sz w:val="22"/>
+                <w:szCs w:val="20"/>
+                <w:lang w:val="en-US"/>
+              </w:rPr>
+              <w:t>終結</w:t>
+            </w:r>
+            <w:r>
+              <w:rPr>
+                <w:rFonts w:hint="eastAsia"/>
+                <w:sz w:val="22"/>
+                <w:szCs w:val="20"/>
+                <w:lang w:val="en-US"/>
+              </w:rPr>
+              <w:t>（</w:t>
+            </w:r>
+            <w:r>
+              <w:rPr>
+                <w:rFonts w:hint="eastAsia"/>
+                <w:sz w:val="22"/>
+                <w:szCs w:val="20"/>
+                <w:lang w:val="en-US"/>
+              </w:rPr>
+              <w:t>しゅうけつ</w:t>
+            </w:r>
+            <w:r>
+              <w:rPr>
+                <w:rFonts w:hint="eastAsia"/>
+                <w:sz w:val="22"/>
+                <w:szCs w:val="20"/>
+                <w:lang w:val="en-US"/>
+              </w:rPr>
+              <w:t>）</w:t>
+            </w:r>
+            <w:r>
+              <w:rPr>
+                <w:rFonts w:hint="eastAsia"/>
+                <w:sz w:val="22"/>
+                <w:szCs w:val="20"/>
+                <w:lang w:val="en-US"/>
+              </w:rPr>
+              <w:t xml:space="preserve">: </w:t>
+            </w:r>
+            <w:r>
+              <w:rPr>
+                <w:sz w:val="22"/>
+                <w:szCs w:val="20"/>
+                <w:lang w:val="en-US"/>
+              </w:rPr>
+              <w:t>kết thúc</w:t>
+            </w:r>
+          </w:p>
+        </w:tc>
+      </w:tr>
+      <w:tr>
+        <w:trPr>
+          <w:gridAfter w:val="1"/>
+          <w:wAfter w:w="12" w:type="dxa"/>
+          <w:trHeight w:val="121"/>
+        </w:trPr>
+        <w:tc>
+          <w:tcPr>
+            <w:tcW w:w="1475" w:type="dxa"/>
+            <w:vMerge w:val="restart"/>
+            <w:tcBorders>
+              <w:left w:val="single" w:sz="12" w:space="0" w:color="auto"/>
+              <w:bottom w:val="single" w:sz="12" w:space="0" w:color="auto"/>
+              <w:right w:val="single" w:sz="12" w:space="0" w:color="auto"/>
+            </w:tcBorders>
+            <w:tcMar>
+              <w:top w:w="72" w:type="dxa"/>
+              <w:left w:w="115" w:type="dxa"/>
+              <w:bottom w:w="72" w:type="dxa"/>
+              <w:right w:w="115" w:type="dxa"/>
+            </w:tcMar>
+            <w:vAlign w:val="center"/>
+          </w:tcPr>
+          <w:p>
+            <w:pPr>
+              <w:jc w:val="center"/>
+              <w:rPr>
+                <w:b/>
+                <w:bCs/>
+                <w:sz w:val="48"/>
+                <w:szCs w:val="40"/>
+                <w:lang w:val="en-US"/>
+              </w:rPr>
+            </w:pPr>
+            <w:r>
+              <w:rPr>
+                <w:rFonts w:hint="eastAsia"/>
+                <w:b/>
+                <w:bCs/>
+                <w:sz w:val="48"/>
+                <w:szCs w:val="40"/>
+                <w:lang w:val="en-US"/>
+              </w:rPr>
+              <w:t>将</w:t>
+            </w:r>
+          </w:p>
+          <w:p>
+            <w:pPr>
+              <w:jc w:val="center"/>
+              <w:rPr>
+                <w:sz w:val="22"/>
+                <w:szCs w:val="20"/>
+                <w:lang w:val="en-US"/>
+              </w:rPr>
+            </w:pPr>
+            <w:r>
+              <w:rPr>
+                <w:b/>
+                <w:bCs/>
+                <w:sz w:val="24"/>
+                <w:szCs w:val="24"/>
+                <w:lang w:val="en-US"/>
+              </w:rPr>
+              <w:t>(</w:t>
+            </w:r>
+            <w:r>
+              <w:rPr>
+                <w:b/>
+                <w:bCs/>
+                <w:sz w:val="24"/>
+                <w:szCs w:val="24"/>
+                <w:lang w:val="en-US"/>
+              </w:rPr>
+              <w:t>TƯỚNG</w:t>
+            </w:r>
+            <w:r>
+              <w:rPr>
+                <w:b/>
+                <w:bCs/>
+                <w:sz w:val="24"/>
+                <w:szCs w:val="24"/>
+                <w:lang w:val="en-US"/>
+              </w:rPr>
+              <w:t>)</w:t>
+            </w:r>
+          </w:p>
+        </w:tc>
+        <w:tc>
+          <w:tcPr>
+            <w:tcW w:w="8713" w:type="dxa"/>
+            <w:gridSpan w:val="3"/>
+            <w:tcBorders>
+              <w:top w:val="single" w:sz="12" w:space="0" w:color="auto"/>
+              <w:left w:val="single" w:sz="12" w:space="0" w:color="auto"/>
+              <w:right w:val="single" w:sz="12" w:space="0" w:color="auto"/>
+            </w:tcBorders>
+            <w:tcMar>
+              <w:top w:w="72" w:type="dxa"/>
+              <w:left w:w="115" w:type="dxa"/>
+              <w:bottom w:w="72" w:type="dxa"/>
+              <w:right w:w="115" w:type="dxa"/>
+            </w:tcMar>
+            <w:vAlign w:val="center"/>
+          </w:tcPr>
+          <w:p>
+            <w:pPr>
+              <w:rPr>
+                <w:rFonts w:hint="eastAsia"/>
+                <w:b/>
+                <w:bCs/>
+                <w:sz w:val="22"/>
+                <w:szCs w:val="20"/>
+              </w:rPr>
+            </w:pPr>
+            <w:r>
+              <w:rPr>
+                <w:rFonts w:hint="eastAsia"/>
+                <w:b/>
+                <w:bCs/>
+                <w:sz w:val="22"/>
+                <w:szCs w:val="20"/>
+                <w:lang w:val="en-US"/>
+              </w:rPr>
+              <w:t>音</w:t>
+            </w:r>
+            <w:r>
+              <w:rPr>
+                <w:rFonts w:hint="eastAsia"/>
+                <w:b/>
+                <w:bCs/>
+                <w:sz w:val="22"/>
+                <w:szCs w:val="20"/>
+                <w:lang w:val="en-US"/>
+              </w:rPr>
+              <w:t xml:space="preserve">: </w:t>
+            </w:r>
+            <w:r>
+              <w:rPr>
+                <w:rFonts w:hint="eastAsia"/>
+                <w:b/>
+                <w:bCs/>
+                <w:sz w:val="22"/>
+                <w:szCs w:val="20"/>
+              </w:rPr>
+              <w:t>ショウ</w:t>
+            </w:r>
+          </w:p>
+        </w:tc>
+      </w:tr>
+      <w:tr>
+        <w:trPr>
+          <w:gridAfter w:val="1"/>
+          <w:wAfter w:w="12" w:type="dxa"/>
+          <w:trHeight w:val="121"/>
+        </w:trPr>
+        <w:tc>
+          <w:tcPr>
+            <w:tcW w:w="1475" w:type="dxa"/>
+            <w:vMerge/>
+            <w:tcBorders>
+              <w:left w:val="single" w:sz="12" w:space="0" w:color="auto"/>
+              <w:bottom w:val="single" w:sz="12" w:space="0" w:color="auto"/>
+              <w:right w:val="single" w:sz="12" w:space="0" w:color="auto"/>
+            </w:tcBorders>
+            <w:tcMar>
+              <w:top w:w="72" w:type="dxa"/>
+              <w:left w:w="115" w:type="dxa"/>
+              <w:bottom w:w="72" w:type="dxa"/>
+              <w:right w:w="115" w:type="dxa"/>
+            </w:tcMar>
+            <w:vAlign w:val="center"/>
+          </w:tcPr>
+          <w:p>
+            <w:pPr>
+              <w:jc w:val="center"/>
+              <w:rPr>
+                <w:sz w:val="22"/>
+                <w:szCs w:val="20"/>
+                <w:lang w:val="en-US"/>
+              </w:rPr>
+            </w:pPr>
+          </w:p>
+        </w:tc>
+        <w:tc>
+          <w:tcPr>
+            <w:tcW w:w="8713" w:type="dxa"/>
+            <w:gridSpan w:val="3"/>
+            <w:tcBorders>
+              <w:left w:val="single" w:sz="12" w:space="0" w:color="auto"/>
+              <w:bottom w:val="single" w:sz="12" w:space="0" w:color="auto"/>
+              <w:right w:val="single" w:sz="12" w:space="0" w:color="auto"/>
+            </w:tcBorders>
+            <w:tcMar>
+              <w:top w:w="72" w:type="dxa"/>
+              <w:left w:w="115" w:type="dxa"/>
+              <w:bottom w:w="72" w:type="dxa"/>
+              <w:right w:w="115" w:type="dxa"/>
+            </w:tcMar>
+            <w:vAlign w:val="center"/>
+          </w:tcPr>
+          <w:p>
+            <w:pPr>
+              <w:rPr>
+                <w:rFonts w:hint="eastAsia"/>
+                <w:sz w:val="22"/>
+                <w:szCs w:val="20"/>
+              </w:rPr>
+            </w:pPr>
+            <w:r>
+              <w:rPr>
+                <w:rFonts w:hint="eastAsia"/>
+                <w:sz w:val="22"/>
+                <w:szCs w:val="20"/>
+                <w:lang w:val="en-US"/>
+              </w:rPr>
+              <w:t xml:space="preserve">1. </w:t>
+            </w:r>
+            <w:r>
+              <w:rPr>
+                <w:rFonts w:hint="eastAsia"/>
+                <w:sz w:val="22"/>
+                <w:szCs w:val="20"/>
+                <w:lang w:val="en-US"/>
+              </w:rPr>
+              <w:t>将来</w:t>
+            </w:r>
+            <w:r>
+              <w:rPr>
+                <w:rFonts w:hint="eastAsia"/>
+                <w:sz w:val="22"/>
+                <w:szCs w:val="20"/>
+                <w:lang w:val="en-US"/>
+              </w:rPr>
+              <w:t>（</w:t>
+            </w:r>
+            <w:r>
+              <w:rPr>
+                <w:rFonts w:hint="eastAsia"/>
+                <w:sz w:val="22"/>
+                <w:szCs w:val="20"/>
+                <w:lang w:val="en-US"/>
+              </w:rPr>
+              <w:t>しょうらい</w:t>
+            </w:r>
+            <w:r>
+              <w:rPr>
+                <w:rFonts w:hint="eastAsia"/>
+                <w:sz w:val="22"/>
+                <w:szCs w:val="20"/>
+                <w:lang w:val="en-US"/>
+              </w:rPr>
+              <w:t>）</w:t>
+            </w:r>
+            <w:r>
+              <w:rPr>
+                <w:rFonts w:hint="eastAsia"/>
+                <w:sz w:val="22"/>
+                <w:szCs w:val="20"/>
+                <w:lang w:val="en-US"/>
+              </w:rPr>
+              <w:t xml:space="preserve">: </w:t>
+            </w:r>
+            <w:r>
+              <w:rPr>
+                <w:sz w:val="22"/>
+                <w:szCs w:val="20"/>
+                <w:lang w:val="en-US"/>
+              </w:rPr>
+              <w:t>tương lai</w:t>
+            </w:r>
+          </w:p>
+          <w:p>
+            <w:pPr>
+              <w:rPr>
+                <w:rFonts w:hint="eastAsia"/>
+                <w:sz w:val="22"/>
+                <w:szCs w:val="20"/>
+                <w:lang w:val="en-US"/>
+              </w:rPr>
+            </w:pPr>
+            <w:r>
+              <w:rPr>
+                <w:rFonts w:hint="eastAsia"/>
+                <w:sz w:val="22"/>
+                <w:szCs w:val="20"/>
+                <w:lang w:val="en-US"/>
+              </w:rPr>
+              <w:t xml:space="preserve">2. </w:t>
+            </w:r>
+            <w:r>
+              <w:rPr>
+                <w:rFonts w:hint="eastAsia"/>
+                <w:sz w:val="22"/>
+                <w:szCs w:val="20"/>
+                <w:lang w:val="en-US"/>
+              </w:rPr>
+              <w:t>大将</w:t>
+            </w:r>
+            <w:r>
+              <w:rPr>
+                <w:rFonts w:hint="eastAsia"/>
+                <w:sz w:val="22"/>
+                <w:szCs w:val="20"/>
+                <w:lang w:val="en-US"/>
+              </w:rPr>
+              <w:t>（</w:t>
+            </w:r>
+            <w:r>
+              <w:rPr>
+                <w:rFonts w:hint="eastAsia"/>
+                <w:sz w:val="22"/>
+                <w:szCs w:val="20"/>
+                <w:lang w:val="en-US"/>
+              </w:rPr>
+              <w:t>たいしょう</w:t>
+            </w:r>
+            <w:r>
+              <w:rPr>
+                <w:rFonts w:hint="eastAsia"/>
+                <w:sz w:val="22"/>
+                <w:szCs w:val="20"/>
+                <w:lang w:val="en-US"/>
+              </w:rPr>
+              <w:t>）</w:t>
+            </w:r>
+            <w:r>
+              <w:rPr>
+                <w:rFonts w:hint="eastAsia"/>
+                <w:sz w:val="22"/>
+                <w:szCs w:val="20"/>
+                <w:lang w:val="en-US"/>
+              </w:rPr>
+              <w:t xml:space="preserve">: </w:t>
+            </w:r>
+            <w:r>
+              <w:rPr>
+                <w:sz w:val="22"/>
+                <w:szCs w:val="20"/>
+                <w:lang w:val="en-US"/>
+              </w:rPr>
+              <w:t>đại tướng</w:t>
+            </w:r>
+          </w:p>
+          <w:p>
+            <w:pPr>
+              <w:rPr>
+                <w:rFonts w:hint="eastAsia"/>
+                <w:sz w:val="22"/>
+                <w:szCs w:val="20"/>
+                <w:lang w:val="en-US"/>
+              </w:rPr>
+            </w:pPr>
+            <w:r>
+              <w:rPr>
+                <w:rFonts w:hint="eastAsia"/>
+                <w:sz w:val="22"/>
+                <w:szCs w:val="20"/>
+                <w:lang w:val="en-US"/>
+              </w:rPr>
+              <w:t xml:space="preserve">3. </w:t>
+            </w:r>
+            <w:r>
+              <w:rPr>
+                <w:rFonts w:hint="eastAsia"/>
+                <w:sz w:val="22"/>
+                <w:szCs w:val="20"/>
+              </w:rPr>
+              <w:t>主将</w:t>
+            </w:r>
+            <w:r>
+              <w:rPr>
+                <w:rFonts w:hint="eastAsia"/>
+                <w:sz w:val="22"/>
+                <w:szCs w:val="20"/>
+              </w:rPr>
+              <w:t>（</w:t>
+            </w:r>
+            <w:r>
+              <w:rPr>
+                <w:rFonts w:hint="eastAsia"/>
+                <w:sz w:val="22"/>
+                <w:szCs w:val="20"/>
+              </w:rPr>
+              <w:t>しゅしょう</w:t>
+            </w:r>
+            <w:r>
+              <w:rPr>
+                <w:rFonts w:hint="eastAsia"/>
+                <w:sz w:val="22"/>
+                <w:szCs w:val="20"/>
+              </w:rPr>
+              <w:t>）</w:t>
+            </w:r>
+            <w:r>
+              <w:rPr>
+                <w:rFonts w:hint="eastAsia"/>
+                <w:sz w:val="22"/>
+                <w:szCs w:val="20"/>
+                <w:lang w:val="en-US"/>
+              </w:rPr>
+              <w:t xml:space="preserve">: </w:t>
+            </w:r>
+            <w:r>
+              <w:rPr>
+                <w:sz w:val="22"/>
+                <w:szCs w:val="20"/>
+                <w:lang w:val="en-US"/>
+              </w:rPr>
+              <w:t>người đứng đầu</w:t>
+            </w:r>
+          </w:p>
+        </w:tc>
+      </w:tr>
+      <w:tr>
+        <w:trPr>
+          <w:gridAfter w:val="1"/>
+          <w:wAfter w:w="12" w:type="dxa"/>
+          <w:trHeight w:val="121"/>
+        </w:trPr>
+        <w:tc>
+          <w:tcPr>
+            <w:tcW w:w="1475" w:type="dxa"/>
+            <w:vMerge w:val="restart"/>
+            <w:tcBorders>
+              <w:left w:val="single" w:sz="12" w:space="0" w:color="auto"/>
+              <w:bottom w:val="single" w:sz="12" w:space="0" w:color="auto"/>
+              <w:right w:val="single" w:sz="12" w:space="0" w:color="auto"/>
+            </w:tcBorders>
+            <w:tcMar>
+              <w:top w:w="72" w:type="dxa"/>
+              <w:left w:w="115" w:type="dxa"/>
+              <w:bottom w:w="72" w:type="dxa"/>
+              <w:right w:w="115" w:type="dxa"/>
+            </w:tcMar>
+            <w:vAlign w:val="center"/>
+          </w:tcPr>
+          <w:p>
+            <w:pPr>
+              <w:jc w:val="center"/>
+              <w:rPr>
+                <w:b/>
+                <w:bCs/>
+                <w:sz w:val="48"/>
+                <w:szCs w:val="40"/>
+              </w:rPr>
+            </w:pPr>
+            <w:r>
+              <w:rPr>
+                <w:rFonts w:hint="eastAsia"/>
+                <w:b/>
+                <w:bCs/>
+                <w:sz w:val="48"/>
+                <w:szCs w:val="40"/>
+              </w:rPr>
+              <w:t>信</w:t>
+            </w:r>
+          </w:p>
+          <w:p>
+            <w:pPr>
+              <w:jc w:val="center"/>
+              <w:rPr>
+                <w:sz w:val="22"/>
+                <w:szCs w:val="20"/>
+                <w:lang w:val="en-US"/>
+              </w:rPr>
+            </w:pPr>
+            <w:r>
+              <w:rPr>
+                <w:b/>
+                <w:bCs/>
+                <w:sz w:val="24"/>
+                <w:szCs w:val="24"/>
+                <w:lang w:val="en-US"/>
+              </w:rPr>
+              <w:t>(</w:t>
+            </w:r>
+            <w:r>
+              <w:rPr>
+                <w:rFonts w:hint="eastAsia"/>
+                <w:b/>
+                <w:bCs/>
+                <w:sz w:val="24"/>
+                <w:szCs w:val="24"/>
+                <w:lang w:val="en-US"/>
+              </w:rPr>
+              <w:t>TÍN</w:t>
+            </w:r>
+            <w:r>
+              <w:rPr>
+                <w:b/>
+                <w:bCs/>
+                <w:sz w:val="24"/>
+                <w:szCs w:val="24"/>
+                <w:lang w:val="en-US"/>
+              </w:rPr>
+              <w:t>)</w:t>
+            </w:r>
+          </w:p>
+        </w:tc>
+        <w:tc>
+          <w:tcPr>
+            <w:tcW w:w="8713" w:type="dxa"/>
+            <w:gridSpan w:val="3"/>
+            <w:tcBorders>
+              <w:top w:val="single" w:sz="12" w:space="0" w:color="auto"/>
+              <w:left w:val="single" w:sz="12" w:space="0" w:color="auto"/>
+              <w:right w:val="single" w:sz="12" w:space="0" w:color="auto"/>
+            </w:tcBorders>
+            <w:tcMar>
+              <w:top w:w="72" w:type="dxa"/>
+              <w:left w:w="115" w:type="dxa"/>
+              <w:bottom w:w="72" w:type="dxa"/>
+              <w:right w:w="115" w:type="dxa"/>
+            </w:tcMar>
+            <w:vAlign w:val="center"/>
+          </w:tcPr>
+          <w:p>
+            <w:pPr>
+              <w:rPr>
+                <w:b/>
+                <w:bCs/>
+                <w:sz w:val="22"/>
+                <w:szCs w:val="20"/>
+              </w:rPr>
+            </w:pPr>
+            <w:r>
+              <w:rPr>
+                <w:rFonts w:hint="eastAsia"/>
+                <w:b/>
+                <w:bCs/>
+                <w:sz w:val="22"/>
+                <w:szCs w:val="20"/>
+                <w:lang w:val="en-US"/>
+              </w:rPr>
+              <w:t>音</w:t>
+            </w:r>
+            <w:r>
+              <w:rPr>
+                <w:rFonts w:hint="eastAsia"/>
+                <w:b/>
+                <w:bCs/>
+                <w:sz w:val="22"/>
+                <w:szCs w:val="20"/>
+                <w:lang w:val="en-US"/>
+              </w:rPr>
+              <w:t xml:space="preserve">: </w:t>
+            </w:r>
+            <w:r>
+              <w:rPr>
+                <w:rFonts w:hint="eastAsia"/>
+                <w:b/>
+                <w:bCs/>
+                <w:sz w:val="22"/>
+                <w:szCs w:val="20"/>
+              </w:rPr>
+              <w:t>シン</w:t>
+            </w:r>
+          </w:p>
+        </w:tc>
+      </w:tr>
+      <w:tr>
+        <w:trPr>
+          <w:gridAfter w:val="1"/>
+          <w:wAfter w:w="12" w:type="dxa"/>
+          <w:trHeight w:val="121"/>
+        </w:trPr>
+        <w:tc>
+          <w:tcPr>
+            <w:tcW w:w="1475" w:type="dxa"/>
+            <w:vMerge/>
+            <w:tcBorders>
+              <w:left w:val="single" w:sz="12" w:space="0" w:color="auto"/>
+              <w:bottom w:val="single" w:sz="12" w:space="0" w:color="auto"/>
+              <w:right w:val="single" w:sz="12" w:space="0" w:color="auto"/>
+            </w:tcBorders>
+            <w:tcMar>
+              <w:top w:w="72" w:type="dxa"/>
+              <w:left w:w="115" w:type="dxa"/>
+              <w:bottom w:w="72" w:type="dxa"/>
+              <w:right w:w="115" w:type="dxa"/>
+            </w:tcMar>
+            <w:vAlign w:val="center"/>
+          </w:tcPr>
+          <w:p>
+            <w:pPr>
+              <w:jc w:val="center"/>
+              <w:rPr>
+                <w:sz w:val="22"/>
+                <w:szCs w:val="20"/>
+                <w:lang w:val="en-US"/>
+              </w:rPr>
+            </w:pPr>
+          </w:p>
+        </w:tc>
+        <w:tc>
+          <w:tcPr>
+            <w:tcW w:w="8713" w:type="dxa"/>
+            <w:gridSpan w:val="3"/>
+            <w:tcBorders>
+              <w:left w:val="single" w:sz="12" w:space="0" w:color="auto"/>
+              <w:bottom w:val="single" w:sz="12" w:space="0" w:color="auto"/>
+              <w:right w:val="single" w:sz="12" w:space="0" w:color="auto"/>
+            </w:tcBorders>
+            <w:tcMar>
+              <w:top w:w="72" w:type="dxa"/>
+              <w:left w:w="115" w:type="dxa"/>
+              <w:bottom w:w="72" w:type="dxa"/>
+              <w:right w:w="115" w:type="dxa"/>
+            </w:tcMar>
+            <w:vAlign w:val="center"/>
+          </w:tcPr>
+          <w:p>
+            <w:pPr>
+              <w:rPr>
+                <w:rFonts w:hint="eastAsia"/>
+                <w:sz w:val="22"/>
+                <w:szCs w:val="20"/>
+                <w:lang w:val="en-US"/>
+              </w:rPr>
+            </w:pPr>
+            <w:r>
+              <w:rPr>
+                <w:sz w:val="22"/>
+                <w:szCs w:val="20"/>
+                <w:lang w:val="en-US"/>
+              </w:rPr>
+              <w:t xml:space="preserve">1. </w:t>
+            </w:r>
+            <w:r>
+              <w:rPr>
+                <w:rFonts w:hint="eastAsia"/>
+                <w:sz w:val="22"/>
+                <w:szCs w:val="20"/>
+                <w:lang w:val="en-US"/>
+              </w:rPr>
+              <w:t>信用</w:t>
+            </w:r>
+            <w:r>
+              <w:rPr>
+                <w:rFonts w:hint="eastAsia"/>
+                <w:sz w:val="22"/>
+                <w:szCs w:val="20"/>
+                <w:lang w:val="en-US"/>
+              </w:rPr>
+              <w:t>（</w:t>
+            </w:r>
+            <w:r>
+              <w:rPr>
+                <w:rFonts w:hint="eastAsia"/>
+                <w:sz w:val="22"/>
+                <w:szCs w:val="20"/>
+                <w:lang w:val="en-US"/>
+              </w:rPr>
+              <w:t>しんよう</w:t>
+            </w:r>
+            <w:r>
+              <w:rPr>
+                <w:rFonts w:hint="eastAsia"/>
+                <w:sz w:val="22"/>
+                <w:szCs w:val="20"/>
+                <w:lang w:val="en-US"/>
+              </w:rPr>
+              <w:t>）</w:t>
+            </w:r>
+            <w:r>
+              <w:rPr>
+                <w:sz w:val="22"/>
+                <w:szCs w:val="20"/>
+                <w:lang w:val="en-US"/>
+              </w:rPr>
+              <w:t xml:space="preserve">: </w:t>
+            </w:r>
+            <w:r>
+              <w:rPr>
+                <w:sz w:val="22"/>
+                <w:szCs w:val="20"/>
+                <w:lang w:val="en-US"/>
+              </w:rPr>
+              <w:t>tin dùng</w:t>
+            </w:r>
+          </w:p>
+          <w:p>
+            <w:pPr>
+              <w:rPr>
+                <w:sz w:val="22"/>
+                <w:szCs w:val="20"/>
+                <w:lang w:val="en-US"/>
+              </w:rPr>
+            </w:pPr>
+            <w:r>
+              <w:rPr>
+                <w:rFonts w:hint="eastAsia"/>
+                <w:sz w:val="22"/>
+                <w:szCs w:val="20"/>
+                <w:lang w:val="en-US"/>
+              </w:rPr>
+              <w:t xml:space="preserve">2. </w:t>
+            </w:r>
+            <w:r>
+              <w:rPr>
+                <w:rFonts w:hint="eastAsia"/>
+                <w:sz w:val="22"/>
+                <w:szCs w:val="20"/>
+                <w:lang w:val="en-US"/>
+              </w:rPr>
+              <w:t>返信</w:t>
+            </w:r>
+            <w:r>
+              <w:rPr>
+                <w:rFonts w:hint="eastAsia"/>
+                <w:sz w:val="22"/>
+                <w:szCs w:val="20"/>
+                <w:lang w:val="en-US"/>
+              </w:rPr>
+              <w:t>（</w:t>
+            </w:r>
+            <w:r>
+              <w:rPr>
+                <w:rFonts w:hint="eastAsia"/>
+                <w:sz w:val="22"/>
+                <w:szCs w:val="20"/>
+                <w:lang w:val="en-US"/>
+              </w:rPr>
+              <w:t>へんしん</w:t>
+            </w:r>
+            <w:r>
+              <w:rPr>
+                <w:rFonts w:hint="eastAsia"/>
+                <w:sz w:val="22"/>
+                <w:szCs w:val="20"/>
+                <w:lang w:val="en-US"/>
+              </w:rPr>
+              <w:t>）</w:t>
+            </w:r>
+            <w:r>
+              <w:rPr>
+                <w:rFonts w:hint="eastAsia"/>
+                <w:sz w:val="22"/>
+                <w:szCs w:val="20"/>
+                <w:lang w:val="en-US"/>
+              </w:rPr>
+              <w:t xml:space="preserve">: </w:t>
+            </w:r>
+            <w:r>
+              <w:rPr>
+                <w:sz w:val="22"/>
+                <w:szCs w:val="20"/>
+                <w:lang w:val="en-US"/>
+              </w:rPr>
+              <w:t>phản hồi</w:t>
+            </w:r>
+          </w:p>
+          <w:p>
+            <w:pPr>
+              <w:rPr>
+                <w:sz w:val="22"/>
+                <w:szCs w:val="20"/>
+                <w:lang w:val="en-US"/>
+              </w:rPr>
+            </w:pPr>
+            <w:r>
+              <w:rPr>
+                <w:sz w:val="22"/>
+                <w:szCs w:val="20"/>
+                <w:lang w:val="en-US"/>
+              </w:rPr>
+              <w:t>3</w:t>
+            </w:r>
+            <w:r>
+              <w:rPr>
+                <w:sz w:val="22"/>
+                <w:szCs w:val="20"/>
+                <w:lang w:val="en-US"/>
+              </w:rPr>
+              <w:t xml:space="preserve">. </w:t>
+            </w:r>
+            <w:r>
+              <w:rPr>
+                <w:rFonts w:hint="eastAsia"/>
+                <w:sz w:val="22"/>
+                <w:szCs w:val="20"/>
+                <w:lang w:val="en-US"/>
+              </w:rPr>
+              <w:t>通信</w:t>
+            </w:r>
+            <w:r>
+              <w:rPr>
+                <w:rFonts w:hint="eastAsia"/>
+                <w:sz w:val="22"/>
+                <w:szCs w:val="20"/>
+                <w:lang w:val="en-US"/>
+              </w:rPr>
+              <w:t>（</w:t>
+            </w:r>
+            <w:r>
+              <w:rPr>
+                <w:rFonts w:hint="eastAsia"/>
+                <w:sz w:val="22"/>
+                <w:szCs w:val="20"/>
+                <w:lang w:val="en-US"/>
+              </w:rPr>
+              <w:t>つうしん</w:t>
+            </w:r>
+            <w:r>
+              <w:rPr>
+                <w:rFonts w:hint="eastAsia"/>
+                <w:sz w:val="22"/>
+                <w:szCs w:val="20"/>
+                <w:lang w:val="en-US"/>
+              </w:rPr>
+              <w:t>）</w:t>
+            </w:r>
+            <w:r>
+              <w:rPr>
+                <w:sz w:val="22"/>
+                <w:szCs w:val="20"/>
+                <w:lang w:val="en-US"/>
+              </w:rPr>
+              <w:t xml:space="preserve">: </w:t>
+            </w:r>
+            <w:r>
+              <w:rPr>
+                <w:sz w:val="22"/>
+                <w:szCs w:val="20"/>
+                <w:lang w:val="en-US"/>
+              </w:rPr>
+              <w:t xml:space="preserve">thông tin </w:t>
+            </w:r>
+          </w:p>
+          <w:p>
+            <w:pPr>
+              <w:rPr>
+                <w:rFonts w:hint="eastAsia"/>
+                <w:sz w:val="22"/>
+                <w:szCs w:val="20"/>
+                <w:lang w:val="en-US"/>
+              </w:rPr>
+            </w:pPr>
+            <w:r>
+              <w:rPr>
+                <w:sz w:val="22"/>
+                <w:szCs w:val="20"/>
+                <w:lang w:val="en-US"/>
+              </w:rPr>
+              <w:t>4</w:t>
+            </w:r>
+            <w:r>
+              <w:rPr>
+                <w:rFonts w:hint="eastAsia"/>
+                <w:sz w:val="22"/>
+                <w:szCs w:val="20"/>
+                <w:lang w:val="en-US"/>
+              </w:rPr>
+              <w:t xml:space="preserve">. </w:t>
+            </w:r>
+            <w:r>
+              <w:rPr>
+                <w:rFonts w:hint="eastAsia"/>
+                <w:sz w:val="22"/>
+                <w:szCs w:val="20"/>
+                <w:lang w:val="en-US"/>
+              </w:rPr>
+              <w:t>過信</w:t>
+            </w:r>
+            <w:r>
+              <w:rPr>
+                <w:rFonts w:hint="eastAsia"/>
+                <w:sz w:val="22"/>
+                <w:szCs w:val="20"/>
+                <w:lang w:val="en-US"/>
+              </w:rPr>
+              <w:t>（</w:t>
+            </w:r>
+            <w:r>
+              <w:rPr>
+                <w:rFonts w:hint="eastAsia"/>
+                <w:sz w:val="22"/>
+                <w:szCs w:val="20"/>
+                <w:lang w:val="en-US"/>
+              </w:rPr>
+              <w:t>かしん</w:t>
+            </w:r>
+            <w:r>
+              <w:rPr>
+                <w:rFonts w:hint="eastAsia"/>
+                <w:sz w:val="22"/>
+                <w:szCs w:val="20"/>
+                <w:lang w:val="en-US"/>
+              </w:rPr>
+              <w:t>）</w:t>
+            </w:r>
+            <w:r>
+              <w:rPr>
+                <w:rFonts w:hint="eastAsia"/>
+                <w:sz w:val="22"/>
+                <w:szCs w:val="20"/>
+                <w:lang w:val="en-US"/>
+              </w:rPr>
+              <w:t xml:space="preserve">: </w:t>
+            </w:r>
+            <w:r>
+              <w:rPr>
+                <w:sz w:val="22"/>
+                <w:szCs w:val="20"/>
+                <w:lang w:val="en-US"/>
+              </w:rPr>
+              <w:t>cả tin</w:t>
+            </w:r>
+          </w:p>
+        </w:tc>
+      </w:tr>
+      <w:tr>
+        <w:trPr>
+          <w:gridAfter w:val="1"/>
+          <w:wAfter w:w="12" w:type="dxa"/>
+          <w:trHeight w:val="121"/>
+        </w:trPr>
+        <w:tc>
+          <w:tcPr>
+            <w:tcW w:w="1475" w:type="dxa"/>
+            <w:vMerge w:val="restart"/>
+            <w:tcBorders>
+              <w:top w:val="single" w:sz="12" w:space="0" w:color="auto"/>
+              <w:left w:val="single" w:sz="12" w:space="0" w:color="auto"/>
+              <w:bottom w:val="single" w:sz="12" w:space="0" w:color="auto"/>
+              <w:right w:val="single" w:sz="12" w:space="0" w:color="auto"/>
+            </w:tcBorders>
+            <w:tcMar>
+              <w:top w:w="72" w:type="dxa"/>
+              <w:left w:w="115" w:type="dxa"/>
+              <w:bottom w:w="72" w:type="dxa"/>
+              <w:right w:w="115" w:type="dxa"/>
+            </w:tcMar>
+            <w:vAlign w:val="center"/>
+          </w:tcPr>
+          <w:p>
+            <w:pPr>
+              <w:jc w:val="center"/>
+              <w:rPr>
+                <w:b/>
+                <w:bCs/>
+                <w:sz w:val="48"/>
+                <w:szCs w:val="40"/>
+              </w:rPr>
+            </w:pPr>
+            <w:r>
+              <w:rPr>
+                <w:rFonts w:hint="eastAsia"/>
+                <w:b/>
+                <w:bCs/>
+                <w:sz w:val="48"/>
+                <w:szCs w:val="40"/>
+              </w:rPr>
+              <w:t>末</w:t>
+            </w:r>
+          </w:p>
+          <w:p>
+            <w:pPr>
+              <w:jc w:val="center"/>
+              <w:rPr>
+                <w:sz w:val="22"/>
+                <w:szCs w:val="20"/>
+                <w:lang w:val="en-US"/>
+              </w:rPr>
+            </w:pPr>
+            <w:r>
+              <w:rPr>
+                <w:b/>
+                <w:bCs/>
+                <w:sz w:val="24"/>
+                <w:szCs w:val="24"/>
+                <w:lang w:val="en-US"/>
+              </w:rPr>
+              <w:t>(</w:t>
+            </w:r>
+            <w:r>
+              <w:rPr>
+                <w:rFonts w:hint="eastAsia"/>
+                <w:b/>
+                <w:bCs/>
+                <w:sz w:val="24"/>
+                <w:szCs w:val="24"/>
+                <w:lang w:val="en-US"/>
+              </w:rPr>
+              <w:t>M</w:t>
+            </w:r>
+            <w:r>
+              <w:rPr>
+                <w:b/>
+                <w:bCs/>
+                <w:sz w:val="24"/>
+                <w:szCs w:val="24"/>
+                <w:lang w:val="en-US"/>
+              </w:rPr>
+              <w:t>Ạ</w:t>
+            </w:r>
+            <w:r>
+              <w:rPr>
+                <w:rFonts w:hint="eastAsia"/>
+                <w:b/>
+                <w:bCs/>
+                <w:sz w:val="24"/>
+                <w:szCs w:val="24"/>
+                <w:lang w:val="en-US"/>
+              </w:rPr>
+              <w:t>T</w:t>
+            </w:r>
+            <w:r>
+              <w:rPr>
+                <w:b/>
+                <w:bCs/>
+                <w:sz w:val="24"/>
+                <w:szCs w:val="24"/>
+                <w:lang w:val="en-US"/>
+              </w:rPr>
+              <w:t>)</w:t>
+            </w:r>
+          </w:p>
+        </w:tc>
+        <w:tc>
+          <w:tcPr>
+            <w:tcW w:w="4356" w:type="dxa"/>
+            <w:tcBorders>
+              <w:top w:val="single" w:sz="12" w:space="0" w:color="auto"/>
+              <w:left w:val="single" w:sz="12" w:space="0" w:color="auto"/>
+              <w:right w:val="single" w:sz="4" w:space="0" w:color="auto"/>
+            </w:tcBorders>
+            <w:tcMar>
+              <w:top w:w="72" w:type="dxa"/>
+              <w:left w:w="115" w:type="dxa"/>
+              <w:bottom w:w="72" w:type="dxa"/>
+              <w:right w:w="115" w:type="dxa"/>
+            </w:tcMar>
+            <w:vAlign w:val="center"/>
+          </w:tcPr>
+          <w:p>
+            <w:pPr>
+              <w:rPr>
+                <w:b/>
+                <w:bCs/>
+                <w:sz w:val="22"/>
+                <w:szCs w:val="20"/>
+              </w:rPr>
+            </w:pPr>
+            <w:r>
+              <w:rPr>
+                <w:rFonts w:hint="eastAsia"/>
+                <w:b/>
+                <w:bCs/>
+                <w:sz w:val="22"/>
+                <w:szCs w:val="20"/>
+                <w:lang w:val="en-US"/>
+              </w:rPr>
+              <w:t>音</w:t>
+            </w:r>
+            <w:r>
+              <w:rPr>
+                <w:rFonts w:hint="eastAsia"/>
+                <w:b/>
+                <w:bCs/>
+                <w:sz w:val="22"/>
+                <w:szCs w:val="20"/>
+                <w:lang w:val="en-US"/>
+              </w:rPr>
+              <w:t xml:space="preserve">: </w:t>
+            </w:r>
+            <w:r>
+              <w:rPr>
+                <w:rFonts w:hint="eastAsia"/>
+                <w:b/>
+                <w:bCs/>
+                <w:sz w:val="22"/>
+                <w:szCs w:val="20"/>
+              </w:rPr>
+              <w:t>マツ</w:t>
+            </w:r>
+          </w:p>
+        </w:tc>
+        <w:tc>
+          <w:tcPr>
+            <w:tcW w:w="4357" w:type="dxa"/>
+            <w:gridSpan w:val="2"/>
+            <w:tcBorders>
+              <w:top w:val="single" w:sz="12" w:space="0" w:color="auto"/>
+              <w:left w:val="single" w:sz="4" w:space="0" w:color="auto"/>
+              <w:right w:val="single" w:sz="12" w:space="0" w:color="auto"/>
+            </w:tcBorders>
+            <w:vAlign w:val="center"/>
+          </w:tcPr>
+          <w:p>
+            <w:pPr>
+              <w:rPr>
+                <w:rFonts w:hint="eastAsia"/>
+                <w:b/>
+                <w:bCs/>
+                <w:sz w:val="22"/>
+                <w:szCs w:val="20"/>
+              </w:rPr>
+            </w:pPr>
+            <w:r>
+              <w:rPr>
+                <w:b/>
+                <w:bCs/>
+                <w:sz w:val="22"/>
+                <w:szCs w:val="20"/>
+              </w:rPr>
+              <w:t>訓</w:t>
+            </w:r>
+            <w:r>
+              <w:rPr>
+                <w:b/>
+                <w:bCs/>
+                <w:sz w:val="22"/>
+                <w:szCs w:val="20"/>
+              </w:rPr>
+              <w:t xml:space="preserve">: </w:t>
+            </w:r>
+            <w:r>
+              <w:rPr>
+                <w:rFonts w:hint="eastAsia"/>
+                <w:b/>
+                <w:bCs/>
+                <w:sz w:val="22"/>
+                <w:szCs w:val="20"/>
+              </w:rPr>
+              <w:t>すえ</w:t>
+            </w:r>
+          </w:p>
+        </w:tc>
+      </w:tr>
+      <w:tr>
+        <w:trPr>
+          <w:gridAfter w:val="1"/>
+          <w:wAfter w:w="12" w:type="dxa"/>
+          <w:trHeight w:val="121"/>
+        </w:trPr>
+        <w:tc>
+          <w:tcPr>
+            <w:tcW w:w="1475" w:type="dxa"/>
+            <w:vMerge/>
+            <w:tcBorders>
+              <w:left w:val="single" w:sz="12" w:space="0" w:color="auto"/>
+              <w:bottom w:val="single" w:sz="12" w:space="0" w:color="auto"/>
+              <w:right w:val="single" w:sz="12" w:space="0" w:color="auto"/>
+            </w:tcBorders>
+            <w:tcMar>
+              <w:top w:w="72" w:type="dxa"/>
+              <w:left w:w="115" w:type="dxa"/>
+              <w:bottom w:w="72" w:type="dxa"/>
+              <w:right w:w="115" w:type="dxa"/>
+            </w:tcMar>
+            <w:vAlign w:val="center"/>
+          </w:tcPr>
+          <w:p>
+            <w:pPr>
+              <w:jc w:val="center"/>
+              <w:rPr>
+                <w:sz w:val="22"/>
+                <w:szCs w:val="20"/>
+                <w:lang w:val="en-US"/>
+              </w:rPr>
+            </w:pPr>
+          </w:p>
+        </w:tc>
+        <w:tc>
+          <w:tcPr>
+            <w:tcW w:w="4356" w:type="dxa"/>
+            <w:tcBorders>
+              <w:left w:val="single" w:sz="12" w:space="0" w:color="auto"/>
+              <w:bottom w:val="single" w:sz="12" w:space="0" w:color="auto"/>
+              <w:right w:val="single" w:sz="4" w:space="0" w:color="auto"/>
+            </w:tcBorders>
+            <w:tcMar>
+              <w:top w:w="72" w:type="dxa"/>
+              <w:left w:w="115" w:type="dxa"/>
+              <w:bottom w:w="72" w:type="dxa"/>
+              <w:right w:w="115" w:type="dxa"/>
+            </w:tcMar>
+            <w:vAlign w:val="center"/>
+          </w:tcPr>
+          <w:p>
+            <w:pPr>
+              <w:rPr>
+                <w:sz w:val="22"/>
+                <w:szCs w:val="20"/>
+                <w:lang w:val="en-US"/>
+              </w:rPr>
+            </w:pPr>
+            <w:r>
+              <w:rPr>
+                <w:rFonts w:hint="eastAsia"/>
+                <w:sz w:val="22"/>
+                <w:szCs w:val="20"/>
+                <w:lang w:val="en-US"/>
+              </w:rPr>
+              <w:t xml:space="preserve">1. </w:t>
+            </w:r>
+            <w:r>
+              <w:rPr>
+                <w:rFonts w:hint="eastAsia"/>
+                <w:sz w:val="22"/>
+                <w:szCs w:val="20"/>
+                <w:lang w:val="en-US"/>
+              </w:rPr>
+              <w:t>週末</w:t>
+            </w:r>
+            <w:r>
+              <w:rPr>
+                <w:rFonts w:hint="eastAsia"/>
+                <w:sz w:val="22"/>
+                <w:szCs w:val="20"/>
+                <w:lang w:val="en-US"/>
+              </w:rPr>
+              <w:t>（</w:t>
+            </w:r>
+            <w:r>
+              <w:rPr>
+                <w:rFonts w:hint="eastAsia"/>
+                <w:sz w:val="22"/>
+                <w:szCs w:val="20"/>
+                <w:lang w:val="en-US"/>
+              </w:rPr>
+              <w:t>しゅうまつ</w:t>
+            </w:r>
+            <w:r>
+              <w:rPr>
+                <w:rFonts w:hint="eastAsia"/>
+                <w:sz w:val="22"/>
+                <w:szCs w:val="20"/>
+                <w:lang w:val="en-US"/>
+              </w:rPr>
+              <w:t>）</w:t>
+            </w:r>
+            <w:r>
+              <w:rPr>
+                <w:rFonts w:hint="eastAsia"/>
+                <w:sz w:val="22"/>
+                <w:szCs w:val="20"/>
+                <w:lang w:val="en-US"/>
+              </w:rPr>
+              <w:t xml:space="preserve">: </w:t>
+            </w:r>
+            <w:r>
+              <w:rPr>
+                <w:sz w:val="22"/>
+                <w:szCs w:val="20"/>
+                <w:lang w:val="en-US"/>
+              </w:rPr>
+              <w:t>cuối tuần</w:t>
+            </w:r>
+          </w:p>
+          <w:p>
+            <w:pPr>
+              <w:rPr>
+                <w:sz w:val="22"/>
+                <w:szCs w:val="20"/>
+                <w:lang w:val="en-US"/>
+              </w:rPr>
+            </w:pPr>
+            <w:r>
+              <w:rPr>
+                <w:rFonts w:hint="eastAsia"/>
+                <w:sz w:val="22"/>
+                <w:szCs w:val="20"/>
+                <w:lang w:val="en-US"/>
+              </w:rPr>
+              <w:t xml:space="preserve">2. </w:t>
+            </w:r>
+            <w:r>
+              <w:rPr>
+                <w:rFonts w:hint="eastAsia"/>
+                <w:sz w:val="22"/>
+                <w:szCs w:val="20"/>
+                <w:lang w:val="en-US"/>
+              </w:rPr>
+              <w:t>月末</w:t>
+            </w:r>
+            <w:r>
+              <w:rPr>
+                <w:rFonts w:hint="eastAsia"/>
+                <w:sz w:val="22"/>
+                <w:szCs w:val="20"/>
+                <w:lang w:val="en-US"/>
+              </w:rPr>
+              <w:t>（</w:t>
+            </w:r>
+            <w:r>
+              <w:rPr>
+                <w:rFonts w:hint="eastAsia"/>
+                <w:sz w:val="22"/>
+                <w:szCs w:val="20"/>
+                <w:lang w:val="en-US"/>
+              </w:rPr>
+              <w:t>げつまつ</w:t>
+            </w:r>
+            <w:r>
+              <w:rPr>
+                <w:rFonts w:hint="eastAsia"/>
+                <w:sz w:val="22"/>
+                <w:szCs w:val="20"/>
+                <w:lang w:val="en-US"/>
+              </w:rPr>
+              <w:t>）</w:t>
+            </w:r>
+            <w:r>
+              <w:rPr>
+                <w:rFonts w:hint="eastAsia"/>
+                <w:sz w:val="22"/>
+                <w:szCs w:val="20"/>
+                <w:lang w:val="en-US"/>
+              </w:rPr>
+              <w:t xml:space="preserve">: </w:t>
+            </w:r>
+            <w:r>
+              <w:rPr>
+                <w:sz w:val="22"/>
+                <w:szCs w:val="20"/>
+                <w:lang w:val="en-US"/>
+              </w:rPr>
+              <w:t>cuối tháng</w:t>
+            </w:r>
+            <w:r>
+              <w:rPr>
+                <w:rFonts w:hint="eastAsia"/>
+                <w:sz w:val="22"/>
+                <w:szCs w:val="20"/>
+                <w:lang w:val="en-US"/>
+              </w:rPr>
+              <w:t xml:space="preserve"> </w:t>
+            </w:r>
+          </w:p>
+          <w:p>
+            <w:pPr>
+              <w:rPr>
+                <w:sz w:val="22"/>
+                <w:szCs w:val="20"/>
+                <w:lang w:val="en-US"/>
+              </w:rPr>
+            </w:pPr>
+            <w:r>
+              <w:rPr>
+                <w:rFonts w:hint="eastAsia"/>
+                <w:sz w:val="22"/>
+                <w:szCs w:val="20"/>
+                <w:lang w:val="en-US"/>
+              </w:rPr>
+              <w:t>3</w:t>
+            </w:r>
+            <w:r>
+              <w:rPr>
+                <w:sz w:val="22"/>
+                <w:szCs w:val="20"/>
+                <w:lang w:val="en-US"/>
+              </w:rPr>
+              <w:t xml:space="preserve">. </w:t>
+            </w:r>
+            <w:r>
+              <w:rPr>
+                <w:rFonts w:hint="eastAsia"/>
+                <w:sz w:val="22"/>
+                <w:szCs w:val="20"/>
+                <w:lang w:val="en-US"/>
+              </w:rPr>
+              <w:t>年末</w:t>
+            </w:r>
+            <w:r>
+              <w:rPr>
+                <w:sz w:val="22"/>
+                <w:szCs w:val="20"/>
+                <w:lang w:val="en-US"/>
+              </w:rPr>
+              <w:t>（</w:t>
+            </w:r>
+            <w:r>
+              <w:rPr>
+                <w:rFonts w:hint="eastAsia"/>
+                <w:sz w:val="22"/>
+                <w:szCs w:val="20"/>
+                <w:lang w:val="en-US"/>
+              </w:rPr>
+              <w:t>ねんまつ</w:t>
+            </w:r>
+            <w:r>
+              <w:rPr>
+                <w:sz w:val="22"/>
+                <w:szCs w:val="20"/>
+                <w:lang w:val="en-US"/>
+              </w:rPr>
+              <w:t>）</w:t>
+            </w:r>
+            <w:r>
+              <w:rPr>
+                <w:sz w:val="22"/>
+                <w:szCs w:val="20"/>
+                <w:lang w:val="en-US"/>
+              </w:rPr>
+              <w:t xml:space="preserve">: </w:t>
+            </w:r>
+            <w:r>
+              <w:rPr>
+                <w:sz w:val="22"/>
+                <w:szCs w:val="20"/>
+                <w:lang w:val="en-US"/>
+              </w:rPr>
+              <w:t>cuối năm</w:t>
+            </w:r>
+          </w:p>
+        </w:tc>
+        <w:tc>
+          <w:tcPr>
+            <w:tcW w:w="4357" w:type="dxa"/>
+            <w:gridSpan w:val="2"/>
+            <w:tcBorders>
+              <w:left w:val="single" w:sz="4" w:space="0" w:color="auto"/>
+              <w:bottom w:val="single" w:sz="12" w:space="0" w:color="auto"/>
+              <w:right w:val="single" w:sz="12" w:space="0" w:color="auto"/>
+            </w:tcBorders>
+            <w:vAlign w:val="center"/>
+          </w:tcPr>
+          <w:p>
+            <w:pPr>
+              <w:rPr>
+                <w:sz w:val="22"/>
+                <w:szCs w:val="20"/>
+                <w:lang w:val="en-US"/>
+              </w:rPr>
+            </w:pPr>
+            <w:r>
+              <w:rPr>
+                <w:rFonts w:hint="eastAsia"/>
+                <w:sz w:val="22"/>
+                <w:szCs w:val="20"/>
+                <w:lang w:val="en-US"/>
+              </w:rPr>
+              <w:t>末っ子</w:t>
+            </w:r>
+            <w:r>
+              <w:rPr>
+                <w:rFonts w:hint="eastAsia"/>
+                <w:sz w:val="22"/>
+                <w:szCs w:val="20"/>
+                <w:lang w:val="en-US"/>
+              </w:rPr>
+              <w:t>（</w:t>
+            </w:r>
+            <w:r>
+              <w:rPr>
+                <w:rFonts w:hint="eastAsia"/>
+                <w:sz w:val="22"/>
+                <w:szCs w:val="20"/>
+                <w:lang w:val="en-US"/>
+              </w:rPr>
+              <w:t>すえっこ</w:t>
+            </w:r>
+            <w:r>
+              <w:rPr>
+                <w:rFonts w:hint="eastAsia"/>
+                <w:sz w:val="22"/>
+                <w:szCs w:val="20"/>
+                <w:lang w:val="en-US"/>
+              </w:rPr>
+              <w:t>）</w:t>
+            </w:r>
+            <w:r>
+              <w:rPr>
+                <w:rFonts w:hint="eastAsia"/>
+                <w:sz w:val="22"/>
+                <w:szCs w:val="20"/>
+                <w:lang w:val="en-US"/>
+              </w:rPr>
+              <w:t xml:space="preserve">: </w:t>
+            </w:r>
+            <w:r>
+              <w:rPr>
+                <w:sz w:val="22"/>
+                <w:szCs w:val="20"/>
+                <w:lang w:val="en-US"/>
+              </w:rPr>
+              <w:t>con út</w:t>
+            </w:r>
+          </w:p>
+        </w:tc>
+      </w:tr>
+      <w:tr>
+        <w:trPr>
+          <w:gridAfter w:val="1"/>
+          <w:wAfter w:w="12" w:type="dxa"/>
+          <w:trHeight w:val="121"/>
+        </w:trPr>
+        <w:tc>
+          <w:tcPr>
+            <w:tcW w:w="1475" w:type="dxa"/>
+            <w:vMerge w:val="restart"/>
+            <w:tcBorders>
+              <w:left w:val="single" w:sz="12" w:space="0" w:color="auto"/>
+              <w:bottom w:val="single" w:sz="12" w:space="0" w:color="auto"/>
+              <w:right w:val="single" w:sz="12" w:space="0" w:color="auto"/>
+            </w:tcBorders>
+            <w:tcMar>
+              <w:top w:w="72" w:type="dxa"/>
+              <w:left w:w="115" w:type="dxa"/>
+              <w:bottom w:w="72" w:type="dxa"/>
+              <w:right w:w="115" w:type="dxa"/>
+            </w:tcMar>
+            <w:vAlign w:val="center"/>
+          </w:tcPr>
+          <w:p>
+            <w:pPr>
+              <w:jc w:val="center"/>
+              <w:rPr>
+                <w:b/>
+                <w:bCs/>
+                <w:sz w:val="48"/>
+                <w:szCs w:val="40"/>
+              </w:rPr>
+            </w:pPr>
+            <w:r>
+              <w:rPr>
+                <w:rFonts w:hint="eastAsia"/>
+                <w:b/>
+                <w:bCs/>
+                <w:sz w:val="48"/>
+                <w:szCs w:val="40"/>
+              </w:rPr>
+              <w:t>記</w:t>
+            </w:r>
+          </w:p>
+          <w:p>
+            <w:pPr>
+              <w:jc w:val="center"/>
+              <w:rPr>
+                <w:sz w:val="22"/>
+                <w:szCs w:val="20"/>
+                <w:lang w:val="en-US"/>
+              </w:rPr>
+            </w:pPr>
+            <w:r>
+              <w:rPr>
+                <w:b/>
+                <w:bCs/>
+                <w:sz w:val="24"/>
+                <w:szCs w:val="24"/>
+                <w:lang w:val="en-US"/>
+              </w:rPr>
+              <w:t>(</w:t>
+            </w:r>
+            <w:r>
+              <w:rPr>
+                <w:rFonts w:hint="eastAsia"/>
+                <w:b/>
+                <w:bCs/>
+                <w:sz w:val="24"/>
+                <w:szCs w:val="24"/>
+                <w:lang w:val="en-US"/>
+              </w:rPr>
+              <w:t>KÝ</w:t>
+            </w:r>
+            <w:r>
+              <w:rPr>
+                <w:b/>
+                <w:bCs/>
+                <w:sz w:val="24"/>
+                <w:szCs w:val="24"/>
+                <w:lang w:val="en-US"/>
+              </w:rPr>
+              <w:t>)</w:t>
+            </w:r>
+          </w:p>
+        </w:tc>
+        <w:tc>
+          <w:tcPr>
+            <w:tcW w:w="4356" w:type="dxa"/>
+            <w:tcBorders>
+              <w:top w:val="single" w:sz="12" w:space="0" w:color="auto"/>
+              <w:left w:val="single" w:sz="12" w:space="0" w:color="auto"/>
+              <w:right w:val="single" w:sz="4" w:space="0" w:color="auto"/>
+            </w:tcBorders>
+            <w:tcMar>
+              <w:top w:w="72" w:type="dxa"/>
+              <w:left w:w="115" w:type="dxa"/>
+              <w:bottom w:w="72" w:type="dxa"/>
+              <w:right w:w="115" w:type="dxa"/>
+            </w:tcMar>
+            <w:vAlign w:val="center"/>
+          </w:tcPr>
+          <w:p>
+            <w:pPr>
+              <w:rPr>
+                <w:b/>
+                <w:bCs/>
+                <w:sz w:val="22"/>
+                <w:szCs w:val="20"/>
+              </w:rPr>
+            </w:pPr>
+            <w:r>
+              <w:rPr>
+                <w:rFonts w:hint="eastAsia"/>
+                <w:b/>
+                <w:bCs/>
+                <w:sz w:val="22"/>
+                <w:szCs w:val="20"/>
+                <w:lang w:val="en-US"/>
+              </w:rPr>
+              <w:t>音</w:t>
+            </w:r>
+            <w:r>
+              <w:rPr>
+                <w:rFonts w:hint="eastAsia"/>
+                <w:b/>
+                <w:bCs/>
+                <w:sz w:val="22"/>
+                <w:szCs w:val="20"/>
+                <w:lang w:val="en-US"/>
+              </w:rPr>
+              <w:t xml:space="preserve">: </w:t>
+            </w:r>
+            <w:r>
+              <w:rPr>
+                <w:rFonts w:hint="eastAsia"/>
+                <w:b/>
+                <w:bCs/>
+                <w:sz w:val="22"/>
+                <w:szCs w:val="20"/>
+              </w:rPr>
+              <w:t>キ</w:t>
+            </w:r>
+          </w:p>
+        </w:tc>
+        <w:tc>
+          <w:tcPr>
+            <w:tcW w:w="4357" w:type="dxa"/>
+            <w:gridSpan w:val="2"/>
+            <w:tcBorders>
+              <w:top w:val="single" w:sz="12" w:space="0" w:color="auto"/>
+              <w:left w:val="single" w:sz="4" w:space="0" w:color="auto"/>
+              <w:right w:val="single" w:sz="12" w:space="0" w:color="auto"/>
+            </w:tcBorders>
+            <w:vAlign w:val="center"/>
+          </w:tcPr>
+          <w:p>
+            <w:pPr>
+              <w:rPr>
+                <w:b/>
+                <w:bCs/>
+                <w:sz w:val="22"/>
+                <w:szCs w:val="20"/>
+              </w:rPr>
+            </w:pPr>
+            <w:r>
+              <w:rPr>
+                <w:b/>
+                <w:bCs/>
+                <w:sz w:val="22"/>
+                <w:szCs w:val="20"/>
+              </w:rPr>
+              <w:t>訓</w:t>
+            </w:r>
+            <w:r>
+              <w:rPr>
+                <w:b/>
+                <w:bCs/>
+                <w:sz w:val="22"/>
+                <w:szCs w:val="20"/>
+              </w:rPr>
+              <w:t xml:space="preserve">: </w:t>
+            </w:r>
+            <w:r>
+              <w:rPr>
+                <w:rFonts w:hint="eastAsia"/>
+                <w:b/>
+                <w:bCs/>
+                <w:sz w:val="22"/>
+                <w:szCs w:val="20"/>
+              </w:rPr>
+              <w:t>しる・す</w:t>
+            </w:r>
+          </w:p>
+        </w:tc>
+      </w:tr>
+      <w:tr>
+        <w:trPr>
+          <w:gridAfter w:val="1"/>
+          <w:wAfter w:w="12" w:type="dxa"/>
+          <w:trHeight w:val="121"/>
+        </w:trPr>
+        <w:tc>
+          <w:tcPr>
+            <w:tcW w:w="1475" w:type="dxa"/>
+            <w:vMerge/>
+            <w:tcBorders>
+              <w:left w:val="single" w:sz="12" w:space="0" w:color="auto"/>
+              <w:bottom w:val="single" w:sz="12" w:space="0" w:color="auto"/>
+              <w:right w:val="single" w:sz="12" w:space="0" w:color="auto"/>
+            </w:tcBorders>
+            <w:tcMar>
+              <w:top w:w="72" w:type="dxa"/>
+              <w:left w:w="115" w:type="dxa"/>
+              <w:bottom w:w="72" w:type="dxa"/>
+              <w:right w:w="115" w:type="dxa"/>
+            </w:tcMar>
+            <w:vAlign w:val="center"/>
+          </w:tcPr>
+          <w:p>
+            <w:pPr>
+              <w:jc w:val="center"/>
+              <w:rPr>
+                <w:sz w:val="22"/>
+                <w:szCs w:val="20"/>
+                <w:lang w:val="en-US"/>
+              </w:rPr>
+            </w:pPr>
+          </w:p>
+        </w:tc>
+        <w:tc>
+          <w:tcPr>
+            <w:tcW w:w="4362" w:type="dxa"/>
+            <w:gridSpan w:val="2"/>
+            <w:tcBorders>
+              <w:left w:val="single" w:sz="12" w:space="0" w:color="auto"/>
+              <w:bottom w:val="single" w:sz="12" w:space="0" w:color="auto"/>
+              <w:right w:val="single" w:sz="4" w:space="0" w:color="auto"/>
+            </w:tcBorders>
+            <w:tcMar>
+              <w:top w:w="72" w:type="dxa"/>
+              <w:left w:w="115" w:type="dxa"/>
+              <w:bottom w:w="72" w:type="dxa"/>
+              <w:right w:w="115" w:type="dxa"/>
+            </w:tcMar>
+            <w:vAlign w:val="center"/>
+          </w:tcPr>
+          <w:p>
+            <w:pPr>
+              <w:rPr>
+                <w:rFonts w:hint="eastAsia"/>
+                <w:sz w:val="22"/>
+                <w:szCs w:val="20"/>
+                <w:lang w:val="en-US"/>
+              </w:rPr>
+            </w:pPr>
+            <w:r>
+              <w:rPr>
+                <w:rFonts w:hint="eastAsia"/>
+                <w:sz w:val="22"/>
+                <w:szCs w:val="20"/>
+                <w:lang w:val="en-US"/>
+              </w:rPr>
+              <w:t xml:space="preserve">1. </w:t>
+            </w:r>
+            <w:r>
+              <w:rPr>
+                <w:rFonts w:hint="eastAsia"/>
+                <w:sz w:val="22"/>
+                <w:szCs w:val="20"/>
+                <w:lang w:val="en-US"/>
+              </w:rPr>
+              <w:t>記事</w:t>
+            </w:r>
+            <w:r>
+              <w:rPr>
+                <w:rFonts w:hint="eastAsia"/>
+                <w:sz w:val="22"/>
+                <w:szCs w:val="20"/>
+                <w:lang w:val="en-US"/>
+              </w:rPr>
+              <w:t>（</w:t>
+            </w:r>
+            <w:r>
+              <w:rPr>
+                <w:rFonts w:hint="eastAsia"/>
+                <w:sz w:val="22"/>
+                <w:szCs w:val="20"/>
+                <w:lang w:val="en-US"/>
+              </w:rPr>
+              <w:t>きじ</w:t>
+            </w:r>
+            <w:r>
+              <w:rPr>
+                <w:rFonts w:hint="eastAsia"/>
+                <w:sz w:val="22"/>
+                <w:szCs w:val="20"/>
+                <w:lang w:val="en-US"/>
+              </w:rPr>
+              <w:t>）</w:t>
+            </w:r>
+            <w:r>
+              <w:rPr>
+                <w:rFonts w:hint="eastAsia"/>
+                <w:sz w:val="22"/>
+                <w:szCs w:val="20"/>
+                <w:lang w:val="en-US"/>
+              </w:rPr>
+              <w:t xml:space="preserve">: </w:t>
+            </w:r>
+            <w:r>
+              <w:rPr>
+                <w:sz w:val="22"/>
+                <w:szCs w:val="20"/>
+                <w:lang w:val="en-US"/>
+              </w:rPr>
+              <w:t>bài viết, bài báo</w:t>
+            </w:r>
+          </w:p>
+          <w:p>
+            <w:pPr>
+              <w:rPr>
+                <w:rFonts w:hint="eastAsia"/>
+                <w:sz w:val="22"/>
+                <w:szCs w:val="20"/>
+                <w:lang w:val="en-US"/>
+              </w:rPr>
+            </w:pPr>
+            <w:r>
+              <w:rPr>
+                <w:rFonts w:hint="eastAsia"/>
+                <w:sz w:val="22"/>
+                <w:szCs w:val="20"/>
+                <w:lang w:val="en-US"/>
+              </w:rPr>
+              <w:t xml:space="preserve">2. </w:t>
+            </w:r>
+            <w:r>
+              <w:rPr>
+                <w:rFonts w:hint="eastAsia"/>
+                <w:sz w:val="22"/>
+                <w:szCs w:val="20"/>
+                <w:lang w:val="en-US"/>
+              </w:rPr>
+              <w:t>記者</w:t>
+            </w:r>
+            <w:r>
+              <w:rPr>
+                <w:rFonts w:hint="eastAsia"/>
+                <w:sz w:val="22"/>
+                <w:szCs w:val="20"/>
+                <w:lang w:val="en-US"/>
+              </w:rPr>
+              <w:t>（</w:t>
+            </w:r>
+            <w:r>
+              <w:rPr>
+                <w:rFonts w:hint="eastAsia"/>
+                <w:sz w:val="22"/>
+                <w:szCs w:val="20"/>
+                <w:lang w:val="en-US"/>
+              </w:rPr>
+              <w:t>きしゃ</w:t>
+            </w:r>
+            <w:r>
+              <w:rPr>
+                <w:rFonts w:hint="eastAsia"/>
+                <w:sz w:val="22"/>
+                <w:szCs w:val="20"/>
+                <w:lang w:val="en-US"/>
+              </w:rPr>
+              <w:t>）</w:t>
+            </w:r>
+            <w:r>
+              <w:rPr>
+                <w:rFonts w:hint="eastAsia"/>
+                <w:sz w:val="22"/>
+                <w:szCs w:val="20"/>
+                <w:lang w:val="en-US"/>
+              </w:rPr>
+              <w:t xml:space="preserve">: </w:t>
+            </w:r>
+            <w:r>
+              <w:rPr>
+                <w:sz w:val="22"/>
+                <w:szCs w:val="20"/>
+                <w:lang w:val="en-US"/>
+              </w:rPr>
+              <w:t>kí giả</w:t>
+            </w:r>
+          </w:p>
+          <w:p>
+            <w:pPr>
+              <w:rPr>
+                <w:rFonts w:hint="eastAsia"/>
+                <w:sz w:val="22"/>
+                <w:szCs w:val="20"/>
+                <w:lang w:val="en-US"/>
+              </w:rPr>
+            </w:pPr>
+            <w:r>
+              <w:rPr>
+                <w:rFonts w:hint="eastAsia"/>
+                <w:sz w:val="22"/>
+                <w:szCs w:val="20"/>
+                <w:lang w:val="en-US"/>
+              </w:rPr>
+              <w:t>3</w:t>
+            </w:r>
+            <w:r>
+              <w:rPr>
+                <w:sz w:val="22"/>
+                <w:szCs w:val="20"/>
+                <w:lang w:val="en-US"/>
+              </w:rPr>
+              <w:t xml:space="preserve">. </w:t>
+            </w:r>
+            <w:r>
+              <w:rPr>
+                <w:rFonts w:hint="eastAsia"/>
+                <w:sz w:val="22"/>
+                <w:szCs w:val="20"/>
+                <w:lang w:val="en-US"/>
+              </w:rPr>
+              <w:t>記入</w:t>
+            </w:r>
+            <w:r>
+              <w:rPr>
+                <w:sz w:val="22"/>
+                <w:szCs w:val="20"/>
+                <w:lang w:val="en-US"/>
+              </w:rPr>
+              <w:t>（</w:t>
+            </w:r>
+            <w:r>
+              <w:rPr>
+                <w:rFonts w:hint="eastAsia"/>
+                <w:sz w:val="22"/>
+                <w:szCs w:val="20"/>
+                <w:lang w:val="en-US"/>
+              </w:rPr>
+              <w:t>きにゅう</w:t>
+            </w:r>
+            <w:r>
+              <w:rPr>
+                <w:sz w:val="22"/>
+                <w:szCs w:val="20"/>
+                <w:lang w:val="en-US"/>
+              </w:rPr>
+              <w:t>）</w:t>
+            </w:r>
+            <w:r>
+              <w:rPr>
+                <w:sz w:val="22"/>
+                <w:szCs w:val="20"/>
+                <w:lang w:val="en-US"/>
+              </w:rPr>
+              <w:t xml:space="preserve">: </w:t>
+            </w:r>
+            <w:r>
+              <w:rPr>
+                <w:sz w:val="22"/>
+                <w:szCs w:val="20"/>
+                <w:lang w:val="en-US"/>
+              </w:rPr>
+              <w:t>viết</w:t>
+            </w:r>
+          </w:p>
+        </w:tc>
+        <w:tc>
+          <w:tcPr>
+            <w:tcW w:w="4351" w:type="dxa"/>
+            <w:tcBorders>
+              <w:left w:val="single" w:sz="4" w:space="0" w:color="auto"/>
+              <w:bottom w:val="single" w:sz="12" w:space="0" w:color="auto"/>
+              <w:right w:val="single" w:sz="12" w:space="0" w:color="auto"/>
+            </w:tcBorders>
+            <w:vAlign w:val="center"/>
+          </w:tcPr>
+          <w:p>
+            <w:pPr>
+              <w:rPr>
+                <w:rFonts w:hint="eastAsia"/>
+                <w:sz w:val="22"/>
+                <w:szCs w:val="20"/>
+                <w:lang w:val="en-US"/>
+              </w:rPr>
+            </w:pPr>
+            <w:r>
+              <w:rPr>
+                <w:rFonts w:hint="eastAsia"/>
+                <w:sz w:val="22"/>
+                <w:szCs w:val="20"/>
+                <w:lang w:val="en-US"/>
+              </w:rPr>
+              <w:t>4</w:t>
+            </w:r>
+            <w:r>
+              <w:rPr>
+                <w:sz w:val="22"/>
+                <w:szCs w:val="20"/>
+                <w:lang w:val="en-US"/>
+              </w:rPr>
+              <w:t xml:space="preserve">. </w:t>
+            </w:r>
+            <w:r>
+              <w:rPr>
+                <w:rFonts w:hint="eastAsia"/>
+                <w:sz w:val="22"/>
+                <w:szCs w:val="20"/>
+                <w:lang w:val="en-US"/>
+              </w:rPr>
+              <w:t>日記</w:t>
+            </w:r>
+            <w:r>
+              <w:rPr>
+                <w:rFonts w:hint="eastAsia"/>
+                <w:sz w:val="22"/>
+                <w:szCs w:val="20"/>
+                <w:lang w:val="en-US"/>
+              </w:rPr>
+              <w:t>（</w:t>
+            </w:r>
+            <w:r>
+              <w:rPr>
+                <w:rFonts w:hint="eastAsia"/>
+                <w:sz w:val="22"/>
+                <w:szCs w:val="20"/>
+                <w:lang w:val="en-US"/>
+              </w:rPr>
+              <w:t>にっき</w:t>
+            </w:r>
+            <w:r>
+              <w:rPr>
+                <w:rFonts w:hint="eastAsia"/>
+                <w:sz w:val="22"/>
+                <w:szCs w:val="20"/>
+                <w:lang w:val="en-US"/>
+              </w:rPr>
+              <w:t>）</w:t>
+            </w:r>
+            <w:r>
+              <w:rPr>
+                <w:sz w:val="22"/>
+                <w:szCs w:val="20"/>
+                <w:lang w:val="en-US"/>
+              </w:rPr>
+              <w:t xml:space="preserve">: </w:t>
+            </w:r>
+            <w:r>
+              <w:rPr>
+                <w:sz w:val="22"/>
+                <w:szCs w:val="20"/>
+                <w:lang w:val="en-US"/>
+              </w:rPr>
+              <w:t>nhật kí</w:t>
+            </w:r>
+          </w:p>
+          <w:p>
+            <w:pPr>
+              <w:rPr>
+                <w:sz w:val="22"/>
+                <w:szCs w:val="20"/>
+                <w:lang w:val="en-US"/>
+              </w:rPr>
+            </w:pPr>
+            <w:r>
+              <w:rPr>
+                <w:rFonts w:hint="eastAsia"/>
+                <w:sz w:val="22"/>
+                <w:szCs w:val="20"/>
+                <w:lang w:val="en-US"/>
+              </w:rPr>
+              <w:t>5</w:t>
+            </w:r>
+            <w:r>
+              <w:rPr>
+                <w:sz w:val="22"/>
+                <w:szCs w:val="20"/>
+                <w:lang w:val="en-US"/>
+              </w:rPr>
+              <w:t xml:space="preserve">. </w:t>
+            </w:r>
+            <w:r>
+              <w:rPr>
+                <w:rFonts w:hint="eastAsia"/>
+                <w:sz w:val="22"/>
+                <w:szCs w:val="20"/>
+                <w:lang w:val="en-US"/>
+              </w:rPr>
+              <w:t>暗記</w:t>
+            </w:r>
+            <w:r>
+              <w:rPr>
+                <w:rFonts w:hint="eastAsia"/>
+                <w:sz w:val="22"/>
+                <w:szCs w:val="20"/>
+                <w:lang w:val="en-US"/>
+              </w:rPr>
+              <w:t>（</w:t>
+            </w:r>
+            <w:r>
+              <w:rPr>
+                <w:rFonts w:hint="eastAsia"/>
+                <w:sz w:val="22"/>
+                <w:szCs w:val="20"/>
+                <w:lang w:val="en-US"/>
+              </w:rPr>
+              <w:t>あんき</w:t>
+            </w:r>
+            <w:r>
+              <w:rPr>
+                <w:rFonts w:hint="eastAsia"/>
+                <w:sz w:val="22"/>
+                <w:szCs w:val="20"/>
+                <w:lang w:val="en-US"/>
+              </w:rPr>
+              <w:t>）</w:t>
+            </w:r>
+            <w:r>
+              <w:rPr>
+                <w:sz w:val="22"/>
+                <w:szCs w:val="20"/>
+                <w:lang w:val="en-US"/>
+              </w:rPr>
+              <w:t xml:space="preserve">: </w:t>
+            </w:r>
+            <w:r>
+              <w:rPr>
+                <w:sz w:val="22"/>
+                <w:szCs w:val="20"/>
+                <w:lang w:val="en-US"/>
+              </w:rPr>
+              <w:t>học thuộc l</w:t>
+            </w:r>
+            <w:r>
+              <w:rPr>
+                <w:sz w:val="22"/>
+                <w:szCs w:val="20"/>
+                <w:lang w:val="en-US"/>
+              </w:rPr>
+              <w:t>òng</w:t>
+            </w:r>
+          </w:p>
+        </w:tc>
+      </w:tr>
+      <w:tr>
+        <w:trPr>
+          <w:gridAfter w:val="1"/>
+          <w:wAfter w:w="12" w:type="dxa"/>
+          <w:trHeight w:val="121"/>
+        </w:trPr>
+        <w:tc>
+          <w:tcPr>
+            <w:tcW w:w="1475" w:type="dxa"/>
+            <w:vMerge w:val="restart"/>
+            <w:tcBorders>
+              <w:left w:val="single" w:sz="12" w:space="0" w:color="auto"/>
+              <w:bottom w:val="single" w:sz="12" w:space="0" w:color="auto"/>
+              <w:right w:val="single" w:sz="12" w:space="0" w:color="auto"/>
+            </w:tcBorders>
+            <w:tcMar>
+              <w:top w:w="72" w:type="dxa"/>
+              <w:left w:w="115" w:type="dxa"/>
+              <w:bottom w:w="72" w:type="dxa"/>
+              <w:right w:w="115" w:type="dxa"/>
+            </w:tcMar>
+            <w:vAlign w:val="center"/>
+          </w:tcPr>
+          <w:p>
+            <w:pPr>
+              <w:jc w:val="center"/>
+              <w:rPr>
+                <w:b/>
+                <w:bCs/>
+                <w:sz w:val="48"/>
+                <w:szCs w:val="40"/>
+              </w:rPr>
+            </w:pPr>
+            <w:r>
+              <w:rPr>
+                <w:rFonts w:hint="eastAsia"/>
+                <w:b/>
+                <w:bCs/>
+                <w:sz w:val="48"/>
+                <w:szCs w:val="40"/>
+              </w:rPr>
+              <w:t>落</w:t>
+            </w:r>
+          </w:p>
+          <w:p>
+            <w:pPr>
+              <w:jc w:val="center"/>
+              <w:rPr>
+                <w:sz w:val="22"/>
+                <w:szCs w:val="20"/>
+                <w:lang w:val="en-US"/>
+              </w:rPr>
+            </w:pPr>
+            <w:r>
+              <w:rPr>
+                <w:b/>
+                <w:bCs/>
+                <w:sz w:val="24"/>
+                <w:szCs w:val="24"/>
+                <w:lang w:val="en-US"/>
+              </w:rPr>
+              <w:t>(</w:t>
+            </w:r>
+            <w:r>
+              <w:rPr>
+                <w:rFonts w:hint="eastAsia"/>
+                <w:b/>
+                <w:bCs/>
+                <w:sz w:val="24"/>
+                <w:szCs w:val="24"/>
+                <w:lang w:val="en-US"/>
+              </w:rPr>
+              <w:t>L</w:t>
+            </w:r>
+            <w:r>
+              <w:rPr>
+                <w:b/>
+                <w:bCs/>
+                <w:sz w:val="24"/>
+                <w:szCs w:val="24"/>
+                <w:lang w:val="en-US"/>
+              </w:rPr>
+              <w:t>Ạ</w:t>
+            </w:r>
+            <w:r>
+              <w:rPr>
+                <w:rFonts w:hint="eastAsia"/>
+                <w:b/>
+                <w:bCs/>
+                <w:sz w:val="24"/>
+                <w:szCs w:val="24"/>
+                <w:lang w:val="en-US"/>
+              </w:rPr>
+              <w:t>C</w:t>
+            </w:r>
+            <w:r>
+              <w:rPr>
+                <w:b/>
+                <w:bCs/>
+                <w:sz w:val="24"/>
+                <w:szCs w:val="24"/>
+                <w:lang w:val="en-US"/>
+              </w:rPr>
+              <w:t>)</w:t>
+            </w:r>
+          </w:p>
+        </w:tc>
+        <w:tc>
+          <w:tcPr>
+            <w:tcW w:w="4362" w:type="dxa"/>
+            <w:gridSpan w:val="2"/>
+            <w:tcBorders>
+              <w:top w:val="single" w:sz="12" w:space="0" w:color="auto"/>
+              <w:left w:val="single" w:sz="12" w:space="0" w:color="auto"/>
+              <w:right w:val="single" w:sz="4" w:space="0" w:color="auto"/>
+            </w:tcBorders>
+            <w:tcMar>
+              <w:top w:w="72" w:type="dxa"/>
+              <w:left w:w="115" w:type="dxa"/>
+              <w:bottom w:w="72" w:type="dxa"/>
+              <w:right w:w="115" w:type="dxa"/>
+            </w:tcMar>
+            <w:vAlign w:val="center"/>
+          </w:tcPr>
+          <w:p>
+            <w:pPr>
+              <w:rPr>
+                <w:b/>
+                <w:bCs/>
+                <w:sz w:val="22"/>
+                <w:szCs w:val="20"/>
+              </w:rPr>
+            </w:pPr>
+            <w:r>
+              <w:rPr>
+                <w:rFonts w:hint="eastAsia"/>
+                <w:b/>
+                <w:bCs/>
+                <w:sz w:val="22"/>
+                <w:szCs w:val="20"/>
+                <w:lang w:val="en-US"/>
+              </w:rPr>
+              <w:t>音</w:t>
+            </w:r>
+            <w:r>
+              <w:rPr>
+                <w:rFonts w:hint="eastAsia"/>
+                <w:b/>
+                <w:bCs/>
+                <w:sz w:val="22"/>
+                <w:szCs w:val="20"/>
+                <w:lang w:val="en-US"/>
+              </w:rPr>
+              <w:t xml:space="preserve">: </w:t>
+            </w:r>
+            <w:r>
+              <w:rPr>
+                <w:rFonts w:hint="eastAsia"/>
+                <w:b/>
+                <w:bCs/>
+                <w:sz w:val="22"/>
+                <w:szCs w:val="20"/>
+              </w:rPr>
+              <w:t>ラク</w:t>
+            </w:r>
+          </w:p>
+        </w:tc>
+        <w:tc>
+          <w:tcPr>
+            <w:tcW w:w="4351" w:type="dxa"/>
+            <w:tcBorders>
+              <w:top w:val="single" w:sz="12" w:space="0" w:color="auto"/>
+              <w:left w:val="single" w:sz="4" w:space="0" w:color="auto"/>
+              <w:right w:val="single" w:sz="12" w:space="0" w:color="auto"/>
+            </w:tcBorders>
+            <w:vAlign w:val="center"/>
+          </w:tcPr>
+          <w:p>
+            <w:pPr>
+              <w:rPr>
+                <w:b/>
+                <w:bCs/>
+                <w:sz w:val="22"/>
+                <w:szCs w:val="20"/>
+              </w:rPr>
+            </w:pPr>
+            <w:r>
+              <w:rPr>
+                <w:b/>
+                <w:bCs/>
+                <w:sz w:val="22"/>
+                <w:szCs w:val="20"/>
+              </w:rPr>
+              <w:t>訓</w:t>
+            </w:r>
+            <w:r>
+              <w:rPr>
+                <w:b/>
+                <w:bCs/>
+                <w:sz w:val="22"/>
+                <w:szCs w:val="20"/>
+              </w:rPr>
+              <w:t xml:space="preserve">: </w:t>
+            </w:r>
+            <w:r>
+              <w:rPr>
+                <w:rFonts w:hint="eastAsia"/>
+                <w:b/>
+                <w:bCs/>
+                <w:sz w:val="22"/>
+                <w:szCs w:val="20"/>
+              </w:rPr>
+              <w:t>お・ちる</w:t>
+            </w:r>
+            <w:r>
+              <w:rPr>
+                <w:rFonts w:hint="eastAsia"/>
+                <w:b/>
+                <w:bCs/>
+                <w:sz w:val="22"/>
+                <w:szCs w:val="20"/>
+              </w:rPr>
+              <w:t xml:space="preserve">, </w:t>
+            </w:r>
+            <w:r>
+              <w:rPr>
+                <w:rFonts w:hint="eastAsia"/>
+                <w:b/>
+                <w:bCs/>
+                <w:sz w:val="22"/>
+                <w:szCs w:val="20"/>
+              </w:rPr>
+              <w:t>お・とす</w:t>
+            </w:r>
+          </w:p>
+        </w:tc>
+      </w:tr>
+      <w:tr>
+        <w:trPr>
+          <w:gridAfter w:val="1"/>
+          <w:wAfter w:w="12" w:type="dxa"/>
+          <w:trHeight w:val="121"/>
+        </w:trPr>
+        <w:tc>
+          <w:tcPr>
+            <w:tcW w:w="1475" w:type="dxa"/>
+            <w:vMerge/>
+            <w:tcBorders>
+              <w:left w:val="single" w:sz="12" w:space="0" w:color="auto"/>
+              <w:bottom w:val="single" w:sz="12" w:space="0" w:color="auto"/>
+              <w:right w:val="single" w:sz="12" w:space="0" w:color="auto"/>
+            </w:tcBorders>
+            <w:tcMar>
+              <w:top w:w="72" w:type="dxa"/>
+              <w:left w:w="115" w:type="dxa"/>
+              <w:bottom w:w="72" w:type="dxa"/>
+              <w:right w:w="115" w:type="dxa"/>
+            </w:tcMar>
+            <w:vAlign w:val="center"/>
+          </w:tcPr>
+          <w:p>
+            <w:pPr>
+              <w:jc w:val="center"/>
+              <w:rPr>
+                <w:sz w:val="22"/>
+                <w:szCs w:val="20"/>
+                <w:lang w:val="en-US"/>
+              </w:rPr>
+            </w:pPr>
+          </w:p>
+        </w:tc>
+        <w:tc>
+          <w:tcPr>
+            <w:tcW w:w="4362" w:type="dxa"/>
+            <w:gridSpan w:val="2"/>
+            <w:tcBorders>
+              <w:left w:val="single" w:sz="12" w:space="0" w:color="auto"/>
+              <w:bottom w:val="single" w:sz="12" w:space="0" w:color="auto"/>
+            </w:tcBorders>
+            <w:tcMar>
+              <w:top w:w="72" w:type="dxa"/>
+              <w:left w:w="115" w:type="dxa"/>
+              <w:bottom w:w="72" w:type="dxa"/>
+              <w:right w:w="115" w:type="dxa"/>
+            </w:tcMar>
+            <w:vAlign w:val="center"/>
+          </w:tcPr>
+          <w:p>
+            <w:pPr>
+              <w:rPr>
+                <w:rFonts w:hint="eastAsia"/>
+                <w:sz w:val="22"/>
+                <w:szCs w:val="20"/>
+                <w:lang w:val="en-US"/>
+              </w:rPr>
+            </w:pPr>
+            <w:r>
+              <w:rPr>
+                <w:rFonts w:hint="eastAsia"/>
+                <w:sz w:val="22"/>
+                <w:szCs w:val="20"/>
+                <w:lang w:val="en-US"/>
+              </w:rPr>
+              <w:t xml:space="preserve">1. </w:t>
+            </w:r>
+            <w:r>
+              <w:rPr>
+                <w:rFonts w:hint="eastAsia"/>
+                <w:sz w:val="22"/>
+                <w:szCs w:val="20"/>
+                <w:lang w:val="en-US"/>
+              </w:rPr>
+              <w:t>落石</w:t>
+            </w:r>
+            <w:r>
+              <w:rPr>
+                <w:rFonts w:hint="eastAsia"/>
+                <w:sz w:val="22"/>
+                <w:szCs w:val="20"/>
+                <w:lang w:val="en-US"/>
+              </w:rPr>
+              <w:t>（</w:t>
+            </w:r>
+            <w:r>
+              <w:rPr>
+                <w:rFonts w:hint="eastAsia"/>
+                <w:sz w:val="22"/>
+                <w:szCs w:val="20"/>
+                <w:lang w:val="en-US"/>
+              </w:rPr>
+              <w:t>らくせき</w:t>
+            </w:r>
+            <w:r>
+              <w:rPr>
+                <w:rFonts w:hint="eastAsia"/>
+                <w:sz w:val="22"/>
+                <w:szCs w:val="20"/>
+                <w:lang w:val="en-US"/>
+              </w:rPr>
+              <w:t>）</w:t>
+            </w:r>
+            <w:r>
+              <w:rPr>
+                <w:rFonts w:hint="eastAsia"/>
+                <w:sz w:val="22"/>
+                <w:szCs w:val="20"/>
+                <w:lang w:val="en-US"/>
+              </w:rPr>
+              <w:t xml:space="preserve">: </w:t>
+            </w:r>
+            <w:r>
+              <w:rPr>
+                <w:sz w:val="22"/>
+                <w:szCs w:val="20"/>
+                <w:lang w:val="en-US"/>
+              </w:rPr>
+              <w:t>đá lở</w:t>
+            </w:r>
+          </w:p>
+          <w:p>
+            <w:pPr>
+              <w:rPr>
+                <w:sz w:val="22"/>
+                <w:szCs w:val="20"/>
+                <w:lang w:val="en-US"/>
+              </w:rPr>
+            </w:pPr>
+            <w:r>
+              <w:rPr>
+                <w:rFonts w:hint="eastAsia"/>
+                <w:sz w:val="22"/>
+                <w:szCs w:val="20"/>
+                <w:lang w:val="en-US"/>
+              </w:rPr>
+              <w:t xml:space="preserve">2. </w:t>
+            </w:r>
+            <w:r>
+              <w:rPr>
+                <w:rFonts w:hint="eastAsia"/>
+                <w:sz w:val="22"/>
+                <w:szCs w:val="20"/>
+                <w:lang w:val="en-US"/>
+              </w:rPr>
+              <w:t>落下</w:t>
+            </w:r>
+            <w:r>
+              <w:rPr>
+                <w:rFonts w:hint="eastAsia"/>
+                <w:sz w:val="22"/>
+                <w:szCs w:val="20"/>
+                <w:lang w:val="en-US"/>
+              </w:rPr>
+              <w:t>（</w:t>
+            </w:r>
+            <w:r>
+              <w:rPr>
+                <w:rFonts w:hint="eastAsia"/>
+                <w:sz w:val="22"/>
+                <w:szCs w:val="20"/>
+                <w:lang w:val="en-US"/>
+              </w:rPr>
+              <w:t>らっか</w:t>
+            </w:r>
+            <w:r>
+              <w:rPr>
+                <w:rFonts w:hint="eastAsia"/>
+                <w:sz w:val="22"/>
+                <w:szCs w:val="20"/>
+                <w:lang w:val="en-US"/>
+              </w:rPr>
+              <w:t>）</w:t>
+            </w:r>
+            <w:r>
+              <w:rPr>
+                <w:rFonts w:hint="eastAsia"/>
+                <w:sz w:val="22"/>
+                <w:szCs w:val="20"/>
+                <w:lang w:val="en-US"/>
+              </w:rPr>
+              <w:t xml:space="preserve">: </w:t>
+            </w:r>
+            <w:r>
+              <w:rPr>
+                <w:sz w:val="22"/>
+                <w:szCs w:val="20"/>
+                <w:lang w:val="en-US"/>
+              </w:rPr>
+              <w:t>rơi xuống</w:t>
+            </w:r>
+          </w:p>
+          <w:p>
+            <w:pPr>
+              <w:rPr>
+                <w:sz w:val="22"/>
+                <w:szCs w:val="20"/>
+                <w:lang w:val="en-US"/>
+              </w:rPr>
+            </w:pPr>
+            <w:r>
+              <w:rPr>
+                <w:sz w:val="22"/>
+                <w:szCs w:val="20"/>
+                <w:lang w:val="en-US"/>
+              </w:rPr>
+              <w:t>3</w:t>
+            </w:r>
+            <w:r>
+              <w:rPr>
+                <w:rFonts w:hint="eastAsia"/>
+                <w:sz w:val="22"/>
+                <w:szCs w:val="20"/>
+                <w:lang w:val="en-US"/>
+              </w:rPr>
+              <w:t xml:space="preserve">. </w:t>
+            </w:r>
+            <w:r>
+              <w:rPr>
+                <w:rFonts w:hint="eastAsia"/>
+                <w:sz w:val="22"/>
+                <w:szCs w:val="20"/>
+                <w:lang w:val="en-US"/>
+              </w:rPr>
+              <w:t>落後</w:t>
+            </w:r>
+            <w:r>
+              <w:rPr>
+                <w:rFonts w:hint="eastAsia"/>
+                <w:sz w:val="22"/>
+                <w:szCs w:val="20"/>
+                <w:lang w:val="en-US"/>
+              </w:rPr>
+              <w:t>（</w:t>
+            </w:r>
+            <w:r>
+              <w:rPr>
+                <w:rFonts w:hint="eastAsia"/>
+                <w:sz w:val="22"/>
+                <w:szCs w:val="20"/>
+                <w:lang w:val="en-US"/>
+              </w:rPr>
+              <w:t>らくご</w:t>
+            </w:r>
+            <w:r>
+              <w:rPr>
+                <w:rFonts w:hint="eastAsia"/>
+                <w:sz w:val="22"/>
+                <w:szCs w:val="20"/>
+                <w:lang w:val="en-US"/>
+              </w:rPr>
+              <w:t>）</w:t>
+            </w:r>
+            <w:r>
+              <w:rPr>
+                <w:rFonts w:hint="eastAsia"/>
+                <w:sz w:val="22"/>
+                <w:szCs w:val="20"/>
+                <w:lang w:val="en-US"/>
+              </w:rPr>
+              <w:t xml:space="preserve">: </w:t>
+            </w:r>
+            <w:r>
+              <w:rPr>
+                <w:sz w:val="22"/>
+                <w:szCs w:val="20"/>
+                <w:lang w:val="en-US"/>
+              </w:rPr>
+              <w:t>tụt lại phía sau</w:t>
+            </w:r>
+            <w:r>
+              <w:rPr>
+                <w:sz w:val="22"/>
+                <w:szCs w:val="20"/>
+                <w:lang w:val="en-US"/>
+              </w:rPr>
+              <w:t xml:space="preserve"> </w:t>
+            </w:r>
+          </w:p>
+          <w:p>
+            <w:pPr>
+              <w:rPr>
+                <w:rFonts w:hint="eastAsia"/>
+                <w:sz w:val="22"/>
+                <w:szCs w:val="20"/>
+                <w:lang w:val="en-US"/>
+              </w:rPr>
+            </w:pPr>
+            <w:r>
+              <w:rPr>
+                <w:sz w:val="22"/>
+                <w:szCs w:val="20"/>
+                <w:lang w:val="en-US"/>
+              </w:rPr>
+              <w:t>4</w:t>
+            </w:r>
+            <w:r>
+              <w:rPr>
+                <w:rFonts w:hint="eastAsia"/>
+                <w:sz w:val="22"/>
+                <w:szCs w:val="20"/>
+                <w:lang w:val="en-US"/>
+              </w:rPr>
+              <w:t xml:space="preserve">. </w:t>
+            </w:r>
+            <w:r>
+              <w:rPr>
+                <w:rFonts w:hint="eastAsia"/>
+                <w:sz w:val="22"/>
+                <w:szCs w:val="20"/>
+                <w:lang w:val="en-US"/>
+              </w:rPr>
+              <w:t>段落</w:t>
+            </w:r>
+            <w:r>
+              <w:rPr>
+                <w:rFonts w:hint="eastAsia"/>
+                <w:sz w:val="22"/>
+                <w:szCs w:val="20"/>
+                <w:lang w:val="en-US"/>
+              </w:rPr>
+              <w:t>（</w:t>
+            </w:r>
+            <w:r>
+              <w:rPr>
+                <w:rFonts w:hint="eastAsia"/>
+                <w:sz w:val="22"/>
+                <w:szCs w:val="20"/>
+                <w:lang w:val="en-US"/>
+              </w:rPr>
+              <w:t>だんらく</w:t>
+            </w:r>
+            <w:r>
+              <w:rPr>
+                <w:rFonts w:hint="eastAsia"/>
+                <w:sz w:val="22"/>
+                <w:szCs w:val="20"/>
+                <w:lang w:val="en-US"/>
+              </w:rPr>
+              <w:t>）</w:t>
+            </w:r>
+            <w:r>
+              <w:rPr>
+                <w:rFonts w:hint="eastAsia"/>
+                <w:sz w:val="22"/>
+                <w:szCs w:val="20"/>
+                <w:lang w:val="en-US"/>
+              </w:rPr>
+              <w:t xml:space="preserve">: </w:t>
+            </w:r>
+            <w:r>
+              <w:rPr>
+                <w:sz w:val="22"/>
+                <w:szCs w:val="20"/>
+                <w:lang w:val="en-US"/>
+              </w:rPr>
+              <w:t>đoạn văn</w:t>
+            </w:r>
+          </w:p>
+        </w:tc>
+        <w:tc>
+          <w:tcPr>
+            <w:tcW w:w="4351" w:type="dxa"/>
+            <w:tcBorders>
+              <w:bottom w:val="single" w:sz="12" w:space="0" w:color="auto"/>
+              <w:right w:val="single" w:sz="12" w:space="0" w:color="auto"/>
+            </w:tcBorders>
+            <w:vAlign w:val="center"/>
+          </w:tcPr>
+          <w:p>
+            <w:pPr>
+              <w:rPr>
+                <w:sz w:val="22"/>
+                <w:szCs w:val="20"/>
+                <w:lang w:val="en-US"/>
+              </w:rPr>
+            </w:pPr>
+          </w:p>
+        </w:tc>
+      </w:tr>
+      <w:tr>
+        <w:trPr>
+          <w:gridAfter w:val="1"/>
+          <w:wAfter w:w="12" w:type="dxa"/>
+          <w:trHeight w:val="121"/>
+        </w:trPr>
+        <w:tc>
+          <w:tcPr>
+            <w:tcW w:w="1475" w:type="dxa"/>
+            <w:vMerge w:val="restart"/>
+            <w:tcBorders>
+              <w:left w:val="single" w:sz="12" w:space="0" w:color="auto"/>
+              <w:bottom w:val="single" w:sz="12" w:space="0" w:color="auto"/>
+              <w:right w:val="single" w:sz="12" w:space="0" w:color="auto"/>
+            </w:tcBorders>
+            <w:tcMar>
+              <w:top w:w="72" w:type="dxa"/>
+              <w:left w:w="115" w:type="dxa"/>
+              <w:bottom w:w="72" w:type="dxa"/>
+              <w:right w:w="115" w:type="dxa"/>
+            </w:tcMar>
+            <w:vAlign w:val="center"/>
+          </w:tcPr>
+          <w:p>
+            <w:pPr>
+              <w:jc w:val="center"/>
+              <w:rPr>
+                <w:b/>
+                <w:bCs/>
+                <w:sz w:val="48"/>
+                <w:szCs w:val="40"/>
+              </w:rPr>
+            </w:pPr>
+            <w:r>
+              <w:rPr>
+                <w:rFonts w:hint="eastAsia"/>
+                <w:b/>
+                <w:bCs/>
+                <w:sz w:val="48"/>
+                <w:szCs w:val="40"/>
+              </w:rPr>
+              <w:t>器</w:t>
+            </w:r>
+          </w:p>
+          <w:p>
+            <w:pPr>
+              <w:jc w:val="center"/>
+              <w:rPr>
+                <w:sz w:val="22"/>
+                <w:szCs w:val="20"/>
+                <w:lang w:val="en-US"/>
+              </w:rPr>
+            </w:pPr>
+            <w:r>
+              <w:rPr>
+                <w:b/>
+                <w:bCs/>
+                <w:sz w:val="24"/>
+                <w:szCs w:val="24"/>
+                <w:lang w:val="en-US"/>
+              </w:rPr>
+              <w:t>(</w:t>
+            </w:r>
+            <w:r>
+              <w:rPr>
+                <w:rFonts w:hint="eastAsia"/>
+                <w:b/>
+                <w:bCs/>
+                <w:sz w:val="24"/>
+                <w:szCs w:val="24"/>
+                <w:lang w:val="en-US"/>
+              </w:rPr>
+              <w:t>KHÍ</w:t>
+            </w:r>
+            <w:r>
+              <w:rPr>
+                <w:b/>
+                <w:bCs/>
+                <w:sz w:val="24"/>
+                <w:szCs w:val="24"/>
+                <w:lang w:val="en-US"/>
+              </w:rPr>
+              <w:t>)</w:t>
+            </w:r>
+          </w:p>
+        </w:tc>
+        <w:tc>
+          <w:tcPr>
+            <w:tcW w:w="8713" w:type="dxa"/>
+            <w:gridSpan w:val="3"/>
+            <w:tcBorders>
+              <w:top w:val="single" w:sz="12" w:space="0" w:color="auto"/>
+              <w:left w:val="single" w:sz="12" w:space="0" w:color="auto"/>
+              <w:right w:val="single" w:sz="12" w:space="0" w:color="auto"/>
+            </w:tcBorders>
+            <w:tcMar>
+              <w:top w:w="72" w:type="dxa"/>
+              <w:left w:w="115" w:type="dxa"/>
+              <w:bottom w:w="72" w:type="dxa"/>
+              <w:right w:w="115" w:type="dxa"/>
+            </w:tcMar>
+            <w:vAlign w:val="center"/>
+          </w:tcPr>
+          <w:p>
+            <w:pPr>
+              <w:rPr>
+                <w:b/>
+                <w:bCs/>
+                <w:sz w:val="22"/>
+                <w:szCs w:val="20"/>
+              </w:rPr>
+            </w:pPr>
+            <w:r>
+              <w:rPr>
+                <w:rFonts w:hint="eastAsia"/>
+                <w:b/>
+                <w:bCs/>
+                <w:sz w:val="22"/>
+                <w:szCs w:val="20"/>
+                <w:lang w:val="en-US"/>
+              </w:rPr>
+              <w:t>音</w:t>
+            </w:r>
+            <w:r>
+              <w:rPr>
+                <w:rFonts w:hint="eastAsia"/>
+                <w:b/>
+                <w:bCs/>
+                <w:sz w:val="22"/>
+                <w:szCs w:val="20"/>
+                <w:lang w:val="en-US"/>
+              </w:rPr>
+              <w:t xml:space="preserve">: </w:t>
+            </w:r>
+            <w:r>
+              <w:rPr>
+                <w:b/>
+                <w:bCs/>
+                <w:sz w:val="22"/>
+                <w:szCs w:val="20"/>
+              </w:rPr>
+              <w:t>キ</w:t>
+            </w:r>
+          </w:p>
+        </w:tc>
+      </w:tr>
+      <w:tr>
+        <w:trPr>
+          <w:gridAfter w:val="1"/>
+          <w:wAfter w:w="12" w:type="dxa"/>
+          <w:trHeight w:val="121"/>
+        </w:trPr>
+        <w:tc>
+          <w:tcPr>
+            <w:tcW w:w="1475" w:type="dxa"/>
+            <w:vMerge/>
+            <w:tcBorders>
+              <w:left w:val="single" w:sz="12" w:space="0" w:color="auto"/>
+              <w:bottom w:val="single" w:sz="12" w:space="0" w:color="auto"/>
+              <w:right w:val="single" w:sz="12" w:space="0" w:color="auto"/>
+            </w:tcBorders>
+            <w:tcMar>
+              <w:top w:w="72" w:type="dxa"/>
+              <w:left w:w="115" w:type="dxa"/>
+              <w:bottom w:w="72" w:type="dxa"/>
+              <w:right w:w="115" w:type="dxa"/>
+            </w:tcMar>
+            <w:vAlign w:val="center"/>
+          </w:tcPr>
+          <w:p>
+            <w:pPr>
+              <w:jc w:val="center"/>
+              <w:rPr>
+                <w:sz w:val="22"/>
+                <w:szCs w:val="20"/>
+                <w:lang w:val="en-US"/>
+              </w:rPr>
+            </w:pPr>
+          </w:p>
+        </w:tc>
+        <w:tc>
+          <w:tcPr>
+            <w:tcW w:w="4362" w:type="dxa"/>
+            <w:gridSpan w:val="2"/>
+            <w:tcBorders>
+              <w:left w:val="single" w:sz="12" w:space="0" w:color="auto"/>
+              <w:bottom w:val="single" w:sz="12" w:space="0" w:color="auto"/>
+            </w:tcBorders>
+            <w:tcMar>
+              <w:top w:w="72" w:type="dxa"/>
+              <w:left w:w="115" w:type="dxa"/>
+              <w:bottom w:w="72" w:type="dxa"/>
+              <w:right w:w="115" w:type="dxa"/>
+            </w:tcMar>
+            <w:vAlign w:val="center"/>
+          </w:tcPr>
+          <w:p>
+            <w:pPr>
+              <w:rPr>
+                <w:rFonts w:hint="eastAsia"/>
+                <w:sz w:val="22"/>
+                <w:szCs w:val="20"/>
+                <w:lang w:val="en-US"/>
+              </w:rPr>
+            </w:pPr>
+            <w:r>
+              <w:rPr>
+                <w:rFonts w:hint="eastAsia"/>
+                <w:sz w:val="22"/>
+                <w:szCs w:val="20"/>
+                <w:lang w:val="en-US"/>
+              </w:rPr>
+              <w:t xml:space="preserve">1. </w:t>
+            </w:r>
+            <w:r>
+              <w:rPr>
+                <w:rFonts w:hint="eastAsia"/>
+                <w:sz w:val="22"/>
+                <w:szCs w:val="20"/>
+                <w:lang w:val="en-US"/>
+              </w:rPr>
+              <w:t>器具</w:t>
+            </w:r>
+            <w:r>
+              <w:rPr>
+                <w:rFonts w:hint="eastAsia"/>
+                <w:sz w:val="22"/>
+                <w:szCs w:val="20"/>
+                <w:lang w:val="en-US"/>
+              </w:rPr>
+              <w:t>（</w:t>
+            </w:r>
+            <w:r>
+              <w:rPr>
+                <w:rFonts w:hint="eastAsia"/>
+                <w:sz w:val="22"/>
+                <w:szCs w:val="20"/>
+                <w:lang w:val="en-US"/>
+              </w:rPr>
+              <w:t>きぐ</w:t>
+            </w:r>
+            <w:r>
+              <w:rPr>
+                <w:rFonts w:hint="eastAsia"/>
+                <w:sz w:val="22"/>
+                <w:szCs w:val="20"/>
+                <w:lang w:val="en-US"/>
+              </w:rPr>
+              <w:t>）</w:t>
+            </w:r>
+            <w:r>
+              <w:rPr>
+                <w:rFonts w:hint="eastAsia"/>
+                <w:sz w:val="22"/>
+                <w:szCs w:val="20"/>
+                <w:lang w:val="en-US"/>
+              </w:rPr>
+              <w:t xml:space="preserve">: </w:t>
+            </w:r>
+            <w:r>
+              <w:rPr>
+                <w:rFonts w:hint="eastAsia"/>
+                <w:sz w:val="22"/>
+                <w:szCs w:val="20"/>
+                <w:lang w:val="en-US"/>
+              </w:rPr>
+              <w:t>d</w:t>
+            </w:r>
+            <w:r>
+              <w:rPr>
+                <w:sz w:val="22"/>
+                <w:szCs w:val="20"/>
+                <w:lang w:val="en-US"/>
+              </w:rPr>
+              <w:t>ụ</w:t>
+            </w:r>
+            <w:r>
+              <w:rPr>
+                <w:rFonts w:hint="eastAsia"/>
+                <w:sz w:val="22"/>
+                <w:szCs w:val="20"/>
+                <w:lang w:val="en-US"/>
+              </w:rPr>
+              <w:t>ng c</w:t>
+            </w:r>
+            <w:r>
+              <w:rPr>
+                <w:sz w:val="22"/>
+                <w:szCs w:val="20"/>
+                <w:lang w:val="en-US"/>
+              </w:rPr>
+              <w:t>ụ</w:t>
+            </w:r>
+          </w:p>
+          <w:p>
+            <w:pPr>
+              <w:rPr>
+                <w:rFonts w:hint="eastAsia"/>
+                <w:sz w:val="22"/>
+                <w:szCs w:val="20"/>
+                <w:lang w:val="en-US"/>
+              </w:rPr>
+            </w:pPr>
+            <w:r>
+              <w:rPr>
+                <w:rFonts w:hint="eastAsia"/>
+                <w:sz w:val="22"/>
+                <w:szCs w:val="20"/>
+                <w:lang w:val="en-US"/>
+              </w:rPr>
+              <w:t xml:space="preserve">2. </w:t>
+            </w:r>
+            <w:r>
+              <w:rPr>
+                <w:rFonts w:hint="eastAsia"/>
+                <w:sz w:val="22"/>
+                <w:szCs w:val="20"/>
+                <w:lang w:val="en-US"/>
+              </w:rPr>
+              <w:t>器用</w:t>
+            </w:r>
+            <w:r>
+              <w:rPr>
+                <w:rFonts w:hint="eastAsia"/>
+                <w:sz w:val="22"/>
+                <w:szCs w:val="20"/>
+                <w:lang w:val="en-US"/>
+              </w:rPr>
+              <w:t>（</w:t>
+            </w:r>
+            <w:r>
+              <w:rPr>
+                <w:rFonts w:hint="eastAsia"/>
+                <w:sz w:val="22"/>
+                <w:szCs w:val="20"/>
+                <w:lang w:val="en-US"/>
+              </w:rPr>
+              <w:t>きよう</w:t>
+            </w:r>
+            <w:r>
+              <w:rPr>
+                <w:rFonts w:hint="eastAsia"/>
+                <w:sz w:val="22"/>
+                <w:szCs w:val="20"/>
+                <w:lang w:val="en-US"/>
+              </w:rPr>
+              <w:t>）</w:t>
+            </w:r>
+            <w:r>
+              <w:rPr>
+                <w:rFonts w:hint="eastAsia"/>
+                <w:sz w:val="22"/>
+                <w:szCs w:val="20"/>
+                <w:lang w:val="en-US"/>
+              </w:rPr>
+              <w:t xml:space="preserve">: </w:t>
+            </w:r>
+            <w:r>
+              <w:rPr>
+                <w:rFonts w:hint="eastAsia"/>
+                <w:sz w:val="22"/>
+                <w:szCs w:val="20"/>
+                <w:lang w:val="en-US"/>
+              </w:rPr>
+              <w:t>khéo léo</w:t>
+            </w:r>
+          </w:p>
+        </w:tc>
+        <w:tc>
+          <w:tcPr>
+            <w:tcW w:w="4351" w:type="dxa"/>
+            <w:tcBorders>
+              <w:bottom w:val="single" w:sz="12" w:space="0" w:color="auto"/>
+              <w:right w:val="single" w:sz="12" w:space="0" w:color="auto"/>
+            </w:tcBorders>
+            <w:vAlign w:val="center"/>
+          </w:tcPr>
+          <w:p>
+            <w:pPr>
+              <w:rPr>
+                <w:sz w:val="22"/>
+                <w:szCs w:val="20"/>
+                <w:lang w:val="en-US"/>
+              </w:rPr>
+            </w:pPr>
+            <w:r>
+              <w:rPr>
+                <w:rFonts w:hint="eastAsia"/>
+                <w:sz w:val="22"/>
+                <w:szCs w:val="20"/>
+                <w:lang w:val="en-US"/>
+              </w:rPr>
+              <w:t>3</w:t>
+            </w:r>
+            <w:r>
+              <w:rPr>
+                <w:sz w:val="22"/>
+                <w:szCs w:val="20"/>
+                <w:lang w:val="en-US"/>
+              </w:rPr>
+              <w:t xml:space="preserve">. </w:t>
+            </w:r>
+            <w:r>
+              <w:rPr>
+                <w:rFonts w:hint="eastAsia"/>
+                <w:sz w:val="22"/>
+                <w:szCs w:val="20"/>
+                <w:lang w:val="en-US"/>
+              </w:rPr>
+              <w:t>楽器</w:t>
+            </w:r>
+            <w:r>
+              <w:rPr>
+                <w:sz w:val="22"/>
+                <w:szCs w:val="20"/>
+                <w:lang w:val="en-US"/>
+              </w:rPr>
+              <w:t>（</w:t>
+            </w:r>
+            <w:r>
+              <w:rPr>
+                <w:rFonts w:hint="eastAsia"/>
+                <w:sz w:val="22"/>
+                <w:szCs w:val="20"/>
+                <w:lang w:val="en-US"/>
+              </w:rPr>
+              <w:t>がっき</w:t>
+            </w:r>
+            <w:r>
+              <w:rPr>
+                <w:sz w:val="22"/>
+                <w:szCs w:val="20"/>
+                <w:lang w:val="en-US"/>
+              </w:rPr>
+              <w:t>）</w:t>
+            </w:r>
+            <w:r>
+              <w:rPr>
+                <w:sz w:val="22"/>
+                <w:szCs w:val="20"/>
+                <w:lang w:val="en-US"/>
+              </w:rPr>
+              <w:t xml:space="preserve">: </w:t>
+            </w:r>
+            <w:r>
+              <w:rPr>
+                <w:sz w:val="22"/>
+                <w:szCs w:val="20"/>
+                <w:lang w:val="en-US"/>
+              </w:rPr>
+              <w:t>nhạc cụ</w:t>
+            </w:r>
+            <w:r>
+              <w:rPr>
+                <w:rFonts w:hint="eastAsia"/>
+                <w:sz w:val="22"/>
+                <w:szCs w:val="20"/>
+                <w:lang w:val="en-US"/>
+              </w:rPr>
+              <w:t xml:space="preserve"> </w:t>
+            </w:r>
+          </w:p>
+          <w:p>
+            <w:pPr>
+              <w:rPr>
+                <w:rFonts w:ascii="Calibri" w:hAnsi="Calibri" w:cs="Calibri" w:hint="eastAsia"/>
+                <w:sz w:val="22"/>
+                <w:szCs w:val="20"/>
+              </w:rPr>
+            </w:pPr>
+            <w:r>
+              <w:rPr>
+                <w:sz w:val="22"/>
+                <w:szCs w:val="20"/>
+                <w:lang w:val="en-US"/>
+              </w:rPr>
+              <w:t>4</w:t>
+            </w:r>
+            <w:r>
+              <w:rPr>
+                <w:sz w:val="22"/>
+                <w:szCs w:val="20"/>
+                <w:lang w:val="en-US"/>
+              </w:rPr>
+              <w:t xml:space="preserve">. </w:t>
+            </w:r>
+            <w:r>
+              <w:rPr>
+                <w:rFonts w:hint="eastAsia"/>
+                <w:sz w:val="22"/>
+                <w:szCs w:val="20"/>
+                <w:lang w:val="en-US"/>
+              </w:rPr>
+              <w:t>機器</w:t>
+            </w:r>
+            <w:r>
+              <w:rPr>
+                <w:sz w:val="22"/>
+                <w:szCs w:val="20"/>
+                <w:lang w:val="en-US"/>
+              </w:rPr>
+              <w:t>（</w:t>
+            </w:r>
+            <w:r>
+              <w:rPr>
+                <w:rFonts w:hint="eastAsia"/>
+                <w:sz w:val="22"/>
+                <w:szCs w:val="20"/>
+                <w:lang w:val="en-US"/>
+              </w:rPr>
+              <w:t>きき</w:t>
+            </w:r>
+            <w:r>
+              <w:rPr>
+                <w:sz w:val="22"/>
+                <w:szCs w:val="20"/>
+                <w:lang w:val="en-US"/>
+              </w:rPr>
+              <w:t>）</w:t>
+            </w:r>
+            <w:r>
+              <w:rPr>
+                <w:sz w:val="22"/>
+                <w:szCs w:val="20"/>
+                <w:lang w:val="en-US"/>
+              </w:rPr>
+              <w:t xml:space="preserve">: </w:t>
+            </w:r>
+            <w:r>
+              <w:rPr>
+                <w:sz w:val="22"/>
+                <w:szCs w:val="20"/>
+                <w:lang w:val="en-US"/>
+              </w:rPr>
+              <w:t>cơ khí</w:t>
+            </w:r>
+          </w:p>
+        </w:tc>
+      </w:tr>
+    </w:tbl>
+    <w:p>
+      <w:pPr>
+        <w:rPr>
+          <w:rFonts w:hint="eastAsia"/>
           <w:lang w:val="en-US"/>
         </w:rPr>
       </w:pPr>
@@ -14161,7 +23518,7 @@
   <w:style w:type="paragraph" w:default="1" w:styleId="Normal">
     <w:name w:val="Normal"/>
     <w:qFormat/>
-    <w:rsid w:val="008C372F"/>
+    <w:rsid w:val="00244929"/>
   </w:style>
   <w:style w:type="paragraph" w:styleId="Heading1">
     <w:name w:val="heading 1"/>
@@ -14727,6 +24084,68 @@
       <w:szCs w:val="24"/>
     </w:rPr>
   </w:style>
+  <w:style w:type="paragraph" w:styleId="NoteHeading">
+    <w:name w:val="Note Heading"/>
+    <w:basedOn w:val="Normal"/>
+    <w:next w:val="Normal"/>
+    <w:link w:val="NoteHeadingChar"/>
+    <w:uiPriority w:val="99"/>
+    <w:unhideWhenUsed/>
+    <w:rsid w:val="00244929"/>
+    <w:pPr>
+      <w:spacing w:after="0" w:line="240" w:lineRule="auto"/>
+    </w:pPr>
+    <w:rPr>
+      <w:b/>
+      <w:bCs/>
+      <w:sz w:val="48"/>
+      <w:szCs w:val="40"/>
+    </w:rPr>
+  </w:style>
+  <w:style w:type="character" w:customStyle="1" w:styleId="NoteHeadingChar">
+    <w:name w:val="Note Heading Char"/>
+    <w:basedOn w:val="DefaultParagraphFont"/>
+    <w:link w:val="NoteHeading"/>
+    <w:uiPriority w:val="99"/>
+    <w:rsid w:val="00244929"/>
+    <w:rPr>
+      <w:b/>
+      <w:bCs/>
+      <w:sz w:val="48"/>
+      <w:szCs w:val="40"/>
+    </w:rPr>
+  </w:style>
+  <w:style w:type="paragraph" w:styleId="Closing">
+    <w:name w:val="Closing"/>
+    <w:basedOn w:val="Normal"/>
+    <w:link w:val="ClosingChar"/>
+    <w:uiPriority w:val="99"/>
+    <w:unhideWhenUsed/>
+    <w:rsid w:val="00244929"/>
+    <w:pPr>
+      <w:spacing w:after="0" w:line="240" w:lineRule="auto"/>
+      <w:ind w:left="4320"/>
+    </w:pPr>
+    <w:rPr>
+      <w:b/>
+      <w:bCs/>
+      <w:sz w:val="48"/>
+      <w:szCs w:val="40"/>
+    </w:rPr>
+  </w:style>
+  <w:style w:type="character" w:customStyle="1" w:styleId="ClosingChar">
+    <w:name w:val="Closing Char"/>
+    <w:basedOn w:val="DefaultParagraphFont"/>
+    <w:link w:val="Closing"/>
+    <w:uiPriority w:val="99"/>
+    <w:rsid w:val="00244929"/>
+    <w:rPr>
+      <w:b/>
+      <w:bCs/>
+      <w:sz w:val="48"/>
+      <w:szCs w:val="40"/>
+    </w:rPr>
+  </w:style>
 </w:styles>
 </file>
 
